--- a/연구설계_및_분석계획서_전면개정판.docx
+++ b/연구설계_및_분석계획서_전면개정판.docx
@@ -1979,6 +1979,1360 @@
     </w:p>
     <w:p>
       <w:pPr>
+        <w:pStyle w:val="Heading3"/>
+        <w:spacing w:after="160" w:before="300"/>
+      </w:pPr>
+      <w:r>
+        <w:rPr>
+          <w:rFonts w:ascii="맑은 고딕" w:cs="맑은 고딕" w:eastAsia="맑은 고딕" w:hAnsi="맑은 고딕"/>
+        </w:rPr>
+        <w:t xml:space="preserve">3. 시퀀스분석과 최적일치법(Optimal Matching) — 기원·수식·적용</w:t>
+      </w:r>
+    </w:p>
+    <w:p>
+      <w:pPr>
+        <w:spacing w:after="200"/>
+      </w:pPr>
+      <w:r>
+        <w:rPr>
+          <w:rFonts w:ascii="맑은 고딕" w:cs="맑은 고딕" w:eastAsia="맑은 고딕" w:hAnsi="맑은 고딕"/>
+          <w:b/>
+          <w:bCs/>
+        </w:rPr>
+        <w:t xml:space="preserve">기원과 발전.</w:t>
+      </w:r>
+      <w:r>
+        <w:rPr>
+          <w:rFonts w:ascii="맑은 고딕" w:cs="맑은 고딕" w:eastAsia="맑은 고딕" w:hAnsi="맑은 고딕"/>
+        </w:rPr>
+        <w:t xml:space="preserve"> 최적일치법은 원래 생물정보학의 DNA 서열정렬 알고리즘(Needleman &amp; Wunsch, 1970)과 문자열 편집거리 이론(Levenshtein, 1966)에서 출발했다. 이를 사회과학의 생애과정 자료에 처음 이식한 것은 Abbott &amp; Forrest(1986)이며, Abbott(1995)의 "Sequence Analysis: New Methods for Old Ideas"(Annual Review of Sociology)가 방법론을 정식화해 사회학의 표준 도구로 확산시켰다. 이후 Abbott &amp; Tsay(2000)의 종합 리뷰 논문은 OM의 성과와 한계를 함께 평가했고, 같은 호에 실린 토론 논문들이 비용설정의 자의성을 비판하며 방법론 논쟁을 촉발했다. Aisenbrey &amp; Fasang(2010)은 이 논쟁 이후의 "제2세대 시퀀스분석"을 정리하며 생애과정(course)을 다시 방법의 중심에 되돌려 놓았다고 평가한다.</w:t>
+      </w:r>
+    </w:p>
+    <w:p>
+      <w:pPr>
+        <w:spacing w:after="200"/>
+      </w:pPr>
+      <w:r>
+        <w:rPr>
+          <w:rFonts w:ascii="맑은 고딕" w:cs="맑은 고딕" w:eastAsia="맑은 고딕" w:hAnsi="맑은 고딕"/>
+          <w:b/>
+          <w:bCs/>
+        </w:rPr>
+        <w:t xml:space="preserve">수학적 정식화.</w:t>
+      </w:r>
+      <w:r>
+        <w:rPr>
+          <w:rFonts w:ascii="맑은 고딕" w:cs="맑은 고딕" w:eastAsia="맑은 고딕" w:hAnsi="맑은 고딕"/>
+        </w:rPr>
+        <w:t xml:space="preserve"> 두 시퀀스 </w:t>
+      </w:r>
+      <w:r>
+        <w:rPr>
+          <w:rFonts w:ascii="Cambria Math" w:cs="Cambria Math" w:eastAsia="Cambria Math" w:hAnsi="Cambria Math"/>
+          <w:i/>
+          <w:iCs/>
+        </w:rPr>
+        <w:t xml:space="preserve">x=(x_1,...,x_m)</w:t>
+      </w:r>
+      <w:r>
+        <w:rPr>
+          <w:rFonts w:ascii="맑은 고딕" w:cs="맑은 고딕" w:eastAsia="맑은 고딕" w:hAnsi="맑은 고딕"/>
+        </w:rPr>
+        <w:t xml:space="preserve">, </w:t>
+      </w:r>
+      <w:r>
+        <w:rPr>
+          <w:rFonts w:ascii="Cambria Math" w:cs="Cambria Math" w:eastAsia="Cambria Math" w:hAnsi="Cambria Math"/>
+          <w:i/>
+          <w:iCs/>
+        </w:rPr>
+        <w:t xml:space="preserve">y=(y_1,...,y_n)</w:t>
+      </w:r>
+      <w:r>
+        <w:rPr>
+          <w:rFonts w:ascii="맑은 고딕" w:cs="맑은 고딕" w:eastAsia="맑은 고딕" w:hAnsi="맑은 고딕"/>
+        </w:rPr>
+        <w:t xml:space="preserve"> 사이의 편집거리는 삽입·삭제(indel) 비용 </w:t>
+      </w:r>
+      <w:r>
+        <w:rPr>
+          <w:rFonts w:ascii="Cambria Math" w:cs="Cambria Math" w:eastAsia="Cambria Math" w:hAnsi="Cambria Math"/>
+          <w:i/>
+          <w:iCs/>
+        </w:rPr>
+        <w:t xml:space="preserve">c_{indel}</w:t>
+      </w:r>
+      <w:r>
+        <w:rPr>
+          <w:rFonts w:ascii="맑은 고딕" w:cs="맑은 고딕" w:eastAsia="맑은 고딕" w:hAnsi="맑은 고딕"/>
+        </w:rPr>
+        <w:t xml:space="preserve">과 상태 </w:t>
+      </w:r>
+      <w:r>
+        <w:rPr>
+          <w:rFonts w:ascii="Cambria Math" w:cs="Cambria Math" w:eastAsia="Cambria Math" w:hAnsi="Cambria Math"/>
+          <w:i/>
+          <w:iCs/>
+        </w:rPr>
+        <w:t xml:space="preserve">a,b</w:t>
+      </w:r>
+      <w:r>
+        <w:rPr>
+          <w:rFonts w:ascii="맑은 고딕" w:cs="맑은 고딕" w:eastAsia="맑은 고딕" w:hAnsi="맑은 고딕"/>
+        </w:rPr>
+        <w:t xml:space="preserve"> 간 치환비용 </w:t>
+      </w:r>
+      <w:r>
+        <w:rPr>
+          <w:rFonts w:ascii="Cambria Math" w:cs="Cambria Math" w:eastAsia="Cambria Math" w:hAnsi="Cambria Math"/>
+          <w:i/>
+          <w:iCs/>
+        </w:rPr>
+        <w:t xml:space="preserve">c(a,b)</w:t>
+      </w:r>
+      <w:r>
+        <w:rPr>
+          <w:rFonts w:ascii="맑은 고딕" w:cs="맑은 고딕" w:eastAsia="맑은 고딕" w:hAnsi="맑은 고딕"/>
+        </w:rPr>
+        <w:t xml:space="preserve">로 구성된 비용함수를 최소화하는 동적계획법으로 계산한다:</w:t>
+      </w:r>
+    </w:p>
+    <w:p>
+      <w:pPr>
+        <w:spacing w:after="200"/>
+      </w:pPr>
+      <w:r>
+        <w:rPr>
+          <w:rFonts w:ascii="맑은 고딕" w:cs="맑은 고딕" w:eastAsia="맑은 고딕" w:hAnsi="맑은 고딕"/>
+        </w:rPr>
+        <w:t xml:space="preserve">$</w:t>
+      </w:r>
+      <w:r>
+        <w:rPr>
+          <w:rFonts w:ascii="Cambria Math" w:cs="Cambria Math" w:eastAsia="Cambria Math" w:hAnsi="Cambria Math"/>
+          <w:i/>
+          <w:iCs/>
+        </w:rPr>
+        <w:t xml:space="preserve">D(i,j)=\min\begin{cases}D(i-1,j)+c_{indel}\\D(i,j-1)+c_{indel}\\D(i-1,j-1)+c(x_i,y_j)\end{cases}</w:t>
+      </w:r>
+      <w:r>
+        <w:rPr>
+          <w:rFonts w:ascii="맑은 고딕" w:cs="맑은 고딕" w:eastAsia="맑은 고딕" w:hAnsi="맑은 고딕"/>
+        </w:rPr>
+        <w:t xml:space="preserve">$</w:t>
+      </w:r>
+    </w:p>
+    <w:p>
+      <w:pPr>
+        <w:spacing w:after="200"/>
+      </w:pPr>
+      <w:r>
+        <w:rPr>
+          <w:rFonts w:ascii="맑은 고딕" w:cs="맑은 고딕" w:eastAsia="맑은 고딕" w:hAnsi="맑은 고딕"/>
+        </w:rPr>
+        <w:t xml:space="preserve">치환비용 행렬 </w:t>
+      </w:r>
+      <w:r>
+        <w:rPr>
+          <w:rFonts w:ascii="Cambria Math" w:cs="Cambria Math" w:eastAsia="Cambria Math" w:hAnsi="Cambria Math"/>
+          <w:i/>
+          <w:iCs/>
+        </w:rPr>
+        <w:t xml:space="preserve">c(a,b)</w:t>
+      </w:r>
+      <w:r>
+        <w:rPr>
+          <w:rFonts w:ascii="맑은 고딕" w:cs="맑은 고딕" w:eastAsia="맑은 고딕" w:hAnsi="맑은 고딕"/>
+        </w:rPr>
+        <w:t xml:space="preserve">를 설정하는 방식은 크게 세 갈래로 나뉜다: (i) 이론적 근접성에 기반한 상수설정(CONSTANT, 본 연구 채택), (ii) 상태 간 관측된 전이빈도의 역수를 쓰는 TRATE(transition-rate) 방식(Rohwer &amp; Pötter의 제안을 Studer &amp; Ritschard(2016)가 정식화), (iii) 특징기반(feature-based) 설정. Studer &amp; Ritschard(2016)의 비교연구는 어떤 단일 기준도 보편적으로 우월하지 않으며 연구질문에 맞춰 선택해야 한다고 결론짓는다.</w:t>
+      </w:r>
+    </w:p>
+    <w:p>
+      <w:pPr>
+        <w:spacing w:after="200"/>
+      </w:pPr>
+      <w:r>
+        <w:rPr>
+          <w:rFonts w:ascii="맑은 고딕" w:cs="맑은 고딕" w:eastAsia="맑은 고딕" w:hAnsi="맑은 고딕"/>
+          <w:b/>
+          <w:bCs/>
+        </w:rPr>
+        <w:t xml:space="preserve">핵심 논쟁과 본 연구의 대응.</w:t>
+      </w:r>
+      <w:r>
+        <w:rPr>
+          <w:rFonts w:ascii="맑은 고딕" w:cs="맑은 고딕" w:eastAsia="맑은 고딕" w:hAnsi="맑은 고딕"/>
+        </w:rPr>
+        <w:t xml:space="preserve"> Hollister(2009)는 "Is Optimal Matching Suboptimal?"에서 OM의 비용설정이 사실상 임의적이며 그 자의성이 결과를 좌우한다고 비판했다. 이 비판에 대한 표준적 대응은 (a) 복수의 비용설정으로 강건성을 확인하고, (b) 결과를 비용값의 실체적 의미(예: "1년의 어긋남"이 아니라 "가입 상태의 순서·지속 형태 차이")로 해석하지 않는 것이다. 본 연구는 이를 반영해 CONSTANT(주분석)와 TRATE(민감도) 두 비용체계를 병행하고, Ⅳ.3절의 GBTM 교차검증(아래 5절)으로 유형화 결과의 모형독립적 강건성을 추가 확보한다. 군집 수 선택의 Rousseeuw(1987) ASW 기준과 대규모자료의 대표점 샘플링(Studer, Sadeghi &amp; Tochon, 2024)은 Ⅳ.3절에 이미 반영되어 있다.</w:t>
+      </w:r>
+    </w:p>
+    <w:p>
+      <w:pPr>
+        <w:pStyle w:val="Heading3"/>
+        <w:spacing w:after="160" w:before="300"/>
+      </w:pPr>
+      <w:r>
+        <w:rPr>
+          <w:rFonts w:ascii="맑은 고딕" w:cs="맑은 고딕" w:eastAsia="맑은 고딕" w:hAnsi="맑은 고딕"/>
+        </w:rPr>
+        <w:t xml:space="preserve">4. 사건사분석(생존분석) — 기원·수식·적용</w:t>
+      </w:r>
+    </w:p>
+    <w:p>
+      <w:pPr>
+        <w:spacing w:after="200"/>
+      </w:pPr>
+      <w:r>
+        <w:rPr>
+          <w:rFonts w:ascii="맑은 고딕" w:cs="맑은 고딕" w:eastAsia="맑은 고딕" w:hAnsi="맑은 고딕"/>
+          <w:b/>
+          <w:bCs/>
+        </w:rPr>
+        <w:t xml:space="preserve">기원과 발전.</w:t>
+      </w:r>
+      <w:r>
+        <w:rPr>
+          <w:rFonts w:ascii="맑은 고딕" w:cs="맑은 고딕" w:eastAsia="맑은 고딕" w:hAnsi="맑은 고딕"/>
+        </w:rPr>
+        <w:t xml:space="preserve"> 생존함수의 비모수 추정은 Kaplan &amp; Meier(1958)의 곱-한계 추정량(product-limit estimator)에서 시작되었고, Cox(1972)의 비례위험모형이 공변량을 반영한 준모수적 표준을 확립했다. Andersen &amp; Gill(1982)은 계수과정(counting process) 이론으로 Cox모형을 시간가변 공변량·반복사건으로 일반화했으며, 이 계수과정 틀이 아래 5절의 다중상태모형으로 이어진다. 사회과학에서는 Allison(1982)이 이산시간 위험모형(discrete-time hazard model)을 정식화해 응답이 월·년 단위로 집계되는 자료에 적용 가능하게 했고, Singer &amp; Willett(2003)의 교과서가 이를 종단자료 분석의 표준 틀로 정착시켰다.</w:t>
+      </w:r>
+    </w:p>
+    <w:p>
+      <w:pPr>
+        <w:spacing w:after="200"/>
+      </w:pPr>
+      <w:r>
+        <w:rPr>
+          <w:rFonts w:ascii="맑은 고딕" w:cs="맑은 고딕" w:eastAsia="맑은 고딕" w:hAnsi="맑은 고딕"/>
+          <w:b/>
+          <w:bCs/>
+        </w:rPr>
+        <w:t xml:space="preserve">수학적 정식화.</w:t>
+      </w:r>
+      <w:r>
+        <w:rPr>
+          <w:rFonts w:ascii="맑은 고딕" w:cs="맑은 고딕" w:eastAsia="맑은 고딕" w:hAnsi="맑은 고딕"/>
+        </w:rPr>
+        <w:t xml:space="preserve"> 생존함수 </w:t>
+      </w:r>
+      <w:r>
+        <w:rPr>
+          <w:rFonts w:ascii="Cambria Math" w:cs="Cambria Math" w:eastAsia="Cambria Math" w:hAnsi="Cambria Math"/>
+          <w:i/>
+          <w:iCs/>
+        </w:rPr>
+        <w:t xml:space="preserve">S(t)=P(T&gt;t)</w:t>
+      </w:r>
+      <w:r>
+        <w:rPr>
+          <w:rFonts w:ascii="맑은 고딕" w:cs="맑은 고딕" w:eastAsia="맑은 고딕" w:hAnsi="맑은 고딕"/>
+        </w:rPr>
+        <w:t xml:space="preserve">의 Kaplan–Meier 추정량은 </w:t>
+      </w:r>
+      <w:r>
+        <w:rPr>
+          <w:rFonts w:ascii="Cambria Math" w:cs="Cambria Math" w:eastAsia="Cambria Math" w:hAnsi="Cambria Math"/>
+          <w:i/>
+          <w:iCs/>
+        </w:rPr>
+        <w:t xml:space="preserve">\hat S(t)=\prod_{t_i\le t}\left(1-\dfrac{d_i}{n_i}\right)</w:t>
+      </w:r>
+      <w:r>
+        <w:rPr>
+          <w:rFonts w:ascii="맑은 고딕" w:cs="맑은 고딕" w:eastAsia="맑은 고딕" w:hAnsi="맑은 고딕"/>
+        </w:rPr>
+        <w:t xml:space="preserve">(</w:t>
+      </w:r>
+      <w:r>
+        <w:rPr>
+          <w:rFonts w:ascii="Cambria Math" w:cs="Cambria Math" w:eastAsia="Cambria Math" w:hAnsi="Cambria Math"/>
+          <w:i/>
+          <w:iCs/>
+        </w:rPr>
+        <w:t xml:space="preserve">d_i</w:t>
+      </w:r>
+      <w:r>
+        <w:rPr>
+          <w:rFonts w:ascii="맑은 고딕" w:cs="맑은 고딕" w:eastAsia="맑은 고딕" w:hAnsi="맑은 고딕"/>
+        </w:rPr>
+        <w:t xml:space="preserve">=사건 수, </w:t>
+      </w:r>
+      <w:r>
+        <w:rPr>
+          <w:rFonts w:ascii="Cambria Math" w:cs="Cambria Math" w:eastAsia="Cambria Math" w:hAnsi="Cambria Math"/>
+          <w:i/>
+          <w:iCs/>
+        </w:rPr>
+        <w:t xml:space="preserve">n_i</w:t>
+      </w:r>
+      <w:r>
+        <w:rPr>
+          <w:rFonts w:ascii="맑은 고딕" w:cs="맑은 고딕" w:eastAsia="맑은 고딕" w:hAnsi="맑은 고딕"/>
+        </w:rPr>
+        <w:t xml:space="preserve">=위험집단 수)이며, Cox 비례위험모형은 위험함수를 </w:t>
+      </w:r>
+      <w:r>
+        <w:rPr>
+          <w:rFonts w:ascii="Cambria Math" w:cs="Cambria Math" w:eastAsia="Cambria Math" w:hAnsi="Cambria Math"/>
+          <w:i/>
+          <w:iCs/>
+        </w:rPr>
+        <w:t xml:space="preserve">h(t\mid X)=h_0(t)\exp(\beta'X)</w:t>
+      </w:r>
+      <w:r>
+        <w:rPr>
+          <w:rFonts w:ascii="맑은 고딕" w:cs="맑은 고딕" w:eastAsia="맑은 고딕" w:hAnsi="맑은 고딕"/>
+        </w:rPr>
+        <w:t xml:space="preserve">로 분해해 기저위험 </w:t>
+      </w:r>
+      <w:r>
+        <w:rPr>
+          <w:rFonts w:ascii="Cambria Math" w:cs="Cambria Math" w:eastAsia="Cambria Math" w:hAnsi="Cambria Math"/>
+          <w:i/>
+          <w:iCs/>
+        </w:rPr>
+        <w:t xml:space="preserve">h_0(t)</w:t>
+      </w:r>
+      <w:r>
+        <w:rPr>
+          <w:rFonts w:ascii="맑은 고딕" w:cs="맑은 고딕" w:eastAsia="맑은 고딕" w:hAnsi="맑은 고딕"/>
+        </w:rPr>
+        <w:t xml:space="preserve">의 형태를 특정하지 않고도 상대적 위험비(hazard ratio, </w:t>
+      </w:r>
+      <w:r>
+        <w:rPr>
+          <w:rFonts w:ascii="Cambria Math" w:cs="Cambria Math" w:eastAsia="Cambria Math" w:hAnsi="Cambria Math"/>
+          <w:i/>
+          <w:iCs/>
+        </w:rPr>
+        <w:t xml:space="preserve">\exp(\beta)</w:t>
+      </w:r>
+      <w:r>
+        <w:rPr>
+          <w:rFonts w:ascii="맑은 고딕" w:cs="맑은 고딕" w:eastAsia="맑은 고딕" w:hAnsi="맑은 고딕"/>
+        </w:rPr>
+        <w:t xml:space="preserve">)를 추정한다. 부분우도(partial likelihood)는 </w:t>
+      </w:r>
+      <w:r>
+        <w:rPr>
+          <w:rFonts w:ascii="Cambria Math" w:cs="Cambria Math" w:eastAsia="Cambria Math" w:hAnsi="Cambria Math"/>
+          <w:i/>
+          <w:iCs/>
+        </w:rPr>
+        <w:t xml:space="preserve">L(\beta)=\prod_{i:\delta_i=1}\dfrac{\exp(\beta'X_i)}{\sum_{j\in R(t_i)}\exp(\beta'X_j)}</w:t>
+      </w:r>
+      <w:r>
+        <w:rPr>
+          <w:rFonts w:ascii="맑은 고딕" w:cs="맑은 고딕" w:eastAsia="맑은 고딕" w:hAnsi="맑은 고딕"/>
+        </w:rPr>
+        <w:t xml:space="preserve">이며, 동시사건은 Efron(1977) 근사로 처리한다.</w:t>
+      </w:r>
+    </w:p>
+    <w:p>
+      <w:pPr>
+        <w:spacing w:after="200"/>
+      </w:pPr>
+      <w:r>
+        <w:rPr>
+          <w:rFonts w:ascii="맑은 고딕" w:cs="맑은 고딕" w:eastAsia="맑은 고딕" w:hAnsi="맑은 고딕"/>
+          <w:b/>
+          <w:bCs/>
+        </w:rPr>
+        <w:t xml:space="preserve">핵심 가정과 본 연구의 적용.</w:t>
+      </w:r>
+      <w:r>
+        <w:rPr>
+          <w:rFonts w:ascii="맑은 고딕" w:cs="맑은 고딕" w:eastAsia="맑은 고딕" w:hAnsi="맑은 고딕"/>
+        </w:rPr>
+        <w:t xml:space="preserve"> 비례위험 가정(위험비가 시간에 불변)은 Grambsch &amp; Therneau(1994)의 척도화 Schoenfeld 잔차 검정으로 확인한다(Ⅳ.4절). 이산시간 모형(Allison, 1982)과 연속시간 모형(Cox, 1972) 중 본 연구가 후자를 택한 이유는, 우리 자료가 자기보고 설문의 조사차수 단위가 아니라 취득·상실일이 일 단위로 기록된 행정자료이기 때문이다 — 이는 Ⅰ.4절에서 강조한 자료의 고유성이 방법론 선택에 직접 반영되는 지점이다. Van den Berg(2001)가 지적하듯 노동시장 지속기간 모형은 관측되지 않는 이질성(unobserved heterogeneity)에 취약할 수 있으므로, 본 연구는 학교단위 군집강건 표준오차(Therneau &amp; Grambsch, 2000)로 학교수준 공통충격을 부분적으로 통제한다.</w:t>
+      </w:r>
+    </w:p>
+    <w:p>
+      <w:pPr>
+        <w:pStyle w:val="Heading3"/>
+        <w:spacing w:after="160" w:before="300"/>
+      </w:pPr>
+      <w:r>
+        <w:rPr>
+          <w:rFonts w:ascii="맑은 고딕" w:cs="맑은 고딕" w:eastAsia="맑은 고딕" w:hAnsi="맑은 고딕"/>
+        </w:rPr>
+        <w:t xml:space="preserve">5. 다중상태모형(Multi-state Models) — 기원·수식·적용</w:t>
+      </w:r>
+    </w:p>
+    <w:p>
+      <w:pPr>
+        <w:spacing w:after="200"/>
+      </w:pPr>
+      <w:r>
+        <w:rPr>
+          <w:rFonts w:ascii="맑은 고딕" w:cs="맑은 고딕" w:eastAsia="맑은 고딕" w:hAnsi="맑은 고딕"/>
+          <w:b/>
+          <w:bCs/>
+        </w:rPr>
+        <w:t xml:space="preserve">기원과 발전.</w:t>
+      </w:r>
+      <w:r>
+        <w:rPr>
+          <w:rFonts w:ascii="맑은 고딕" w:cs="맑은 고딕" w:eastAsia="맑은 고딕" w:hAnsi="맑은 고딕"/>
+        </w:rPr>
+        <w:t xml:space="preserve"> 다중상태모형은 Andersen, Borgan, Gill &amp; Keiding(1993)의 계수과정 기반 통계모형 저작에서 체계화되었으며, Aalen &amp; Johansen(1978)의 비모수 전이확률 추정량이 그 경험적 토대다. Jackson(2011)의 JSS 논문은 이 이론을 패널자료(불규칙 관측시점)에 적용 가능한 </w:t>
+      </w:r>
+      <w:r>
+        <w:rPr>
+          <w:rFonts w:ascii="Consolas" w:cs="Consolas" w:eastAsia="Consolas" w:hAnsi="Consolas"/>
+          <w:sz w:val="19"/>
+          <w:szCs w:val="19"/>
+        </w:rPr>
+        <w:t xml:space="preserve">msm</w:t>
+      </w:r>
+      <w:r>
+        <w:rPr>
+          <w:rFonts w:ascii="맑은 고딕" w:cs="맑은 고딕" w:eastAsia="맑은 고딕" w:hAnsi="맑은 고딕"/>
+        </w:rPr>
+        <w:t xml:space="preserve"> R 패키지로 구현했으며, 본 연구가 그대로 채택한다. Putter, Fiocco &amp; Geskus(2007)의 생물통계학 튜토리얼은 경쟁위험(competing risks)과 다중상태모형의 관계를 정리해 사회과학에서도 널리 인용된다.</w:t>
+      </w:r>
+    </w:p>
+    <w:p>
+      <w:pPr>
+        <w:spacing w:after="200"/>
+      </w:pPr>
+      <w:r>
+        <w:rPr>
+          <w:rFonts w:ascii="맑은 고딕" w:cs="맑은 고딕" w:eastAsia="맑은 고딕" w:hAnsi="맑은 고딕"/>
+          <w:b/>
+          <w:bCs/>
+        </w:rPr>
+        <w:t xml:space="preserve">수학적 정식화.</w:t>
+      </w:r>
+      <w:r>
+        <w:rPr>
+          <w:rFonts w:ascii="맑은 고딕" w:cs="맑은 고딕" w:eastAsia="맑은 고딕" w:hAnsi="맑은 고딕"/>
+        </w:rPr>
+        <w:t xml:space="preserve"> 상태공간 </w:t>
+      </w:r>
+      <w:r>
+        <w:rPr>
+          <w:rFonts w:ascii="Cambria Math" w:cs="Cambria Math" w:eastAsia="Cambria Math" w:hAnsi="Cambria Math"/>
+          <w:i/>
+          <w:iCs/>
+        </w:rPr>
+        <w:t xml:space="preserve">S=\{1,...,K\}</w:t>
+      </w:r>
+      <w:r>
+        <w:rPr>
+          <w:rFonts w:ascii="맑은 고딕" w:cs="맑은 고딕" w:eastAsia="맑은 고딕" w:hAnsi="맑은 고딕"/>
+        </w:rPr>
+        <w:t xml:space="preserve">에서 전이강도(transition intensity)는 </w:t>
+      </w:r>
+      <w:r>
+        <w:rPr>
+          <w:rFonts w:ascii="Cambria Math" w:cs="Cambria Math" w:eastAsia="Cambria Math" w:hAnsi="Cambria Math"/>
+          <w:i/>
+          <w:iCs/>
+        </w:rPr>
+        <w:t xml:space="preserve">q_{ab}(t)=\lim_{\Delta t\to 0}\dfrac{P(X(t+\Delta t)=b\mid X(t)=a)}{\Delta t}</w:t>
+      </w:r>
+      <w:r>
+        <w:rPr>
+          <w:rFonts w:ascii="맑은 고딕" w:cs="맑은 고딕" w:eastAsia="맑은 고딕" w:hAnsi="맑은 고딕"/>
+        </w:rPr>
+        <w:t xml:space="preserve">로 정의되며, 강도행렬 </w:t>
+      </w:r>
+      <w:r>
+        <w:rPr>
+          <w:rFonts w:ascii="Cambria Math" w:cs="Cambria Math" w:eastAsia="Cambria Math" w:hAnsi="Cambria Math"/>
+          <w:i/>
+          <w:iCs/>
+        </w:rPr>
+        <w:t xml:space="preserve">Q=[q_{ab}]</w:t>
+      </w:r>
+      <w:r>
+        <w:rPr>
+          <w:rFonts w:ascii="맑은 고딕" w:cs="맑은 고딕" w:eastAsia="맑은 고딕" w:hAnsi="맑은 고딕"/>
+        </w:rPr>
+        <w:t xml:space="preserve">(대각원소 </w:t>
+      </w:r>
+      <w:r>
+        <w:rPr>
+          <w:rFonts w:ascii="Cambria Math" w:cs="Cambria Math" w:eastAsia="Cambria Math" w:hAnsi="Cambria Math"/>
+          <w:i/>
+          <w:iCs/>
+        </w:rPr>
+        <w:t xml:space="preserve">q_{aa}=-\sum_{b\ne a}q_{ab}</w:t>
+      </w:r>
+      <w:r>
+        <w:rPr>
+          <w:rFonts w:ascii="맑은 고딕" w:cs="맑은 고딕" w:eastAsia="맑은 고딕" w:hAnsi="맑은 고딕"/>
+        </w:rPr>
+        <w:t xml:space="preserve">)가 주어지면 전이확률행렬은 콜모고로프 전진방정식의 해 </w:t>
+      </w:r>
+      <w:r>
+        <w:rPr>
+          <w:rFonts w:ascii="Cambria Math" w:cs="Cambria Math" w:eastAsia="Cambria Math" w:hAnsi="Cambria Math"/>
+          <w:i/>
+          <w:iCs/>
+        </w:rPr>
+        <w:t xml:space="preserve">P(t)=\exp(Qt)</w:t>
+      </w:r>
+      <w:r>
+        <w:rPr>
+          <w:rFonts w:ascii="맑은 고딕" w:cs="맑은 고딕" w:eastAsia="맑은 고딕" w:hAnsi="맑은 고딕"/>
+        </w:rPr>
+        <w:t xml:space="preserve">로 얻는다. 시간불변 강도를 가정하는 동차(homogeneous) 마르코프모형이 기본형이며, 공변량은 </w:t>
+      </w:r>
+      <w:r>
+        <w:rPr>
+          <w:rFonts w:ascii="Cambria Math" w:cs="Cambria Math" w:eastAsia="Cambria Math" w:hAnsi="Cambria Math"/>
+          <w:i/>
+          <w:iCs/>
+        </w:rPr>
+        <w:t xml:space="preserve">q_{ab}(t\mid X)=q_{ab}^{(0)}\exp(\beta_{ab}'X)</w:t>
+      </w:r>
+      <w:r>
+        <w:rPr>
+          <w:rFonts w:ascii="맑은 고딕" w:cs="맑은 고딕" w:eastAsia="맑은 고딕" w:hAnsi="맑은 고딕"/>
+        </w:rPr>
+        <w:t xml:space="preserve">로 비례강도(proportional intensities) 형태로 투입한다.</w:t>
+      </w:r>
+    </w:p>
+    <w:p>
+      <w:pPr>
+        <w:spacing w:after="200"/>
+      </w:pPr>
+      <w:r>
+        <w:rPr>
+          <w:rFonts w:ascii="맑은 고딕" w:cs="맑은 고딕" w:eastAsia="맑은 고딕" w:hAnsi="맑은 고딕"/>
+          <w:b/>
+          <w:bCs/>
+        </w:rPr>
+        <w:t xml:space="preserve">본 연구에서의 적용과 한계.</w:t>
+      </w:r>
+      <w:r>
+        <w:rPr>
+          <w:rFonts w:ascii="맑은 고딕" w:cs="맑은 고딕" w:eastAsia="맑은 고딕" w:hAnsi="맑은 고딕"/>
+        </w:rPr>
+        <w:t xml:space="preserve"> 사건사분석(4절)이 "E→O(입직→중단)"라는 단일 유형의 전이만 다룬다면, 다중상태모형은 "O→E(동일직종 재취업)"와 "O→E(이직 재취업)"처럼 </w:t>
+      </w:r>
+      <w:r>
+        <w:rPr>
+          <w:rFonts w:ascii="맑은 고딕" w:cs="맑은 고딕" w:eastAsia="맑은 고딕" w:hAnsi="맑은 고딕"/>
+          <w:b/>
+          <w:bCs/>
+        </w:rPr>
+        <w:t xml:space="preserve">도착 상태의 성격까지 구분한 강도</w:t>
+      </w:r>
+      <w:r>
+        <w:rPr>
+          <w:rFonts w:ascii="맑은 고딕" w:cs="맑은 고딕" w:eastAsia="맑은 고딕" w:hAnsi="맑은 고딕"/>
+        </w:rPr>
+        <w:t xml:space="preserve">를 추정할 수 있어 Ⅴ장(전공-직종 이동)과 결합될 수 있는 확장이다. 다만 상태공간이 커질수록(우리 설계는 최대 11개 상태) 추정할 강도모수가 </w:t>
+      </w:r>
+      <w:r>
+        <w:rPr>
+          <w:rFonts w:ascii="Cambria Math" w:cs="Cambria Math" w:eastAsia="Cambria Math" w:hAnsi="Cambria Math"/>
+          <w:i/>
+          <w:iCs/>
+        </w:rPr>
+        <w:t xml:space="preserve">K(K-1)</w:t>
+      </w:r>
+      <w:r>
+        <w:rPr>
+          <w:rFonts w:ascii="맑은 고딕" w:cs="맑은 고딕" w:eastAsia="맑은 고딕" w:hAnsi="맑은 고딕"/>
+        </w:rPr>
+        <w:t xml:space="preserve">개로 늘어나 희소전이(rare transition)의 추정이 불안정해지므로, 본 연구는 이를 </w:t>
+      </w:r>
+      <w:r>
+        <w:rPr>
+          <w:rFonts w:ascii="맑은 고딕" w:cs="맑은 고딕" w:eastAsia="맑은 고딕" w:hAnsi="맑은 고딕"/>
+          <w:b/>
+          <w:bCs/>
+        </w:rPr>
+        <w:t xml:space="preserve">축1의 보조 분석</w:t>
+      </w:r>
+      <w:r>
+        <w:rPr>
+          <w:rFonts w:ascii="맑은 고딕" w:cs="맑은 고딕" w:eastAsia="맑은 고딕" w:hAnsi="맑은 고딕"/>
+        </w:rPr>
+        <w:t xml:space="preserve">으로 위치시키고 주분석(사건사분석)의 상태공간보다 단순화한 통합상태(예: E/O/교육 3범주)로 축소해 적용한다.</w:t>
+      </w:r>
+    </w:p>
+    <w:p>
+      <w:pPr>
+        <w:pStyle w:val="Heading3"/>
+        <w:spacing w:after="160" w:before="300"/>
+      </w:pPr>
+      <w:r>
+        <w:rPr>
+          <w:rFonts w:ascii="맑은 고딕" w:cs="맑은 고딕" w:eastAsia="맑은 고딕" w:hAnsi="맑은 고딕"/>
+        </w:rPr>
+        <w:t xml:space="preserve">6. 집단중심궤적모형(GBTM) — 기원·수식·적용, 그리고 시퀀스분석과의 관계</w:t>
+      </w:r>
+    </w:p>
+    <w:p>
+      <w:pPr>
+        <w:spacing w:after="200"/>
+      </w:pPr>
+      <w:r>
+        <w:rPr>
+          <w:rFonts w:ascii="맑은 고딕" w:cs="맑은 고딕" w:eastAsia="맑은 고딕" w:hAnsi="맑은 고딕"/>
+          <w:b/>
+          <w:bCs/>
+        </w:rPr>
+        <w:t xml:space="preserve">기원과 발전.</w:t>
+      </w:r>
+      <w:r>
+        <w:rPr>
+          <w:rFonts w:ascii="맑은 고딕" w:cs="맑은 고딕" w:eastAsia="맑은 고딕" w:hAnsi="맑은 고딕"/>
+        </w:rPr>
+        <w:t xml:space="preserve"> Nagin(1999)이 제안한 준모수적(semiparametric) 집단기반 접근은 개인의 발달궤적을 소수의 잠재집단(latent class) 각각의 다항식 성장곡선으로 근사한다. Jones, Nagin &amp; Roeder(2001)가 이를 구현한 SAS 프로시저를 발표했고, Nagin(2005)의 저서와 Nagin &amp; Odgers(2010)의 리뷰가 범죄학·발달심리학을 넘어 광범위하게 확산시켰다. 유사한 잠재계층 성장모형으로 Muthén &amp; Muthén(2000)의 성장혼합모형(growth mixture modeling, GMM)이 있는데, GBTM은 계층 내 개인차(분산)를 0으로 고정하는 반면 GMM은 계층 내 개인차를 별도로 추정한다는 점에서 다르다 — 본 연구는 계층 자체의 형태 구분이 목적이므로 GBTM(구현: </w:t>
+      </w:r>
+      <w:r>
+        <w:rPr>
+          <w:rFonts w:ascii="Consolas" w:cs="Consolas" w:eastAsia="Consolas" w:hAnsi="Consolas"/>
+          <w:sz w:val="19"/>
+          <w:szCs w:val="19"/>
+        </w:rPr>
+        <w:t xml:space="preserve">lcmm::hlme</w:t>
+      </w:r>
+      <w:r>
+        <w:rPr>
+          <w:rFonts w:ascii="맑은 고딕" w:cs="맑은 고딕" w:eastAsia="맑은 고딕" w:hAnsi="맑은 고딕"/>
+        </w:rPr>
+        <w:t xml:space="preserve">)을 택한다.</w:t>
+      </w:r>
+    </w:p>
+    <w:p>
+      <w:pPr>
+        <w:spacing w:after="200"/>
+      </w:pPr>
+      <w:r>
+        <w:rPr>
+          <w:rFonts w:ascii="맑은 고딕" w:cs="맑은 고딕" w:eastAsia="맑은 고딕" w:hAnsi="맑은 고딕"/>
+          <w:b/>
+          <w:bCs/>
+        </w:rPr>
+        <w:t xml:space="preserve">수학적 정식화.</w:t>
+      </w:r>
+      <w:r>
+        <w:rPr>
+          <w:rFonts w:ascii="맑은 고딕" w:cs="맑은 고딕" w:eastAsia="맑은 고딕" w:hAnsi="맑은 고딕"/>
+        </w:rPr>
+        <w:t xml:space="preserve"> 잠재계층 </w:t>
+      </w:r>
+      <w:r>
+        <w:rPr>
+          <w:rFonts w:ascii="Cambria Math" w:cs="Cambria Math" w:eastAsia="Cambria Math" w:hAnsi="Cambria Math"/>
+          <w:i/>
+          <w:iCs/>
+        </w:rPr>
+        <w:t xml:space="preserve">j=1,...,J</w:t>
+      </w:r>
+      <w:r>
+        <w:rPr>
+          <w:rFonts w:ascii="맑은 고딕" w:cs="맑은 고딕" w:eastAsia="맑은 고딕" w:hAnsi="맑은 고딕"/>
+        </w:rPr>
+        <w:t xml:space="preserve">에 속할 사전확률 </w:t>
+      </w:r>
+      <w:r>
+        <w:rPr>
+          <w:rFonts w:ascii="Cambria Math" w:cs="Cambria Math" w:eastAsia="Cambria Math" w:hAnsi="Cambria Math"/>
+          <w:i/>
+          <w:iCs/>
+        </w:rPr>
+        <w:t xml:space="preserve">\pi_j</w:t>
+      </w:r>
+      <w:r>
+        <w:rPr>
+          <w:rFonts w:ascii="맑은 고딕" w:cs="맑은 고딕" w:eastAsia="맑은 고딕" w:hAnsi="맑은 고딕"/>
+        </w:rPr>
+        <w:t xml:space="preserve">과, 계층 내 성장곡선 </w:t>
+      </w:r>
+      <w:r>
+        <w:rPr>
+          <w:rFonts w:ascii="Cambria Math" w:cs="Cambria Math" w:eastAsia="Cambria Math" w:hAnsi="Cambria Math"/>
+          <w:i/>
+          <w:iCs/>
+        </w:rPr>
+        <w:t xml:space="preserve">E[Y_{it}\mid j]=\beta_{0j}+\beta_{1j}t+\beta_{2j}t^2</w:t>
+      </w:r>
+      <w:r>
+        <w:rPr>
+          <w:rFonts w:ascii="맑은 고딕" w:cs="맑은 고딕" w:eastAsia="맑은 고딕" w:hAnsi="맑은 고딕"/>
+        </w:rPr>
+        <w:t xml:space="preserve">로 구성되며, 우도함수는 </w:t>
+      </w:r>
+      <w:r>
+        <w:rPr>
+          <w:rFonts w:ascii="Cambria Math" w:cs="Cambria Math" w:eastAsia="Cambria Math" w:hAnsi="Cambria Math"/>
+          <w:i/>
+          <w:iCs/>
+        </w:rPr>
+        <w:t xml:space="preserve">L=\prod_i\sum_{j=1}^{J}\pi_j\, f(Y_i\mid j)</w:t>
+      </w:r>
+      <w:r>
+        <w:rPr>
+          <w:rFonts w:ascii="맑은 고딕" w:cs="맑은 고딕" w:eastAsia="맑은 고딕" w:hAnsi="맑은 고딕"/>
+        </w:rPr>
+        <w:t xml:space="preserve">이다(혼합모형, mixture model). 모형 선택은 BIC(Bayesian Information Criterion) 최소화로 계층 수 </w:t>
+      </w:r>
+      <w:r>
+        <w:rPr>
+          <w:rFonts w:ascii="Cambria Math" w:cs="Cambria Math" w:eastAsia="Cambria Math" w:hAnsi="Cambria Math"/>
+          <w:i/>
+          <w:iCs/>
+        </w:rPr>
+        <w:t xml:space="preserve">J</w:t>
+      </w:r>
+      <w:r>
+        <w:rPr>
+          <w:rFonts w:ascii="맑은 고딕" w:cs="맑은 고딕" w:eastAsia="맑은 고딕" w:hAnsi="맑은 고딕"/>
+        </w:rPr>
+        <w:t xml:space="preserve">를 정한다.</w:t>
+      </w:r>
+    </w:p>
+    <w:p>
+      <w:pPr>
+        <w:spacing w:after="200"/>
+      </w:pPr>
+      <w:r>
+        <w:rPr>
+          <w:rFonts w:ascii="맑은 고딕" w:cs="맑은 고딕" w:eastAsia="맑은 고딕" w:hAnsi="맑은 고딕"/>
+          <w:b/>
+          <w:bCs/>
+        </w:rPr>
+        <w:t xml:space="preserve">시퀀스분석과의 관계 — 왜 두 방법을 함께 쓰는가.</w:t>
+      </w:r>
+      <w:r>
+        <w:rPr>
+          <w:rFonts w:ascii="맑은 고딕" w:cs="맑은 고딕" w:eastAsia="맑은 고딕" w:hAnsi="맑은 고딕"/>
+        </w:rPr>
+        <w:t xml:space="preserve"> Barban &amp; Billari(2012)는 "Classifying Life Course Trajectories"에서 잠재계층모형(GBTM류)과 시퀀스분석(OM-군집화)을 동일 생애과정 자료에 나란히 적용해 비교했으며, 두 방법이 </w:t>
+      </w:r>
+      <w:r>
+        <w:rPr>
+          <w:rFonts w:ascii="맑은 고딕" w:cs="맑은 고딕" w:eastAsia="맑은 고딕" w:hAnsi="맑은 고딕"/>
+          <w:b/>
+          <w:bCs/>
+        </w:rPr>
+        <w:t xml:space="preserve">거리기반 vs 모형기반</w:t>
+      </w:r>
+      <w:r>
+        <w:rPr>
+          <w:rFonts w:ascii="맑은 고딕" w:cs="맑은 고딕" w:eastAsia="맑은 고딕" w:hAnsi="맑은 고딕"/>
+        </w:rPr>
+        <w:t xml:space="preserve">이라는 근본적으로 다른 원리로 작동함에도 상당 부분 일치하는 유형을 도출함을 보였다. 본 연구가 Ⅳ.3절에서 제안한 GBTM 교차검증은 정확히 이 논리를 따른 것이다 — 하나의 방법으로만 유형화하면 "그 방법이 우연히 만들어낸 인공물(artifact)은 아닌가"라는 질문에 답할 수 없으므로, 원리가 다른 두 방법의 일치도(Cohen's κ)로 유형화의 실체성을 검증한다.</w:t>
+      </w:r>
+    </w:p>
+    <w:p>
+      <w:pPr>
+        <w:pStyle w:val="Heading3"/>
+        <w:spacing w:after="160" w:before="300"/>
+      </w:pPr>
+      <w:r>
+        <w:rPr>
+          <w:rFonts w:ascii="맑은 고딕" w:cs="맑은 고딕" w:eastAsia="맑은 고딕" w:hAnsi="맑은 고딕"/>
+        </w:rPr>
+        <w:t xml:space="preserve">7. 성향점수매칭(PSM) — 기원·수식·적용</w:t>
+      </w:r>
+    </w:p>
+    <w:p>
+      <w:pPr>
+        <w:spacing w:after="200"/>
+      </w:pPr>
+      <w:r>
+        <w:rPr>
+          <w:rFonts w:ascii="맑은 고딕" w:cs="맑은 고딕" w:eastAsia="맑은 고딕" w:hAnsi="맑은 고딕"/>
+          <w:b/>
+          <w:bCs/>
+        </w:rPr>
+        <w:t xml:space="preserve">기원과 발전.</w:t>
+      </w:r>
+      <w:r>
+        <w:rPr>
+          <w:rFonts w:ascii="맑은 고딕" w:cs="맑은 고딕" w:eastAsia="맑은 고딕" w:hAnsi="맑은 고딕"/>
+        </w:rPr>
+        <w:t xml:space="preserve"> 현대 인과추론의 반사실 틀은 Rubin(1974)의 잠재결과모형(potential outcomes framework, Neyman-Rubin 모형)에서 정식화되었고, Rosenbaum &amp; Rubin(1983)이 "The Central Role of the Propensity Score"에서 다차원 교란변수를 단일 스칼라(성향점수)로 축약해도 균형화(balancing)가 성립함을 증명하며 PSM의 이론적 기반을 확립했다. Rosenbaum &amp; Rubin(1985)이 캘리퍼 매칭을 제안했고, Austin(2011)이 시뮬레이션 연구로 </w:t>
+      </w:r>
+      <w:r>
+        <w:rPr>
+          <w:rFonts w:ascii="맑은 고딕" w:cs="맑은 고딕" w:eastAsia="맑은 고딕" w:hAnsi="맑은 고딕"/>
+          <w:b/>
+          <w:bCs/>
+        </w:rPr>
+        <w:t xml:space="preserve">로짓 성향점수 표준편차의 0.2배</w:t>
+      </w:r>
+      <w:r>
+        <w:rPr>
+          <w:rFonts w:ascii="맑은 고딕" w:cs="맑은 고딕" w:eastAsia="맑은 고딕" w:hAnsi="맑은 고딕"/>
+        </w:rPr>
+        <w:t xml:space="preserve">가 평균제곱오차를 최소화하는 근사 최적 캘리퍼임을 보였다 — 본 연구가 채택한 캘리퍼 값의 직접적 근거다.</w:t>
+      </w:r>
+    </w:p>
+    <w:p>
+      <w:pPr>
+        <w:spacing w:after="200"/>
+      </w:pPr>
+      <w:r>
+        <w:rPr>
+          <w:rFonts w:ascii="맑은 고딕" w:cs="맑은 고딕" w:eastAsia="맑은 고딕" w:hAnsi="맑은 고딕"/>
+          <w:b/>
+          <w:bCs/>
+        </w:rPr>
+        <w:t xml:space="preserve">수학적 정식화.</w:t>
+      </w:r>
+      <w:r>
+        <w:rPr>
+          <w:rFonts w:ascii="맑은 고딕" w:cs="맑은 고딕" w:eastAsia="맑은 고딕" w:hAnsi="맑은 고딕"/>
+        </w:rPr>
+        <w:t xml:space="preserve"> 성향점수는 </w:t>
+      </w:r>
+      <w:r>
+        <w:rPr>
+          <w:rFonts w:ascii="Cambria Math" w:cs="Cambria Math" w:eastAsia="Cambria Math" w:hAnsi="Cambria Math"/>
+          <w:i/>
+          <w:iCs/>
+        </w:rPr>
+        <w:t xml:space="preserve">e(X)=P(D=1\mid X)</w:t>
+      </w:r>
+      <w:r>
+        <w:rPr>
+          <w:rFonts w:ascii="맑은 고딕" w:cs="맑은 고딕" w:eastAsia="맑은 고딕" w:hAnsi="맑은 고딕"/>
+        </w:rPr>
+        <w:t xml:space="preserve">이며, Rosenbaum &amp; Rubin(1983)의 핵심 정리는 </w:t>
+      </w:r>
+      <w:r>
+        <w:rPr>
+          <w:rFonts w:ascii="Cambria Math" w:cs="Cambria Math" w:eastAsia="Cambria Math" w:hAnsi="Cambria Math"/>
+          <w:i/>
+          <w:iCs/>
+        </w:rPr>
+        <w:t xml:space="preserve">X\perp D\mid e(X)</w:t>
+      </w:r>
+      <w:r>
+        <w:rPr>
+          <w:rFonts w:ascii="맑은 고딕" w:cs="맑은 고딕" w:eastAsia="맑은 고딕" w:hAnsi="맑은 고딕"/>
+        </w:rPr>
+        <w:t xml:space="preserve">, 즉 성향점수가 같은 사람들 사이에서는 처치배정이 관측 공변량과 조건부 독립임을 보인다(균형화 속성, balancing property). 이로부터 </w:t>
+      </w:r>
+      <w:r>
+        <w:rPr>
+          <w:rFonts w:ascii="Cambria Math" w:cs="Cambria Math" w:eastAsia="Cambria Math" w:hAnsi="Cambria Math"/>
+          <w:i/>
+          <w:iCs/>
+        </w:rPr>
+        <w:t xml:space="preserve">Y(0),Y(1)\perp D\mid X</w:t>
+      </w:r>
+      <w:r>
+        <w:rPr>
+          <w:rFonts w:ascii="맑은 고딕" w:cs="맑은 고딕" w:eastAsia="맑은 고딕" w:hAnsi="맑은 고딕"/>
+        </w:rPr>
+        <w:t xml:space="preserve">(비혼입, unconfoundedness)가 성립하면 </w:t>
+      </w:r>
+      <w:r>
+        <w:rPr>
+          <w:rFonts w:ascii="Cambria Math" w:cs="Cambria Math" w:eastAsia="Cambria Math" w:hAnsi="Cambria Math"/>
+          <w:i/>
+          <w:iCs/>
+        </w:rPr>
+        <w:t xml:space="preserve">Y(0),Y(1)\perp D\mid e(X)</w:t>
+      </w:r>
+      <w:r>
+        <w:rPr>
+          <w:rFonts w:ascii="맑은 고딕" w:cs="맑은 고딕" w:eastAsia="맑은 고딕" w:hAnsi="맑은 고딕"/>
+        </w:rPr>
+        <w:t xml:space="preserve">도 성립하여, 다차원 매칭이 1차원 매칭으로 축소된다. ATT 추정량은 </w:t>
+      </w:r>
+      <w:r>
+        <w:rPr>
+          <w:rFonts w:ascii="Cambria Math" w:cs="Cambria Math" w:eastAsia="Cambria Math" w:hAnsi="Cambria Math"/>
+          <w:i/>
+          <w:iCs/>
+        </w:rPr>
+        <w:t xml:space="preserve">\hat\tau_{ATT}=\dfrac{1}{N_1}\sum_{i:D_i=1}\left(Y_i-\sum_{j\in M(i)}w_{ij}Y_j\right)</w:t>
+      </w:r>
+      <w:r>
+        <w:rPr>
+          <w:rFonts w:ascii="맑은 고딕" w:cs="맑은 고딕" w:eastAsia="맑은 고딕" w:hAnsi="맑은 고딕"/>
+        </w:rPr>
+        <w:t xml:space="preserve">(</w:t>
+      </w:r>
+      <w:r>
+        <w:rPr>
+          <w:rFonts w:ascii="Cambria Math" w:cs="Cambria Math" w:eastAsia="Cambria Math" w:hAnsi="Cambria Math"/>
+          <w:i/>
+          <w:iCs/>
+        </w:rPr>
+        <w:t xml:space="preserve">M(i)</w:t>
+      </w:r>
+      <w:r>
+        <w:rPr>
+          <w:rFonts w:ascii="맑은 고딕" w:cs="맑은 고딕" w:eastAsia="맑은 고딕" w:hAnsi="맑은 고딕"/>
+        </w:rPr>
+        <w:t xml:space="preserve">=매칭된 비교집단 대상 집합)이다.</w:t>
+      </w:r>
+    </w:p>
+    <w:p>
+      <w:pPr>
+        <w:spacing w:after="200"/>
+      </w:pPr>
+      <w:r>
+        <w:rPr>
+          <w:rFonts w:ascii="맑은 고딕" w:cs="맑은 고딕" w:eastAsia="맑은 고딕" w:hAnsi="맑은 고딕"/>
+          <w:b/>
+          <w:bCs/>
+        </w:rPr>
+        <w:t xml:space="preserve">핵심 가정, 논쟁, 본 연구의 대응.</w:t>
+      </w:r>
+      <w:r>
+        <w:rPr>
+          <w:rFonts w:ascii="맑은 고딕" w:cs="맑은 고딕" w:eastAsia="맑은 고딕" w:hAnsi="맑은 고딕"/>
+        </w:rPr>
+        <w:t xml:space="preserve"> 비혼입 가정은 데이터로 검증할 수 없는 근본적 한계이며, Rosenbaum(2002)의 민감도분석(Rosenbaum bounds)은 "이 가정이 얼마나 깨져야 결론이 뒤집히는가"를 정량화하는 표준적 사후 점검이다(본 연구는 Ⅵ.2절에서 채택). 균형진단 표준은 Austin(2009)이 제시한 "표준화차이 0.1 미만" 기준과 "매칭 후 t검정·유의성검정을 균형진단에 쓰지 말라"는 권고를 따른다 — 매칭 후 표본이 줄면 검정력이 떨어져 유의하지 않게 나오기 쉽고, 반대로 대규모 매칭표본에서는 사소한 차이도 유의해지므로 유의성 자체가 균형의 지표가 될 수 없기 때문이다. 한편 King &amp; Nielsen(2019)은 "Why Propensity Scores Should Not Be Used for Matching"에서, 성향점수 기준 매칭이 표본을 반복적으로 좁혀갈수록(캘리퍼를 좁힐수록) 오히려 불균형이 커지는 역설(propensity score paradox)이 발생할 수 있으며 마할라노비스 거리 매칭이나 정밀매칭(CEM)이 나을 수 있다고 주장한다. 본 연구는 이 비판을 인지하여, 매칭변수 중 범주형 변수(학교유형·지역)는 사실상 정밀매칭에 가깝게(동일 범주 내 매칭을 우선) 운용하고, 균형진단표를 결과와 함께 반드시 병기함으로써 King &amp; Nielsen의 우려를 사후적으로 점검 가능하게 한다.</w:t>
+      </w:r>
+    </w:p>
+    <w:p>
+      <w:pPr>
+        <w:pStyle w:val="Heading3"/>
+        <w:spacing w:after="160" w:before="300"/>
+      </w:pPr>
+      <w:r>
+        <w:rPr>
+          <w:rFonts w:ascii="맑은 고딕" w:cs="맑은 고딕" w:eastAsia="맑은 고딕" w:hAnsi="맑은 고딕"/>
+        </w:rPr>
+        <w:t xml:space="preserve">8. 이중차분(DiD)과 최근 계량경제학 문헌 — 기원·수식·적용</w:t>
+      </w:r>
+    </w:p>
+    <w:p>
+      <w:pPr>
+        <w:spacing w:after="200"/>
+      </w:pPr>
+      <w:r>
+        <w:rPr>
+          <w:rFonts w:ascii="맑은 고딕" w:cs="맑은 고딕" w:eastAsia="맑은 고딕" w:hAnsi="맑은 고딕"/>
+          <w:b/>
+          <w:bCs/>
+        </w:rPr>
+        <w:t xml:space="preserve">기원과 발전.</w:t>
+      </w:r>
+      <w:r>
+        <w:rPr>
+          <w:rFonts w:ascii="맑은 고딕" w:cs="맑은 고딕" w:eastAsia="맑은 고딕" w:hAnsi="맑은 고딕"/>
+        </w:rPr>
+        <w:t xml:space="preserve"> DiD의 원형은 오래되었으나 현대적 응용의 전범은 Card &amp; Krueger(1994)의 최저임금-고용 연구다. 2020년 전후로 계량경제학계는 처치시점이 개체마다 다른 "staggered adoption" 설계에서 표준적인 이원고정효과(TWFE) 회귀가 심각하게 편향될 수 있음을 잇달아 규명했다. Goodman-Bacon(2021)은 TWFE 추정량이 사실상 모든 2×2 DiD 비교의 가중평균이며, 이미 처치받은 집단을 비교집단으로 쓰는 "금지된 비교(forbidden comparison)"가 섞여 들어가 효과가 이질적이면 일부 비교에 음(-)의 가중치가 걸릴 수 있음을 분해식으로 보였다. 같은 문제를 de Chaisemartin &amp; D'Haultfœuille(2020), Sun &amp; Abraham(2021)이 각각 다른 해법으로 제시했고, Callaway &amp; Sant'Anna(2021)는 "아직 처치받지 않은 집단"만을 비교집단으로 쓰는 </w:t>
+      </w:r>
+      <w:r>
+        <w:rPr>
+          <w:rFonts w:ascii="Cambria Math" w:cs="Cambria Math" w:eastAsia="Cambria Math" w:hAnsi="Cambria Math"/>
+          <w:i/>
+          <w:iCs/>
+        </w:rPr>
+        <w:t xml:space="preserve">ATT(g,t)</w:t>
+      </w:r>
+      <w:r>
+        <w:rPr>
+          <w:rFonts w:ascii="맑은 고딕" w:cs="맑은 고딕" w:eastAsia="맑은 고딕" w:hAnsi="맑은 고딕"/>
+        </w:rPr>
+        <w:t xml:space="preserve"> 틀을 제안했다(본 연구 채택). Roth, Sant'Anna, Bilinski &amp; Poe(2023)의 종합리뷰(Journal of Econometrics)는 이 문헌 전체를 정리한 표준 참고문헌이다.</w:t>
+      </w:r>
+    </w:p>
+    <w:p>
+      <w:pPr>
+        <w:spacing w:after="200"/>
+      </w:pPr>
+      <w:r>
+        <w:rPr>
+          <w:rFonts w:ascii="맑은 고딕" w:cs="맑은 고딕" w:eastAsia="맑은 고딕" w:hAnsi="맑은 고딕"/>
+          <w:b/>
+          <w:bCs/>
+        </w:rPr>
+        <w:t xml:space="preserve">수학적 정식화.</w:t>
+      </w:r>
+      <w:r>
+        <w:rPr>
+          <w:rFonts w:ascii="맑은 고딕" w:cs="맑은 고딕" w:eastAsia="맑은 고딕" w:hAnsi="맑은 고딕"/>
+        </w:rPr>
+        <w:t xml:space="preserve"> 전통적 2×2 DiD는 </w:t>
+      </w:r>
+      <w:r>
+        <w:rPr>
+          <w:rFonts w:ascii="Cambria Math" w:cs="Cambria Math" w:eastAsia="Cambria Math" w:hAnsi="Cambria Math"/>
+          <w:i/>
+          <w:iCs/>
+        </w:rPr>
+        <w:t xml:space="preserve">Y_{it}=\beta_0+\beta_1 Post_t+\beta_2 D_i+\beta_3(Post_t\times D_i)+\epsilon_{it}</w:t>
+      </w:r>
+      <w:r>
+        <w:rPr>
+          <w:rFonts w:ascii="맑은 고딕" w:cs="맑은 고딕" w:eastAsia="맑은 고딕" w:hAnsi="맑은 고딕"/>
+        </w:rPr>
+        <w:t xml:space="preserve">이며 </w:t>
+      </w:r>
+      <w:r>
+        <w:rPr>
+          <w:rFonts w:ascii="Cambria Math" w:cs="Cambria Math" w:eastAsia="Cambria Math" w:hAnsi="Cambria Math"/>
+          <w:i/>
+          <w:iCs/>
+        </w:rPr>
+        <w:t xml:space="preserve">\beta_3</w:t>
+      </w:r>
+      <w:r>
+        <w:rPr>
+          <w:rFonts w:ascii="맑은 고딕" w:cs="맑은 고딕" w:eastAsia="맑은 고딕" w:hAnsi="맑은 고딕"/>
+        </w:rPr>
+        <w:t xml:space="preserve">이 효과다. Callaway &amp; Sant'Anna(2021)의 확장은 각 처치개시집단 </w:t>
+      </w:r>
+      <w:r>
+        <w:rPr>
+          <w:rFonts w:ascii="Cambria Math" w:cs="Cambria Math" w:eastAsia="Cambria Math" w:hAnsi="Cambria Math"/>
+          <w:i/>
+          <w:iCs/>
+        </w:rPr>
+        <w:t xml:space="preserve">g</w:t>
+      </w:r>
+      <w:r>
+        <w:rPr>
+          <w:rFonts w:ascii="맑은 고딕" w:cs="맑은 고딕" w:eastAsia="맑은 고딕" w:hAnsi="맑은 고딕"/>
+        </w:rPr>
+        <w:t xml:space="preserve">와 시점 </w:t>
+      </w:r>
+      <w:r>
+        <w:rPr>
+          <w:rFonts w:ascii="Cambria Math" w:cs="Cambria Math" w:eastAsia="Cambria Math" w:hAnsi="Cambria Math"/>
+          <w:i/>
+          <w:iCs/>
+        </w:rPr>
+        <w:t xml:space="preserve">t</w:t>
+      </w:r>
+      <w:r>
+        <w:rPr>
+          <w:rFonts w:ascii="맑은 고딕" w:cs="맑은 고딕" w:eastAsia="맑은 고딕" w:hAnsi="맑은 고딕"/>
+        </w:rPr>
+        <w:t xml:space="preserve">에 대해 </w:t>
+      </w:r>
+      <w:r>
+        <w:rPr>
+          <w:rFonts w:ascii="Cambria Math" w:cs="Cambria Math" w:eastAsia="Cambria Math" w:hAnsi="Cambria Math"/>
+          <w:i/>
+          <w:iCs/>
+        </w:rPr>
+        <w:t xml:space="preserve">ATT(g,t)=E[Y_t(g)-Y_t(0)\mid G=g]-E[Y_t(g)-Y_t(0)\mid G=\infty]_{t&lt;g}</w:t>
+      </w:r>
+      <w:r>
+        <w:rPr>
+          <w:rFonts w:ascii="맑은 고딕" w:cs="맑은 고딕" w:eastAsia="맑은 고딕" w:hAnsi="맑은 고딕"/>
+        </w:rPr>
+        <w:t xml:space="preserve">(기준시점 대비)로 정의하고, 이를 "동적(dynamic)" 집계(event-time별 평균) 또는 "단순(simple)" 집계(전체 평균)로 요약한다. 평행추세 가정의 민감도는 Rambachan &amp; Roth(2022)의 상대적크기(relative magnitude) 접근으로 정량화하며, 사후기간 위반폭이 사전기간 최대위반폭의 </w:t>
+      </w:r>
+      <w:r>
+        <w:rPr>
+          <w:rFonts w:ascii="Cambria Math" w:cs="Cambria Math" w:eastAsia="Cambria Math" w:hAnsi="Cambria Math"/>
+          <w:i/>
+          <w:iCs/>
+        </w:rPr>
+        <w:t xml:space="preserve">\bar M</w:t>
+      </w:r>
+      <w:r>
+        <w:rPr>
+          <w:rFonts w:ascii="맑은 고딕" w:cs="맑은 고딕" w:eastAsia="맑은 고딕" w:hAnsi="맑은 고딕"/>
+        </w:rPr>
+        <w:t xml:space="preserve">배를 넘지 않는다는 제약 아래 결론이 유지되는 최대 </w:t>
+      </w:r>
+      <w:r>
+        <w:rPr>
+          <w:rFonts w:ascii="Cambria Math" w:cs="Cambria Math" w:eastAsia="Cambria Math" w:hAnsi="Cambria Math"/>
+          <w:i/>
+          <w:iCs/>
+        </w:rPr>
+        <w:t xml:space="preserve">\bar M</w:t>
+      </w:r>
+      <w:r>
+        <w:rPr>
+          <w:rFonts w:ascii="맑은 고딕" w:cs="맑은 고딕" w:eastAsia="맑은 고딕" w:hAnsi="맑은 고딕"/>
+        </w:rPr>
+        <w:t xml:space="preserve">을 보고한다.</w:t>
+      </w:r>
+    </w:p>
+    <w:p>
+      <w:pPr>
+        <w:spacing w:after="200"/>
+      </w:pPr>
+      <w:r>
+        <w:rPr>
+          <w:rFonts w:ascii="맑은 고딕" w:cs="맑은 고딕" w:eastAsia="맑은 고딕" w:hAnsi="맑은 고딕"/>
+          <w:b/>
+          <w:bCs/>
+        </w:rPr>
+        <w:t xml:space="preserve">본 연구에의 적용과 한계 — 정직한 평가.</w:t>
+      </w:r>
+      <w:r>
+        <w:rPr>
+          <w:rFonts w:ascii="맑은 고딕" w:cs="맑은 고딕" w:eastAsia="맑은 고딕" w:hAnsi="맑은 고딕"/>
+        </w:rPr>
+        <w:t xml:space="preserve"> 도제학교 분석(Ⅵ.3절)은 이 문헌의 표준 처방(Callaway–Sant'Anna, honestDiD)을 따르지만, 우리 패널이 졸업 코호트-연도 세 시점(2015·2020·2023)뿐이라는 점에서 이 문헌이 상정하는 "다수의 연간 관측치" 상황과는 다르다. 이 구조적 차이가 결과 해석에 미치는 함의는 Ⅵ.3.9절(결과 해석 가이드)에서 구체적으로 다룬다. Roth(2022)의 "Pretest with Caution"은 사전추세 검정 자체가 낮은 검정력으로 인해 위험을 완전히 걸러내지 못한다고 경고하는데, 이는 우리처럼 사전시점이 애초에 하나뿐이어서 검정 자체가 불가능한 경우에도 "검정을 못 했다"는 사실이 생각보다 치명적이지 않을 수 있음을 시사한다 — 어차피 검정력이 낮은 사전추세 검정을 통과한 연구도 사후에 추세가 깨지는 사례가 드물지 않기 때문이다. 다만 이는 결측의 정당화가 아니라 honestDiD 민감도 분석을 반드시 병행해야 하는 이유로 읽어야 한다.</w:t>
+      </w:r>
+    </w:p>
+    <w:p>
+      <w:pPr>
+        <w:pStyle w:val="Heading3"/>
+        <w:spacing w:after="160" w:before="300"/>
+      </w:pPr>
+      <w:r>
+        <w:rPr>
+          <w:rFonts w:ascii="맑은 고딕" w:cs="맑은 고딕" w:eastAsia="맑은 고딕" w:hAnsi="맑은 고딕"/>
+        </w:rPr>
+        <w:t xml:space="preserve">9. 설명가능 AI(SHAP) — 기원·수식·적용, 그리고 인과추론과의 경계</w:t>
+      </w:r>
+    </w:p>
+    <w:p>
+      <w:pPr>
+        <w:spacing w:after="200"/>
+      </w:pPr>
+      <w:r>
+        <w:rPr>
+          <w:rFonts w:ascii="맑은 고딕" w:cs="맑은 고딕" w:eastAsia="맑은 고딕" w:hAnsi="맑은 고딕"/>
+          <w:b/>
+          <w:bCs/>
+        </w:rPr>
+        <w:t xml:space="preserve">기원과 발전.</w:t>
+      </w:r>
+      <w:r>
+        <w:rPr>
+          <w:rFonts w:ascii="맑은 고딕" w:cs="맑은 고딕" w:eastAsia="맑은 고딕" w:hAnsi="맑은 고딕"/>
+        </w:rPr>
+        <w:t xml:space="preserve"> Shapley(1953)가 협조게임이론에서 제안한 배분규칙(Shapley value)을 Lundberg &amp; Lee(2017)가 기계학습 예측모형의 개별 특성기여도 산출에 이식해 SHAP(SHapley Additive exPlanations)를 제안했다. Lundberg 외(2020)의 TreeSHAP은 트리기반 모형(random forest 포함)에서 정확한 Shapley 값을 다항식 시간에 계산하는 알고리즘을 제시해 본 연구가 쓰는 </w:t>
+      </w:r>
+      <w:r>
+        <w:rPr>
+          <w:rFonts w:ascii="Consolas" w:cs="Consolas" w:eastAsia="Consolas" w:hAnsi="Consolas"/>
+          <w:sz w:val="19"/>
+          <w:szCs w:val="19"/>
+        </w:rPr>
+        <w:t xml:space="preserve">fastshap</w:t>
+      </w:r>
+      <w:r>
+        <w:rPr>
+          <w:rFonts w:ascii="맑은 고딕" w:cs="맑은 고딕" w:eastAsia="맑은 고딕" w:hAnsi="맑은 고딕"/>
+        </w:rPr>
+        <w:t xml:space="preserve">/</w:t>
+      </w:r>
+      <w:r>
+        <w:rPr>
+          <w:rFonts w:ascii="Consolas" w:cs="Consolas" w:eastAsia="Consolas" w:hAnsi="Consolas"/>
+          <w:sz w:val="19"/>
+          <w:szCs w:val="19"/>
+        </w:rPr>
+        <w:t xml:space="preserve">shapviz</w:t>
+      </w:r>
+      <w:r>
+        <w:rPr>
+          <w:rFonts w:ascii="맑은 고딕" w:cs="맑은 고딕" w:eastAsia="맑은 고딕" w:hAnsi="맑은 고딕"/>
+        </w:rPr>
+        <w:t xml:space="preserve">류 구현의 토대가 되었다.</w:t>
+      </w:r>
+    </w:p>
+    <w:p>
+      <w:pPr>
+        <w:spacing w:after="200"/>
+      </w:pPr>
+      <w:r>
+        <w:rPr>
+          <w:rFonts w:ascii="맑은 고딕" w:cs="맑은 고딕" w:eastAsia="맑은 고딕" w:hAnsi="맑은 고딕"/>
+          <w:b/>
+          <w:bCs/>
+        </w:rPr>
+        <w:t xml:space="preserve">수학적 정식화.</w:t>
+      </w:r>
+      <w:r>
+        <w:rPr>
+          <w:rFonts w:ascii="맑은 고딕" w:cs="맑은 고딕" w:eastAsia="맑은 고딕" w:hAnsi="맑은 고딕"/>
+        </w:rPr>
+        <w:t xml:space="preserve"> 특성 </w:t>
+      </w:r>
+      <w:r>
+        <w:rPr>
+          <w:rFonts w:ascii="Cambria Math" w:cs="Cambria Math" w:eastAsia="Cambria Math" w:hAnsi="Cambria Math"/>
+          <w:i/>
+          <w:iCs/>
+        </w:rPr>
+        <w:t xml:space="preserve">j</w:t>
+      </w:r>
+      <w:r>
+        <w:rPr>
+          <w:rFonts w:ascii="맑은 고딕" w:cs="맑은 고딕" w:eastAsia="맑은 고딕" w:hAnsi="맑은 고딕"/>
+        </w:rPr>
+        <w:t xml:space="preserve">의 Shapley 값은 </w:t>
+      </w:r>
+      <w:r>
+        <w:rPr>
+          <w:rFonts w:ascii="Cambria Math" w:cs="Cambria Math" w:eastAsia="Cambria Math" w:hAnsi="Cambria Math"/>
+          <w:i/>
+          <w:iCs/>
+        </w:rPr>
+        <w:t xml:space="preserve">\phi_j=\sum_{S\subseteq F\setminus\{j\}}\dfrac{|S|!(|F|-|S|-1)!}{|F|!}\left[f(S\cup\{j\})-f(S)\right]</w:t>
+      </w:r>
+      <w:r>
+        <w:rPr>
+          <w:rFonts w:ascii="맑은 고딕" w:cs="맑은 고딕" w:eastAsia="맑은 고딕" w:hAnsi="맑은 고딕"/>
+        </w:rPr>
+        <w:t xml:space="preserve">이며, 이는 특성 </w:t>
+      </w:r>
+      <w:r>
+        <w:rPr>
+          <w:rFonts w:ascii="Cambria Math" w:cs="Cambria Math" w:eastAsia="Cambria Math" w:hAnsi="Cambria Math"/>
+          <w:i/>
+          <w:iCs/>
+        </w:rPr>
+        <w:t xml:space="preserve">j</w:t>
+      </w:r>
+      <w:r>
+        <w:rPr>
+          <w:rFonts w:ascii="맑은 고딕" w:cs="맑은 고딕" w:eastAsia="맑은 고딕" w:hAnsi="맑은 고딕"/>
+        </w:rPr>
+        <w:t xml:space="preserve">가 "다른 특성들의 모든 가능한 부분집합에 추가되었을 때" 예측값에 기여하는 정도를 조합론적으로 평균한 것이다. 이 값은 </w:t>
+      </w:r>
+      <w:r>
+        <w:rPr>
+          <w:rFonts w:ascii="Cambria Math" w:cs="Cambria Math" w:eastAsia="Cambria Math" w:hAnsi="Cambria Math"/>
+          <w:i/>
+          <w:iCs/>
+        </w:rPr>
+        <w:t xml:space="preserve">f(x)=\phi_0+\sum_j\phi_j</w:t>
+      </w:r>
+      <w:r>
+        <w:rPr>
+          <w:rFonts w:ascii="맑은 고딕" w:cs="맑은 고딕" w:eastAsia="맑은 고딕" w:hAnsi="맑은 고딕"/>
+        </w:rPr>
+        <w:t xml:space="preserve">로 예측값을 정확히 분해하는 유일한(unique) 배분규칙이라는 것이 Shapley(1953)의 공리적 증명의 핵심이다.</w:t>
+      </w:r>
+    </w:p>
+    <w:p>
+      <w:pPr>
+        <w:spacing w:after="200"/>
+      </w:pPr>
+      <w:r>
+        <w:rPr>
+          <w:rFonts w:ascii="맑은 고딕" w:cs="맑은 고딕" w:eastAsia="맑은 고딕" w:hAnsi="맑은 고딕"/>
+          <w:b/>
+          <w:bCs/>
+        </w:rPr>
+        <w:t xml:space="preserve">인과추론과의 경계 — 왜 이 분석은 축2에만 있고 축3에는 없는가.</w:t>
+      </w:r>
+      <w:r>
+        <w:rPr>
+          <w:rFonts w:ascii="맑은 고딕" w:cs="맑은 고딕" w:eastAsia="맑은 고딕" w:hAnsi="맑은 고딕"/>
+        </w:rPr>
+        <w:t xml:space="preserve"> Kumar, Venkatasubramanian, Scheidegger &amp; Friedler(2020)는 "Problems with Shapley-value-based explanations as feature importance measures"(ICML)에서 SHAP 값이 예측모형 </w:t>
+      </w:r>
+      <w:r>
+        <w:rPr>
+          <w:rFonts w:ascii="Cambria Math" w:cs="Cambria Math" w:eastAsia="Cambria Math" w:hAnsi="Cambria Math"/>
+          <w:i/>
+          <w:iCs/>
+        </w:rPr>
+        <w:t xml:space="preserve">f</w:t>
+      </w:r>
+      <w:r>
+        <w:rPr>
+          <w:rFonts w:ascii="맑은 고딕" w:cs="맑은 고딕" w:eastAsia="맑은 고딕" w:hAnsi="맑은 고딕"/>
+        </w:rPr>
+        <w:t xml:space="preserve">의 내부 상관구조에 의존하므로, 두 특성이 상관되어 있으면 실제로 결과에 영향을 주지 않는 특성에도 0이 아닌 기여도가 할당될 수 있음을 지적한다. 이는 Ⅴ.4절의 caveat(SHAP≠인과효과)을 뒷받침하는 방법론적 근거이며, 본 연구가 SHAP을 축3(정책효과)이 아니라 축2(예측적·탐색적 분석)에만 배치한 이유이기도 하다.</w:t>
+      </w:r>
+    </w:p>
+    <w:p>
+      <w:pPr>
+        <w:pStyle w:val="Heading3"/>
+        <w:spacing w:after="160" w:before="300"/>
+      </w:pPr>
+      <w:r>
+        <w:rPr>
+          <w:rFonts w:ascii="맑은 고딕" w:cs="맑은 고딕" w:eastAsia="맑은 고딕" w:hAnsi="맑은 고딕"/>
+        </w:rPr>
+        <w:t xml:space="preserve">10. 엔트로피 다양성 지수 — 기원·수식·적용</w:t>
+      </w:r>
+    </w:p>
+    <w:p>
+      <w:pPr>
+        <w:spacing w:after="200"/>
+      </w:pPr>
+      <w:r>
+        <w:rPr>
+          <w:rFonts w:ascii="맑은 고딕" w:cs="맑은 고딕" w:eastAsia="맑은 고딕" w:hAnsi="맑은 고딕"/>
+        </w:rPr>
+        <w:t xml:space="preserve">Shannon(1948)의 정보이론적 엔트로피 </w:t>
+      </w:r>
+      <w:r>
+        <w:rPr>
+          <w:rFonts w:ascii="Cambria Math" w:cs="Cambria Math" w:eastAsia="Cambria Math" w:hAnsi="Cambria Math"/>
+          <w:i/>
+          <w:iCs/>
+        </w:rPr>
+        <w:t xml:space="preserve">H=-\sum_k p_k\log p_k</w:t>
+      </w:r>
+      <w:r>
+        <w:rPr>
+          <w:rFonts w:ascii="맑은 고딕" w:cs="맑은 고딕" w:eastAsia="맑은 고딕" w:hAnsi="맑은 고딕"/>
+        </w:rPr>
+        <w:t xml:space="preserve">는 산업경제학에서 기업의 사업다각화 정도를 측정하는 지표로 변형되어 쓰여 왔다(Jacquemin &amp; Berry, 1979의 엔트로피 다각화 지수). 본 연구의 </w:t>
+      </w:r>
+      <w:r>
+        <w:rPr>
+          <w:rFonts w:ascii="Cambria Math" w:cs="Cambria Math" w:eastAsia="Cambria Math" w:hAnsi="Cambria Math"/>
+          <w:i/>
+          <w:iCs/>
+        </w:rPr>
+        <w:t xml:space="preserve">H_m=-\sum_o p_{o|m}\log p_{o|m}</w:t>
+      </w:r>
+      <w:r>
+        <w:rPr>
+          <w:rFonts w:ascii="맑은 고딕" w:cs="맑은 고딕" w:eastAsia="맑은 고딕" w:hAnsi="맑은 고딕"/>
+        </w:rPr>
+        <w:t xml:space="preserve">(Ⅴ.3절)은 이 다각화 지수를 "기업의 매출이 여러 사업부문에 분산된 정도"에서 "전공의 졸업생이 여러 직종에 분산 흡수되는 정도"로 유비적으로 차용한 것이다. Herfindahl-Hirschman 지수(시장집중도)의 log변환 버전으로 이해할 수도 있으며, </w:t>
+      </w:r>
+      <w:r>
+        <w:rPr>
+          <w:rFonts w:ascii="Cambria Math" w:cs="Cambria Math" w:eastAsia="Cambria Math" w:hAnsi="Cambria Math"/>
+          <w:i/>
+          <w:iCs/>
+        </w:rPr>
+        <w:t xml:space="preserve">H_m=0</w:t>
+      </w:r>
+      <w:r>
+        <w:rPr>
+          <w:rFonts w:ascii="맑은 고딕" w:cs="맑은 고딕" w:eastAsia="맑은 고딕" w:hAnsi="맑은 고딕"/>
+        </w:rPr>
+        <w:t xml:space="preserve">은 완전 종속(단일 직종 독점), </w:t>
+      </w:r>
+      <w:r>
+        <w:rPr>
+          <w:rFonts w:ascii="Cambria Math" w:cs="Cambria Math" w:eastAsia="Cambria Math" w:hAnsi="Cambria Math"/>
+          <w:i/>
+          <w:iCs/>
+        </w:rPr>
+        <w:t xml:space="preserve">H_m=\log(K)</w:t>
+      </w:r>
+      <w:r>
+        <w:rPr>
+          <w:rFonts w:ascii="맑은 고딕" w:cs="맑은 고딕" w:eastAsia="맑은 고딕" w:hAnsi="맑은 고딕"/>
+        </w:rPr>
+        <w:t xml:space="preserve">(</w:t>
+      </w:r>
+      <w:r>
+        <w:rPr>
+          <w:rFonts w:ascii="Cambria Math" w:cs="Cambria Math" w:eastAsia="Cambria Math" w:hAnsi="Cambria Math"/>
+          <w:i/>
+          <w:iCs/>
+        </w:rPr>
+        <w:t xml:space="preserve">K</w:t>
+      </w:r>
+      <w:r>
+        <w:rPr>
+          <w:rFonts w:ascii="맑은 고딕" w:cs="맑은 고딕" w:eastAsia="맑은 고딕" w:hAnsi="맑은 고딕"/>
+        </w:rPr>
+        <w:t xml:space="preserve">=직종 수)는 완전 균등분산을 뜻한다.</w:t>
+      </w:r>
+    </w:p>
+    <w:p>
+      <w:pPr>
         <w:pBdr>
           <w:bottom w:val="single" w:color="999999" w:sz="6"/>
         </w:pBdr>
@@ -12998,6 +14352,44 @@
           <w:b/>
           <w:bCs/>
         </w:rPr>
+        <w:t xml:space="preserve">3.1 정책 및 처치집단 정의.</w:t>
+      </w:r>
+      <w:r>
+        <w:rPr>
+          <w:rFonts w:ascii="맑은 고딕" w:cs="맑은 고딕" w:eastAsia="맑은 고딕" w:hAnsi="맑은 고딕"/>
+        </w:rPr>
+        <w:t xml:space="preserve"> 산학일체형 도제학교(2014.11 1차 9개교 → 2015·2016·2017 확대, 2026.9 기준 약 194개교 마스터 명단 확보)를 처치로 정의한다. 2015 졸업생은 재학 중 도제 미운영(전원 "전"), 2020 졸업생은 도제반 시기(2018–2019) 운영 중이던 160개교, 2023 졸업생은 도제반 시기(2021–2022) 운영 중이던 133개교를 "후"로 판정한다.</w:t>
+      </w:r>
+    </w:p>
+    <w:p>
+      <w:pPr>
+        <w:spacing w:after="200"/>
+      </w:pPr>
+      <w:r>
+        <w:rPr>
+          <w:rFonts w:ascii="맑은 고딕" w:cs="맑은 고딕" w:eastAsia="맑은 고딕" w:hAnsi="맑은 고딕"/>
+          <w:b/>
+          <w:bCs/>
+        </w:rPr>
+        <w:t xml:space="preserve">3.2 후보 정책 선별 기준과 도제학교를 선택한 이유.</w:t>
+      </w:r>
+      <w:r>
+        <w:rPr>
+          <w:rFonts w:ascii="맑은 고딕" w:cs="맑은 고딕" w:eastAsia="맑은 고딕" w:hAnsi="맑은 고딕"/>
+        </w:rPr>
+        <w:t xml:space="preserve"> DiD가 성립하려면 (a) 학교단위로 선정되고, (b) 도입시점이 2015 졸업(전)과 2020 졸업(후) 사이에 있으며, (c) 선정학교 명단이 확보되어야 한다. 마이스터고(2010년 시작, 2015 졸업생이 이미 "후")·협약형 특성화고(2024년 시작, 세 코호트 모두 "전")·NCS 교육과정과 현장실습 개편(전국 동시 적용, 비교집단 없음)은 이 기준을 충족하지 못한다. 중소기업 특성화고 인력양성사업(2008년 시작, 2015년 이전 대부분 학교가 이미 참여 중)은 처치집단이 작고 개입강도가 짧으며 도제학교와 상당수 중복되므로, 도제 분석이 성립한 뒤 동일 마스터 구조로 견고성 분석(같은 방향의 결과가 나오는지)으로만 병행한다.</w:t>
+      </w:r>
+    </w:p>
+    <w:p>
+      <w:pPr>
+        <w:spacing w:after="200"/>
+      </w:pPr>
+      <w:r>
+        <w:rPr>
+          <w:rFonts w:ascii="맑은 고딕" w:cs="맑은 고딕" w:eastAsia="맑은 고딕" w:hAnsi="맑은 고딕"/>
+          <w:b/>
+          <w:bCs/>
+        </w:rPr>
         <w:t xml:space="preserve">변수정의표</w:t>
       </w:r>
     </w:p>
@@ -13890,7 +15282,7 @@
         <w:rPr>
           <w:rFonts w:ascii="맑은 고딕" w:cs="맑은 고딕" w:eastAsia="맑은 고딕" w:hAnsi="맑은 고딕"/>
         </w:rPr>
-        <w:t xml:space="preserve">. Staggered 확장(Callaway &amp; Sant'Anna, 2021): </w:t>
+        <w:t xml:space="preserve">. TWFE 일반형: </w:t>
       </w:r>
       <w:r>
         <w:rPr>
@@ -13898,13 +15290,13 @@
           <w:i/>
           <w:iCs/>
         </w:rPr>
-        <w:t xml:space="preserve">ATT(g,t)=E[Y_t(g)-Y_t(0)\mid G=g]</w:t>
-      </w:r>
-      <w:r>
-        <w:rPr>
-          <w:rFonts w:ascii="맑은 고딕" w:cs="맑은 고딕" w:eastAsia="맑은 고딕" w:hAnsi="맑은 고딕"/>
-        </w:rPr>
-        <w:t xml:space="preserve">, </w:t>
+        <w:t xml:space="preserve">Y_{it}=\alpha_i+\lambda_t+\beta\, D_{it}+\epsilon_{it}</w:t>
+      </w:r>
+      <w:r>
+        <w:rPr>
+          <w:rFonts w:ascii="맑은 고딕" w:cs="맑은 고딕" w:eastAsia="맑은 고딕" w:hAnsi="맑은 고딕"/>
+        </w:rPr>
+        <w:t xml:space="preserve">(</w:t>
       </w:r>
       <w:r>
         <w:rPr>
@@ -13912,13 +15304,255 @@
           <w:i/>
           <w:iCs/>
         </w:rPr>
+        <w:t xml:space="preserve">\alpha_i</w:t>
+      </w:r>
+      <w:r>
+        <w:rPr>
+          <w:rFonts w:ascii="맑은 고딕" w:cs="맑은 고딕" w:eastAsia="맑은 고딕" w:hAnsi="맑은 고딕"/>
+        </w:rPr>
+        <w:t xml:space="preserve">=학교고정효과, </w:t>
+      </w:r>
+      <w:r>
+        <w:rPr>
+          <w:rFonts w:ascii="Cambria Math" w:cs="Cambria Math" w:eastAsia="Cambria Math" w:hAnsi="Cambria Math"/>
+          <w:i/>
+          <w:iCs/>
+        </w:rPr>
+        <w:t xml:space="preserve">\lambda_t</w:t>
+      </w:r>
+      <w:r>
+        <w:rPr>
+          <w:rFonts w:ascii="맑은 고딕" w:cs="맑은 고딕" w:eastAsia="맑은 고딕" w:hAnsi="맑은 고딕"/>
+        </w:rPr>
+        <w:t xml:space="preserve">=연도고정효과). Staggered 확장(Callaway &amp; Sant'Anna, 2021): </w:t>
+      </w:r>
+      <w:r>
+        <w:rPr>
+          <w:rFonts w:ascii="Cambria Math" w:cs="Cambria Math" w:eastAsia="Cambria Math" w:hAnsi="Cambria Math"/>
+          <w:i/>
+          <w:iCs/>
+        </w:rPr>
+        <w:t xml:space="preserve">ATT(g,t)=E[Y_t(g)-Y_t(0)\mid G=g]-E[Y_t(g)-Y_t(0)\mid G=\infty]</w:t>
+      </w:r>
+      <w:r>
+        <w:rPr>
+          <w:rFonts w:ascii="맑은 고딕" w:cs="맑은 고딕" w:eastAsia="맑은 고딕" w:hAnsi="맑은 고딕"/>
+        </w:rPr>
+        <w:t xml:space="preserve">, </w:t>
+      </w:r>
+      <w:r>
+        <w:rPr>
+          <w:rFonts w:ascii="Cambria Math" w:cs="Cambria Math" w:eastAsia="Cambria Math" w:hAnsi="Cambria Math"/>
+          <w:i/>
+          <w:iCs/>
+        </w:rPr>
         <w:t xml:space="preserve">g</w:t>
       </w:r>
       <w:r>
         <w:rPr>
           <w:rFonts w:ascii="맑은 고딕" w:cs="맑은 고딕" w:eastAsia="맑은 고딕" w:hAnsi="맑은 고딕"/>
         </w:rPr>
-        <w:t xml:space="preserve">=처치개시집단.</w:t>
+        <w:t xml:space="preserve">=처치개시집단(선정연도), 비교집단은 "아직 처치받지 않은" 학교로 한정한다. 동적 집계: </w:t>
+      </w:r>
+      <w:r>
+        <w:rPr>
+          <w:rFonts w:ascii="Cambria Math" w:cs="Cambria Math" w:eastAsia="Cambria Math" w:hAnsi="Cambria Math"/>
+          <w:i/>
+          <w:iCs/>
+        </w:rPr>
+        <w:t xml:space="preserve">\theta_{dyn}(e)=\sum_g \mathbb{1}[g+e\le T]\,w_g\,ATT(g,g+e)</w:t>
+      </w:r>
+      <w:r>
+        <w:rPr>
+          <w:rFonts w:ascii="맑은 고딕" w:cs="맑은 고딕" w:eastAsia="맑은 고딕" w:hAnsi="맑은 고딕"/>
+        </w:rPr>
+        <w:t xml:space="preserve">(</w:t>
+      </w:r>
+      <w:r>
+        <w:rPr>
+          <w:rFonts w:ascii="Cambria Math" w:cs="Cambria Math" w:eastAsia="Cambria Math" w:hAnsi="Cambria Math"/>
+          <w:i/>
+          <w:iCs/>
+        </w:rPr>
+        <w:t xml:space="preserve">e</w:t>
+      </w:r>
+      <w:r>
+        <w:rPr>
+          <w:rFonts w:ascii="맑은 고딕" w:cs="맑은 고딕" w:eastAsia="맑은 고딕" w:hAnsi="맑은 고딕"/>
+        </w:rPr>
+        <w:t xml:space="preserve">=처치 후 경과, </w:t>
+      </w:r>
+      <w:r>
+        <w:rPr>
+          <w:rFonts w:ascii="Cambria Math" w:cs="Cambria Math" w:eastAsia="Cambria Math" w:hAnsi="Cambria Math"/>
+          <w:i/>
+          <w:iCs/>
+        </w:rPr>
+        <w:t xml:space="preserve">w_g</w:t>
+      </w:r>
+      <w:r>
+        <w:rPr>
+          <w:rFonts w:ascii="맑은 고딕" w:cs="맑은 고딕" w:eastAsia="맑은 고딕" w:hAnsi="맑은 고딕"/>
+        </w:rPr>
+        <w:t xml:space="preserve">=집단별 가중치).</w:t>
+      </w:r>
+    </w:p>
+    <w:p>
+      <w:pPr>
+        <w:spacing w:after="200"/>
+      </w:pPr>
+      <w:r>
+        <w:rPr>
+          <w:rFonts w:ascii="맑은 고딕" w:cs="맑은 고딕" w:eastAsia="맑은 고딕" w:hAnsi="맑은 고딕"/>
+          <w:b/>
+          <w:bCs/>
+        </w:rPr>
+        <w:t xml:space="preserve">3.5 처치 희석 문제와 그 처리.</w:t>
+      </w:r>
+      <w:r>
+        <w:rPr>
+          <w:rFonts w:ascii="맑은 고딕" w:cs="맑은 고딕" w:eastAsia="맑은 고딕" w:hAnsi="맑은 고딕"/>
+        </w:rPr>
+        <w:t xml:space="preserve"> 도제교육은 학교 전체가 아니라 학교당 50–60명 도제반에만 적용되며(직업계고 졸업생의 약 8%), NEIS 학급 코드·재학 중 고용보험 이력 모두 이번 반출 데이터에 포함되지 않으므로[반출 확인 필요] 개인단위 식별은 불가능하다. 따라서 "학교가 도제학교였는가"를 처치로 하는 학교단위 분석으로 확정하고, 결과는 실제 효과의 하한(intent-to-treat)으로 해석한다. 고용24 학습기업 수(학교별 참여기업 수)를 처치 강도 대리변수로 넣은 보조 추정을 병행한다.</w:t>
+      </w:r>
+    </w:p>
+    <w:p>
+      <w:pPr>
+        <w:spacing w:after="200"/>
+      </w:pPr>
+      <w:r>
+        <w:rPr>
+          <w:rFonts w:ascii="맑은 고딕" w:cs="맑은 고딕" w:eastAsia="맑은 고딕" w:hAnsi="맑은 고딕"/>
+          <w:b/>
+          <w:bCs/>
+        </w:rPr>
+        <w:t xml:space="preserve">3.6 평행추세 위협과 대응.</w:t>
+      </w:r>
+      <w:r>
+        <w:rPr>
+          <w:rFonts w:ascii="맑은 고딕" w:cs="맑은 고딕" w:eastAsia="맑은 고딕" w:hAnsi="맑은 고딕"/>
+        </w:rPr>
+        <w:t xml:space="preserve"> 사전 시점이 2015 하나뿐이라 평행추세를 검정으로 확인할 수 없고, 2015–2020 사이 현장실습 학습중심 전환(2018)이 전국을 강타했는데 채용약정형인 도제학교는 이 충격을 상대적으로 덜 받았을 가능성이 있어 추세가 어긋났을 위험이 있다. 대응:</w:t>
+      </w:r>
+    </w:p>
+    <w:p>
+      <w:pPr>
+        <w:pStyle w:val="ListParagraph"/>
+        <w:numPr>
+          <w:ilvl w:val="0"/>
+          <w:numId w:val="2"/>
+        </w:numPr>
+        <w:spacing w:after="100"/>
+      </w:pPr>
+      <w:r>
+        <w:rPr>
+          <w:rFonts w:ascii="맑은 고딕" w:cs="맑은 고딕" w:eastAsia="맑은 고딕" w:hAnsi="맑은 고딕"/>
+        </w:rPr>
+        <w:t xml:space="preserve">학교 특성(규모·계열·지역·2015년 취업률, 및 중소기업 인력양성사업 참여여부·마이스터고 지정여부)으로 성향점수를 만들어 도제/비도제 학교를 매칭한 뒤 DiD를 적용하는 조건부 DiD(PSM-DiD)</w:t>
+      </w:r>
+    </w:p>
+    <w:p>
+      <w:pPr>
+        <w:pStyle w:val="ListParagraph"/>
+        <w:numPr>
+          <w:ilvl w:val="0"/>
+          <w:numId w:val="2"/>
+        </w:numPr>
+        <w:spacing w:after="100"/>
+      </w:pPr>
+      <w:r>
+        <w:rPr>
+          <w:rFonts w:ascii="맑은 고딕" w:cs="맑은 고딕" w:eastAsia="맑은 고딕" w:hAnsi="맑은 고딕"/>
+        </w:rPr>
+        <w:t xml:space="preserve">학교별 선정연도가 다르므로(2014·2015·2016·2017) 일반 TWFE 대신 이질성에 강건한 추정량(Callaway &amp; Sant'Anna, 2021; R 패키지 </w:t>
+      </w:r>
+      <w:r>
+        <w:rPr>
+          <w:rFonts w:ascii="Consolas" w:cs="Consolas" w:eastAsia="Consolas" w:hAnsi="Consolas"/>
+          <w:sz w:val="19"/>
+          <w:szCs w:val="19"/>
+        </w:rPr>
+        <w:t xml:space="preserve">did</w:t>
+      </w:r>
+      <w:r>
+        <w:rPr>
+          <w:rFonts w:ascii="맑은 고딕" w:cs="맑은 고딕" w:eastAsia="맑은 고딕" w:hAnsi="맑은 고딕"/>
+        </w:rPr>
+        <w:t xml:space="preserve">)</w:t>
+      </w:r>
+    </w:p>
+    <w:p>
+      <w:pPr>
+        <w:pStyle w:val="ListParagraph"/>
+        <w:numPr>
+          <w:ilvl w:val="0"/>
+          <w:numId w:val="2"/>
+        </w:numPr>
+        <w:spacing w:after="100"/>
+      </w:pPr>
+      <w:r>
+        <w:rPr>
+          <w:rFonts w:ascii="맑은 고딕" w:cs="맑은 고딕" w:eastAsia="맑은 고딕" w:hAnsi="맑은 고딕"/>
+        </w:rPr>
+        <w:t xml:space="preserve">표준오차는 학교단위 클러스터</w:t>
+      </w:r>
+    </w:p>
+    <w:p>
+      <w:pPr>
+        <w:pStyle w:val="ListParagraph"/>
+        <w:numPr>
+          <w:ilvl w:val="0"/>
+          <w:numId w:val="2"/>
+        </w:numPr>
+        <w:spacing w:after="100"/>
+      </w:pPr>
+      <w:r>
+        <w:rPr>
+          <w:rFonts w:ascii="맑은 고딕" w:cs="맑은 고딕" w:eastAsia="맑은 고딕" w:hAnsi="맑은 고딕"/>
+        </w:rPr>
+        <w:t xml:space="preserve">honestDiD(Rambachan &amp; Roth, 2022) 민감도 분석 — 평행추세가 어느 정도 깨져도 결론이 유지되는 최대 위반폭 </w:t>
+      </w:r>
+      <w:r>
+        <w:rPr>
+          <w:rFonts w:ascii="Cambria Math" w:cs="Cambria Math" w:eastAsia="Cambria Math" w:hAnsi="Cambria Math"/>
+          <w:i/>
+          <w:iCs/>
+        </w:rPr>
+        <w:t xml:space="preserve">\bar M</w:t>
+      </w:r>
+      <w:r>
+        <w:rPr>
+          <w:rFonts w:ascii="맑은 고딕" w:cs="맑은 고딕" w:eastAsia="맑은 고딕" w:hAnsi="맑은 고딕"/>
+        </w:rPr>
+        <w:t xml:space="preserve">을 보고</w:t>
+      </w:r>
+    </w:p>
+    <w:p>
+      <w:pPr>
+        <w:pBdr>
+          <w:left w:val="single" w:color="888888" w:sz="12"/>
+        </w:pBdr>
+        <w:shd w:fill="F7F7F7" w:color="auto" w:val="clear"/>
+        <w:spacing w:after="200" w:before="120"/>
+        <w:ind w:left="400"/>
+      </w:pPr>
+      <w:r>
+        <w:rPr>
+          <w:rFonts w:ascii="맑은 고딕" w:cs="맑은 고딕" w:eastAsia="맑은 고딕" w:hAnsi="맑은 고딕"/>
+          <w:b/>
+          <w:bCs/>
+          <w:i/>
+          <w:iCs/>
+        </w:rPr>
+        <w:t xml:space="preserve">3.7 비교집단 오염 주의.</w:t>
+      </w:r>
+      <w:r>
+        <w:rPr>
+          <w:rFonts w:ascii="맑은 고딕" w:cs="맑은 고딕" w:eastAsia="맑은 고딕" w:hAnsi="맑은 고딕"/>
+          <w:i/>
+          <w:iCs/>
+        </w:rPr>
+        <w:t xml:space="preserve"> 대조군(비도제 특성화·마이스터고)에 중소기업 인력양성사업 참여교, 마이스터고가 섞여 있으면 "정책 vs 무정책" 비교가 아니라 "도제+기타개입 vs 기타개입-only" 비교가 되어 효과가 편향된다. 매칭변수에 두 항목을 반드시 포함하고, 마이스터고를 제외한 특성화고 한정 서브분석을 민감도로 병행한다.</w:t>
       </w:r>
     </w:p>
     <w:p>
@@ -14494,6 +16128,765 @@
           <w:szCs w:val="4"/>
         </w:rPr>
         <w:t xml:space="preserve"> </w:t>
+      </w:r>
+    </w:p>
+    <w:p>
+      <w:pPr>
+        <w:pStyle w:val="Heading3"/>
+        <w:spacing w:after="160" w:before="300"/>
+      </w:pPr>
+      <w:r>
+        <w:rPr>
+          <w:rFonts w:ascii="맑은 고딕" w:cs="맑은 고딕" w:eastAsia="맑은 고딕" w:hAnsi="맑은 고딕"/>
+        </w:rPr>
+        <w:t xml:space="preserve">3.9 결과 해석 가이드 — ATT(g,t)를 어떻게 읽을 것인가</w:t>
+      </w:r>
+    </w:p>
+    <w:p>
+      <w:pPr>
+        <w:spacing w:after="200"/>
+      </w:pPr>
+      <w:r>
+        <w:rPr>
+          <w:rFonts w:ascii="맑은 고딕" w:cs="맑은 고딕" w:eastAsia="맑은 고딕" w:hAnsi="맑은 고딕"/>
+        </w:rPr>
+        <w:t xml:space="preserve">이 절은 아직 존재하지 않는 결과를 미리 지어내는 것이 아니라, 결과가 나왔을 때 </w:t>
+      </w:r>
+      <w:r>
+        <w:rPr>
+          <w:rFonts w:ascii="맑은 고딕" w:cs="맑은 고딕" w:eastAsia="맑은 고딕" w:hAnsi="맑은 고딕"/>
+          <w:b/>
+          <w:bCs/>
+        </w:rPr>
+        <w:t xml:space="preserve">무엇을 어떤 근거로 어떻게 서술할지</w:t>
+      </w:r>
+      <w:r>
+        <w:rPr>
+          <w:rFonts w:ascii="맑은 고딕" w:cs="맑은 고딕" w:eastAsia="맑은 고딕" w:hAnsi="맑은 고딕"/>
+        </w:rPr>
+        <w:t xml:space="preserve">를 미리 정해두는 해석 규약(interpretation protocol)이다. 규약을 사전에 정해두지 않으면 결과를 보고 나서 유리한 해석을 짜맞추는 것처럼 보이기 쉽다 — 지금까지 방법론에서 지적받아 온 지점과 본질적으로 같은 문제다.</w:t>
+      </w:r>
+    </w:p>
+    <w:p>
+      <w:pPr>
+        <w:spacing w:after="200"/>
+      </w:pPr>
+      <w:r>
+        <w:rPr>
+          <w:rFonts w:ascii="맑은 고딕" w:cs="맑은 고딕" w:eastAsia="맑은 고딕" w:hAnsi="맑은 고딕"/>
+          <w:b/>
+          <w:bCs/>
+        </w:rPr>
+        <w:t xml:space="preserve">(1) 우리 DiD 패널의 실제 구조를 먼저 인정한다.</w:t>
+      </w:r>
+      <w:r>
+        <w:rPr>
+          <w:rFonts w:ascii="맑은 고딕" w:cs="맑은 고딕" w:eastAsia="맑은 고딕" w:hAnsi="맑은 고딕"/>
+        </w:rPr>
+        <w:t xml:space="preserve"> </w:t>
+      </w:r>
+      <w:r>
+        <w:rPr>
+          <w:rFonts w:ascii="Consolas" w:cs="Consolas" w:eastAsia="Consolas" w:hAnsi="Consolas"/>
+          <w:sz w:val="19"/>
+          <w:szCs w:val="19"/>
+        </w:rPr>
+        <w:t xml:space="preserve">did::att_gt()</w:t>
+      </w:r>
+      <w:r>
+        <w:rPr>
+          <w:rFonts w:ascii="맑은 고딕" w:cs="맑은 고딕" w:eastAsia="맑은 고딕" w:hAnsi="맑은 고딕"/>
+        </w:rPr>
+        <w:t xml:space="preserve">는 원래 처치시점이 다른 다수의 연간 관측치에서 힘을 발휘하도록 설계된 도구다(Goodman-Bacon, 2021; Callaway &amp; Sant'Anna, 2021). 그러나 </w:t>
+      </w:r>
+      <w:r>
+        <w:rPr>
+          <w:rFonts w:ascii="Consolas" w:cs="Consolas" w:eastAsia="Consolas" w:hAnsi="Consolas"/>
+          <w:sz w:val="19"/>
+          <w:szCs w:val="19"/>
+        </w:rPr>
+        <w:t xml:space="preserve">school_panel</w:t>
+      </w:r>
+      <w:r>
+        <w:rPr>
+          <w:rFonts w:ascii="맑은 고딕" w:cs="맑은 고딕" w:eastAsia="맑은 고딕" w:hAnsi="맑은 고딕"/>
+        </w:rPr>
+        <w:t xml:space="preserve">은 졸업 코호트-연도가 </w:t>
+      </w:r>
+      <w:r>
+        <w:rPr>
+          <w:rFonts w:ascii="맑은 고딕" w:cs="맑은 고딕" w:eastAsia="맑은 고딕" w:hAnsi="맑은 고딕"/>
+          <w:b/>
+          <w:bCs/>
+        </w:rPr>
+        <w:t xml:space="preserve">2015·2020·2023 세 시점뿐</w:t>
+      </w:r>
+      <w:r>
+        <w:rPr>
+          <w:rFonts w:ascii="맑은 고딕" w:cs="맑은 고딕" w:eastAsia="맑은 고딕" w:hAnsi="맑은 고딕"/>
+        </w:rPr>
+        <w:t xml:space="preserve">이다. 도제학교 선정연도(2014·2015·2016·2017)가 staggered이긴 하지만, 2020년(첫 사후시점)에는 이미 모든 처치학교가 처치를 받은 상태이므로, 고전적인 Goodman-Bacon 문제(이미 처치된 집단을 비교집단으로 잘못 사용해 발생하는 음의 가중치)가 발생할 여지 자체가 크지 않다. 따라서 이 설계에서 </w:t>
+      </w:r>
+      <w:r>
+        <w:rPr>
+          <w:rFonts w:ascii="Consolas" w:cs="Consolas" w:eastAsia="Consolas" w:hAnsi="Consolas"/>
+          <w:sz w:val="19"/>
+          <w:szCs w:val="19"/>
+        </w:rPr>
+        <w:t xml:space="preserve">att_gt()</w:t>
+      </w:r>
+      <w:r>
+        <w:rPr>
+          <w:rFonts w:ascii="맑은 고딕" w:cs="맑은 고딕" w:eastAsia="맑은 고딕" w:hAnsi="맑은 고딕"/>
+        </w:rPr>
+        <w:t xml:space="preserve">의 진짜 효용은 "이질성강건 추정으로 TWFE 편향을 제거한다"는 표준적 설명이 아니라, </w:t>
+      </w:r>
+      <w:r>
+        <w:rPr>
+          <w:rFonts w:ascii="맑은 고딕" w:cs="맑은 고딕" w:eastAsia="맑은 고딕" w:hAnsi="맑은 고딕"/>
+          <w:b/>
+          <w:bCs/>
+        </w:rPr>
+        <w:t xml:space="preserve">선정연도별 그룹 $g$를 이용해 "처치 성숙도"(2020년 시점에 2014년 선정교는 6년차, 2017년 선정교는 3년차 운영 중)에 따른 효과 이질성을 관측할 수 있다는 점</w:t>
+      </w:r>
+      <w:r>
+        <w:rPr>
+          <w:rFonts w:ascii="맑은 고딕" w:cs="맑은 고딕" w:eastAsia="맑은 고딕" w:hAnsi="맑은 고딕"/>
+        </w:rPr>
+        <w:t xml:space="preserve">이다. 결과를 서술할 때는 이 구분을 반드시 명시한다 — "이질성강건 추정량을 썼다"는 문장만으로는 이 방법을 쓴 이유를 설명하지 못하며, 심사에서 "왜 굳이 이 방법인가"를 다시 묻게 만든다.</w:t>
+      </w:r>
+    </w:p>
+    <w:p>
+      <w:pPr>
+        <w:spacing w:after="200"/>
+      </w:pPr>
+      <w:r>
+        <w:rPr>
+          <w:rFonts w:ascii="맑은 고딕" w:cs="맑은 고딕" w:eastAsia="맑은 고딕" w:hAnsi="맑은 고딕"/>
+          <w:b/>
+          <w:bCs/>
+        </w:rPr>
+        <w:t xml:space="preserve">(2) $ATT(g,t)$ 표를 읽는 순서.</w:t>
+      </w:r>
+    </w:p>
+    <w:p>
+      <w:pPr>
+        <w:pStyle w:val="ListParagraph"/>
+        <w:numPr>
+          <w:ilvl w:val="0"/>
+          <w:numId w:val="2"/>
+        </w:numPr>
+        <w:spacing w:after="100"/>
+      </w:pPr>
+      <w:r>
+        <w:rPr>
+          <w:rFonts w:ascii="맑은 고딕" w:cs="맑은 고딕" w:eastAsia="맑은 고딕" w:hAnsi="맑은 고딕"/>
+        </w:rPr>
+        <w:t xml:space="preserve">먼저 </w:t>
+      </w:r>
+      <w:r>
+        <w:rPr>
+          <w:rFonts w:ascii="Cambria Math" w:cs="Cambria Math" w:eastAsia="Cambria Math" w:hAnsi="Cambria Math"/>
+          <w:i/>
+          <w:iCs/>
+        </w:rPr>
+        <w:t xml:space="preserve">g</w:t>
+      </w:r>
+      <w:r>
+        <w:rPr>
+          <w:rFonts w:ascii="맑은 고딕" w:cs="맑은 고딕" w:eastAsia="맑은 고딕" w:hAnsi="맑은 고딕"/>
+        </w:rPr>
+        <w:t xml:space="preserve">(선정연도군: 2014/2015/2016)별로 </w:t>
+      </w:r>
+      <w:r>
+        <w:rPr>
+          <w:rFonts w:ascii="Cambria Math" w:cs="Cambria Math" w:eastAsia="Cambria Math" w:hAnsi="Cambria Math"/>
+          <w:i/>
+          <w:iCs/>
+        </w:rPr>
+        <w:t xml:space="preserve">t=2020</w:t>
+      </w:r>
+      <w:r>
+        <w:rPr>
+          <w:rFonts w:ascii="맑은 고딕" w:cs="맑은 고딕" w:eastAsia="맑은 고딕" w:hAnsi="맑은 고딕"/>
+        </w:rPr>
+        <w:t xml:space="preserve">, </w:t>
+      </w:r>
+      <w:r>
+        <w:rPr>
+          <w:rFonts w:ascii="Cambria Math" w:cs="Cambria Math" w:eastAsia="Cambria Math" w:hAnsi="Cambria Math"/>
+          <w:i/>
+          <w:iCs/>
+        </w:rPr>
+        <w:t xml:space="preserve">t=2023</w:t>
+      </w:r>
+      <w:r>
+        <w:rPr>
+          <w:rFonts w:ascii="맑은 고딕" w:cs="맑은 고딕" w:eastAsia="맑은 고딕" w:hAnsi="맑은 고딕"/>
+        </w:rPr>
+        <w:t xml:space="preserve"> 두 시점의 계수를 확인한다. 기준시점은 </w:t>
+      </w:r>
+      <w:r>
+        <w:rPr>
+          <w:rFonts w:ascii="Cambria Math" w:cs="Cambria Math" w:eastAsia="Cambria Math" w:hAnsi="Cambria Math"/>
+          <w:i/>
+          <w:iCs/>
+        </w:rPr>
+        <w:t xml:space="preserve">t=2015</w:t>
+      </w:r>
+      <w:r>
+        <w:rPr>
+          <w:rFonts w:ascii="맑은 고딕" w:cs="맑은 고딕" w:eastAsia="맑은 고딕" w:hAnsi="맑은 고딕"/>
+        </w:rPr>
+        <w:t xml:space="preserve">(전원 미처치)다.</w:t>
+      </w:r>
+    </w:p>
+    <w:p>
+      <w:pPr>
+        <w:pStyle w:val="ListParagraph"/>
+        <w:numPr>
+          <w:ilvl w:val="0"/>
+          <w:numId w:val="2"/>
+        </w:numPr>
+        <w:spacing w:after="100"/>
+      </w:pPr>
+      <w:r>
+        <w:rPr>
+          <w:rFonts w:ascii="맑은 고딕" w:cs="맑은 고딕" w:eastAsia="맑은 고딕" w:hAnsi="맑은 고딕"/>
+        </w:rPr>
+        <w:t xml:space="preserve">같은 </w:t>
+      </w:r>
+      <w:r>
+        <w:rPr>
+          <w:rFonts w:ascii="Cambria Math" w:cs="Cambria Math" w:eastAsia="Cambria Math" w:hAnsi="Cambria Math"/>
+          <w:i/>
+          <w:iCs/>
+        </w:rPr>
+        <w:t xml:space="preserve">g</w:t>
+      </w:r>
+      <w:r>
+        <w:rPr>
+          <w:rFonts w:ascii="맑은 고딕" w:cs="맑은 고딕" w:eastAsia="맑은 고딕" w:hAnsi="맑은 고딕"/>
+        </w:rPr>
+        <w:t xml:space="preserve"> 내에서 </w:t>
+      </w:r>
+      <w:r>
+        <w:rPr>
+          <w:rFonts w:ascii="Cambria Math" w:cs="Cambria Math" w:eastAsia="Cambria Math" w:hAnsi="Cambria Math"/>
+          <w:i/>
+          <w:iCs/>
+        </w:rPr>
+        <w:t xml:space="preserve">t=2020\to 2023</w:t>
+      </w:r>
+      <w:r>
+        <w:rPr>
+          <w:rFonts w:ascii="맑은 고딕" w:cs="맑은 고딕" w:eastAsia="맑은 고딕" w:hAnsi="맑은 고딕"/>
+        </w:rPr>
+        <w:t xml:space="preserve"> 계수가 커지는지 확인한다 — 커진다면 "정책효과가 시간이 지나며 누적된다"는 서술이 가능하다. 단, 이는 같은 학생 코호트를 추적한 것이 아니라 서로 다른 졸업코호트(2020졸업생 vs 2023졸업생)를 비교하는 것이므로 "동일 학교의 시간에 따른 개선"이 아니라 "정책성숙도가 다른 두 코호트 간 격차"로 표현한다.</w:t>
+      </w:r>
+    </w:p>
+    <w:p>
+      <w:pPr>
+        <w:pStyle w:val="ListParagraph"/>
+        <w:numPr>
+          <w:ilvl w:val="0"/>
+          <w:numId w:val="2"/>
+        </w:numPr>
+        <w:spacing w:after="100"/>
+      </w:pPr>
+      <w:r>
+        <w:rPr>
+          <w:rFonts w:ascii="맑은 고딕" w:cs="맑은 고딕" w:eastAsia="맑은 고딕" w:hAnsi="맑은 고딕"/>
+        </w:rPr>
+        <w:t xml:space="preserve">같은 </w:t>
+      </w:r>
+      <w:r>
+        <w:rPr>
+          <w:rFonts w:ascii="Cambria Math" w:cs="Cambria Math" w:eastAsia="Cambria Math" w:hAnsi="Cambria Math"/>
+          <w:i/>
+          <w:iCs/>
+        </w:rPr>
+        <w:t xml:space="preserve">t</w:t>
+      </w:r>
+      <w:r>
+        <w:rPr>
+          <w:rFonts w:ascii="맑은 고딕" w:cs="맑은 고딕" w:eastAsia="맑은 고딕" w:hAnsi="맑은 고딕"/>
+        </w:rPr>
+        <w:t xml:space="preserve">에서 </w:t>
+      </w:r>
+      <w:r>
+        <w:rPr>
+          <w:rFonts w:ascii="Cambria Math" w:cs="Cambria Math" w:eastAsia="Cambria Math" w:hAnsi="Cambria Math"/>
+          <w:i/>
+          <w:iCs/>
+        </w:rPr>
+        <w:t xml:space="preserve">g</w:t>
+      </w:r>
+      <w:r>
+        <w:rPr>
+          <w:rFonts w:ascii="맑은 고딕" w:cs="맑은 고딕" w:eastAsia="맑은 고딕" w:hAnsi="맑은 고딕"/>
+        </w:rPr>
+        <w:t xml:space="preserve">가 다른 두 값을 비교한다(예: </w:t>
+      </w:r>
+      <w:r>
+        <w:rPr>
+          <w:rFonts w:ascii="Cambria Math" w:cs="Cambria Math" w:eastAsia="Cambria Math" w:hAnsi="Cambria Math"/>
+          <w:i/>
+          <w:iCs/>
+        </w:rPr>
+        <w:t xml:space="preserve">t=2020</w:t>
+      </w:r>
+      <w:r>
+        <w:rPr>
+          <w:rFonts w:ascii="맑은 고딕" w:cs="맑은 고딕" w:eastAsia="맑은 고딕" w:hAnsi="맑은 고딕"/>
+        </w:rPr>
+        <w:t xml:space="preserve">에서 </w:t>
+      </w:r>
+      <w:r>
+        <w:rPr>
+          <w:rFonts w:ascii="Cambria Math" w:cs="Cambria Math" w:eastAsia="Cambria Math" w:hAnsi="Cambria Math"/>
+          <w:i/>
+          <w:iCs/>
+        </w:rPr>
+        <w:t xml:space="preserve">g=2014</w:t>
+      </w:r>
+      <w:r>
+        <w:rPr>
+          <w:rFonts w:ascii="맑은 고딕" w:cs="맑은 고딕" w:eastAsia="맑은 고딕" w:hAnsi="맑은 고딕"/>
+        </w:rPr>
+        <w:t xml:space="preserve"> vs </w:t>
+      </w:r>
+      <w:r>
+        <w:rPr>
+          <w:rFonts w:ascii="Cambria Math" w:cs="Cambria Math" w:eastAsia="Cambria Math" w:hAnsi="Cambria Math"/>
+          <w:i/>
+          <w:iCs/>
+        </w:rPr>
+        <w:t xml:space="preserve">g=2017</w:t>
+      </w:r>
+      <w:r>
+        <w:rPr>
+          <w:rFonts w:ascii="맑은 고딕" w:cs="맑은 고딕" w:eastAsia="맑은 고딕" w:hAnsi="맑은 고딕"/>
+        </w:rPr>
+        <w:t xml:space="preserve">) — 이것이 "선정이 빠른 학교일수록 효과가 큰가"에 대한 직접적인 답이다. 단, 선정 시점 자체가 무작위가 아니라 준비도·의지가 높은 학교가 먼저 선정됐을 자기선택(self-selection)이 섞여 있으므로, 이 비교를 "조기 도입의 인과효과"로 명명하지 않고 "조기 선정교와 후기 선정교 간 관측된 격차"로 서술한다.</w:t>
+      </w:r>
+    </w:p>
+    <w:p>
+      <w:pPr>
+        <w:pStyle w:val="ListParagraph"/>
+        <w:numPr>
+          <w:ilvl w:val="0"/>
+          <w:numId w:val="2"/>
+        </w:numPr>
+        <w:spacing w:after="100"/>
+      </w:pPr>
+      <w:r>
+        <w:rPr>
+          <w:rFonts w:ascii="Consolas" w:cs="Consolas" w:eastAsia="Consolas" w:hAnsi="Consolas"/>
+          <w:sz w:val="19"/>
+          <w:szCs w:val="19"/>
+        </w:rPr>
+        <w:t xml:space="preserve">aggte(cs_out, type="dynamic")</w:t>
+      </w:r>
+      <w:r>
+        <w:rPr>
+          <w:rFonts w:ascii="맑은 고딕" w:cs="맑은 고딕" w:eastAsia="맑은 고딕" w:hAnsi="맑은 고딕"/>
+        </w:rPr>
+        <w:t xml:space="preserve">로 집계한 event-study 계수는 "정책 후 경과연수"(고전적 의미의 −3,−2,−1,0,1,2,3년처럼 촘촘한 연간 추이)가 아니라 </w:t>
+      </w:r>
+      <w:r>
+        <w:rPr>
+          <w:rFonts w:ascii="맑은 고딕" w:cs="맑은 고딕" w:eastAsia="맑은 고딕" w:hAnsi="맑은 고딕"/>
+          <w:b/>
+          <w:bCs/>
+        </w:rPr>
+        <w:t xml:space="preserve">"관측된 코호트-연도"(2020, 2023) 두 점</w:t>
+      </w:r>
+      <w:r>
+        <w:rPr>
+          <w:rFonts w:ascii="맑은 고딕" w:cs="맑은 고딕" w:eastAsia="맑은 고딕" w:hAnsi="맑은 고딕"/>
+        </w:rPr>
+        <w:t xml:space="preserve">뿐이라는 점을 그림 캡션에 명시한다. 표준 event-study plot처럼 촘촘한 연도별 추이로 오인되지 않도록 x축 라벨을 "졸업코호트연도"로 명확히 한다.</w:t>
+      </w:r>
+    </w:p>
+    <w:p>
+      <w:pPr>
+        <w:spacing w:after="200"/>
+      </w:pPr>
+      <w:r>
+        <w:rPr>
+          <w:rFonts w:ascii="맑은 고딕" w:cs="맑은 고딕" w:eastAsia="맑은 고딕" w:hAnsi="맑은 고딕"/>
+          <w:b/>
+          <w:bCs/>
+        </w:rPr>
+        <w:t xml:space="preserve">(3) honestDiD 민감도 $\bar M$ 값의 해석.</w:t>
+      </w:r>
+      <w:r>
+        <w:rPr>
+          <w:rFonts w:ascii="맑은 고딕" w:cs="맑은 고딕" w:eastAsia="맑은 고딕" w:hAnsi="맑은 고딕"/>
+        </w:rPr>
+        <w:t xml:space="preserve"> 사전시점이 2015 하나뿐이라 평행추세를 검정할 수 없다(Roth 2022가 지적하듯, 사전추세 검정 자체도 검정력이 낮아 위험을 완전히 걸러내지 못한다). </w:t>
+      </w:r>
+      <w:r>
+        <w:rPr>
+          <w:rFonts w:ascii="Consolas" w:cs="Consolas" w:eastAsia="Consolas" w:hAnsi="Consolas"/>
+          <w:sz w:val="19"/>
+          <w:szCs w:val="19"/>
+        </w:rPr>
+        <w:t xml:space="preserve">createSensitivityResults_relativeMagnitudes()</w:t>
+      </w:r>
+      <w:r>
+        <w:rPr>
+          <w:rFonts w:ascii="맑은 고딕" w:cs="맑은 고딕" w:eastAsia="맑은 고딕" w:hAnsi="맑은 고딕"/>
+        </w:rPr>
+        <w:t xml:space="preserve">가 반환하는 </w:t>
+      </w:r>
+      <w:r>
+        <w:rPr>
+          <w:rFonts w:ascii="Cambria Math" w:cs="Cambria Math" w:eastAsia="Cambria Math" w:hAnsi="Cambria Math"/>
+          <w:i/>
+          <w:iCs/>
+        </w:rPr>
+        <w:t xml:space="preserve">\bar M</w:t>
+      </w:r>
+      <w:r>
+        <w:rPr>
+          <w:rFonts w:ascii="맑은 고딕" w:cs="맑은 고딕" w:eastAsia="맑은 고딕" w:hAnsi="맑은 고딕"/>
+        </w:rPr>
+        <w:t xml:space="preserve">은 "사후기간의 평행추세 위반이 사전기간에 관측되지 않은 위반의 최대 몇 배까지 허용되어도 결론(효과의 부호)이 유지되는가"를 뜻한다(Rambachan &amp; Roth, 2022). 해석 규약:</w:t>
+      </w:r>
+    </w:p>
+    <w:p>
+      <w:pPr>
+        <w:pStyle w:val="ListParagraph"/>
+        <w:numPr>
+          <w:ilvl w:val="0"/>
+          <w:numId w:val="1"/>
+        </w:numPr>
+        <w:spacing w:after="100"/>
+      </w:pPr>
+      <w:r>
+        <w:rPr>
+          <w:rFonts w:ascii="Cambria Math" w:cs="Cambria Math" w:eastAsia="Cambria Math" w:hAnsi="Cambria Math"/>
+          <w:i/>
+          <w:iCs/>
+        </w:rPr>
+        <w:t xml:space="preserve">\bar M\ge 1</w:t>
+      </w:r>
+      <w:r>
+        <w:rPr>
+          <w:rFonts w:ascii="맑은 고딕" w:cs="맑은 고딕" w:eastAsia="맑은 고딕" w:hAnsi="맑은 고딕"/>
+        </w:rPr>
+        <w:t xml:space="preserve">: 사전기간 정보가 전무한 우리 설계에서는 강한 결론이다 — "사후기간에 나타날 수 있는 추세 위반이 상상 가능한 최소 수준(사전기간과 같은 크기)만 되어도" 결론이 유지된다는 뜻이므로, 이 경우 "이 결과는 상당히 강건하다"고 쓸 수 있다.</w:t>
+      </w:r>
+    </w:p>
+    <w:p>
+      <w:pPr>
+        <w:pStyle w:val="ListParagraph"/>
+        <w:numPr>
+          <w:ilvl w:val="0"/>
+          <w:numId w:val="1"/>
+        </w:numPr>
+        <w:spacing w:after="100"/>
+      </w:pPr>
+      <w:r>
+        <w:rPr>
+          <w:rFonts w:ascii="Cambria Math" w:cs="Cambria Math" w:eastAsia="Cambria Math" w:hAnsi="Cambria Math"/>
+          <w:i/>
+          <w:iCs/>
+        </w:rPr>
+        <w:t xml:space="preserve">0&lt;\bar M&lt;1</w:t>
+      </w:r>
+      <w:r>
+        <w:rPr>
+          <w:rFonts w:ascii="맑은 고딕" w:cs="맑은 고딕" w:eastAsia="맑은 고딕" w:hAnsi="맑은 고딕"/>
+        </w:rPr>
+        <w:t xml:space="preserve">: 결론이 사전기간 위반보다 더 작은 위반에도 뒤집힌다는 뜻이므로, "이 결과는 평행추세 가정에 민감하며 보조적 증거로만 활용한다"고 명시한다.</w:t>
+      </w:r>
+    </w:p>
+    <w:p>
+      <w:pPr>
+        <w:pStyle w:val="ListParagraph"/>
+        <w:numPr>
+          <w:ilvl w:val="0"/>
+          <w:numId w:val="1"/>
+        </w:numPr>
+        <w:spacing w:after="100"/>
+      </w:pPr>
+      <w:r>
+        <w:rPr>
+          <w:rFonts w:ascii="Cambria Math" w:cs="Cambria Math" w:eastAsia="Cambria Math" w:hAnsi="Cambria Math"/>
+          <w:i/>
+          <w:iCs/>
+        </w:rPr>
+        <w:t xml:space="preserve">\bar M</w:t>
+      </w:r>
+      <w:r>
+        <w:rPr>
+          <w:rFonts w:ascii="맑은 고딕" w:cs="맑은 고딕" w:eastAsia="맑은 고딕" w:hAnsi="맑은 고딕"/>
+        </w:rPr>
+        <w:t xml:space="preserve">이 산출되지 않거나 신뢰구간이 0을 포함하는 범위가 넓으면, 점추정치를 본문 전면에 내세우지 않고 "방향성 참고자료"로만 각주 처리한다.</w:t>
+      </w:r>
+    </w:p>
+    <w:p>
+      <w:pPr>
+        <w:spacing w:after="200"/>
+      </w:pPr>
+      <w:r>
+        <w:rPr>
+          <w:rFonts w:ascii="맑은 고딕" w:cs="맑은 고딕" w:eastAsia="맑은 고딕" w:hAnsi="맑은 고딕"/>
+          <w:b/>
+          <w:bCs/>
+        </w:rPr>
+        <w:t xml:space="preserve">(4) 학교단위 ITT를 개인단위 효과로 확대해석하지 않는다.</w:t>
+      </w:r>
+      <w:r>
+        <w:rPr>
+          <w:rFonts w:ascii="맑은 고딕" w:cs="맑은 고딕" w:eastAsia="맑은 고딕" w:hAnsi="맑은 고딕"/>
+        </w:rPr>
+        <w:t xml:space="preserve"> </w:t>
+      </w:r>
+      <w:r>
+        <w:rPr>
+          <w:rFonts w:ascii="Consolas" w:cs="Consolas" w:eastAsia="Consolas" w:hAnsi="Consolas"/>
+          <w:sz w:val="19"/>
+          <w:szCs w:val="19"/>
+        </w:rPr>
+        <w:t xml:space="preserve">att_gt()</w:t>
+      </w:r>
+      <w:r>
+        <w:rPr>
+          <w:rFonts w:ascii="맑은 고딕" w:cs="맑은 고딕" w:eastAsia="맑은 고딕" w:hAnsi="맑은 고딕"/>
+        </w:rPr>
+        <w:t xml:space="preserve">의 추정치는 </w:t>
+      </w:r>
+      <w:r>
+        <w:rPr>
+          <w:rFonts w:ascii="맑은 고딕" w:cs="맑은 고딕" w:eastAsia="맑은 고딕" w:hAnsi="맑은 고딕"/>
+          <w:b/>
+          <w:bCs/>
+        </w:rPr>
+        <w:t xml:space="preserve">학교단위 의도처리효과(intent-to-treat, ITT)</w:t>
+      </w:r>
+      <w:r>
+        <w:rPr>
+          <w:rFonts w:ascii="맑은 고딕" w:cs="맑은 고딕" w:eastAsia="맑은 고딕" w:hAnsi="맑은 고딕"/>
+        </w:rPr>
+        <w:t xml:space="preserve">다. 도제반 참여 학생은 학교당 8~20% 수준이므로(3.5절), 실제 참여자 효과(effect on the treated, TOT)에 대한 근사값이 필요하면 Bloom(1984)의 no-show 보정 공식을 참고 인용한다:</w:t>
+      </w:r>
+    </w:p>
+    <w:p>
+      <w:pPr>
+        <w:spacing w:after="200"/>
+      </w:pPr>
+      <w:r>
+        <w:rPr>
+          <w:rFonts w:ascii="맑은 고딕" w:cs="맑은 고딕" w:eastAsia="맑은 고딕" w:hAnsi="맑은 고딕"/>
+        </w:rPr>
+        <w:t xml:space="preserve">$</w:t>
+      </w:r>
+      <w:r>
+        <w:rPr>
+          <w:rFonts w:ascii="Cambria Math" w:cs="Cambria Math" w:eastAsia="Cambria Math" w:hAnsi="Cambria Math"/>
+          <w:i/>
+          <w:iCs/>
+        </w:rPr>
+        <w:t xml:space="preserve">\widehat{TOT}\approx\frac{\widehat{ITT}}{\hat p}</w:t>
+      </w:r>
+      <w:r>
+        <w:rPr>
+          <w:rFonts w:ascii="맑은 고딕" w:cs="맑은 고딕" w:eastAsia="맑은 고딕" w:hAnsi="맑은 고딕"/>
+        </w:rPr>
+        <w:t xml:space="preserve">$</w:t>
+      </w:r>
+    </w:p>
+    <w:p>
+      <w:pPr>
+        <w:spacing w:after="200"/>
+      </w:pPr>
+      <w:r>
+        <w:rPr>
+          <w:rFonts w:ascii="맑은 고딕" w:cs="맑은 고딕" w:eastAsia="맑은 고딕" w:hAnsi="맑은 고딕"/>
+        </w:rPr>
+        <w:t xml:space="preserve">(</w:t>
+      </w:r>
+      <w:r>
+        <w:rPr>
+          <w:rFonts w:ascii="Cambria Math" w:cs="Cambria Math" w:eastAsia="Cambria Math" w:hAnsi="Cambria Math"/>
+          <w:i/>
+          <w:iCs/>
+        </w:rPr>
+        <w:t xml:space="preserve">\hat p</w:t>
+      </w:r>
+      <w:r>
+        <w:rPr>
+          <w:rFonts w:ascii="맑은 고딕" w:cs="맑은 고딕" w:eastAsia="맑은 고딕" w:hAnsi="맑은 고딕"/>
+        </w:rPr>
+        <w:t xml:space="preserve">=학교별 도제반 참여 비율). 단, 이 식은 (a) 비참여 학생에게 파급효과(spillover)가 없고 (b) 참여율이 참여자 구성과 무관하다는 강한 가정을 전제하므로, 본문에는 반드시 "근사적 하한 보정치이며 실제 개인효과를 정확히 복원하지 못한다"는 caveat과 함께 참고용 수치로만 제시한다.</w:t>
+      </w:r>
+    </w:p>
+    <w:p>
+      <w:pPr>
+        <w:spacing w:after="200"/>
+      </w:pPr>
+      <w:r>
+        <w:rPr>
+          <w:rFonts w:ascii="맑은 고딕" w:cs="맑은 고딕" w:eastAsia="맑은 고딕" w:hAnsi="맑은 고딕"/>
+          <w:b/>
+          <w:bCs/>
+        </w:rPr>
+        <w:t xml:space="preserve">(5) 결과 서술 문장 템플릿.</w:t>
+      </w:r>
+    </w:p>
+    <w:p>
+      <w:pPr>
+        <w:pStyle w:val="ListParagraph"/>
+        <w:numPr>
+          <w:ilvl w:val="0"/>
+          <w:numId w:val="1"/>
+        </w:numPr>
+        <w:spacing w:after="100"/>
+      </w:pPr>
+      <w:r>
+        <w:rPr>
+          <w:rFonts w:ascii="맑은 고딕" w:cs="맑은 고딕" w:eastAsia="맑은 고딕" w:hAnsi="맑은 고딕"/>
+        </w:rPr>
+        <w:t xml:space="preserve">*강한 근거가 있을 때*: "도제학교 지정은 2015 코호트 대비 2020·2023 코호트에서 학교단위 평균 [X]%p의 취업률 격차와 연관되며(</w:t>
+      </w:r>
+      <w:r>
+        <w:rPr>
+          <w:rFonts w:ascii="Cambria Math" w:cs="Cambria Math" w:eastAsia="Cambria Math" w:hAnsi="Cambria Math"/>
+          <w:i/>
+          <w:iCs/>
+        </w:rPr>
+        <w:t xml:space="preserve">ATT(g,t)</w:t>
+      </w:r>
+      <w:r>
+        <w:rPr>
+          <w:rFonts w:ascii="맑은 고딕" w:cs="맑은 고딕" w:eastAsia="맑은 고딕" w:hAnsi="맑은 고딕"/>
+        </w:rPr>
+        <w:t xml:space="preserve">), 이 결과는 honestDiD 민감도 분석에서 </w:t>
+      </w:r>
+      <w:r>
+        <w:rPr>
+          <w:rFonts w:ascii="Cambria Math" w:cs="Cambria Math" w:eastAsia="Cambria Math" w:hAnsi="Cambria Math"/>
+          <w:i/>
+          <w:iCs/>
+        </w:rPr>
+        <w:t xml:space="preserve">\bar M=</w:t>
+      </w:r>
+      <w:r>
+        <w:rPr>
+          <w:rFonts w:ascii="맑은 고딕" w:cs="맑은 고딕" w:eastAsia="맑은 고딕" w:hAnsi="맑은 고딕"/>
+        </w:rPr>
+        <w:t xml:space="preserve">[값]까지 결론이 유지되어 비교적 강건하다. 다만 이는 도제반 미참여 학생을 포함한 학교 전체 평균(ITT)이므로 실제 도제교육 참여효과의 하한으로 해석한다."</w:t>
+      </w:r>
+    </w:p>
+    <w:p>
+      <w:pPr>
+        <w:pStyle w:val="ListParagraph"/>
+        <w:numPr>
+          <w:ilvl w:val="0"/>
+          <w:numId w:val="1"/>
+        </w:numPr>
+        <w:spacing w:after="100"/>
+      </w:pPr>
+      <w:r>
+        <w:rPr>
+          <w:rFonts w:ascii="맑은 고딕" w:cs="맑은 고딕" w:eastAsia="맑은 고딕" w:hAnsi="맑은 고딕"/>
+        </w:rPr>
+        <w:t xml:space="preserve">*근거가 약할 때*: "관측된 격차는 [X]%p였으나 honestDiD 민감도 분석에서 </w:t>
+      </w:r>
+      <w:r>
+        <w:rPr>
+          <w:rFonts w:ascii="Cambria Math" w:cs="Cambria Math" w:eastAsia="Cambria Math" w:hAnsi="Cambria Math"/>
+          <w:i/>
+          <w:iCs/>
+        </w:rPr>
+        <w:t xml:space="preserve">\bar M=</w:t>
+      </w:r>
+      <w:r>
+        <w:rPr>
+          <w:rFonts w:ascii="맑은 고딕" w:cs="맑은 고딕" w:eastAsia="맑은 고딕" w:hAnsi="맑은 고딕"/>
+        </w:rPr>
+        <w:t xml:space="preserve">[값]</w:t>
+      </w:r>
+      <w:r>
+        <w:rPr>
+          <w:rFonts w:ascii="Cambria Math" w:cs="Cambria Math" w:eastAsia="Cambria Math" w:hAnsi="Cambria Math"/>
+          <w:i/>
+          <w:iCs/>
+        </w:rPr>
+        <w:t xml:space="preserve">&lt;1</w:t>
+      </w:r>
+      <w:r>
+        <w:rPr>
+          <w:rFonts w:ascii="맑은 고딕" w:cs="맑은 고딕" w:eastAsia="맑은 고딕" w:hAnsi="맑은 고딕"/>
+        </w:rPr>
+        <w:t xml:space="preserve">로 나타나, 평행추세 가정이 근소하게만 위반되어도 결론이 뒤집힐 수 있어 보조적 참고자료로만 제시한다."</w:t>
+      </w:r>
+    </w:p>
+    <w:p>
+      <w:pPr>
+        <w:pStyle w:val="ListParagraph"/>
+        <w:numPr>
+          <w:ilvl w:val="0"/>
+          <w:numId w:val="1"/>
+        </w:numPr>
+        <w:spacing w:after="100"/>
+      </w:pPr>
+      <w:r>
+        <w:rPr>
+          <w:rFonts w:ascii="맑은 고딕" w:cs="맑은 고딕" w:eastAsia="맑은 고딕" w:hAnsi="맑은 고딕"/>
+        </w:rPr>
+        <w:t xml:space="preserve">*절대 쓰지 않을 문장*: "도제학교가 취업률을 [X]%p 높였다"(단정형 인과 서술), "선정이 빠른 학교일수록 도제교육의 효과가 크다"(자기선택 미통제 상태에서의 인과 서술).</w:t>
+      </w:r>
+    </w:p>
+    <w:p>
+      <w:pPr>
+        <w:spacing w:after="200"/>
+      </w:pPr>
+      <w:r>
+        <w:rPr>
+          <w:rFonts w:ascii="맑은 고딕" w:cs="맑은 고딕" w:eastAsia="맑은 고딕" w:hAnsi="맑은 고딕"/>
+          <w:b/>
+          <w:bCs/>
+        </w:rPr>
+        <w:t xml:space="preserve">(6) 이 분석의 최종 위치.</w:t>
+      </w:r>
+      <w:r>
+        <w:rPr>
+          <w:rFonts w:ascii="맑은 고딕" w:cs="맑은 고딕" w:eastAsia="맑은 고딕" w:hAnsi="맑은 고딕"/>
+        </w:rPr>
+        <w:t xml:space="preserve"> 위 제약으로 인해 도제학교 DiD는 </w:t>
+      </w:r>
+      <w:r>
+        <w:rPr>
+          <w:rFonts w:ascii="맑은 고딕" w:cs="맑은 고딕" w:eastAsia="맑은 고딕" w:hAnsi="맑은 고딕"/>
+          <w:b/>
+          <w:bCs/>
+        </w:rPr>
+        <w:t xml:space="preserve">보조·탐색 분석</w:t>
+      </w:r>
+      <w:r>
+        <w:rPr>
+          <w:rFonts w:ascii="맑은 고딕" w:cs="맑은 고딕" w:eastAsia="맑은 고딕" w:hAnsi="맑은 고딕"/>
+        </w:rPr>
+        <w:t xml:space="preserve">으로 위치시킨다. 발표에서는 하위분석 A(진학효과 PSM)를 주 결과로 제시하고, 본 분석은 점추정치보다 (2)의 그룹×시점 이질성 해석과 (3)의 </w:t>
+      </w:r>
+      <w:r>
+        <w:rPr>
+          <w:rFonts w:ascii="Cambria Math" w:cs="Cambria Math" w:eastAsia="Cambria Math" w:hAnsi="Cambria Math"/>
+          <w:i/>
+          <w:iCs/>
+        </w:rPr>
+        <w:t xml:space="preserve">\bar M</w:t>
+      </w:r>
+      <w:r>
+        <w:rPr>
+          <w:rFonts w:ascii="맑은 고딕" w:cs="맑은 고딕" w:eastAsia="맑은 고딕" w:hAnsi="맑은 고딕"/>
+        </w:rPr>
+        <w:t xml:space="preserve">을 헤드라인 지표로 제시한다.</w:t>
       </w:r>
     </w:p>
     <w:p>
@@ -16127,6 +18520,480 @@
           <w:rFonts w:ascii="맑은 고딕" w:cs="맑은 고딕" w:eastAsia="맑은 고딕" w:hAnsi="맑은 고딕"/>
         </w:rPr>
         <w:t xml:space="preserve">강순희(2016); 김성남(2013); 김진모 외(2018, 2026); 류지은 외(2022, 2023); 류지은·서예린(2023); 백승희·이정민(2021); 백예은·정혜원(2025); 안재영·김세훈(2022); 유진영·윤종혁(2022); 전지연 외(2025a); 최수정(2018); 최수현 외(2023); 천영민 외(2009); 금종예 외(2025) — 세부 서지사항은 기존 연구설계 초안(doc1)·PSM/DiD 검토보고(doc2)의 참고문헌 목록을 승계함.</w:t>
+      </w:r>
+    </w:p>
+    <w:p>
+      <w:pPr>
+        <w:pStyle w:val="Heading3"/>
+        <w:spacing w:after="160" w:before="300"/>
+      </w:pPr>
+      <w:r>
+        <w:rPr>
+          <w:rFonts w:ascii="맑은 고딕" w:cs="맑은 고딕" w:eastAsia="맑은 고딕" w:hAnsi="맑은 고딕"/>
+        </w:rPr>
+        <w:t xml:space="preserve">방법론 문헌 (Ⅱ.3–Ⅱ.10 신규 인용)</w:t>
+      </w:r>
+    </w:p>
+    <w:p>
+      <w:pPr>
+        <w:spacing w:after="200"/>
+      </w:pPr>
+      <w:r>
+        <w:rPr>
+          <w:rFonts w:ascii="맑은 고딕" w:cs="맑은 고딕" w:eastAsia="맑은 고딕" w:hAnsi="맑은 고딕"/>
+        </w:rPr>
+        <w:t xml:space="preserve">Aalen, O. O., &amp; Johansen, S. (1978). An empirical transition matrix for non-homogeneous Markov chains based on censored observations. *Scandinavian Journal of Statistics*, 5(3), 141–150.</w:t>
+      </w:r>
+    </w:p>
+    <w:p>
+      <w:pPr>
+        <w:spacing w:after="200"/>
+      </w:pPr>
+      <w:r>
+        <w:rPr>
+          <w:rFonts w:ascii="맑은 고딕" w:cs="맑은 고딕" w:eastAsia="맑은 고딕" w:hAnsi="맑은 고딕"/>
+        </w:rPr>
+        <w:t xml:space="preserve">Abbott, A. (1995). Sequence analysis: New methods for old ideas. *Annual Review of Sociology*, 21, 93–113.</w:t>
+      </w:r>
+    </w:p>
+    <w:p>
+      <w:pPr>
+        <w:spacing w:after="200"/>
+      </w:pPr>
+      <w:r>
+        <w:rPr>
+          <w:rFonts w:ascii="맑은 고딕" w:cs="맑은 고딕" w:eastAsia="맑은 고딕" w:hAnsi="맑은 고딕"/>
+        </w:rPr>
+        <w:t xml:space="preserve">Abbott, A., &amp; Forrest, J. (1986). Optimal matching methods for historical sequences. *Journal of Interdisciplinary History*, 16(3), 471–494.</w:t>
+      </w:r>
+    </w:p>
+    <w:p>
+      <w:pPr>
+        <w:spacing w:after="200"/>
+      </w:pPr>
+      <w:r>
+        <w:rPr>
+          <w:rFonts w:ascii="맑은 고딕" w:cs="맑은 고딕" w:eastAsia="맑은 고딕" w:hAnsi="맑은 고딕"/>
+        </w:rPr>
+        <w:t xml:space="preserve">Abbott, A., &amp; Tsay, A. (2000). Sequence analysis and optimal matching methods in sociology: Review and prospect. *Sociological Methods &amp; Research*, 29(1), 3–33.</w:t>
+      </w:r>
+    </w:p>
+    <w:p>
+      <w:pPr>
+        <w:spacing w:after="200"/>
+      </w:pPr>
+      <w:r>
+        <w:rPr>
+          <w:rFonts w:ascii="맑은 고딕" w:cs="맑은 고딕" w:eastAsia="맑은 고딕" w:hAnsi="맑은 고딕"/>
+        </w:rPr>
+        <w:t xml:space="preserve">Aisenbrey, S., &amp; Fasang, A. E. (2010). New life for old ideas: The "second wave" of sequence analysis. *Sociological Methods &amp; Research*, 38(3), 420–462.</w:t>
+      </w:r>
+    </w:p>
+    <w:p>
+      <w:pPr>
+        <w:spacing w:after="200"/>
+      </w:pPr>
+      <w:r>
+        <w:rPr>
+          <w:rFonts w:ascii="맑은 고딕" w:cs="맑은 고딕" w:eastAsia="맑은 고딕" w:hAnsi="맑은 고딕"/>
+        </w:rPr>
+        <w:t xml:space="preserve">Allison, P. D. (1982). Discrete-time methods for the analysis of event histories. *Sociological Methodology*, 13, 61–98.</w:t>
+      </w:r>
+    </w:p>
+    <w:p>
+      <w:pPr>
+        <w:spacing w:after="200"/>
+      </w:pPr>
+      <w:r>
+        <w:rPr>
+          <w:rFonts w:ascii="맑은 고딕" w:cs="맑은 고딕" w:eastAsia="맑은 고딕" w:hAnsi="맑은 고딕"/>
+        </w:rPr>
+        <w:t xml:space="preserve">Andersen, P. K., &amp; Gill, R. D. (1982). Cox's regression model for counting processes: A large sample study. *Annals of Statistics*, 10(4), 1100–1120.</w:t>
+      </w:r>
+    </w:p>
+    <w:p>
+      <w:pPr>
+        <w:spacing w:after="200"/>
+      </w:pPr>
+      <w:r>
+        <w:rPr>
+          <w:rFonts w:ascii="맑은 고딕" w:cs="맑은 고딕" w:eastAsia="맑은 고딕" w:hAnsi="맑은 고딕"/>
+        </w:rPr>
+        <w:t xml:space="preserve">Andersen, P. K., Borgan, Ø., Gill, R. D., &amp; Keiding, N. (1993). *Statistical Models Based on Counting Processes*. Springer.</w:t>
+      </w:r>
+    </w:p>
+    <w:p>
+      <w:pPr>
+        <w:spacing w:after="200"/>
+      </w:pPr>
+      <w:r>
+        <w:rPr>
+          <w:rFonts w:ascii="맑은 고딕" w:cs="맑은 고딕" w:eastAsia="맑은 고딕" w:hAnsi="맑은 고딕"/>
+        </w:rPr>
+        <w:t xml:space="preserve">Austin, P. C. (2009). Balance diagnostics for comparing the distribution of baseline covariates between treatment groups in propensity-score matched samples. *Statistics in Medicine*, 28(25), 3083–3107.</w:t>
+      </w:r>
+    </w:p>
+    <w:p>
+      <w:pPr>
+        <w:spacing w:after="200"/>
+      </w:pPr>
+      <w:r>
+        <w:rPr>
+          <w:rFonts w:ascii="맑은 고딕" w:cs="맑은 고딕" w:eastAsia="맑은 고딕" w:hAnsi="맑은 고딕"/>
+        </w:rPr>
+        <w:t xml:space="preserve">Austin, P. C. (2011). Optimal caliper widths for propensity-score matching. *Pharmaceutical Statistics*, 10(2), 150–161.</w:t>
+      </w:r>
+    </w:p>
+    <w:p>
+      <w:pPr>
+        <w:spacing w:after="200"/>
+      </w:pPr>
+      <w:r>
+        <w:rPr>
+          <w:rFonts w:ascii="맑은 고딕" w:cs="맑은 고딕" w:eastAsia="맑은 고딕" w:hAnsi="맑은 고딕"/>
+        </w:rPr>
+        <w:t xml:space="preserve">Barban, N., &amp; Billari, F. C. (2012). Classifying life course trajectories: A comparison of latent class and sequence analysis. *Journal of the Royal Statistical Society: Series C*, 61(5), 765–784.</w:t>
+      </w:r>
+    </w:p>
+    <w:p>
+      <w:pPr>
+        <w:spacing w:after="200"/>
+      </w:pPr>
+      <w:r>
+        <w:rPr>
+          <w:rFonts w:ascii="맑은 고딕" w:cs="맑은 고딕" w:eastAsia="맑은 고딕" w:hAnsi="맑은 고딕"/>
+        </w:rPr>
+        <w:t xml:space="preserve">Bloom, H. S. (1984). Accounting for no-shows in experimental evaluation designs. *Evaluation Review*, 8(2), 225–246.</w:t>
+      </w:r>
+    </w:p>
+    <w:p>
+      <w:pPr>
+        <w:spacing w:after="200"/>
+      </w:pPr>
+      <w:r>
+        <w:rPr>
+          <w:rFonts w:ascii="맑은 고딕" w:cs="맑은 고딕" w:eastAsia="맑은 고딕" w:hAnsi="맑은 고딕"/>
+        </w:rPr>
+        <w:t xml:space="preserve">Card, D., &amp; Krueger, A. B. (1994). Minimum wages and employment. *American Economic Review*, 84(4), 772–793.</w:t>
+      </w:r>
+    </w:p>
+    <w:p>
+      <w:pPr>
+        <w:spacing w:after="200"/>
+      </w:pPr>
+      <w:r>
+        <w:rPr>
+          <w:rFonts w:ascii="맑은 고딕" w:cs="맑은 고딕" w:eastAsia="맑은 고딕" w:hAnsi="맑은 고딕"/>
+        </w:rPr>
+        <w:t xml:space="preserve">de Chaisemartin, C., &amp; D'Haultfœuille, X. (2020). Two-way fixed effects estimators with heterogeneous treatment effects. *American Economic Review*, 110(9), 2964–2996.</w:t>
+      </w:r>
+    </w:p>
+    <w:p>
+      <w:pPr>
+        <w:spacing w:after="200"/>
+      </w:pPr>
+      <w:r>
+        <w:rPr>
+          <w:rFonts w:ascii="맑은 고딕" w:cs="맑은 고딕" w:eastAsia="맑은 고딕" w:hAnsi="맑은 고딕"/>
+        </w:rPr>
+        <w:t xml:space="preserve">Efron, B. (1977). The efficiency of Cox's likelihood function for censored data. *Journal of the American Statistical Association*, 72(359), 557–565.</w:t>
+      </w:r>
+    </w:p>
+    <w:p>
+      <w:pPr>
+        <w:spacing w:after="200"/>
+      </w:pPr>
+      <w:r>
+        <w:rPr>
+          <w:rFonts w:ascii="맑은 고딕" w:cs="맑은 고딕" w:eastAsia="맑은 고딕" w:hAnsi="맑은 고딕"/>
+        </w:rPr>
+        <w:t xml:space="preserve">Elzinga, C. H. (2003). Sequence similarity: A nonaligning technique. *Sociological Methods &amp; Research*, 32(1), 3–29.</w:t>
+      </w:r>
+    </w:p>
+    <w:p>
+      <w:pPr>
+        <w:spacing w:after="200"/>
+      </w:pPr>
+      <w:r>
+        <w:rPr>
+          <w:rFonts w:ascii="맑은 고딕" w:cs="맑은 고딕" w:eastAsia="맑은 고딕" w:hAnsi="맑은 고딕"/>
+        </w:rPr>
+        <w:t xml:space="preserve">Goodman-Bacon, A. (2021). Difference-in-differences with variation in treatment timing. *Journal of Econometrics*, 225(2), 254–277.</w:t>
+      </w:r>
+    </w:p>
+    <w:p>
+      <w:pPr>
+        <w:spacing w:after="200"/>
+      </w:pPr>
+      <w:r>
+        <w:rPr>
+          <w:rFonts w:ascii="맑은 고딕" w:cs="맑은 고딕" w:eastAsia="맑은 고딕" w:hAnsi="맑은 고딕"/>
+        </w:rPr>
+        <w:t xml:space="preserve">Hollister, M. (2009). Is optimal matching suboptimal? *Sociological Methods &amp; Research*, 38(2), 235–264.</w:t>
+      </w:r>
+    </w:p>
+    <w:p>
+      <w:pPr>
+        <w:spacing w:after="200"/>
+      </w:pPr>
+      <w:r>
+        <w:rPr>
+          <w:rFonts w:ascii="맑은 고딕" w:cs="맑은 고딕" w:eastAsia="맑은 고딕" w:hAnsi="맑은 고딕"/>
+        </w:rPr>
+        <w:t xml:space="preserve">Jacquemin, A. P., &amp; Berry, C. H. (1979). Entropy measure of diversification and corporate growth. *Journal of Industrial Economics*, 27(4), 359–369.</w:t>
+      </w:r>
+    </w:p>
+    <w:p>
+      <w:pPr>
+        <w:spacing w:after="200"/>
+      </w:pPr>
+      <w:r>
+        <w:rPr>
+          <w:rFonts w:ascii="맑은 고딕" w:cs="맑은 고딕" w:eastAsia="맑은 고딕" w:hAnsi="맑은 고딕"/>
+        </w:rPr>
+        <w:t xml:space="preserve">Jones, B. L., Nagin, D. S., &amp; Roeder, K. (2001). A SAS procedure based on mixture models for estimating developmental trajectories. *Sociological Methods &amp; Research*, 29(3), 374–393.</w:t>
+      </w:r>
+    </w:p>
+    <w:p>
+      <w:pPr>
+        <w:spacing w:after="200"/>
+      </w:pPr>
+      <w:r>
+        <w:rPr>
+          <w:rFonts w:ascii="맑은 고딕" w:cs="맑은 고딕" w:eastAsia="맑은 고딕" w:hAnsi="맑은 고딕"/>
+        </w:rPr>
+        <w:t xml:space="preserve">King, G., &amp; Nielsen, R. (2019). Why propensity scores should not be used for matching. *Political Analysis*, 27(4), 435–454.</w:t>
+      </w:r>
+    </w:p>
+    <w:p>
+      <w:pPr>
+        <w:spacing w:after="200"/>
+      </w:pPr>
+      <w:r>
+        <w:rPr>
+          <w:rFonts w:ascii="맑은 고딕" w:cs="맑은 고딕" w:eastAsia="맑은 고딕" w:hAnsi="맑은 고딕"/>
+        </w:rPr>
+        <w:t xml:space="preserve">Kumar, I. E., Venkatasubramanian, S., Scheidegger, C., &amp; Friedler, S. (2020). Problems with Shapley-value-based explanations as feature importance measures. *Proceedings of the 37th ICML*.</w:t>
+      </w:r>
+    </w:p>
+    <w:p>
+      <w:pPr>
+        <w:spacing w:after="200"/>
+      </w:pPr>
+      <w:r>
+        <w:rPr>
+          <w:rFonts w:ascii="맑은 고딕" w:cs="맑은 고딕" w:eastAsia="맑은 고딕" w:hAnsi="맑은 고딕"/>
+        </w:rPr>
+        <w:t xml:space="preserve">Levenshtein, V. I. (1966). Binary codes capable of correcting deletions, insertions, and reversals. *Soviet Physics Doklady*, 10(8), 707–710.</w:t>
+      </w:r>
+    </w:p>
+    <w:p>
+      <w:pPr>
+        <w:spacing w:after="200"/>
+      </w:pPr>
+      <w:r>
+        <w:rPr>
+          <w:rFonts w:ascii="맑은 고딕" w:cs="맑은 고딕" w:eastAsia="맑은 고딕" w:hAnsi="맑은 고딕"/>
+        </w:rPr>
+        <w:t xml:space="preserve">Lundberg, S. M., Erion, G., Chen, H., et al. (2020). From local explanations to global understanding with explainable AI for trees. *Nature Machine Intelligence*, 2(1), 56–67.</w:t>
+      </w:r>
+    </w:p>
+    <w:p>
+      <w:pPr>
+        <w:spacing w:after="200"/>
+      </w:pPr>
+      <w:r>
+        <w:rPr>
+          <w:rFonts w:ascii="맑은 고딕" w:cs="맑은 고딕" w:eastAsia="맑은 고딕" w:hAnsi="맑은 고딕"/>
+        </w:rPr>
+        <w:t xml:space="preserve">Molnar, C. (2022). *Interpretable Machine Learning* (2nd ed.).</w:t>
+      </w:r>
+    </w:p>
+    <w:p>
+      <w:pPr>
+        <w:spacing w:after="200"/>
+      </w:pPr>
+      <w:r>
+        <w:rPr>
+          <w:rFonts w:ascii="맑은 고딕" w:cs="맑은 고딕" w:eastAsia="맑은 고딕" w:hAnsi="맑은 고딕"/>
+        </w:rPr>
+        <w:t xml:space="preserve">Muthén, B., &amp; Muthén, L. K. (2000). Integrating person-centered and variable-centered analyses: Growth mixture modeling with latent trajectory classes. *Alcoholism: Clinical and Experimental Research*, 24(6), 882–891.</w:t>
+      </w:r>
+    </w:p>
+    <w:p>
+      <w:pPr>
+        <w:spacing w:after="200"/>
+      </w:pPr>
+      <w:r>
+        <w:rPr>
+          <w:rFonts w:ascii="맑은 고딕" w:cs="맑은 고딕" w:eastAsia="맑은 고딕" w:hAnsi="맑은 고딕"/>
+        </w:rPr>
+        <w:t xml:space="preserve">Nagin, D. S. (1999). Analyzing developmental trajectories: A semiparametric, group-based approach. *Psychological Methods*, 4(2), 139–157.</w:t>
+      </w:r>
+    </w:p>
+    <w:p>
+      <w:pPr>
+        <w:spacing w:after="200"/>
+      </w:pPr>
+      <w:r>
+        <w:rPr>
+          <w:rFonts w:ascii="맑은 고딕" w:cs="맑은 고딕" w:eastAsia="맑은 고딕" w:hAnsi="맑은 고딕"/>
+        </w:rPr>
+        <w:t xml:space="preserve">Nagin, D. S. (2005). *Group-Based Modeling of Development*. Harvard University Press.</w:t>
+      </w:r>
+    </w:p>
+    <w:p>
+      <w:pPr>
+        <w:spacing w:after="200"/>
+      </w:pPr>
+      <w:r>
+        <w:rPr>
+          <w:rFonts w:ascii="맑은 고딕" w:cs="맑은 고딕" w:eastAsia="맑은 고딕" w:hAnsi="맑은 고딕"/>
+        </w:rPr>
+        <w:t xml:space="preserve">Nagin, D. S., &amp; Odgers, C. L. (2010). Group-based trajectory modeling in clinical research. *Annual Review of Clinical Psychology*, 6, 109–138.</w:t>
+      </w:r>
+    </w:p>
+    <w:p>
+      <w:pPr>
+        <w:spacing w:after="200"/>
+      </w:pPr>
+      <w:r>
+        <w:rPr>
+          <w:rFonts w:ascii="맑은 고딕" w:cs="맑은 고딕" w:eastAsia="맑은 고딕" w:hAnsi="맑은 고딕"/>
+        </w:rPr>
+        <w:t xml:space="preserve">Needleman, S. B., &amp; Wunsch, C. D. (1970). A general method applicable to the search for similarities in the amino acid sequence of two proteins. *Journal of Molecular Biology*, 48(3), 443–453.</w:t>
+      </w:r>
+    </w:p>
+    <w:p>
+      <w:pPr>
+        <w:spacing w:after="200"/>
+      </w:pPr>
+      <w:r>
+        <w:rPr>
+          <w:rFonts w:ascii="맑은 고딕" w:cs="맑은 고딕" w:eastAsia="맑은 고딕" w:hAnsi="맑은 고딕"/>
+        </w:rPr>
+        <w:t xml:space="preserve">Proust-Lima, C., Philipps, V., &amp; Liquet, B. (2017). Estimation of extended mixed models using latent classes and latent processes: The R package lcmm. *Journal of Statistical Software*, 78(2), 1–56.</w:t>
+      </w:r>
+    </w:p>
+    <w:p>
+      <w:pPr>
+        <w:spacing w:after="200"/>
+      </w:pPr>
+      <w:r>
+        <w:rPr>
+          <w:rFonts w:ascii="맑은 고딕" w:cs="맑은 고딕" w:eastAsia="맑은 고딕" w:hAnsi="맑은 고딕"/>
+        </w:rPr>
+        <w:t xml:space="preserve">Putter, H., Fiocco, M., &amp; Geskus, R. B. (2007). Tutorial in biostatistics: Competing risks and multi-state models. *Statistics in Medicine*, 26(11), 2389–2430.</w:t>
+      </w:r>
+    </w:p>
+    <w:p>
+      <w:pPr>
+        <w:spacing w:after="200"/>
+      </w:pPr>
+      <w:r>
+        <w:rPr>
+          <w:rFonts w:ascii="맑은 고딕" w:cs="맑은 고딕" w:eastAsia="맑은 고딕" w:hAnsi="맑은 고딕"/>
+        </w:rPr>
+        <w:t xml:space="preserve">Rosenbaum, P. R., &amp; Rubin, D. B. (1983). The central role of the propensity score in observational studies for causal effects. *Biometrika*, 70(1), 41–55.</w:t>
+      </w:r>
+    </w:p>
+    <w:p>
+      <w:pPr>
+        <w:spacing w:after="200"/>
+      </w:pPr>
+      <w:r>
+        <w:rPr>
+          <w:rFonts w:ascii="맑은 고딕" w:cs="맑은 고딕" w:eastAsia="맑은 고딕" w:hAnsi="맑은 고딕"/>
+        </w:rPr>
+        <w:t xml:space="preserve">Rosenbaum, P. R., &amp; Rubin, D. B. (1985). Constructing a control group using multivariate matched sampling methods that incorporate the propensity score. *The American Statistician*, 39(1), 33–38.</w:t>
+      </w:r>
+    </w:p>
+    <w:p>
+      <w:pPr>
+        <w:spacing w:after="200"/>
+      </w:pPr>
+      <w:r>
+        <w:rPr>
+          <w:rFonts w:ascii="맑은 고딕" w:cs="맑은 고딕" w:eastAsia="맑은 고딕" w:hAnsi="맑은 고딕"/>
+        </w:rPr>
+        <w:t xml:space="preserve">Roth, J. (2022). Pretest with caution: Event-study estimates after testing for parallel trends. *American Economic Review: Insights*, 4(3), 305–322.</w:t>
+      </w:r>
+    </w:p>
+    <w:p>
+      <w:pPr>
+        <w:spacing w:after="200"/>
+      </w:pPr>
+      <w:r>
+        <w:rPr>
+          <w:rFonts w:ascii="맑은 고딕" w:cs="맑은 고딕" w:eastAsia="맑은 고딕" w:hAnsi="맑은 고딕"/>
+        </w:rPr>
+        <w:t xml:space="preserve">Roth, J., Sant'Anna, P. H. C., Bilinski, A., &amp; Poe, J. (2023). What's trending in difference-in-differences? *Journal of Econometrics*, 235(2), 2218–2244.</w:t>
+      </w:r>
+    </w:p>
+    <w:p>
+      <w:pPr>
+        <w:spacing w:after="200"/>
+      </w:pPr>
+      <w:r>
+        <w:rPr>
+          <w:rFonts w:ascii="맑은 고딕" w:cs="맑은 고딕" w:eastAsia="맑은 고딕" w:hAnsi="맑은 고딕"/>
+        </w:rPr>
+        <w:t xml:space="preserve">Rubin, D. B. (1974). Estimating causal effects of treatments in randomized and nonrandomized studies. *Journal of Educational Psychology*, 66(5), 688–701.</w:t>
+      </w:r>
+    </w:p>
+    <w:p>
+      <w:pPr>
+        <w:spacing w:after="200"/>
+      </w:pPr>
+      <w:r>
+        <w:rPr>
+          <w:rFonts w:ascii="맑은 고딕" w:cs="맑은 고딕" w:eastAsia="맑은 고딕" w:hAnsi="맑은 고딕"/>
+        </w:rPr>
+        <w:t xml:space="preserve">Shannon, C. E. (1948). A mathematical theory of communication. *Bell System Technical Journal*, 27(3), 379–423.</w:t>
+      </w:r>
+    </w:p>
+    <w:p>
+      <w:pPr>
+        <w:spacing w:after="200"/>
+      </w:pPr>
+      <w:r>
+        <w:rPr>
+          <w:rFonts w:ascii="맑은 고딕" w:cs="맑은 고딕" w:eastAsia="맑은 고딕" w:hAnsi="맑은 고딕"/>
+        </w:rPr>
+        <w:t xml:space="preserve">Shapley, L. S. (1953). A value for n-person games. In *Contributions to the Theory of Games II*. Princeton University Press.</w:t>
+      </w:r>
+    </w:p>
+    <w:p>
+      <w:pPr>
+        <w:spacing w:after="200"/>
+      </w:pPr>
+      <w:r>
+        <w:rPr>
+          <w:rFonts w:ascii="맑은 고딕" w:cs="맑은 고딕" w:eastAsia="맑은 고딕" w:hAnsi="맑은 고딕"/>
+        </w:rPr>
+        <w:t xml:space="preserve">Singer, J. D., &amp; Willett, J. B. (2003). *Applied Longitudinal Data Analysis*. Oxford University Press.</w:t>
+      </w:r>
+    </w:p>
+    <w:p>
+      <w:pPr>
+        <w:spacing w:after="200"/>
+      </w:pPr>
+      <w:r>
+        <w:rPr>
+          <w:rFonts w:ascii="맑은 고딕" w:cs="맑은 고딕" w:eastAsia="맑은 고딕" w:hAnsi="맑은 고딕"/>
+        </w:rPr>
+        <w:t xml:space="preserve">Sun, L., &amp; Abraham, S. (2021). Estimating dynamic treatment effects in event studies with heterogeneous treatment effects. *Journal of Econometrics*, 225(2), 175–199.</w:t>
+      </w:r>
+    </w:p>
+    <w:p>
+      <w:pPr>
+        <w:spacing w:after="200"/>
+      </w:pPr>
+      <w:r>
+        <w:rPr>
+          <w:rFonts w:ascii="맑은 고딕" w:cs="맑은 고딕" w:eastAsia="맑은 고딕" w:hAnsi="맑은 고딕"/>
+        </w:rPr>
+        <w:t xml:space="preserve">Van den Berg, G. J. (2001). Duration models: Specification, identification, and multiple durations. In *Handbook of Econometrics*, Vol. 5, Ch. 55.</w:t>
       </w:r>
     </w:p>
     <w:sectPr>

--- a/연구설계_및_분석계획서_전면개정판.docx
+++ b/연구설계_및_분석계획서_전면개정판.docx
@@ -79,27 +79,30 @@
     </w:p>
     <w:p>
       <w:pPr>
-        <w:spacing w:after="200"/>
-      </w:pPr>
-      <w:r>
-        <w:rPr>
-          <w:rFonts w:ascii="맑은 고딕" w:cs="맑은 고딕" w:eastAsia="맑은 고딕" w:hAnsi="맑은 고딕"/>
-        </w:rPr>
-        <w:t xml:space="preserve">본 연구는 2015·2020·2023년 2월 직업계고(마이스터고·특성화고·일반고 직업반) 졸업 코호트의 교육·고용 행정이력을 가명정보 결합 방식으로 연계하여, 졸업 후 진로를 </w:t>
-      </w:r>
+        <w:pBdr>
+          <w:left w:val="single" w:color="888888" w:sz="12"/>
+        </w:pBdr>
+        <w:shd w:fill="F7F7F7" w:color="auto" w:val="clear"/>
+        <w:spacing w:after="200" w:before="120"/>
+        <w:ind w:left="400"/>
+      </w:pPr>
       <w:r>
         <w:rPr>
           <w:rFonts w:ascii="맑은 고딕" w:cs="맑은 고딕" w:eastAsia="맑은 고딕" w:hAnsi="맑은 고딕"/>
           <w:b/>
           <w:bCs/>
-        </w:rPr>
-        <w:t xml:space="preserve">① 고용이행경로, ② 전공-직종 연계 및 이동, ③ 정책·제도 효과</w:t>
-      </w:r>
-      <w:r>
-        <w:rPr>
-          <w:rFonts w:ascii="맑은 고딕" w:cs="맑은 고딕" w:eastAsia="맑은 고딕" w:hAnsi="맑은 고딕"/>
-        </w:rPr>
-        <w:t xml:space="preserve">의 세 분석축으로 규명한다. 지역이동은 선행연구(최수현 외, 2023)가 이미 다룬 영역이며 본 연구의 행정자료 강점이 상대적으로 작게 작용하는 영역이므로 정식 분석축에서 제외하고, 필요 시 축1의 보조 기술통계로만 다룬다.</w:t>
+          <w:i/>
+          <w:iCs/>
+        </w:rPr>
+        <w:t xml:space="preserve">v2 개정 안내(2026.9, 외부 방법론 리뷰 반영).</w:t>
+      </w:r>
+      <w:r>
+        <w:rPr>
+          <w:rFonts w:ascii="맑은 고딕" w:cs="맑은 고딕" w:eastAsia="맑은 고딕" w:hAnsi="맑은 고딕"/>
+          <w:i/>
+          <w:iCs/>
+        </w:rPr>
+        <w:t xml:space="preserve"> 초판은 "쓸 수 있는 방법을 모두 담은" 종합계획서에 가까웠다. v2는 각 연구질문에 방법을 하나씩만 고정하는 방향으로 슬림화했다: (a) 시퀀스분석의 상태공간을 고용(E/O) 채널과 교육 채널로 분리, (b) GBTM·다중상태모형·RF+SHAP을 본문에서 제외하고 후속연구용으로 격하, (c) 진학효과·마이스터고효과의 PSM을 제외했다 — 매칭에 필요한 성적·가정배경 대리변수가 확정 자료요청 항목에 없어 인과추론의 근거가 되지 못하기 때문이다. 진학은 축2의 서술적 경로비교로 재배치했다. 자세한 변경사유는 각 장 서두의 개정 안내박스 참조.</w:t>
       </w:r>
     </w:p>
     <w:p>
@@ -110,7 +113,7 @@
         <w:rPr>
           <w:rFonts w:ascii="맑은 고딕" w:cs="맑은 고딕" w:eastAsia="맑은 고딕" w:hAnsi="맑은 고딕"/>
         </w:rPr>
-        <w:t xml:space="preserve">세 분석축은 </w:t>
+        <w:t xml:space="preserve">본 연구는 2015·2020·2023년 2월 직업계고(마이스터고·특성화고·일반고 직업반) 졸업 코호트의 교육·고용 행정이력을 가명정보 결합 방식으로 연계하여, 졸업 후 진로를 </w:t>
       </w:r>
       <w:r>
         <w:rPr>
@@ -118,13 +121,38 @@
           <w:b/>
           <w:bCs/>
         </w:rPr>
+        <w:t xml:space="preserve">① 고용이행경로(주축), ② 교육분야-직종-진학 연결, ③ 정책학교(도제학교) 비교</w:t>
+      </w:r>
+      <w:r>
+        <w:rPr>
+          <w:rFonts w:ascii="맑은 고딕" w:cs="맑은 고딕" w:eastAsia="맑은 고딕" w:hAnsi="맑은 고딕"/>
+        </w:rPr>
+        <w:t xml:space="preserve">의 세 분석축으로 규명한다. 지역이동은 선행연구(최수현 외, 2023)가 이미 다룬 영역이며 본 연구의 행정자료 강점이 상대적으로 작게 작용하는 영역이므로 정식 분석축에서 제외하고, 필요 시 축1의 보조 기술통계로만 다룬다.</w:t>
+      </w:r>
+    </w:p>
+    <w:p>
+      <w:pPr>
+        <w:spacing w:after="200"/>
+      </w:pPr>
+      <w:r>
+        <w:rPr>
+          <w:rFonts w:ascii="맑은 고딕" w:cs="맑은 고딕" w:eastAsia="맑은 고딕" w:hAnsi="맑은 고딕"/>
+        </w:rPr>
+        <w:t xml:space="preserve">세 분석축은 </w:t>
+      </w:r>
+      <w:r>
+        <w:rPr>
+          <w:rFonts w:ascii="맑은 고딕" w:cs="맑은 고딕" w:eastAsia="맑은 고딕" w:hAnsi="맑은 고딕"/>
+          <w:b/>
+          <w:bCs/>
+        </w:rPr>
         <w:t xml:space="preserve">서로 다른 인식론적 지위</w:t>
       </w:r>
       <w:r>
         <w:rPr>
           <w:rFonts w:ascii="맑은 고딕" w:cs="맑은 고딕" w:eastAsia="맑은 고딕" w:hAnsi="맑은 고딕"/>
         </w:rPr>
-        <w:t xml:space="preserve">를 갖는다. 축1·축2는 기술적·서술적(descriptive) 분석이며 인과효과를 주장하지 않는다. 축3만이 성향점수매칭(PSM)과 이중차분(DiD)을 이용한 준실험적 인과추론이다. 이 구분을 본문 전체에서 명시적으로 유지하는 것이 이 계획서의 핵심 원칙이다.</w:t>
+        <w:t xml:space="preserve">를 갖는다. 축1·축2는 기술적·서술적(descriptive) 분석이며 인과효과를 주장하지 않는다. 축3(도제학교 비교)만이 식별조건이 충족되는 범위까지 단계적으로 이중차분(DiD)을 적용하는 준실험적 인과추론이다. 이 구분을 본문 전체에서 명시적으로 유지하는 것이 이 계획서의 핵심 원칙이다.</w:t>
       </w:r>
     </w:p>
     <w:p>
@@ -2163,7 +2191,7 @@
         <w:rPr>
           <w:rFonts w:ascii="맑은 고딕" w:cs="맑은 고딕" w:eastAsia="맑은 고딕" w:hAnsi="맑은 고딕"/>
         </w:rPr>
-        <w:t xml:space="preserve"> Hollister(2009)는 "Is Optimal Matching Suboptimal?"에서 OM의 비용설정이 사실상 임의적이며 그 자의성이 결과를 좌우한다고 비판했다. 이 비판에 대한 표준적 대응은 (a) 복수의 비용설정으로 강건성을 확인하고, (b) 결과를 비용값의 실체적 의미(예: "1년의 어긋남"이 아니라 "가입 상태의 순서·지속 형태 차이")로 해석하지 않는 것이다. 본 연구는 이를 반영해 CONSTANT(주분석)와 TRATE(민감도) 두 비용체계를 병행하고, Ⅳ.3절의 GBTM 교차검증(아래 5절)으로 유형화 결과의 모형독립적 강건성을 추가 확보한다. 군집 수 선택의 Rousseeuw(1987) ASW 기준과 대규모자료의 대표점 샘플링(Studer, Sadeghi &amp; Tochon, 2024)은 Ⅳ.3절에 이미 반영되어 있다.</w:t>
+        <w:t xml:space="preserve"> Hollister(2009)는 "Is Optimal Matching Suboptimal?"에서 OM의 비용설정이 사실상 임의적이며 그 자의성이 결과를 좌우한다고 비판했다. 이 비판에 대한 표준적 대응은 (a) 복수의 비용설정으로 강건성을 확인하고, (b) 결과를 비용값의 실체적 의미(예: "1년의 어긋남"이 아니라 "가입 상태의 순서·지속 형태 차이")로 해석하지 않는 것이다. 본 연구는 이를 반영해 CONSTANT(주분석)와 TRATE(민감도) 두 비용체계를 병행한다. GBTM 교차검증(아래 5절)은 유형화 결과의 모형독립적 강건성을 확인하는 개념적으로 타당한 보완이나, 본 연구는 이를 Ⅳ.7절의 "탐색적 보완(본문 결과 미포함)"으로 격하했다 — 사유는 해당 절 참조. 군집 수 선택의 Rousseeuw(1987) ASW 기준과 대규모자료의 대표점 샘플링(Studer, Sadeghi &amp; Tochon, 2024)은 Ⅳ.3절에 이미 반영되어 있다.</w:t>
       </w:r>
     </w:p>
     <w:p>
@@ -2720,7 +2748,7 @@
         <w:rPr>
           <w:rFonts w:ascii="맑은 고딕" w:cs="맑은 고딕" w:eastAsia="맑은 고딕" w:hAnsi="맑은 고딕"/>
         </w:rPr>
-        <w:t xml:space="preserve">이라는 근본적으로 다른 원리로 작동함에도 상당 부분 일치하는 유형을 도출함을 보였다. 본 연구가 Ⅳ.3절에서 제안한 GBTM 교차검증은 정확히 이 논리를 따른 것이다 — 하나의 방법으로만 유형화하면 "그 방법이 우연히 만들어낸 인공물(artifact)은 아닌가"라는 질문에 답할 수 없으므로, 원리가 다른 두 방법의 일치도(Cohen's κ)로 유형화의 실체성을 검증한다.</w:t>
+        <w:t xml:space="preserve">이라는 근본적으로 다른 원리로 작동함에도 상당 부분 일치하는 유형을 도출함을 보였다. 본 연구가 Ⅳ.7절(탐색적 보완)에 남겨둔 GBTM 교차검증은 정확히 이 논리를 따른 것이다 — 하나의 방법으로만 유형화하면 "그 방법이 우연히 만들어낸 인공물(artifact)은 아닌가"라는 질문에 답할 수 없으므로, 원리가 다른 두 방법의 일치도(Cohen's κ)로 유형화의 실체성을 검증할 수 있다. 다만 일치/불일치 각각에 대한 사전 행동기준이 없다면 이 비교 자체가 다음 행동으로 이어지지 않는 장식적 검증에 그친다는 것이 GPT 리뷰(2026.9)의 지적이었고, 본 연구는 이를 받아들여 본문 결과에서 제외했다(Ⅳ.7절).</w:t>
       </w:r>
     </w:p>
     <w:p>
@@ -3966,7 +3994,102 @@
         <w:rPr>
           <w:rFonts w:ascii="맑은 고딕" w:cs="맑은 고딕" w:eastAsia="맑은 고딕" w:hAnsi="맑은 고딕"/>
         </w:rPr>
-        <w:t xml:space="preserve">3. 상태공간 정의 (축1·축2 공통 기반)</w:t>
+        <w:t xml:space="preserve">3. 상태공간 정의 — 고용 채널과 교육 채널의 분리</w:t>
+      </w:r>
+    </w:p>
+    <w:p>
+      <w:pPr>
+        <w:pBdr>
+          <w:left w:val="single" w:color="888888" w:sz="12"/>
+        </w:pBdr>
+        <w:shd w:fill="F7F7F7" w:color="auto" w:val="clear"/>
+        <w:spacing w:after="200" w:before="120"/>
+        <w:ind w:left="400"/>
+      </w:pPr>
+      <w:r>
+        <w:rPr>
+          <w:rFonts w:ascii="맑은 고딕" w:cs="맑은 고딕" w:eastAsia="맑은 고딕" w:hAnsi="맑은 고딕"/>
+          <w:b/>
+          <w:bCs/>
+          <w:i/>
+          <w:iCs/>
+        </w:rPr>
+        <w:t xml:space="preserve">설계 원칙 개정(v2).</w:t>
+      </w:r>
+      <w:r>
+        <w:rPr>
+          <w:rFonts w:ascii="맑은 고딕" w:cs="맑은 고딕" w:eastAsia="맑은 고딕" w:hAnsi="맑은 고딕"/>
+          <w:i/>
+          <w:iCs/>
+        </w:rPr>
+        <w:t xml:space="preserve"> 초판은 고용상태(E/O)와 교육이력(C/U/R/A 등)을 하나의 시퀀스 알파벳에 함께 넣었다. 이는 측정 신뢰도가 다른 두 종류의 정보 — 고용보험 취득·상실일처럼 </w:t>
+      </w:r>
+      <w:r>
+        <w:rPr>
+          <w:rFonts w:ascii="맑은 고딕" w:cs="맑은 고딕" w:eastAsia="맑은 고딕" w:hAnsi="맑은 고딕"/>
+          <w:b/>
+          <w:bCs/>
+          <w:i/>
+          <w:iCs/>
+        </w:rPr>
+        <w:t xml:space="preserve">일 단위로 확정된 경성(hard) 관측</w:t>
+      </w:r>
+      <w:r>
+        <w:rPr>
+          <w:rFonts w:ascii="맑은 고딕" w:cs="맑은 고딕" w:eastAsia="맑은 고딕" w:hAnsi="맑은 고딕"/>
+          <w:i/>
+          <w:iCs/>
+        </w:rPr>
+        <w:t xml:space="preserve">과, 입학월–졸업월 사이를 보간해 만든 </w:t>
+      </w:r>
+      <w:r>
+        <w:rPr>
+          <w:rFonts w:ascii="맑은 고딕" w:cs="맑은 고딕" w:eastAsia="맑은 고딕" w:hAnsi="맑은 고딕"/>
+          <w:b/>
+          <w:bCs/>
+          <w:i/>
+          <w:iCs/>
+        </w:rPr>
+        <w:t xml:space="preserve">연성(soft) 추정구간</w:t>
+      </w:r>
+      <w:r>
+        <w:rPr>
+          <w:rFonts w:ascii="맑은 고딕" w:cs="맑은 고딕" w:eastAsia="맑은 고딕" w:hAnsi="맑은 고딕"/>
+          <w:i/>
+          <w:iCs/>
+        </w:rPr>
+        <w:t xml:space="preserve"> — 를 OM 편집거리에서 동일한 비용으로 비교하게 만드는 문제가 있다(예: E→O 전이와 E→EC 전이가 같은 치환비용 2로 처리됨). 이는 시퀀스분석의 다영역(multidomain) 자료 처리 원칙(Ritschard, Liao &amp; Struffolino, 2023 — Ⅱ장에서 인용)에 반하므로, 고용 채널과 교육 채널을 </w:t>
+      </w:r>
+      <w:r>
+        <w:rPr>
+          <w:rFonts w:ascii="맑은 고딕" w:cs="맑은 고딕" w:eastAsia="맑은 고딕" w:hAnsi="맑은 고딕"/>
+          <w:b/>
+          <w:bCs/>
+          <w:i/>
+          <w:iCs/>
+        </w:rPr>
+        <w:t xml:space="preserve">분리</w:t>
+      </w:r>
+      <w:r>
+        <w:rPr>
+          <w:rFonts w:ascii="맑은 고딕" w:cs="맑은 고딕" w:eastAsia="맑은 고딕" w:hAnsi="맑은 고딕"/>
+          <w:i/>
+          <w:iCs/>
+        </w:rPr>
+        <w:t xml:space="preserve">한다.</w:t>
+      </w:r>
+    </w:p>
+    <w:p>
+      <w:pPr>
+        <w:spacing w:after="200"/>
+      </w:pPr>
+      <w:r>
+        <w:rPr>
+          <w:rFonts w:ascii="맑은 고딕" w:cs="맑은 고딕" w:eastAsia="맑은 고딕" w:hAnsi="맑은 고딕"/>
+          <w:b/>
+          <w:bCs/>
+        </w:rPr>
+        <w:t xml:space="preserve">(1) 고용 채널 — OM/PAM·사건사분석의 유일한 상태공간</w:t>
       </w:r>
     </w:p>
     <w:tbl>
@@ -4144,7 +4267,7 @@
                 <w:sz w:val="18"/>
                 <w:szCs w:val="18"/>
               </w:rPr>
-              <w:t xml:space="preserve">근로복지공단 자격이력, 월말 유효가입</w:t>
+              <w:t xml:space="preserve">근로복지공단 자격이력, 월말 유효가입 — 일 단위 경성 관측</w:t>
             </w:r>
           </w:p>
         </w:tc>
@@ -4223,76 +4346,138 @@
           </w:p>
         </w:tc>
       </w:tr>
+    </w:tbl>
+    <w:p>
+      <w:pPr>
+        <w:spacing w:after="160"/>
+      </w:pPr>
+    </w:p>
+    <w:p>
+      <w:pPr>
+        <w:spacing w:after="200"/>
+      </w:pPr>
+      <w:r>
+        <w:rPr>
+          <w:rFonts w:ascii="맑은 고딕" w:cs="맑은 고딕" w:eastAsia="맑은 고딕" w:hAnsi="맑은 고딕"/>
+        </w:rPr>
+        <w:t xml:space="preserve">시퀀스분석(Ⅳ.3절)과 사건사분석(Ⅳ.4절)은 이 2상태 시퀀스만을 대상으로 한다. 경성 관측만 사용하므로 군집·사건시간 추정이 측정 신뢰도 문제로부터 자유롭다.</w:t>
+      </w:r>
+    </w:p>
+    <w:p>
+      <w:pPr>
+        <w:spacing w:after="200"/>
+      </w:pPr>
+      <w:r>
+        <w:rPr>
+          <w:rFonts w:ascii="맑은 고딕" w:cs="맑은 고딕" w:eastAsia="맑은 고딕" w:hAnsi="맑은 고딕"/>
+          <w:b/>
+          <w:bCs/>
+        </w:rPr>
+        <w:t xml:space="preserve">(2) 교육 채널 — 별도 이벤트·구간 변수로 오버레이(중첩 표기하지 않음)</w:t>
+      </w:r>
+    </w:p>
+    <w:tbl>
+      <w:tblPr>
+        <w:tblW w:type="dxa" w:w="9500"/>
+        <w:tblBorders>
+          <w:top w:val="single" w:color="auto" w:sz="4"/>
+          <w:left w:val="single" w:color="auto" w:sz="4"/>
+          <w:bottom w:val="single" w:color="auto" w:sz="4"/>
+          <w:right w:val="single" w:color="auto" w:sz="4"/>
+          <w:insideH w:val="single" w:color="auto" w:sz="4"/>
+          <w:insideV w:val="single" w:color="auto" w:sz="4"/>
+        </w:tblBorders>
+      </w:tblPr>
+      <w:tblGrid>
+        <w:gridCol w:w="3166"/>
+        <w:gridCol w:w="3166"/>
+        <w:gridCol w:w="3166"/>
+      </w:tblGrid>
       <w:tr>
+        <w:trPr>
+          <w:tblHeader/>
+        </w:trPr>
         <w:tc>
           <w:tcPr>
             <w:tcW w:type="dxa" w:w="3166"/>
-            <w:tcMar>
-              <w:top w:type="dxa" w:w="60"/>
-              <w:left w:type="dxa" w:w="100"/>
-              <w:bottom w:type="dxa" w:w="60"/>
-              <w:right w:type="dxa" w:w="100"/>
-            </w:tcMar>
-          </w:tcPr>
-          <w:p>
-            <w:pPr>
-              <w:spacing w:after="0"/>
-            </w:pPr>
-            <w:r>
-              <w:rPr>
-                <w:rFonts w:ascii="맑은 고딕" w:cs="맑은 고딕" w:eastAsia="맑은 고딕" w:hAnsi="맑은 고딕"/>
-                <w:sz w:val="18"/>
-                <w:szCs w:val="18"/>
-              </w:rPr>
-              <w:t xml:space="preserve">C/U/R/A</w:t>
+            <w:shd w:fill="2F3B52" w:color="auto" w:val="clear"/>
+            <w:tcMar>
+              <w:top w:type="dxa" w:w="60"/>
+              <w:left w:type="dxa" w:w="100"/>
+              <w:bottom w:type="dxa" w:w="60"/>
+              <w:right w:type="dxa" w:w="100"/>
+            </w:tcMar>
+          </w:tcPr>
+          <w:p>
+            <w:pPr>
+              <w:spacing w:after="0"/>
+            </w:pPr>
+            <w:r>
+              <w:rPr>
+                <w:rFonts w:ascii="맑은 고딕" w:cs="맑은 고딕" w:eastAsia="맑은 고딕" w:hAnsi="맑은 고딕"/>
+                <w:b/>
+                <w:bCs/>
+                <w:color w:val="FFFFFF"/>
+                <w:sz w:val="18"/>
+                <w:szCs w:val="18"/>
+              </w:rPr>
+              <w:t xml:space="preserve">변수명</w:t>
             </w:r>
           </w:p>
         </w:tc>
         <w:tc>
           <w:tcPr>
             <w:tcW w:type="dxa" w:w="3166"/>
-            <w:tcMar>
-              <w:top w:type="dxa" w:w="60"/>
-              <w:left w:type="dxa" w:w="100"/>
-              <w:bottom w:type="dxa" w:w="60"/>
-              <w:right w:type="dxa" w:w="100"/>
-            </w:tcMar>
-          </w:tcPr>
-          <w:p>
-            <w:pPr>
-              <w:spacing w:after="0"/>
-            </w:pPr>
-            <w:r>
-              <w:rPr>
-                <w:rFonts w:ascii="맑은 고딕" w:cs="맑은 고딕" w:eastAsia="맑은 고딕" w:hAnsi="맑은 고딕"/>
-                <w:sz w:val="18"/>
-                <w:szCs w:val="18"/>
-              </w:rPr>
-              <w:t xml:space="preserve">전문대/대학/원격대학/기타고등교육 이력구간</w:t>
+            <w:shd w:fill="2F3B52" w:color="auto" w:val="clear"/>
+            <w:tcMar>
+              <w:top w:type="dxa" w:w="60"/>
+              <w:left w:type="dxa" w:w="100"/>
+              <w:bottom w:type="dxa" w:w="60"/>
+              <w:right w:type="dxa" w:w="100"/>
+            </w:tcMar>
+          </w:tcPr>
+          <w:p>
+            <w:pPr>
+              <w:spacing w:after="0"/>
+            </w:pPr>
+            <w:r>
+              <w:rPr>
+                <w:rFonts w:ascii="맑은 고딕" w:cs="맑은 고딕" w:eastAsia="맑은 고딕" w:hAnsi="맑은 고딕"/>
+                <w:b/>
+                <w:bCs/>
+                <w:color w:val="FFFFFF"/>
+                <w:sz w:val="18"/>
+                <w:szCs w:val="18"/>
+              </w:rPr>
+              <w:t xml:space="preserve">정의</w:t>
             </w:r>
           </w:p>
         </w:tc>
         <w:tc>
           <w:tcPr>
             <w:tcW w:type="dxa" w:w="3166"/>
-            <w:tcMar>
-              <w:top w:type="dxa" w:w="60"/>
-              <w:left w:type="dxa" w:w="100"/>
-              <w:bottom w:type="dxa" w:w="60"/>
-              <w:right w:type="dxa" w:w="100"/>
-            </w:tcMar>
-          </w:tcPr>
-          <w:p>
-            <w:pPr>
-              <w:spacing w:after="0"/>
-            </w:pPr>
-            <w:r>
-              <w:rPr>
-                <w:rFonts w:ascii="맑은 고딕" w:cs="맑은 고딕" w:eastAsia="맑은 고딕" w:hAnsi="맑은 고딕"/>
-                <w:sz w:val="18"/>
-                <w:szCs w:val="18"/>
-              </w:rPr>
-              <w:t xml:space="preserve">KEDI 고등교육통계(2020·2023 코호트만)</w:t>
+            <w:shd w:fill="2F3B52" w:color="auto" w:val="clear"/>
+            <w:tcMar>
+              <w:top w:type="dxa" w:w="60"/>
+              <w:left w:type="dxa" w:w="100"/>
+              <w:bottom w:type="dxa" w:w="60"/>
+              <w:right w:type="dxa" w:w="100"/>
+            </w:tcMar>
+          </w:tcPr>
+          <w:p>
+            <w:pPr>
+              <w:spacing w:after="0"/>
+            </w:pPr>
+            <w:r>
+              <w:rPr>
+                <w:rFonts w:ascii="맑은 고딕" w:cs="맑은 고딕" w:eastAsia="맑은 고딕" w:hAnsi="맑은 고딕"/>
+                <w:b/>
+                <w:bCs/>
+                <w:color w:val="FFFFFF"/>
+                <w:sz w:val="18"/>
+                <w:szCs w:val="18"/>
+              </w:rPr>
+              <w:t xml:space="preserve">자료원</w:t>
             </w:r>
           </w:p>
         </w:tc>
@@ -4314,11 +4499,27 @@
             </w:pPr>
             <w:r>
               <w:rPr>
-                <w:rFonts w:ascii="맑은 고딕" w:cs="맑은 고딕" w:eastAsia="맑은 고딕" w:hAnsi="맑은 고딕"/>
-                <w:sz w:val="18"/>
-                <w:szCs w:val="18"/>
-              </w:rPr>
-              <w:t xml:space="preserve">E+교육코드</w:t>
+                <w:rFonts w:ascii="Consolas" w:cs="Consolas" w:eastAsia="Consolas" w:hAnsi="Consolas"/>
+                <w:sz w:val="18"/>
+                <w:szCs w:val="18"/>
+              </w:rPr>
+              <w:t xml:space="preserve">enroll_date</w:t>
+            </w:r>
+            <w:r>
+              <w:rPr>
+                <w:rFonts w:ascii="맑은 고딕" w:cs="맑은 고딕" w:eastAsia="맑은 고딕" w:hAnsi="맑은 고딕"/>
+                <w:sz w:val="18"/>
+                <w:szCs w:val="18"/>
+              </w:rPr>
+              <w:t xml:space="preserve">, </w:t>
+            </w:r>
+            <w:r>
+              <w:rPr>
+                <w:rFonts w:ascii="Consolas" w:cs="Consolas" w:eastAsia="Consolas" w:hAnsi="Consolas"/>
+                <w:sz w:val="18"/>
+                <w:szCs w:val="18"/>
+              </w:rPr>
+              <w:t xml:space="preserve">grad_date</w:t>
             </w:r>
           </w:p>
         </w:tc>
@@ -4342,7 +4543,7 @@
                 <w:sz w:val="18"/>
                 <w:szCs w:val="18"/>
               </w:rPr>
-              <w:t xml:space="preserve">고용과 교육이력의 중첩</w:t>
+              <w:t xml:space="preserve">입학·졸업(또는 관측종료) 연월</w:t>
             </w:r>
           </w:p>
         </w:tc>
@@ -4366,7 +4567,7 @@
                 <w:sz w:val="18"/>
                 <w:szCs w:val="18"/>
               </w:rPr>
-              <w:t xml:space="preserve">실제 재학·병행 확정값이 아님</w:t>
+              <w:t xml:space="preserve">KEDI 고등교육통계(2020·2023 코호트만)</w:t>
             </w:r>
           </w:p>
         </w:tc>
@@ -4388,11 +4589,11 @@
             </w:pPr>
             <w:r>
               <w:rPr>
-                <w:rFonts w:ascii="맑은 고딕" w:cs="맑은 고딕" w:eastAsia="맑은 고딕" w:hAnsi="맑은 고딕"/>
-                <w:sz w:val="18"/>
-                <w:szCs w:val="18"/>
-              </w:rPr>
-              <w:t xml:space="preserve">HM</w:t>
+                <w:rFonts w:ascii="Consolas" w:cs="Consolas" w:eastAsia="Consolas" w:hAnsi="Consolas"/>
+                <w:sz w:val="18"/>
+                <w:szCs w:val="18"/>
+              </w:rPr>
+              <w:t xml:space="preserve">college_type</w:t>
             </w:r>
           </w:p>
         </w:tc>
@@ -4416,7 +4617,7 @@
                 <w:sz w:val="18"/>
                 <w:szCs w:val="18"/>
               </w:rPr>
-              <w:t xml:space="preserve">교육채널 결측</w:t>
+              <w:t xml:space="preserve">대학유형(전문대/일반대/원격대/기타)</w:t>
             </w:r>
           </w:p>
         </w:tc>
@@ -4440,7 +4641,81 @@
                 <w:sz w:val="18"/>
                 <w:szCs w:val="18"/>
               </w:rPr>
-              <w:t xml:space="preserve">군집용 행동상태로 사용하지 않음</w:t>
+              <w:t xml:space="preserve">KEDI</w:t>
+            </w:r>
+          </w:p>
+        </w:tc>
+      </w:tr>
+      <w:tr>
+        <w:tc>
+          <w:tcPr>
+            <w:tcW w:type="dxa" w:w="3166"/>
+            <w:tcMar>
+              <w:top w:type="dxa" w:w="60"/>
+              <w:left w:type="dxa" w:w="100"/>
+              <w:bottom w:type="dxa" w:w="60"/>
+              <w:right w:type="dxa" w:w="100"/>
+            </w:tcMar>
+          </w:tcPr>
+          <w:p>
+            <w:pPr>
+              <w:spacing w:after="0"/>
+            </w:pPr>
+            <w:r>
+              <w:rPr>
+                <w:rFonts w:ascii="Consolas" w:cs="Consolas" w:eastAsia="Consolas" w:hAnsi="Consolas"/>
+                <w:sz w:val="18"/>
+                <w:szCs w:val="18"/>
+              </w:rPr>
+              <w:t xml:space="preserve">college_field2</w:t>
+            </w:r>
+          </w:p>
+        </w:tc>
+        <w:tc>
+          <w:tcPr>
+            <w:tcW w:type="dxa" w:w="3166"/>
+            <w:tcMar>
+              <w:top w:type="dxa" w:w="60"/>
+              <w:left w:type="dxa" w:w="100"/>
+              <w:bottom w:type="dxa" w:w="60"/>
+              <w:right w:type="dxa" w:w="100"/>
+            </w:tcMar>
+          </w:tcPr>
+          <w:p>
+            <w:pPr>
+              <w:spacing w:after="0"/>
+            </w:pPr>
+            <w:r>
+              <w:rPr>
+                <w:rFonts w:ascii="맑은 고딕" w:cs="맑은 고딕" w:eastAsia="맑은 고딕" w:hAnsi="맑은 고딕"/>
+                <w:sz w:val="18"/>
+                <w:szCs w:val="18"/>
+              </w:rPr>
+              <w:t xml:space="preserve">대학 전공(KSCED 대분류)</w:t>
+            </w:r>
+          </w:p>
+        </w:tc>
+        <w:tc>
+          <w:tcPr>
+            <w:tcW w:type="dxa" w:w="3166"/>
+            <w:tcMar>
+              <w:top w:type="dxa" w:w="60"/>
+              <w:left w:type="dxa" w:w="100"/>
+              <w:bottom w:type="dxa" w:w="60"/>
+              <w:right w:type="dxa" w:w="100"/>
+            </w:tcMar>
+          </w:tcPr>
+          <w:p>
+            <w:pPr>
+              <w:spacing w:after="0"/>
+            </w:pPr>
+            <w:r>
+              <w:rPr>
+                <w:rFonts w:ascii="맑은 고딕" w:cs="맑은 고딕" w:eastAsia="맑은 고딕" w:hAnsi="맑은 고딕"/>
+                <w:sz w:val="18"/>
+                <w:szCs w:val="18"/>
+              </w:rPr>
+              <w:t xml:space="preserve">KEDI</w:t>
             </w:r>
           </w:p>
         </w:tc>
@@ -4450,6 +4725,31 @@
       <w:pPr>
         <w:spacing w:after="160"/>
       </w:pPr>
+    </w:p>
+    <w:p>
+      <w:pPr>
+        <w:spacing w:after="200"/>
+      </w:pPr>
+      <w:r>
+        <w:rPr>
+          <w:rFonts w:ascii="맑은 고딕" w:cs="맑은 고딕" w:eastAsia="맑은 고딕" w:hAnsi="맑은 고딕"/>
+        </w:rPr>
+        <w:t xml:space="preserve">교육 채널은 고용 시퀀스와 같은 알파벳으로 병합하지 않고, </w:t>
+      </w:r>
+      <w:r>
+        <w:rPr>
+          <w:rFonts w:ascii="맑은 고딕" w:cs="맑은 고딕" w:eastAsia="맑은 고딕" w:hAnsi="맑은 고딕"/>
+          <w:b/>
+          <w:bCs/>
+        </w:rPr>
+        <w:t xml:space="preserve">입학·졸업이라는 사건(event)과 그 사이의 구간(interval)</w:t>
+      </w:r>
+      <w:r>
+        <w:rPr>
+          <w:rFonts w:ascii="맑은 고딕" w:cs="맑은 고딕" w:eastAsia="맑은 고딕" w:hAnsi="맑은 고딕"/>
+        </w:rPr>
+        <w:t xml:space="preserve">으로만 보고한다. Ⅳ장 결과에는 "고용 시퀀스"와 "교육 구간"을 시각적으로 병치(그림1 하단 보조 트랙)하되, 하나의 군집화 알고리즘에 투입하지 않는다. 2015 코호트는 고등교육 이력이 제공되지 않으므로 이 채널 자체가 존재하지 않는다.</w:t>
+      </w:r>
     </w:p>
     <w:p>
       <w:pPr>
@@ -5618,7 +5918,43 @@
         <w:rPr>
           <w:rFonts w:ascii="맑은 고딕" w:cs="맑은 고딕" w:eastAsia="맑은 고딕" w:hAnsi="맑은 고딕"/>
         </w:rPr>
-        <w:t xml:space="preserve">5. 세 분석축 개관 (마스터 표)</w:t>
+        <w:t xml:space="preserve">5. 세 분석축 개관 (마스터 표 v2 — 슬림화판)</w:t>
+      </w:r>
+    </w:p>
+    <w:p>
+      <w:pPr>
+        <w:pBdr>
+          <w:left w:val="single" w:color="888888" w:sz="12"/>
+        </w:pBdr>
+        <w:shd w:fill="F7F7F7" w:color="auto" w:val="clear"/>
+        <w:spacing w:after="200" w:before="120"/>
+        <w:ind w:left="400"/>
+      </w:pPr>
+      <w:r>
+        <w:rPr>
+          <w:rFonts w:ascii="맑은 고딕" w:cs="맑은 고딕" w:eastAsia="맑은 고딕" w:hAnsi="맑은 고딕"/>
+          <w:i/>
+          <w:iCs/>
+        </w:rPr>
+        <w:t xml:space="preserve">아래 표는 "쓸 수 있는 방법을 모두 나열"한 목록이 아니라 </w:t>
+      </w:r>
+      <w:r>
+        <w:rPr>
+          <w:rFonts w:ascii="맑은 고딕" w:cs="맑은 고딕" w:eastAsia="맑은 고딕" w:hAnsi="맑은 고딕"/>
+          <w:b/>
+          <w:bCs/>
+          <w:i/>
+          <w:iCs/>
+        </w:rPr>
+        <w:t xml:space="preserve">각 연구질문에 대해 채택한 방법을 하나씩만 고정</w:t>
+      </w:r>
+      <w:r>
+        <w:rPr>
+          <w:rFonts w:ascii="맑은 고딕" w:cs="맑은 고딕" w:eastAsia="맑은 고딕" w:hAnsi="맑은 고딕"/>
+          <w:i/>
+          <w:iCs/>
+        </w:rPr>
+        <w:t xml:space="preserve">한 결정표다. 각 축은 하나의 핵심 연구질문 문장으로 시작하고, 그 질문에 직접 답하지 않는 방법은 본문 결과에서 제외하고 부록·후속연구로 내린다(구체적 근거는 각 장 서두 참조).</w:t>
       </w:r>
     </w:p>
     <w:tbl>
@@ -5634,11 +5970,12 @@
         </w:tblBorders>
       </w:tblPr>
       <w:tblGrid>
-        <w:gridCol w:w="1900"/>
-        <w:gridCol w:w="1900"/>
-        <w:gridCol w:w="1900"/>
-        <w:gridCol w:w="1900"/>
-        <w:gridCol w:w="1900"/>
+        <w:gridCol w:w="1583"/>
+        <w:gridCol w:w="1583"/>
+        <w:gridCol w:w="1583"/>
+        <w:gridCol w:w="1583"/>
+        <w:gridCol w:w="1583"/>
+        <w:gridCol w:w="1583"/>
       </w:tblGrid>
       <w:tr>
         <w:trPr>
@@ -5646,7 +5983,7 @@
         </w:trPr>
         <w:tc>
           <w:tcPr>
-            <w:tcW w:type="dxa" w:w="1900"/>
+            <w:tcW w:type="dxa" w:w="1583"/>
             <w:shd w:fill="2F3B52" w:color="auto" w:val="clear"/>
             <w:tcMar>
               <w:top w:type="dxa" w:w="60"/>
@@ -5674,7 +6011,7 @@
         </w:tc>
         <w:tc>
           <w:tcPr>
-            <w:tcW w:type="dxa" w:w="1900"/>
+            <w:tcW w:type="dxa" w:w="1583"/>
             <w:shd w:fill="2F3B52" w:color="auto" w:val="clear"/>
             <w:tcMar>
               <w:top w:type="dxa" w:w="60"/>
@@ -5696,13 +6033,13 @@
                 <w:sz w:val="18"/>
                 <w:szCs w:val="18"/>
               </w:rPr>
-              <w:t xml:space="preserve">핵심 방법론</w:t>
-            </w:r>
-          </w:p>
-        </w:tc>
-        <w:tc>
-          <w:tcPr>
-            <w:tcW w:type="dxa" w:w="1900"/>
+              <w:t xml:space="preserve">핵심 연구질문</w:t>
+            </w:r>
+          </w:p>
+        </w:tc>
+        <w:tc>
+          <w:tcPr>
+            <w:tcW w:type="dxa" w:w="1583"/>
             <w:shd w:fill="2F3B52" w:color="auto" w:val="clear"/>
             <w:tcMar>
               <w:top w:type="dxa" w:w="60"/>
@@ -5724,13 +6061,13 @@
                 <w:sz w:val="18"/>
                 <w:szCs w:val="18"/>
               </w:rPr>
-              <w:t xml:space="preserve">인식론적 지위</w:t>
-            </w:r>
-          </w:p>
-        </w:tc>
-        <w:tc>
-          <w:tcPr>
-            <w:tcW w:type="dxa" w:w="1900"/>
+              <w:t xml:space="preserve">주분석 방법</w:t>
+            </w:r>
+          </w:p>
+        </w:tc>
+        <w:tc>
+          <w:tcPr>
+            <w:tcW w:type="dxa" w:w="1583"/>
             <w:shd w:fill="2F3B52" w:color="auto" w:val="clear"/>
             <w:tcMar>
               <w:top w:type="dxa" w:w="60"/>
@@ -5752,13 +6089,13 @@
                 <w:sz w:val="18"/>
                 <w:szCs w:val="18"/>
               </w:rPr>
-              <w:t xml:space="preserve">주 시각화</w:t>
-            </w:r>
-          </w:p>
-        </w:tc>
-        <w:tc>
-          <w:tcPr>
-            <w:tcW w:type="dxa" w:w="1900"/>
+              <w:t xml:space="preserve">인식론적 지위</w:t>
+            </w:r>
+          </w:p>
+        </w:tc>
+        <w:tc>
+          <w:tcPr>
+            <w:tcW w:type="dxa" w:w="1583"/>
             <w:shd w:fill="2F3B52" w:color="auto" w:val="clear"/>
             <w:tcMar>
               <w:top w:type="dxa" w:w="60"/>
@@ -5780,6 +6117,34 @@
                 <w:sz w:val="18"/>
                 <w:szCs w:val="18"/>
               </w:rPr>
+              <w:t xml:space="preserve">주 시각화</w:t>
+            </w:r>
+          </w:p>
+        </w:tc>
+        <w:tc>
+          <w:tcPr>
+            <w:tcW w:type="dxa" w:w="1583"/>
+            <w:shd w:fill="2F3B52" w:color="auto" w:val="clear"/>
+            <w:tcMar>
+              <w:top w:type="dxa" w:w="60"/>
+              <w:left w:type="dxa" w:w="100"/>
+              <w:bottom w:type="dxa" w:w="60"/>
+              <w:right w:type="dxa" w:w="100"/>
+            </w:tcMar>
+          </w:tcPr>
+          <w:p>
+            <w:pPr>
+              <w:spacing w:after="0"/>
+            </w:pPr>
+            <w:r>
+              <w:rPr>
+                <w:rFonts w:ascii="맑은 고딕" w:cs="맑은 고딕" w:eastAsia="맑은 고딕" w:hAnsi="맑은 고딕"/>
+                <w:b/>
+                <w:bCs/>
+                <w:color w:val="FFFFFF"/>
+                <w:sz w:val="18"/>
+                <w:szCs w:val="18"/>
+              </w:rPr>
               <w:t xml:space="preserve">참여 코호트</w:t>
             </w:r>
           </w:p>
@@ -5788,7 +6153,7 @@
       <w:tr>
         <w:tc>
           <w:tcPr>
-            <w:tcW w:type="dxa" w:w="1900"/>
+            <w:tcW w:type="dxa" w:w="1583"/>
             <w:tcMar>
               <w:top w:type="dxa" w:w="60"/>
               <w:left w:type="dxa" w:w="100"/>
@@ -5812,31 +6177,55 @@
         </w:tc>
         <w:tc>
           <w:tcPr>
-            <w:tcW w:type="dxa" w:w="1900"/>
-            <w:tcMar>
-              <w:top w:type="dxa" w:w="60"/>
-              <w:left w:type="dxa" w:w="100"/>
-              <w:bottom w:type="dxa" w:w="60"/>
-              <w:right w:type="dxa" w:w="100"/>
-            </w:tcMar>
-          </w:tcPr>
-          <w:p>
-            <w:pPr>
-              <w:spacing w:after="0"/>
-            </w:pPr>
-            <w:r>
-              <w:rPr>
-                <w:rFonts w:ascii="맑은 고딕" w:cs="맑은 고딕" w:eastAsia="맑은 고딕" w:hAnsi="맑은 고딕"/>
-                <w:sz w:val="18"/>
-                <w:szCs w:val="18"/>
-              </w:rPr>
-              <w:t xml:space="preserve">기술통계, 시퀀스분석(OM-PAM), 사건사분석(KM+Cox), 다중상태모형, GBTM</w:t>
-            </w:r>
-          </w:p>
-        </w:tc>
-        <w:tc>
-          <w:tcPr>
-            <w:tcW w:type="dxa" w:w="1900"/>
+            <w:tcW w:type="dxa" w:w="1583"/>
+            <w:tcMar>
+              <w:top w:type="dxa" w:w="60"/>
+              <w:left w:type="dxa" w:w="100"/>
+              <w:bottom w:type="dxa" w:w="60"/>
+              <w:right w:type="dxa" w:w="100"/>
+            </w:tcMar>
+          </w:tcPr>
+          <w:p>
+            <w:pPr>
+              <w:spacing w:after="0"/>
+            </w:pPr>
+            <w:r>
+              <w:rPr>
+                <w:rFonts w:ascii="맑은 고딕" w:cs="맑은 고딕" w:eastAsia="맑은 고딕" w:hAnsi="맑은 고딕"/>
+                <w:sz w:val="18"/>
+                <w:szCs w:val="18"/>
+              </w:rPr>
+              <w:t xml:space="preserve">직업계고 졸업생은 언제 피보험고용에 진입하며, 이후 고용의 지속·중단·재진입은 어떤 경로로 나타나는가?</w:t>
+            </w:r>
+          </w:p>
+        </w:tc>
+        <w:tc>
+          <w:tcPr>
+            <w:tcW w:type="dxa" w:w="1583"/>
+            <w:tcMar>
+              <w:top w:type="dxa" w:w="60"/>
+              <w:left w:type="dxa" w:w="100"/>
+              <w:bottom w:type="dxa" w:w="60"/>
+              <w:right w:type="dxa" w:w="100"/>
+            </w:tcMar>
+          </w:tcPr>
+          <w:p>
+            <w:pPr>
+              <w:spacing w:after="0"/>
+            </w:pPr>
+            <w:r>
+              <w:rPr>
+                <w:rFonts w:ascii="맑은 고딕" w:cs="맑은 고딕" w:eastAsia="맑은 고딕" w:hAnsi="맑은 고딕"/>
+                <w:sz w:val="18"/>
+                <w:szCs w:val="18"/>
+              </w:rPr>
+              <w:t xml:space="preserve">기술통계 → 시퀀스분석(OM+PAM 군집) → 입직·중단·재진입 사건사분석(KM+Cox)</w:t>
+            </w:r>
+          </w:p>
+        </w:tc>
+        <w:tc>
+          <w:tcPr>
+            <w:tcW w:type="dxa" w:w="1583"/>
             <w:tcMar>
               <w:top w:type="dxa" w:w="60"/>
               <w:left w:type="dxa" w:w="100"/>
@@ -5860,7 +6249,7 @@
         </w:tc>
         <w:tc>
           <w:tcPr>
-            <w:tcW w:type="dxa" w:w="1900"/>
+            <w:tcW w:type="dxa" w:w="1583"/>
             <w:tcMar>
               <w:top w:type="dxa" w:w="60"/>
               <w:left w:type="dxa" w:w="100"/>
@@ -5884,25 +6273,35 @@
         </w:tc>
         <w:tc>
           <w:tcPr>
-            <w:tcW w:type="dxa" w:w="1900"/>
-            <w:tcMar>
-              <w:top w:type="dxa" w:w="60"/>
-              <w:left w:type="dxa" w:w="100"/>
-              <w:bottom w:type="dxa" w:w="60"/>
-              <w:right w:type="dxa" w:w="100"/>
-            </w:tcMar>
-          </w:tcPr>
-          <w:p>
-            <w:pPr>
-              <w:spacing w:after="0"/>
-            </w:pPr>
-            <w:r>
-              <w:rPr>
-                <w:rFonts w:ascii="맑은 고딕" w:cs="맑은 고딕" w:eastAsia="맑은 고딕" w:hAnsi="맑은 고딕"/>
-                <w:sz w:val="18"/>
-                <w:szCs w:val="18"/>
-              </w:rPr>
-              <w:t xml:space="preserve">2015·2020·2023 전체</w:t>
+            <w:tcW w:type="dxa" w:w="1583"/>
+            <w:tcMar>
+              <w:top w:type="dxa" w:w="60"/>
+              <w:left w:type="dxa" w:w="100"/>
+              <w:bottom w:type="dxa" w:w="60"/>
+              <w:right w:type="dxa" w:w="100"/>
+            </w:tcMar>
+          </w:tcPr>
+          <w:p>
+            <w:pPr>
+              <w:spacing w:after="0"/>
+            </w:pPr>
+            <w:r>
+              <w:rPr>
+                <w:rFonts w:ascii="맑은 고딕" w:cs="맑은 고딕" w:eastAsia="맑은 고딕" w:hAnsi="맑은 고딕"/>
+                <w:sz w:val="18"/>
+                <w:szCs w:val="18"/>
+              </w:rPr>
+              <w:t xml:space="preserve">2015·2020·2023 전체 — </w:t>
+            </w:r>
+            <w:r>
+              <w:rPr>
+                <w:rFonts w:ascii="맑은 고딕" w:cs="맑은 고딕" w:eastAsia="맑은 고딕" w:hAnsi="맑은 고딕"/>
+                <w:b/>
+                <w:bCs/>
+                <w:sz w:val="18"/>
+                <w:szCs w:val="18"/>
+              </w:rPr>
+              <w:t xml:space="preserve">본 연구의 주축(main axis)</w:t>
             </w:r>
           </w:p>
         </w:tc>
@@ -5910,121 +6309,163 @@
       <w:tr>
         <w:tc>
           <w:tcPr>
-            <w:tcW w:type="dxa" w:w="1900"/>
-            <w:tcMar>
-              <w:top w:type="dxa" w:w="60"/>
-              <w:left w:type="dxa" w:w="100"/>
-              <w:bottom w:type="dxa" w:w="60"/>
-              <w:right w:type="dxa" w:w="100"/>
-            </w:tcMar>
-          </w:tcPr>
-          <w:p>
-            <w:pPr>
-              <w:spacing w:after="0"/>
-            </w:pPr>
-            <w:r>
-              <w:rPr>
-                <w:rFonts w:ascii="맑은 고딕" w:cs="맑은 고딕" w:eastAsia="맑은 고딕" w:hAnsi="맑은 고딕"/>
-                <w:sz w:val="18"/>
-                <w:szCs w:val="18"/>
-              </w:rPr>
-              <w:t xml:space="preserve">② 전공-직종 연계·이동</w:t>
-            </w:r>
-          </w:p>
-        </w:tc>
-        <w:tc>
-          <w:tcPr>
-            <w:tcW w:type="dxa" w:w="1900"/>
-            <w:tcMar>
-              <w:top w:type="dxa" w:w="60"/>
-              <w:left w:type="dxa" w:w="100"/>
-              <w:bottom w:type="dxa" w:w="60"/>
-              <w:right w:type="dxa" w:w="100"/>
-            </w:tcMar>
-          </w:tcPr>
-          <w:p>
-            <w:pPr>
-              <w:spacing w:after="0"/>
-            </w:pPr>
-            <w:r>
-              <w:rPr>
-                <w:rFonts w:ascii="맑은 고딕" w:cs="맑은 고딕" w:eastAsia="맑은 고딕" w:hAnsi="맑은 고딕"/>
-                <w:sz w:val="18"/>
-                <w:szCs w:val="18"/>
-              </w:rPr>
-              <w:t xml:space="preserve">관련성 판정, 엔트로피지수, RF+SHAP</w:t>
-            </w:r>
-          </w:p>
-        </w:tc>
-        <w:tc>
-          <w:tcPr>
-            <w:tcW w:type="dxa" w:w="1900"/>
-            <w:tcMar>
-              <w:top w:type="dxa" w:w="60"/>
-              <w:left w:type="dxa" w:w="100"/>
-              <w:bottom w:type="dxa" w:w="60"/>
-              <w:right w:type="dxa" w:w="100"/>
-            </w:tcMar>
-          </w:tcPr>
-          <w:p>
-            <w:pPr>
-              <w:spacing w:after="0"/>
-            </w:pPr>
-            <w:r>
-              <w:rPr>
-                <w:rFonts w:ascii="맑은 고딕" w:cs="맑은 고딕" w:eastAsia="맑은 고딕" w:hAnsi="맑은 고딕"/>
-                <w:sz w:val="18"/>
-                <w:szCs w:val="18"/>
-              </w:rPr>
-              <w:t xml:space="preserve">서술적/예측적(비인과)</w:t>
-            </w:r>
-          </w:p>
-        </w:tc>
-        <w:tc>
-          <w:tcPr>
-            <w:tcW w:type="dxa" w:w="1900"/>
-            <w:tcMar>
-              <w:top w:type="dxa" w:w="60"/>
-              <w:left w:type="dxa" w:w="100"/>
-              <w:bottom w:type="dxa" w:w="60"/>
-              <w:right w:type="dxa" w:w="100"/>
-            </w:tcMar>
-          </w:tcPr>
-          <w:p>
-            <w:pPr>
-              <w:spacing w:after="0"/>
-            </w:pPr>
-            <w:r>
-              <w:rPr>
-                <w:rFonts w:ascii="맑은 고딕" w:cs="맑은 고딕" w:eastAsia="맑은 고딕" w:hAnsi="맑은 고딕"/>
-                <w:sz w:val="18"/>
-                <w:szCs w:val="18"/>
-              </w:rPr>
-              <w:t xml:space="preserve">전공-직종 Sankey, SHAP plot</w:t>
-            </w:r>
-          </w:p>
-        </w:tc>
-        <w:tc>
-          <w:tcPr>
-            <w:tcW w:type="dxa" w:w="1900"/>
-            <w:tcMar>
-              <w:top w:type="dxa" w:w="60"/>
-              <w:left w:type="dxa" w:w="100"/>
-              <w:bottom w:type="dxa" w:w="60"/>
-              <w:right w:type="dxa" w:w="100"/>
-            </w:tcMar>
-          </w:tcPr>
-          <w:p>
-            <w:pPr>
-              <w:spacing w:after="0"/>
-            </w:pPr>
-            <w:r>
-              <w:rPr>
-                <w:rFonts w:ascii="맑은 고딕" w:cs="맑은 고딕" w:eastAsia="맑은 고딕" w:hAnsi="맑은 고딕"/>
-                <w:sz w:val="18"/>
-                <w:szCs w:val="18"/>
-              </w:rPr>
-              <w:t xml:space="preserve">2015(고용부문)·2020·2023</w:t>
+            <w:tcW w:type="dxa" w:w="1583"/>
+            <w:tcMar>
+              <w:top w:type="dxa" w:w="60"/>
+              <w:left w:type="dxa" w:w="100"/>
+              <w:bottom w:type="dxa" w:w="60"/>
+              <w:right w:type="dxa" w:w="100"/>
+            </w:tcMar>
+          </w:tcPr>
+          <w:p>
+            <w:pPr>
+              <w:spacing w:after="0"/>
+            </w:pPr>
+            <w:r>
+              <w:rPr>
+                <w:rFonts w:ascii="맑은 고딕" w:cs="맑은 고딕" w:eastAsia="맑은 고딕" w:hAnsi="맑은 고딕"/>
+                <w:sz w:val="18"/>
+                <w:szCs w:val="18"/>
+              </w:rPr>
+              <w:t xml:space="preserve">② 교육분야-직종-진학 연결</w:t>
+            </w:r>
+          </w:p>
+        </w:tc>
+        <w:tc>
+          <w:tcPr>
+            <w:tcW w:type="dxa" w:w="1583"/>
+            <w:tcMar>
+              <w:top w:type="dxa" w:w="60"/>
+              <w:left w:type="dxa" w:w="100"/>
+              <w:bottom w:type="dxa" w:w="60"/>
+              <w:right w:type="dxa" w:w="100"/>
+            </w:tcMar>
+          </w:tcPr>
+          <w:p>
+            <w:pPr>
+              <w:spacing w:after="0"/>
+            </w:pPr>
+            <w:r>
+              <w:rPr>
+                <w:rFonts w:ascii="맑은 고딕" w:cs="맑은 고딕" w:eastAsia="맑은 고딕" w:hAnsi="맑은 고딕"/>
+                <w:sz w:val="18"/>
+                <w:szCs w:val="18"/>
+              </w:rPr>
+              <w:t xml:space="preserve">고교 교육분야는 어떤 직종으로 연결되며, 이후 대학의 어떤 교육분야로 이어지는가?</w:t>
+            </w:r>
+          </w:p>
+        </w:tc>
+        <w:tc>
+          <w:tcPr>
+            <w:tcW w:type="dxa" w:w="1583"/>
+            <w:tcMar>
+              <w:top w:type="dxa" w:w="60"/>
+              <w:left w:type="dxa" w:w="100"/>
+              <w:bottom w:type="dxa" w:w="60"/>
+              <w:right w:type="dxa" w:w="100"/>
+            </w:tcMar>
+          </w:tcPr>
+          <w:p>
+            <w:pPr>
+              <w:spacing w:after="0"/>
+            </w:pPr>
+            <w:r>
+              <w:rPr>
+                <w:rFonts w:ascii="맑은 고딕" w:cs="맑은 고딕" w:eastAsia="맑은 고딕" w:hAnsi="맑은 고딕"/>
+                <w:sz w:val="18"/>
+                <w:szCs w:val="18"/>
+              </w:rPr>
+              <w:t xml:space="preserve">고교분야×첫입직직종 교차표 → 분야별 직종 엔트로피 </w:t>
+            </w:r>
+            <w:r>
+              <w:rPr>
+                <w:rFonts w:ascii="Cambria Math" w:cs="Cambria Math" w:eastAsia="Cambria Math" w:hAnsi="Cambria Math"/>
+                <w:i/>
+                <w:iCs/>
+                <w:sz w:val="18"/>
+                <w:szCs w:val="18"/>
+              </w:rPr>
+              <w:t xml:space="preserve">H_m</w:t>
+            </w:r>
+            <w:r>
+              <w:rPr>
+                <w:rFonts w:ascii="맑은 고딕" w:cs="맑은 고딕" w:eastAsia="맑은 고딕" w:hAnsi="맑은 고딕"/>
+                <w:sz w:val="18"/>
+                <w:szCs w:val="18"/>
+              </w:rPr>
+              <w:t xml:space="preserve"> → 고교분야×대학분야 이동</w:t>
+            </w:r>
+          </w:p>
+        </w:tc>
+        <w:tc>
+          <w:tcPr>
+            <w:tcW w:type="dxa" w:w="1583"/>
+            <w:tcMar>
+              <w:top w:type="dxa" w:w="60"/>
+              <w:left w:type="dxa" w:w="100"/>
+              <w:bottom w:type="dxa" w:w="60"/>
+              <w:right w:type="dxa" w:w="100"/>
+            </w:tcMar>
+          </w:tcPr>
+          <w:p>
+            <w:pPr>
+              <w:spacing w:after="0"/>
+            </w:pPr>
+            <w:r>
+              <w:rPr>
+                <w:rFonts w:ascii="맑은 고딕" w:cs="맑은 고딕" w:eastAsia="맑은 고딕" w:hAnsi="맑은 고딕"/>
+                <w:sz w:val="18"/>
+                <w:szCs w:val="18"/>
+              </w:rPr>
+              <w:t xml:space="preserve">서술적(descriptive)</w:t>
+            </w:r>
+          </w:p>
+        </w:tc>
+        <w:tc>
+          <w:tcPr>
+            <w:tcW w:type="dxa" w:w="1583"/>
+            <w:tcMar>
+              <w:top w:type="dxa" w:w="60"/>
+              <w:left w:type="dxa" w:w="100"/>
+              <w:bottom w:type="dxa" w:w="60"/>
+              <w:right w:type="dxa" w:w="100"/>
+            </w:tcMar>
+          </w:tcPr>
+          <w:p>
+            <w:pPr>
+              <w:spacing w:after="0"/>
+            </w:pPr>
+            <w:r>
+              <w:rPr>
+                <w:rFonts w:ascii="맑은 고딕" w:cs="맑은 고딕" w:eastAsia="맑은 고딕" w:hAnsi="맑은 고딕"/>
+                <w:sz w:val="18"/>
+                <w:szCs w:val="18"/>
+              </w:rPr>
+              <w:t xml:space="preserve">전공-직종-진학 Sankey</w:t>
+            </w:r>
+          </w:p>
+        </w:tc>
+        <w:tc>
+          <w:tcPr>
+            <w:tcW w:type="dxa" w:w="1583"/>
+            <w:tcMar>
+              <w:top w:type="dxa" w:w="60"/>
+              <w:left w:type="dxa" w:w="100"/>
+              <w:bottom w:type="dxa" w:w="60"/>
+              <w:right w:type="dxa" w:w="100"/>
+            </w:tcMar>
+          </w:tcPr>
+          <w:p>
+            <w:pPr>
+              <w:spacing w:after="0"/>
+            </w:pPr>
+            <w:r>
+              <w:rPr>
+                <w:rFonts w:ascii="맑은 고딕" w:cs="맑은 고딕" w:eastAsia="맑은 고딕" w:hAnsi="맑은 고딕"/>
+                <w:sz w:val="18"/>
+                <w:szCs w:val="18"/>
+              </w:rPr>
+              <w:t xml:space="preserve">2015(고용부문만)·2020·2023</w:t>
             </w:r>
           </w:p>
         </w:tc>
@@ -6032,55 +6473,79 @@
       <w:tr>
         <w:tc>
           <w:tcPr>
-            <w:tcW w:type="dxa" w:w="1900"/>
-            <w:tcMar>
-              <w:top w:type="dxa" w:w="60"/>
-              <w:left w:type="dxa" w:w="100"/>
-              <w:bottom w:type="dxa" w:w="60"/>
-              <w:right w:type="dxa" w:w="100"/>
-            </w:tcMar>
-          </w:tcPr>
-          <w:p>
-            <w:pPr>
-              <w:spacing w:after="0"/>
-            </w:pPr>
-            <w:r>
-              <w:rPr>
-                <w:rFonts w:ascii="맑은 고딕" w:cs="맑은 고딕" w:eastAsia="맑은 고딕" w:hAnsi="맑은 고딕"/>
-                <w:sz w:val="18"/>
-                <w:szCs w:val="18"/>
-              </w:rPr>
-              <w:t xml:space="preserve">③ 정책·제도 효과</w:t>
-            </w:r>
-          </w:p>
-        </w:tc>
-        <w:tc>
-          <w:tcPr>
-            <w:tcW w:type="dxa" w:w="1900"/>
-            <w:tcMar>
-              <w:top w:type="dxa" w:w="60"/>
-              <w:left w:type="dxa" w:w="100"/>
-              <w:bottom w:type="dxa" w:w="60"/>
-              <w:right w:type="dxa" w:w="100"/>
-            </w:tcMar>
-          </w:tcPr>
-          <w:p>
-            <w:pPr>
-              <w:spacing w:after="0"/>
-            </w:pPr>
-            <w:r>
-              <w:rPr>
-                <w:rFonts w:ascii="맑은 고딕" w:cs="맑은 고딕" w:eastAsia="맑은 고딕" w:hAnsi="맑은 고딕"/>
-                <w:sz w:val="18"/>
-                <w:szCs w:val="18"/>
-              </w:rPr>
-              <w:t xml:space="preserve">PSM(진학·마이스터고), 조건부 DiD(도제학교)</w:t>
-            </w:r>
-          </w:p>
-        </w:tc>
-        <w:tc>
-          <w:tcPr>
-            <w:tcW w:type="dxa" w:w="1900"/>
+            <w:tcW w:type="dxa" w:w="1583"/>
+            <w:tcMar>
+              <w:top w:type="dxa" w:w="60"/>
+              <w:left w:type="dxa" w:w="100"/>
+              <w:bottom w:type="dxa" w:w="60"/>
+              <w:right w:type="dxa" w:w="100"/>
+            </w:tcMar>
+          </w:tcPr>
+          <w:p>
+            <w:pPr>
+              <w:spacing w:after="0"/>
+            </w:pPr>
+            <w:r>
+              <w:rPr>
+                <w:rFonts w:ascii="맑은 고딕" w:cs="맑은 고딕" w:eastAsia="맑은 고딕" w:hAnsi="맑은 고딕"/>
+                <w:sz w:val="18"/>
+                <w:szCs w:val="18"/>
+              </w:rPr>
+              <w:t xml:space="preserve">③ 정책학교 비교</w:t>
+            </w:r>
+          </w:p>
+        </w:tc>
+        <w:tc>
+          <w:tcPr>
+            <w:tcW w:type="dxa" w:w="1583"/>
+            <w:tcMar>
+              <w:top w:type="dxa" w:w="60"/>
+              <w:left w:type="dxa" w:w="100"/>
+              <w:bottom w:type="dxa" w:w="60"/>
+              <w:right w:type="dxa" w:w="100"/>
+            </w:tcMar>
+          </w:tcPr>
+          <w:p>
+            <w:pPr>
+              <w:spacing w:after="0"/>
+            </w:pPr>
+            <w:r>
+              <w:rPr>
+                <w:rFonts w:ascii="맑은 고딕" w:cs="맑은 고딕" w:eastAsia="맑은 고딕" w:hAnsi="맑은 고딕"/>
+                <w:sz w:val="18"/>
+                <w:szCs w:val="18"/>
+              </w:rPr>
+              <w:t xml:space="preserve">정책 지정학교(도제학교) 졸업생의 고용성과 변화는 비교학교와 어떻게 다른가?</w:t>
+            </w:r>
+          </w:p>
+        </w:tc>
+        <w:tc>
+          <w:tcPr>
+            <w:tcW w:type="dxa" w:w="1583"/>
+            <w:tcMar>
+              <w:top w:type="dxa" w:w="60"/>
+              <w:left w:type="dxa" w:w="100"/>
+              <w:bottom w:type="dxa" w:w="60"/>
+              <w:right w:type="dxa" w:w="100"/>
+            </w:tcMar>
+          </w:tcPr>
+          <w:p>
+            <w:pPr>
+              <w:spacing w:after="0"/>
+            </w:pPr>
+            <w:r>
+              <w:rPr>
+                <w:rFonts w:ascii="맑은 고딕" w:cs="맑은 고딕" w:eastAsia="맑은 고딕" w:hAnsi="맑은 고딕"/>
+                <w:sz w:val="18"/>
+                <w:szCs w:val="18"/>
+              </w:rPr>
+              <w:t xml:space="preserve">1단계 매칭가능성 검토 → 2단계 노출변수 구축 → 3단계 기술적 전후비교 → 4단계(식별조건 충족 시) 조건부 DiD</w:t>
+            </w:r>
+          </w:p>
+        </w:tc>
+        <w:tc>
+          <w:tcPr>
+            <w:tcW w:type="dxa" w:w="1583"/>
             <w:tcMar>
               <w:top w:type="dxa" w:w="60"/>
               <w:left w:type="dxa" w:w="100"/>
@@ -6100,55 +6565,55 @@
                 <w:sz w:val="18"/>
                 <w:szCs w:val="18"/>
               </w:rPr>
-              <w:t xml:space="preserve">인과추론(준실험)</w:t>
-            </w:r>
-          </w:p>
-        </w:tc>
-        <w:tc>
-          <w:tcPr>
-            <w:tcW w:type="dxa" w:w="1900"/>
-            <w:tcMar>
-              <w:top w:type="dxa" w:w="60"/>
-              <w:left w:type="dxa" w:w="100"/>
-              <w:bottom w:type="dxa" w:w="60"/>
-              <w:right w:type="dxa" w:w="100"/>
-            </w:tcMar>
-          </w:tcPr>
-          <w:p>
-            <w:pPr>
-              <w:spacing w:after="0"/>
-            </w:pPr>
-            <w:r>
-              <w:rPr>
-                <w:rFonts w:ascii="맑은 고딕" w:cs="맑은 고딕" w:eastAsia="맑은 고딕" w:hAnsi="맑은 고딕"/>
-                <w:sz w:val="18"/>
-                <w:szCs w:val="18"/>
-              </w:rPr>
-              <w:t xml:space="preserve">Love plot, 성향점수 중첩도, event-study, forest plot</w:t>
-            </w:r>
-          </w:p>
-        </w:tc>
-        <w:tc>
-          <w:tcPr>
-            <w:tcW w:type="dxa" w:w="1900"/>
-            <w:tcMar>
-              <w:top w:type="dxa" w:w="60"/>
-              <w:left w:type="dxa" w:w="100"/>
-              <w:bottom w:type="dxa" w:w="60"/>
-              <w:right w:type="dxa" w:w="100"/>
-            </w:tcMar>
-          </w:tcPr>
-          <w:p>
-            <w:pPr>
-              <w:spacing w:after="0"/>
-            </w:pPr>
-            <w:r>
-              <w:rPr>
-                <w:rFonts w:ascii="맑은 고딕" w:cs="맑은 고딕" w:eastAsia="맑은 고딕" w:hAnsi="맑은 고딕"/>
-                <w:sz w:val="18"/>
-                <w:szCs w:val="18"/>
-              </w:rPr>
-              <w:t xml:space="preserve">코호트별 상이(각 절 명시)</w:t>
+              <w:t xml:space="preserve">단계적 인과추론(준실험, 잠정적)</w:t>
+            </w:r>
+          </w:p>
+        </w:tc>
+        <w:tc>
+          <w:tcPr>
+            <w:tcW w:type="dxa" w:w="1583"/>
+            <w:tcMar>
+              <w:top w:type="dxa" w:w="60"/>
+              <w:left w:type="dxa" w:w="100"/>
+              <w:bottom w:type="dxa" w:w="60"/>
+              <w:right w:type="dxa" w:w="100"/>
+            </w:tcMar>
+          </w:tcPr>
+          <w:p>
+            <w:pPr>
+              <w:spacing w:after="0"/>
+            </w:pPr>
+            <w:r>
+              <w:rPr>
+                <w:rFonts w:ascii="맑은 고딕" w:cs="맑은 고딕" w:eastAsia="맑은 고딕" w:hAnsi="맑은 고딕"/>
+                <w:sz w:val="18"/>
+                <w:szCs w:val="18"/>
+              </w:rPr>
+              <w:t xml:space="preserve">기술적 전후비교 막대그림 → (4단계 도달 시) event-study, forest plot</w:t>
+            </w:r>
+          </w:p>
+        </w:tc>
+        <w:tc>
+          <w:tcPr>
+            <w:tcW w:type="dxa" w:w="1583"/>
+            <w:tcMar>
+              <w:top w:type="dxa" w:w="60"/>
+              <w:left w:type="dxa" w:w="100"/>
+              <w:bottom w:type="dxa" w:w="60"/>
+              <w:right w:type="dxa" w:w="100"/>
+            </w:tcMar>
+          </w:tcPr>
+          <w:p>
+            <w:pPr>
+              <w:spacing w:after="0"/>
+            </w:pPr>
+            <w:r>
+              <w:rPr>
+                <w:rFonts w:ascii="맑은 고딕" w:cs="맑은 고딕" w:eastAsia="맑은 고딕" w:hAnsi="맑은 고딕"/>
+                <w:sz w:val="18"/>
+                <w:szCs w:val="18"/>
+              </w:rPr>
+              <w:t xml:space="preserve">2015(전) vs 2020·2023(후)</w:t>
             </w:r>
           </w:p>
         </w:tc>
@@ -6167,7 +6632,21 @@
         <w:rPr>
           <w:rFonts w:ascii="맑은 고딕" w:cs="맑은 고딕" w:eastAsia="맑은 고딕" w:hAnsi="맑은 고딕"/>
         </w:rPr>
-        <w:t xml:space="preserve">세 축은 보고서 본문에서 장 수준으로 분리하고, 각 장 서두에 인식론적 지위를 명시한다.</w:t>
+        <w:t xml:space="preserve">세 축은 보고서 본문에서 장 수준으로 분리하고, 각 장 서두에 인식론적 지위를 명시한다. </w:t>
+      </w:r>
+      <w:r>
+        <w:rPr>
+          <w:rFonts w:ascii="맑은 고딕" w:cs="맑은 고딕" w:eastAsia="맑은 고딕" w:hAnsi="맑은 고딕"/>
+          <w:b/>
+          <w:bCs/>
+        </w:rPr>
+        <w:t xml:space="preserve">진학효과·마이스터고효과의 PSM 인과추론은 이번 보고서의 주분석에서 제외</w:t>
+      </w:r>
+      <w:r>
+        <w:rPr>
+          <w:rFonts w:ascii="맑은 고딕" w:cs="맑은 고딕" w:eastAsia="맑은 고딕" w:hAnsi="맑은 고딕"/>
+        </w:rPr>
+        <w:t xml:space="preserve">했다(사유: Ⅵ.2절). 진학은 축2에서 "경로(상태)의 하나"로 다루고, 마이스터고 비교는 향후 입학전형 커트라인 점수 확보 시 회귀불연속설계(RD)로 확장할 잠재 과제로 Ⅷ장에 남긴다. GBTM·다중상태모형·RF+SHAP은 각 축의 "탐색적 보완"으로 격하되어 부록/후속연구로 이동했다(Ⅳ.7, Ⅴ.6 참조).</w:t>
       </w:r>
     </w:p>
     <w:p>
@@ -6254,7 +6733,7 @@
         <w:rPr>
           <w:rFonts w:ascii="맑은 고딕" w:cs="맑은 고딕" w:eastAsia="맑은 고딕" w:hAnsi="맑은 고딕"/>
         </w:rPr>
-        <w:t xml:space="preserve">RQ1-1. 코호트·학교유형별 전체 고용경로와 입직·중단·재진입까지의 시간은 어떻게 다른가?</w:t>
+        <w:t xml:space="preserve">RQ1-1. 직업계고 졸업생은 언제 피보험고용에 진입하며, 이후 고용의 지속·중단·재진입은 어떤 경로로 나타나는가?</w:t>
       </w:r>
     </w:p>
     <w:p>
@@ -6270,7 +6749,7 @@
         <w:rPr>
           <w:rFonts w:ascii="맑은 고딕" w:cs="맑은 고딕" w:eastAsia="맑은 고딕" w:hAnsi="맑은 고딕"/>
         </w:rPr>
-        <w:t xml:space="preserve">RQ1-2. 상태 전이는 어떤 유형(경로군집)으로 요약되며, 유형화 방법(거리기반 vs 모형기반)에 따라 결과가 강건한가?</w:t>
+        <w:t xml:space="preserve">RQ1-2. 이 경로들은 코호트·학교유형별로 몇 개의 대표적인 유형(경로군집)으로 요약되는가?</w:t>
       </w:r>
     </w:p>
     <w:p>
@@ -6283,6 +6762,132 @@
           <w:rFonts w:ascii="맑은 고딕" w:cs="맑은 고딕" w:eastAsia="맑은 고딕" w:hAnsi="맑은 고딕"/>
         </w:rPr>
         <w:t xml:space="preserve">2. 변수정의표</w:t>
+      </w:r>
+    </w:p>
+    <w:p>
+      <w:pPr>
+        <w:pBdr>
+          <w:left w:val="single" w:color="888888" w:sz="12"/>
+        </w:pBdr>
+        <w:shd w:fill="F7F7F7" w:color="auto" w:val="clear"/>
+        <w:spacing w:after="200" w:before="120"/>
+        <w:ind w:left="400"/>
+      </w:pPr>
+      <w:r>
+        <w:rPr>
+          <w:rFonts w:ascii="맑은 고딕" w:cs="맑은 고딕" w:eastAsia="맑은 고딕" w:hAnsi="맑은 고딕"/>
+          <w:i/>
+          <w:iCs/>
+        </w:rPr>
+        <w:t xml:space="preserve">Ⅲ.3절의 개정(v2)에 따라 </w:t>
+      </w:r>
+      <w:r>
+        <w:rPr>
+          <w:rFonts w:ascii="Consolas" w:cs="Consolas" w:eastAsia="Consolas" w:hAnsi="Consolas"/>
+          <w:i/>
+          <w:iCs/>
+          <w:sz w:val="19"/>
+          <w:szCs w:val="19"/>
+        </w:rPr>
+        <w:t xml:space="preserve">state_t</w:t>
+      </w:r>
+      <w:r>
+        <w:rPr>
+          <w:rFonts w:ascii="맑은 고딕" w:cs="맑은 고딕" w:eastAsia="맑은 고딕" w:hAnsi="맑은 고딕"/>
+          <w:i/>
+          <w:iCs/>
+        </w:rPr>
+        <w:t xml:space="preserve">는 </w:t>
+      </w:r>
+      <w:r>
+        <w:rPr>
+          <w:rFonts w:ascii="맑은 고딕" w:cs="맑은 고딕" w:eastAsia="맑은 고딕" w:hAnsi="맑은 고딕"/>
+          <w:b/>
+          <w:bCs/>
+          <w:i/>
+          <w:iCs/>
+        </w:rPr>
+        <w:t xml:space="preserve">고용 채널(E/O) 전용</w:t>
+      </w:r>
+      <w:r>
+        <w:rPr>
+          <w:rFonts w:ascii="맑은 고딕" w:cs="맑은 고딕" w:eastAsia="맑은 고딕" w:hAnsi="맑은 고딕"/>
+          <w:i/>
+          <w:iCs/>
+        </w:rPr>
+        <w:t xml:space="preserve">이며, 교육이력은 별도 변수(</w:t>
+      </w:r>
+      <w:r>
+        <w:rPr>
+          <w:rFonts w:ascii="Consolas" w:cs="Consolas" w:eastAsia="Consolas" w:hAnsi="Consolas"/>
+          <w:i/>
+          <w:iCs/>
+          <w:sz w:val="19"/>
+          <w:szCs w:val="19"/>
+        </w:rPr>
+        <w:t xml:space="preserve">enroll_date</w:t>
+      </w:r>
+      <w:r>
+        <w:rPr>
+          <w:rFonts w:ascii="맑은 고딕" w:cs="맑은 고딕" w:eastAsia="맑은 고딕" w:hAnsi="맑은 고딕"/>
+          <w:i/>
+          <w:iCs/>
+        </w:rPr>
+        <w:t xml:space="preserve">, </w:t>
+      </w:r>
+      <w:r>
+        <w:rPr>
+          <w:rFonts w:ascii="Consolas" w:cs="Consolas" w:eastAsia="Consolas" w:hAnsi="Consolas"/>
+          <w:i/>
+          <w:iCs/>
+          <w:sz w:val="19"/>
+          <w:szCs w:val="19"/>
+        </w:rPr>
+        <w:t xml:space="preserve">grad_date</w:t>
+      </w:r>
+      <w:r>
+        <w:rPr>
+          <w:rFonts w:ascii="맑은 고딕" w:cs="맑은 고딕" w:eastAsia="맑은 고딕" w:hAnsi="맑은 고딕"/>
+          <w:i/>
+          <w:iCs/>
+        </w:rPr>
+        <w:t xml:space="preserve">, </w:t>
+      </w:r>
+      <w:r>
+        <w:rPr>
+          <w:rFonts w:ascii="Consolas" w:cs="Consolas" w:eastAsia="Consolas" w:hAnsi="Consolas"/>
+          <w:i/>
+          <w:iCs/>
+          <w:sz w:val="19"/>
+          <w:szCs w:val="19"/>
+        </w:rPr>
+        <w:t xml:space="preserve">college_type</w:t>
+      </w:r>
+      <w:r>
+        <w:rPr>
+          <w:rFonts w:ascii="맑은 고딕" w:cs="맑은 고딕" w:eastAsia="맑은 고딕" w:hAnsi="맑은 고딕"/>
+          <w:i/>
+          <w:iCs/>
+        </w:rPr>
+        <w:t xml:space="preserve">, </w:t>
+      </w:r>
+      <w:r>
+        <w:rPr>
+          <w:rFonts w:ascii="Consolas" w:cs="Consolas" w:eastAsia="Consolas" w:hAnsi="Consolas"/>
+          <w:i/>
+          <w:iCs/>
+          <w:sz w:val="19"/>
+          <w:szCs w:val="19"/>
+        </w:rPr>
+        <w:t xml:space="preserve">college_field2</w:t>
+      </w:r>
+      <w:r>
+        <w:rPr>
+          <w:rFonts w:ascii="맑은 고딕" w:cs="맑은 고딕" w:eastAsia="맑은 고딕" w:hAnsi="맑은 고딕"/>
+          <w:i/>
+          <w:iCs/>
+        </w:rPr>
+        <w:t xml:space="preserve">)로 Ⅴ장에서 다룬다.</w:t>
       </w:r>
     </w:p>
     <w:tbl>
@@ -6587,7 +7192,7 @@
                 <w:sz w:val="18"/>
                 <w:szCs w:val="18"/>
               </w:rPr>
-              <w:t xml:space="preserve">월말 상태</w:t>
+              <w:t xml:space="preserve">월말 고용상태</w:t>
             </w:r>
           </w:p>
         </w:tc>
@@ -6611,7 +7216,7 @@
                 <w:sz w:val="18"/>
                 <w:szCs w:val="18"/>
               </w:rPr>
-              <w:t xml:space="preserve">{E, O, C, U, R, A, EC, EU, ER, EA, HM}</w:t>
+              <w:t xml:space="preserve">{E, O} — 2상태</w:t>
             </w:r>
           </w:p>
         </w:tc>
@@ -7770,7 +8375,7 @@
           <w:sz w:val="18"/>
           <w:szCs w:val="18"/>
         </w:rPr>
-        <w:t xml:space="preserve">## seq_wide: 1행/1인, 열=month_01..month_K, 값∈{"E","O","C","U","R","A","EC","EU","ER","EA","HM"}</w:t>
+        <w:t xml:space="preserve">## seq_wide: 1행/1인, 열=month_01..month_K, 값∈{"E","O"} (고용 채널 전용, Ⅲ.3절 v2)</w:t>
       </w:r>
     </w:p>
     <w:p>
@@ -7824,7 +8429,7 @@
           <w:sz w:val="18"/>
           <w:szCs w:val="18"/>
         </w:rPr>
-        <w:t xml:space="preserve">                   states = c("E","O","C","U","R","A","EC","EU","ER","EA","HM"),</w:t>
+        <w:t xml:space="preserve">                   states = c("E","O"),</w:t>
       </w:r>
     </w:p>
     <w:p>
@@ -7842,7 +8447,7 @@
           <w:sz w:val="18"/>
           <w:szCs w:val="18"/>
         </w:rPr>
-        <w:t xml:space="preserve">                   labels = c("고용","미관찰","전문대","대학","원격대","기타고등교육",</w:t>
+        <w:t xml:space="preserve">                   labels = c("고용","미관찰"),</w:t>
       </w:r>
     </w:p>
     <w:p>
@@ -7860,7 +8465,7 @@
           <w:sz w:val="18"/>
           <w:szCs w:val="18"/>
         </w:rPr>
-        <w:t xml:space="preserve">                              "고용+전문대","고용+대학","고용+원격대","고용+기타","교육결측"),</w:t>
+        <w:t xml:space="preserve">                   id     = seq_wide$person_id)</w:t>
       </w:r>
     </w:p>
     <w:p>
@@ -7878,7 +8483,7 @@
           <w:sz w:val="18"/>
           <w:szCs w:val="18"/>
         </w:rPr>
-        <w:t xml:space="preserve">                   id     = seq_wide$person_id)</w:t>
+        <w:t xml:space="preserve"> </w:t>
       </w:r>
     </w:p>
     <w:p>
@@ -7896,7 +8501,7 @@
           <w:sz w:val="18"/>
           <w:szCs w:val="18"/>
         </w:rPr>
-        <w:t xml:space="preserve"> </w:t>
+        <w:t xml:space="preserve">sm  &lt;- seqsubm(seq_obj, method = "CONSTANT", cval = 2)   # 치환비용 2</w:t>
       </w:r>
     </w:p>
     <w:p>
@@ -7914,7 +8519,7 @@
           <w:sz w:val="18"/>
           <w:szCs w:val="18"/>
         </w:rPr>
-        <w:t xml:space="preserve">sm  &lt;- seqsubm(seq_obj, method = "CONSTANT", cval = 2)   # 치환비용 2</w:t>
+        <w:t xml:space="preserve">om  &lt;- seqdist(seq_obj, method = "OM", indel = 1, sm = sm)</w:t>
       </w:r>
     </w:p>
     <w:p>
@@ -7932,7 +8537,7 @@
           <w:sz w:val="18"/>
           <w:szCs w:val="18"/>
         </w:rPr>
-        <w:t xml:space="preserve">om  &lt;- seqdist(seq_obj, method = "OM", indel = 1, sm = sm)</w:t>
+        <w:t xml:space="preserve"> </w:t>
       </w:r>
     </w:p>
     <w:p>
@@ -7950,7 +8555,7 @@
           <w:sz w:val="18"/>
           <w:szCs w:val="18"/>
         </w:rPr>
-        <w:t xml:space="preserve"> </w:t>
+        <w:t xml:space="preserve">## 대규모 자료: 학교유형×성별 층화표본에서 대표점 탐색</w:t>
       </w:r>
     </w:p>
     <w:p>
@@ -7968,7 +8573,7 @@
           <w:sz w:val="18"/>
           <w:szCs w:val="18"/>
         </w:rPr>
-        <w:t xml:space="preserve">## 대규모 자료: 학교유형×성별 층화표본에서 대표점 탐색</w:t>
+        <w:t xml:space="preserve">strat_idx &lt;- seq_wide %&gt;%</w:t>
       </w:r>
     </w:p>
     <w:p>
@@ -7986,7 +8591,7 @@
           <w:sz w:val="18"/>
           <w:szCs w:val="18"/>
         </w:rPr>
-        <w:t xml:space="preserve">strat_idx &lt;- seq_wide %&gt;%</w:t>
+        <w:t xml:space="preserve">  mutate(.row = row_number()) %&gt;%</w:t>
       </w:r>
     </w:p>
     <w:p>
@@ -8004,7 +8609,7 @@
           <w:sz w:val="18"/>
           <w:szCs w:val="18"/>
         </w:rPr>
-        <w:t xml:space="preserve">  mutate(.row = row_number()) %&gt;%</w:t>
+        <w:t xml:space="preserve">  group_by(hs_type, sex) %&gt;% slice_sample(prop = 0.10) %&gt;% pull(.row)</w:t>
       </w:r>
     </w:p>
     <w:p>
@@ -8022,7 +8627,7 @@
           <w:sz w:val="18"/>
           <w:szCs w:val="18"/>
         </w:rPr>
-        <w:t xml:space="preserve">  group_by(hs_type, sex) %&gt;% slice_sample(prop = 0.10) %&gt;% pull(.row)</w:t>
+        <w:t xml:space="preserve">om_s &lt;- om[strat_idx, strat_idx]</w:t>
       </w:r>
     </w:p>
     <w:p>
@@ -8040,7 +8645,7 @@
           <w:sz w:val="18"/>
           <w:szCs w:val="18"/>
         </w:rPr>
-        <w:t xml:space="preserve">om_s &lt;- om[strat_idx, strat_idx]</w:t>
+        <w:t xml:space="preserve"> </w:t>
       </w:r>
     </w:p>
     <w:p>
@@ -8058,7 +8663,7 @@
           <w:sz w:val="18"/>
           <w:szCs w:val="18"/>
         </w:rPr>
-        <w:t xml:space="preserve"> </w:t>
+        <w:t xml:space="preserve">asw &lt;- sapply(2:8, function(k) {</w:t>
       </w:r>
     </w:p>
     <w:p>
@@ -8076,7 +8681,7 @@
           <w:sz w:val="18"/>
           <w:szCs w:val="18"/>
         </w:rPr>
-        <w:t xml:space="preserve">asw &lt;- sapply(2:8, function(k) {</w:t>
+        <w:t xml:space="preserve">  p &lt;- wcKMedoids(om_s, k = k, method = "PAMonce")</w:t>
       </w:r>
     </w:p>
     <w:p>
@@ -8094,7 +8699,7 @@
           <w:sz w:val="18"/>
           <w:szCs w:val="18"/>
         </w:rPr>
-        <w:t xml:space="preserve">  p &lt;- wcKMedoids(om_s, k = k, method = "PAMonce")</w:t>
+        <w:t xml:space="preserve">  mean(wcSilhouetteObs(om_s, p$clustering))</w:t>
       </w:r>
     </w:p>
     <w:p>
@@ -8112,7 +8717,7 @@
           <w:sz w:val="18"/>
           <w:szCs w:val="18"/>
         </w:rPr>
-        <w:t xml:space="preserve">  mean(wcSilhouetteObs(om_s, p$clustering))</w:t>
+        <w:t xml:space="preserve">})</w:t>
       </w:r>
     </w:p>
     <w:p>
@@ -8130,7 +8735,7 @@
           <w:sz w:val="18"/>
           <w:szCs w:val="18"/>
         </w:rPr>
-        <w:t xml:space="preserve">})</w:t>
+        <w:t xml:space="preserve">k_star &lt;- (2:8)[which.max(asw)]</w:t>
       </w:r>
     </w:p>
     <w:p>
@@ -8148,7 +8753,7 @@
           <w:sz w:val="18"/>
           <w:szCs w:val="18"/>
         </w:rPr>
-        <w:t xml:space="preserve">k_star &lt;- (2:8)[which.max(asw)]</w:t>
+        <w:t xml:space="preserve"> </w:t>
       </w:r>
     </w:p>
     <w:p>
@@ -8166,7 +8771,7 @@
           <w:sz w:val="18"/>
           <w:szCs w:val="18"/>
         </w:rPr>
-        <w:t xml:space="preserve"> </w:t>
+        <w:t xml:space="preserve">pam_final &lt;- wcKMedoids(om_s, k = k_star, method = "PAMonce")</w:t>
       </w:r>
     </w:p>
     <w:p>
@@ -8184,7 +8789,7 @@
           <w:sz w:val="18"/>
           <w:szCs w:val="18"/>
         </w:rPr>
-        <w:t xml:space="preserve">pam_final &lt;- wcKMedoids(om_s, k = k_star, method = "PAMonce")</w:t>
+        <w:t xml:space="preserve">medoid_idx &lt;- pam_final$medoids</w:t>
       </w:r>
     </w:p>
     <w:p>
@@ -8202,7 +8807,7 @@
           <w:sz w:val="18"/>
           <w:szCs w:val="18"/>
         </w:rPr>
-        <w:t xml:space="preserve">medoid_idx &lt;- pam_final$medoids</w:t>
+        <w:t xml:space="preserve">full_assign &lt;- apply(om[, medoid_idx, drop = FALSE], 1, which.min)  # 전체 개인을 최근접 대표점에 배정</w:t>
       </w:r>
     </w:p>
     <w:p>
@@ -8220,7 +8825,7 @@
           <w:sz w:val="18"/>
           <w:szCs w:val="18"/>
         </w:rPr>
-        <w:t xml:space="preserve">full_assign &lt;- apply(om[, medoid_idx, drop = FALSE], 1, which.min)  # 전체 개인을 최근접 대표점에 배정</w:t>
+        <w:t xml:space="preserve"> </w:t>
       </w:r>
     </w:p>
     <w:p>
@@ -8238,7 +8843,7 @@
           <w:sz w:val="18"/>
           <w:szCs w:val="18"/>
         </w:rPr>
-        <w:t xml:space="preserve"> </w:t>
+        <w:t xml:space="preserve">## 재현성(ARI) — 반복 층화표본</w:t>
       </w:r>
     </w:p>
     <w:p>
@@ -8256,7 +8861,7 @@
           <w:sz w:val="18"/>
           <w:szCs w:val="18"/>
         </w:rPr>
-        <w:t xml:space="preserve">## 재현성(ARI) — 반복 층화표본</w:t>
+        <w:t xml:space="preserve">ari &lt;- replicate(50, {</w:t>
       </w:r>
     </w:p>
     <w:p>
@@ -8274,7 +8879,7 @@
           <w:sz w:val="18"/>
           <w:szCs w:val="18"/>
         </w:rPr>
-        <w:t xml:space="preserve">ari &lt;- replicate(50, {</w:t>
+        <w:t xml:space="preserve">  idx2 &lt;- seq_wide %&gt;% mutate(.row = row_number()) %&gt;%</w:t>
       </w:r>
     </w:p>
     <w:p>
@@ -8292,7 +8897,7 @@
           <w:sz w:val="18"/>
           <w:szCs w:val="18"/>
         </w:rPr>
-        <w:t xml:space="preserve">  idx2 &lt;- seq_wide %&gt;% mutate(.row = row_number()) %&gt;%</w:t>
+        <w:t xml:space="preserve">    group_by(hs_type, sex) %&gt;% slice_sample(prop = 0.10) %&gt;% pull(.row)</w:t>
       </w:r>
     </w:p>
     <w:p>
@@ -8310,7 +8915,7 @@
           <w:sz w:val="18"/>
           <w:szCs w:val="18"/>
         </w:rPr>
-        <w:t xml:space="preserve">    group_by(hs_type, sex) %&gt;% slice_sample(prop = 0.10) %&gt;% pull(.row)</w:t>
+        <w:t xml:space="preserve">  p2 &lt;- wcKMedoids(om[idx2, idx2], k = k_star, method = "PAMonce")</w:t>
       </w:r>
     </w:p>
     <w:p>
@@ -8328,7 +8933,7 @@
           <w:sz w:val="18"/>
           <w:szCs w:val="18"/>
         </w:rPr>
-        <w:t xml:space="preserve">  p2 &lt;- wcKMedoids(om[idx2, idx2], k = k_star, method = "PAMonce")</w:t>
+        <w:t xml:space="preserve">  mclust::adjustedRandIndex(full_assign[idx2], p2$clustering)</w:t>
       </w:r>
     </w:p>
     <w:p>
@@ -8346,332 +8951,7 @@
           <w:sz w:val="18"/>
           <w:szCs w:val="18"/>
         </w:rPr>
-        <w:t xml:space="preserve">  mclust::adjustedRandIndex(full_assign[idx2], p2$clustering)</w:t>
-      </w:r>
-    </w:p>
-    <w:p>
-      <w:pPr>
-        <w:pBdr>
-          <w:left w:val="single" w:color="CCCCCC" w:sz="4"/>
-          <w:right w:val="single" w:color="CCCCCC" w:sz="4"/>
-        </w:pBdr>
-        <w:shd w:fill="F0F0F0" w:color="auto" w:val="clear"/>
-        <w:spacing w:after="0"/>
-      </w:pPr>
-      <w:r>
-        <w:rPr>
-          <w:rFonts w:ascii="Consolas" w:cs="Consolas" w:eastAsia="Consolas" w:hAnsi="Consolas"/>
-          <w:sz w:val="18"/>
-          <w:szCs w:val="18"/>
-        </w:rPr>
         <w:t xml:space="preserve">})</w:t>
-      </w:r>
-    </w:p>
-    <w:p>
-      <w:pPr>
-        <w:pBdr>
-          <w:bottom w:val="single" w:color="CCCCCC" w:sz="4"/>
-          <w:left w:val="single" w:color="CCCCCC" w:sz="4"/>
-          <w:right w:val="single" w:color="CCCCCC" w:sz="4"/>
-        </w:pBdr>
-        <w:shd w:fill="F0F0F0" w:color="auto" w:val="clear"/>
-        <w:spacing w:after="200"/>
-      </w:pPr>
-      <w:r>
-        <w:rPr>
-          <w:rFonts w:ascii="Consolas" w:cs="Consolas" w:eastAsia="Consolas" w:hAnsi="Consolas"/>
-          <w:sz w:val="4"/>
-          <w:szCs w:val="4"/>
-        </w:rPr>
-        <w:t xml:space="preserve"> </w:t>
-      </w:r>
-    </w:p>
-    <w:p>
-      <w:pPr>
-        <w:spacing w:after="200"/>
-      </w:pPr>
-      <w:r>
-        <w:rPr>
-          <w:rFonts w:ascii="맑은 고딕" w:cs="맑은 고딕" w:eastAsia="맑은 고딕" w:hAnsi="맑은 고딕"/>
-          <w:b/>
-          <w:bCs/>
-        </w:rPr>
-        <w:t xml:space="preserve">[추가 제안] GBTM 교차검증.</w:t>
-      </w:r>
-      <w:r>
-        <w:rPr>
-          <w:rFonts w:ascii="맑은 고딕" w:cs="맑은 고딕" w:eastAsia="맑은 고딕" w:hAnsi="맑은 고딕"/>
-        </w:rPr>
-        <w:t xml:space="preserve"> OM-PAM(거리기반)과 집단중심궤적모형(모형기반, </w:t>
-      </w:r>
-      <w:r>
-        <w:rPr>
-          <w:rFonts w:ascii="Consolas" w:cs="Consolas" w:eastAsia="Consolas" w:hAnsi="Consolas"/>
-          <w:sz w:val="19"/>
-          <w:szCs w:val="19"/>
-        </w:rPr>
-        <w:t xml:space="preserve">lcmm::hlme</w:t>
-      </w:r>
-      <w:r>
-        <w:rPr>
-          <w:rFonts w:ascii="맑은 고딕" w:cs="맑은 고딕" w:eastAsia="맑은 고딕" w:hAnsi="맑은 고딕"/>
-        </w:rPr>
-        <w:t xml:space="preserve">)을 동일 시퀀스에 각각 적용해 군집 구성 일치도(Cohen's κ)로 유형화의 강건성을 확인한다.</w:t>
-      </w:r>
-    </w:p>
-    <w:p>
-      <w:pPr>
-        <w:pBdr>
-          <w:top w:val="single" w:color="CCCCCC" w:sz="4"/>
-          <w:bottom w:val="single" w:color="CCCCCC" w:sz="4"/>
-          <w:left w:val="single" w:color="CCCCCC" w:sz="4"/>
-          <w:right w:val="single" w:color="CCCCCC" w:sz="4"/>
-        </w:pBdr>
-        <w:shd w:fill="F0F0F0" w:color="auto" w:val="clear"/>
-        <w:spacing w:after="80" w:before="80"/>
-      </w:pPr>
-      <w:r>
-        <w:rPr>
-          <w:rFonts w:ascii="Consolas" w:cs="Consolas" w:eastAsia="Consolas" w:hAnsi="Consolas"/>
-          <w:color w:val="666666"/>
-          <w:sz w:val="16"/>
-          <w:szCs w:val="16"/>
-        </w:rPr>
-        <w:t xml:space="preserve">[r]</w:t>
-      </w:r>
-    </w:p>
-    <w:p>
-      <w:pPr>
-        <w:pBdr>
-          <w:left w:val="single" w:color="CCCCCC" w:sz="4"/>
-          <w:right w:val="single" w:color="CCCCCC" w:sz="4"/>
-        </w:pBdr>
-        <w:shd w:fill="F0F0F0" w:color="auto" w:val="clear"/>
-        <w:spacing w:after="0"/>
-      </w:pPr>
-      <w:r>
-        <w:rPr>
-          <w:rFonts w:ascii="Consolas" w:cs="Consolas" w:eastAsia="Consolas" w:hAnsi="Consolas"/>
-          <w:sz w:val="18"/>
-          <w:szCs w:val="18"/>
-        </w:rPr>
-        <w:t xml:space="preserve">library(lcmm)</w:t>
-      </w:r>
-    </w:p>
-    <w:p>
-      <w:pPr>
-        <w:pBdr>
-          <w:left w:val="single" w:color="CCCCCC" w:sz="4"/>
-          <w:right w:val="single" w:color="CCCCCC" w:sz="4"/>
-        </w:pBdr>
-        <w:shd w:fill="F0F0F0" w:color="auto" w:val="clear"/>
-        <w:spacing w:after="0"/>
-      </w:pPr>
-      <w:r>
-        <w:rPr>
-          <w:rFonts w:ascii="Consolas" w:cs="Consolas" w:eastAsia="Consolas" w:hAnsi="Consolas"/>
-          <w:sz w:val="18"/>
-          <w:szCs w:val="18"/>
-        </w:rPr>
-        <w:t xml:space="preserve">## panel_num: person_id, month_idx, emp01(=1 if state_t=="E" else 0)</w:t>
-      </w:r>
-    </w:p>
-    <w:p>
-      <w:pPr>
-        <w:pBdr>
-          <w:left w:val="single" w:color="CCCCCC" w:sz="4"/>
-          <w:right w:val="single" w:color="CCCCCC" w:sz="4"/>
-        </w:pBdr>
-        <w:shd w:fill="F0F0F0" w:color="auto" w:val="clear"/>
-        <w:spacing w:after="0"/>
-      </w:pPr>
-      <w:r>
-        <w:rPr>
-          <w:rFonts w:ascii="Consolas" w:cs="Consolas" w:eastAsia="Consolas" w:hAnsi="Consolas"/>
-          <w:sz w:val="18"/>
-          <w:szCs w:val="18"/>
-        </w:rPr>
-        <w:t xml:space="preserve">gbtm_fits &lt;- map(2:6, ~ hlme(emp01 ~ month_idx + I(month_idx^2),</w:t>
-      </w:r>
-    </w:p>
-    <w:p>
-      <w:pPr>
-        <w:pBdr>
-          <w:left w:val="single" w:color="CCCCCC" w:sz="4"/>
-          <w:right w:val="single" w:color="CCCCCC" w:sz="4"/>
-        </w:pBdr>
-        <w:shd w:fill="F0F0F0" w:color="auto" w:val="clear"/>
-        <w:spacing w:after="0"/>
-      </w:pPr>
-      <w:r>
-        <w:rPr>
-          <w:rFonts w:ascii="Consolas" w:cs="Consolas" w:eastAsia="Consolas" w:hAnsi="Consolas"/>
-          <w:sz w:val="18"/>
-          <w:szCs w:val="18"/>
-        </w:rPr>
-        <w:t xml:space="preserve">                              subject = "person_id", ng = .x,</w:t>
-      </w:r>
-    </w:p>
-    <w:p>
-      <w:pPr>
-        <w:pBdr>
-          <w:left w:val="single" w:color="CCCCCC" w:sz="4"/>
-          <w:right w:val="single" w:color="CCCCCC" w:sz="4"/>
-        </w:pBdr>
-        <w:shd w:fill="F0F0F0" w:color="auto" w:val="clear"/>
-        <w:spacing w:after="0"/>
-      </w:pPr>
-      <w:r>
-        <w:rPr>
-          <w:rFonts w:ascii="Consolas" w:cs="Consolas" w:eastAsia="Consolas" w:hAnsi="Consolas"/>
-          <w:sz w:val="18"/>
-          <w:szCs w:val="18"/>
-        </w:rPr>
-        <w:t xml:space="preserve">                              mixture = ~ month_idx + I(month_idx^2),</w:t>
-      </w:r>
-    </w:p>
-    <w:p>
-      <w:pPr>
-        <w:pBdr>
-          <w:left w:val="single" w:color="CCCCCC" w:sz="4"/>
-          <w:right w:val="single" w:color="CCCCCC" w:sz="4"/>
-        </w:pBdr>
-        <w:shd w:fill="F0F0F0" w:color="auto" w:val="clear"/>
-        <w:spacing w:after="0"/>
-      </w:pPr>
-      <w:r>
-        <w:rPr>
-          <w:rFonts w:ascii="Consolas" w:cs="Consolas" w:eastAsia="Consolas" w:hAnsi="Consolas"/>
-          <w:sz w:val="18"/>
-          <w:szCs w:val="18"/>
-        </w:rPr>
-        <w:t xml:space="preserve">                              data = panel_num, verbose = FALSE))</w:t>
-      </w:r>
-    </w:p>
-    <w:p>
-      <w:pPr>
-        <w:pBdr>
-          <w:left w:val="single" w:color="CCCCCC" w:sz="4"/>
-          <w:right w:val="single" w:color="CCCCCC" w:sz="4"/>
-        </w:pBdr>
-        <w:shd w:fill="F0F0F0" w:color="auto" w:val="clear"/>
-        <w:spacing w:after="0"/>
-      </w:pPr>
-      <w:r>
-        <w:rPr>
-          <w:rFonts w:ascii="Consolas" w:cs="Consolas" w:eastAsia="Consolas" w:hAnsi="Consolas"/>
-          <w:sz w:val="18"/>
-          <w:szCs w:val="18"/>
-        </w:rPr>
-        <w:t xml:space="preserve">map_dbl(gbtm_fits, "BIC")</w:t>
-      </w:r>
-    </w:p>
-    <w:p>
-      <w:pPr>
-        <w:pBdr>
-          <w:left w:val="single" w:color="CCCCCC" w:sz="4"/>
-          <w:right w:val="single" w:color="CCCCCC" w:sz="4"/>
-        </w:pBdr>
-        <w:shd w:fill="F0F0F0" w:color="auto" w:val="clear"/>
-        <w:spacing w:after="0"/>
-      </w:pPr>
-      <w:r>
-        <w:rPr>
-          <w:rFonts w:ascii="Consolas" w:cs="Consolas" w:eastAsia="Consolas" w:hAnsi="Consolas"/>
-          <w:sz w:val="18"/>
-          <w:szCs w:val="18"/>
-        </w:rPr>
-        <w:t xml:space="preserve">best_gbtm &lt;- gbtm_fits[[which.min(map_dbl(gbtm_fits, "BIC"))]]</w:t>
-      </w:r>
-    </w:p>
-    <w:p>
-      <w:pPr>
-        <w:pBdr>
-          <w:left w:val="single" w:color="CCCCCC" w:sz="4"/>
-          <w:right w:val="single" w:color="CCCCCC" w:sz="4"/>
-        </w:pBdr>
-        <w:shd w:fill="F0F0F0" w:color="auto" w:val="clear"/>
-        <w:spacing w:after="0"/>
-      </w:pPr>
-      <w:r>
-        <w:rPr>
-          <w:rFonts w:ascii="Consolas" w:cs="Consolas" w:eastAsia="Consolas" w:hAnsi="Consolas"/>
-          <w:sz w:val="18"/>
-          <w:szCs w:val="18"/>
-        </w:rPr>
-        <w:t xml:space="preserve">gbtm_assign &lt;- best_gbtm$pprob %&gt;% select(person_id, class)</w:t>
-      </w:r>
-    </w:p>
-    <w:p>
-      <w:pPr>
-        <w:pBdr>
-          <w:left w:val="single" w:color="CCCCCC" w:sz="4"/>
-          <w:right w:val="single" w:color="CCCCCC" w:sz="4"/>
-        </w:pBdr>
-        <w:shd w:fill="F0F0F0" w:color="auto" w:val="clear"/>
-        <w:spacing w:after="0"/>
-      </w:pPr>
-      <w:r>
-        <w:rPr>
-          <w:rFonts w:ascii="Consolas" w:cs="Consolas" w:eastAsia="Consolas" w:hAnsi="Consolas"/>
-          <w:sz w:val="18"/>
-          <w:szCs w:val="18"/>
-        </w:rPr>
-        <w:t xml:space="preserve"> </w:t>
-      </w:r>
-    </w:p>
-    <w:p>
-      <w:pPr>
-        <w:pBdr>
-          <w:left w:val="single" w:color="CCCCCC" w:sz="4"/>
-          <w:right w:val="single" w:color="CCCCCC" w:sz="4"/>
-        </w:pBdr>
-        <w:shd w:fill="F0F0F0" w:color="auto" w:val="clear"/>
-        <w:spacing w:after="0"/>
-      </w:pPr>
-      <w:r>
-        <w:rPr>
-          <w:rFonts w:ascii="Consolas" w:cs="Consolas" w:eastAsia="Consolas" w:hAnsi="Consolas"/>
-          <w:sz w:val="18"/>
-          <w:szCs w:val="18"/>
-        </w:rPr>
-        <w:t xml:space="preserve">## OM-PAM 군집과 교차표·카파</w:t>
-      </w:r>
-    </w:p>
-    <w:p>
-      <w:pPr>
-        <w:pBdr>
-          <w:left w:val="single" w:color="CCCCCC" w:sz="4"/>
-          <w:right w:val="single" w:color="CCCCCC" w:sz="4"/>
-        </w:pBdr>
-        <w:shd w:fill="F0F0F0" w:color="auto" w:val="clear"/>
-        <w:spacing w:after="0"/>
-      </w:pPr>
-      <w:r>
-        <w:rPr>
-          <w:rFonts w:ascii="Consolas" w:cs="Consolas" w:eastAsia="Consolas" w:hAnsi="Consolas"/>
-          <w:sz w:val="18"/>
-          <w:szCs w:val="18"/>
-        </w:rPr>
-        <w:t xml:space="preserve">cross_tab &lt;- table(full_assign_df$cluster_om, gbtm_assign$class)</w:t>
-      </w:r>
-    </w:p>
-    <w:p>
-      <w:pPr>
-        <w:pBdr>
-          <w:left w:val="single" w:color="CCCCCC" w:sz="4"/>
-          <w:right w:val="single" w:color="CCCCCC" w:sz="4"/>
-        </w:pBdr>
-        <w:shd w:fill="F0F0F0" w:color="auto" w:val="clear"/>
-        <w:spacing w:after="0"/>
-      </w:pPr>
-      <w:r>
-        <w:rPr>
-          <w:rFonts w:ascii="Consolas" w:cs="Consolas" w:eastAsia="Consolas" w:hAnsi="Consolas"/>
-          <w:sz w:val="18"/>
-          <w:szCs w:val="18"/>
-        </w:rPr>
-        <w:t xml:space="preserve">irr::kappa2(cbind(full_assign_df$cluster_om, gbtm_assign$class))</w:t>
       </w:r>
     </w:p>
     <w:p>
@@ -9526,259 +9806,6 @@
     </w:p>
     <w:p>
       <w:pPr>
-        <w:spacing w:after="200"/>
-      </w:pPr>
-      <w:r>
-        <w:rPr>
-          <w:rFonts w:ascii="맑은 고딕" w:cs="맑은 고딕" w:eastAsia="맑은 고딕" w:hAnsi="맑은 고딕"/>
-          <w:b/>
-          <w:bCs/>
-        </w:rPr>
-        <w:t xml:space="preserve">[추가 제안] 다중상태 강도모형.</w:t>
-      </w:r>
-      <w:r>
-        <w:rPr>
-          <w:rFonts w:ascii="맑은 고딕" w:cs="맑은 고딕" w:eastAsia="맑은 고딕" w:hAnsi="맑은 고딕"/>
-        </w:rPr>
-        <w:t xml:space="preserve"> O→E(동일직종 재취업) vs O→E(이직 재취업) 등 전이 종류별 강도 </w:t>
-      </w:r>
-      <w:r>
-        <w:rPr>
-          <w:rFonts w:ascii="Cambria Math" w:cs="Cambria Math" w:eastAsia="Cambria Math" w:hAnsi="Cambria Math"/>
-          <w:i/>
-          <w:iCs/>
-        </w:rPr>
-        <w:t xml:space="preserve">q_{ab}(t)</w:t>
-      </w:r>
-      <w:r>
-        <w:rPr>
-          <w:rFonts w:ascii="맑은 고딕" w:cs="맑은 고딕" w:eastAsia="맑은 고딕" w:hAnsi="맑은 고딕"/>
-        </w:rPr>
-        <w:t xml:space="preserve">까지 확장한다.</w:t>
-      </w:r>
-    </w:p>
-    <w:p>
-      <w:pPr>
-        <w:pBdr>
-          <w:top w:val="single" w:color="CCCCCC" w:sz="4"/>
-          <w:bottom w:val="single" w:color="CCCCCC" w:sz="4"/>
-          <w:left w:val="single" w:color="CCCCCC" w:sz="4"/>
-          <w:right w:val="single" w:color="CCCCCC" w:sz="4"/>
-        </w:pBdr>
-        <w:shd w:fill="F0F0F0" w:color="auto" w:val="clear"/>
-        <w:spacing w:after="80" w:before="80"/>
-      </w:pPr>
-      <w:r>
-        <w:rPr>
-          <w:rFonts w:ascii="Consolas" w:cs="Consolas" w:eastAsia="Consolas" w:hAnsi="Consolas"/>
-          <w:color w:val="666666"/>
-          <w:sz w:val="16"/>
-          <w:szCs w:val="16"/>
-        </w:rPr>
-        <w:t xml:space="preserve">[r]</w:t>
-      </w:r>
-    </w:p>
-    <w:p>
-      <w:pPr>
-        <w:pBdr>
-          <w:left w:val="single" w:color="CCCCCC" w:sz="4"/>
-          <w:right w:val="single" w:color="CCCCCC" w:sz="4"/>
-        </w:pBdr>
-        <w:shd w:fill="F0F0F0" w:color="auto" w:val="clear"/>
-        <w:spacing w:after="0"/>
-      </w:pPr>
-      <w:r>
-        <w:rPr>
-          <w:rFonts w:ascii="Consolas" w:cs="Consolas" w:eastAsia="Consolas" w:hAnsi="Consolas"/>
-          <w:sz w:val="18"/>
-          <w:szCs w:val="18"/>
-        </w:rPr>
-        <w:t xml:space="preserve">library(msm)</w:t>
-      </w:r>
-    </w:p>
-    <w:p>
-      <w:pPr>
-        <w:pBdr>
-          <w:left w:val="single" w:color="CCCCCC" w:sz="4"/>
-          <w:right w:val="single" w:color="CCCCCC" w:sz="4"/>
-        </w:pBdr>
-        <w:shd w:fill="F0F0F0" w:color="auto" w:val="clear"/>
-        <w:spacing w:after="0"/>
-      </w:pPr>
-      <w:r>
-        <w:rPr>
-          <w:rFonts w:ascii="Consolas" w:cs="Consolas" w:eastAsia="Consolas" w:hAnsi="Consolas"/>
-          <w:sz w:val="18"/>
-          <w:szCs w:val="18"/>
-        </w:rPr>
-        <w:t xml:space="preserve">## panel_ms: person_id, month_idx, state_num(정수코드: 1=E,2=O,3=EC,...)</w:t>
-      </w:r>
-    </w:p>
-    <w:p>
-      <w:pPr>
-        <w:pBdr>
-          <w:left w:val="single" w:color="CCCCCC" w:sz="4"/>
-          <w:right w:val="single" w:color="CCCCCC" w:sz="4"/>
-        </w:pBdr>
-        <w:shd w:fill="F0F0F0" w:color="auto" w:val="clear"/>
-        <w:spacing w:after="0"/>
-      </w:pPr>
-      <w:r>
-        <w:rPr>
-          <w:rFonts w:ascii="Consolas" w:cs="Consolas" w:eastAsia="Consolas" w:hAnsi="Consolas"/>
-          <w:sz w:val="18"/>
-          <w:szCs w:val="18"/>
-        </w:rPr>
-        <w:t xml:space="preserve">Qmat_init &lt;- matrix(0.01, nrow = length(unique(panel_ms$state_num)),</w:t>
-      </w:r>
-    </w:p>
-    <w:p>
-      <w:pPr>
-        <w:pBdr>
-          <w:left w:val="single" w:color="CCCCCC" w:sz="4"/>
-          <w:right w:val="single" w:color="CCCCCC" w:sz="4"/>
-        </w:pBdr>
-        <w:shd w:fill="F0F0F0" w:color="auto" w:val="clear"/>
-        <w:spacing w:after="0"/>
-      </w:pPr>
-      <w:r>
-        <w:rPr>
-          <w:rFonts w:ascii="Consolas" w:cs="Consolas" w:eastAsia="Consolas" w:hAnsi="Consolas"/>
-          <w:sz w:val="18"/>
-          <w:szCs w:val="18"/>
-        </w:rPr>
-        <w:t xml:space="preserve">                          ncol = length(unique(panel_ms$state_num)))</w:t>
-      </w:r>
-    </w:p>
-    <w:p>
-      <w:pPr>
-        <w:pBdr>
-          <w:left w:val="single" w:color="CCCCCC" w:sz="4"/>
-          <w:right w:val="single" w:color="CCCCCC" w:sz="4"/>
-        </w:pBdr>
-        <w:shd w:fill="F0F0F0" w:color="auto" w:val="clear"/>
-        <w:spacing w:after="0"/>
-      </w:pPr>
-      <w:r>
-        <w:rPr>
-          <w:rFonts w:ascii="Consolas" w:cs="Consolas" w:eastAsia="Consolas" w:hAnsi="Consolas"/>
-          <w:sz w:val="18"/>
-          <w:szCs w:val="18"/>
-        </w:rPr>
-        <w:t xml:space="preserve">diag(Qmat_init) &lt;- -rowSums(Qmat_init) + diag(Qmat_init)</w:t>
-      </w:r>
-    </w:p>
-    <w:p>
-      <w:pPr>
-        <w:pBdr>
-          <w:left w:val="single" w:color="CCCCCC" w:sz="4"/>
-          <w:right w:val="single" w:color="CCCCCC" w:sz="4"/>
-        </w:pBdr>
-        <w:shd w:fill="F0F0F0" w:color="auto" w:val="clear"/>
-        <w:spacing w:after="0"/>
-      </w:pPr>
-      <w:r>
-        <w:rPr>
-          <w:rFonts w:ascii="Consolas" w:cs="Consolas" w:eastAsia="Consolas" w:hAnsi="Consolas"/>
-          <w:sz w:val="18"/>
-          <w:szCs w:val="18"/>
-        </w:rPr>
-        <w:t xml:space="preserve"> </w:t>
-      </w:r>
-    </w:p>
-    <w:p>
-      <w:pPr>
-        <w:pBdr>
-          <w:left w:val="single" w:color="CCCCCC" w:sz="4"/>
-          <w:right w:val="single" w:color="CCCCCC" w:sz="4"/>
-        </w:pBdr>
-        <w:shd w:fill="F0F0F0" w:color="auto" w:val="clear"/>
-        <w:spacing w:after="0"/>
-      </w:pPr>
-      <w:r>
-        <w:rPr>
-          <w:rFonts w:ascii="Consolas" w:cs="Consolas" w:eastAsia="Consolas" w:hAnsi="Consolas"/>
-          <w:sz w:val="18"/>
-          <w:szCs w:val="18"/>
-        </w:rPr>
-        <w:t xml:space="preserve">msm_fit &lt;- msm(state_num ~ month_idx, subject = person_id, data = panel_ms,</w:t>
-      </w:r>
-    </w:p>
-    <w:p>
-      <w:pPr>
-        <w:pBdr>
-          <w:left w:val="single" w:color="CCCCCC" w:sz="4"/>
-          <w:right w:val="single" w:color="CCCCCC" w:sz="4"/>
-        </w:pBdr>
-        <w:shd w:fill="F0F0F0" w:color="auto" w:val="clear"/>
-        <w:spacing w:after="0"/>
-      </w:pPr>
-      <w:r>
-        <w:rPr>
-          <w:rFonts w:ascii="Consolas" w:cs="Consolas" w:eastAsia="Consolas" w:hAnsi="Consolas"/>
-          <w:sz w:val="18"/>
-          <w:szCs w:val="18"/>
-        </w:rPr>
-        <w:t xml:space="preserve">               qmatrix = Qmat_init, covariates = ~ hs_type + sex, gen.inits = TRUE)</w:t>
-      </w:r>
-    </w:p>
-    <w:p>
-      <w:pPr>
-        <w:pBdr>
-          <w:left w:val="single" w:color="CCCCCC" w:sz="4"/>
-          <w:right w:val="single" w:color="CCCCCC" w:sz="4"/>
-        </w:pBdr>
-        <w:shd w:fill="F0F0F0" w:color="auto" w:val="clear"/>
-        <w:spacing w:after="0"/>
-      </w:pPr>
-      <w:r>
-        <w:rPr>
-          <w:rFonts w:ascii="Consolas" w:cs="Consolas" w:eastAsia="Consolas" w:hAnsi="Consolas"/>
-          <w:sz w:val="18"/>
-          <w:szCs w:val="18"/>
-        </w:rPr>
-        <w:t xml:space="preserve">qmatrix.msm(msm_fit)          # 전이강도 q_ab</w:t>
-      </w:r>
-    </w:p>
-    <w:p>
-      <w:pPr>
-        <w:pBdr>
-          <w:left w:val="single" w:color="CCCCCC" w:sz="4"/>
-          <w:right w:val="single" w:color="CCCCCC" w:sz="4"/>
-        </w:pBdr>
-        <w:shd w:fill="F0F0F0" w:color="auto" w:val="clear"/>
-        <w:spacing w:after="0"/>
-      </w:pPr>
-      <w:r>
-        <w:rPr>
-          <w:rFonts w:ascii="Consolas" w:cs="Consolas" w:eastAsia="Consolas" w:hAnsi="Consolas"/>
-          <w:sz w:val="18"/>
-          <w:szCs w:val="18"/>
-        </w:rPr>
-        <w:t xml:space="preserve">pmatrix.msm(msm_fit, t = 12)  # 12개월 전이확률행렬 — Sankey 원자료로 사용</w:t>
-      </w:r>
-    </w:p>
-    <w:p>
-      <w:pPr>
-        <w:pBdr>
-          <w:bottom w:val="single" w:color="CCCCCC" w:sz="4"/>
-          <w:left w:val="single" w:color="CCCCCC" w:sz="4"/>
-          <w:right w:val="single" w:color="CCCCCC" w:sz="4"/>
-        </w:pBdr>
-        <w:shd w:fill="F0F0F0" w:color="auto" w:val="clear"/>
-        <w:spacing w:after="200"/>
-      </w:pPr>
-      <w:r>
-        <w:rPr>
-          <w:rFonts w:ascii="Consolas" w:cs="Consolas" w:eastAsia="Consolas" w:hAnsi="Consolas"/>
-          <w:sz w:val="4"/>
-          <w:szCs w:val="4"/>
-        </w:rPr>
-        <w:t xml:space="preserve"> </w:t>
-      </w:r>
-    </w:p>
-    <w:p>
-      <w:pPr>
         <w:pStyle w:val="Heading3"/>
         <w:spacing w:after="160" w:before="300"/>
       </w:pPr>
@@ -9901,21 +9928,7 @@
         <w:rPr>
           <w:rFonts w:ascii="맑은 고딕" w:cs="맑은 고딕" w:eastAsia="맑은 고딕" w:hAnsi="맑은 고딕"/>
         </w:rPr>
-        <w:t xml:space="preserve">그림1. 코호트×학교유형별 상태전이 Sankey (졸업→6→12→24→36개월; 원자료: </w:t>
-      </w:r>
-      <w:r>
-        <w:rPr>
-          <w:rFonts w:ascii="Consolas" w:cs="Consolas" w:eastAsia="Consolas" w:hAnsi="Consolas"/>
-          <w:sz w:val="19"/>
-          <w:szCs w:val="19"/>
-        </w:rPr>
-        <w:t xml:space="preserve">pmatrix.msm</w:t>
-      </w:r>
-      <w:r>
-        <w:rPr>
-          <w:rFonts w:ascii="맑은 고딕" w:cs="맑은 고딕" w:eastAsia="맑은 고딕" w:hAnsi="맑은 고딕"/>
-        </w:rPr>
-        <w:t xml:space="preserve"> 또는 월별 상태전환표)</w:t>
+        <w:t xml:space="preserve">그림1. 코호트×학교유형별 고용상태전이 Sankey (졸업→6→12→24→36개월; 원자료: 월별 E/O 상태전환표. 교육구간은 하단 보조 트랙으로 병치, Ⅲ.3절 참조)</w:t>
       </w:r>
     </w:p>
     <w:p>
@@ -10002,7 +10015,7 @@
           <w:sz w:val="18"/>
           <w:szCs w:val="18"/>
         </w:rPr>
-        <w:t xml:space="preserve">## Sankey 원자료 산출 예시 (ggsankey 또는 networkD3 입력용)</w:t>
+        <w:t xml:space="preserve">## Sankey 원자료 산출 예시 (ggsankey 또는 networkD3 입력용) — E/O 상태만 사용</w:t>
       </w:r>
     </w:p>
     <w:p>
@@ -10098,25 +10111,14 @@
     </w:p>
     <w:p>
       <w:pPr>
-        <w:pBdr>
-          <w:bottom w:val="single" w:color="999999" w:sz="6"/>
-        </w:pBdr>
-        <w:spacing w:after="300" w:before="100"/>
-      </w:pPr>
-      <w:r>
-        <w:t xml:space="preserve"/>
-      </w:r>
-    </w:p>
-    <w:p>
-      <w:pPr>
-        <w:pStyle w:val="Heading2"/>
+        <w:pStyle w:val="Heading3"/>
         <w:spacing w:after="160" w:before="300"/>
       </w:pPr>
       <w:r>
         <w:rPr>
           <w:rFonts w:ascii="맑은 고딕" w:cs="맑은 고딕" w:eastAsia="맑은 고딕" w:hAnsi="맑은 고딕"/>
         </w:rPr>
-        <w:t xml:space="preserve">V. 분석축 2 — 전공-직종 연계 및 이동</w:t>
+        <w:t xml:space="preserve">7. 탐색적 보완 (선택적 — 본 보고서 주결과에는 포함하지 않음)</w:t>
       </w:r>
     </w:p>
     <w:p>
@@ -10134,7 +10136,7 @@
           <w:i/>
           <w:iCs/>
         </w:rPr>
-        <w:t xml:space="preserve">이 장은 </w:t>
+        <w:t xml:space="preserve">이 절은 GPT 리뷰(2026.9)의 지적을 반영해 신설했다. 초판은 GBTM 교차검증과 다중상태모형을 축1의 정식 하위분석으로 배치했으나, 두 가지 문제가 있었다: (a) OM-PAM과 GBTM은 원리가 다른 방법이라 일치도(κ)가 낮게 나와도 "어느 쪽이 틀렸다"고 판정할 기준이 없어, 결과가 어떻게 나오든 다음 행동(action)이 정의되지 않는 검증이었다. (b) 다중상태모형은 상태공간이 커질수록 희소전이 추정이 불안정한데, 본 연구의 주분석 상태공간은 Ⅲ.3절 개정으로 E/O 2개로 줄어 애초에 다중상태모형을 정당화할 만큼 상태가 다양하지 않다. 두 방법 모두 </w:t>
       </w:r>
       <w:r>
         <w:rPr>
@@ -10144,7 +10146,7 @@
           <w:i/>
           <w:iCs/>
         </w:rPr>
-        <w:t xml:space="preserve">서술적·예측적(비인과) 분석</w:t>
+        <w:t xml:space="preserve">본문 결과에서 제외</w:t>
       </w:r>
       <w:r>
         <w:rPr>
@@ -10152,19 +10154,7 @@
           <w:i/>
           <w:iCs/>
         </w:rPr>
-        <w:t xml:space="preserve">이며, RF+SHAP 결과를 인과효과로 해석하지 않는다.</w:t>
-      </w:r>
-    </w:p>
-    <w:p>
-      <w:pPr>
-        <w:pStyle w:val="Heading3"/>
-        <w:spacing w:after="160" w:before="300"/>
-      </w:pPr>
-      <w:r>
-        <w:rPr>
-          <w:rFonts w:ascii="맑은 고딕" w:cs="맑은 고딕" w:eastAsia="맑은 고딕" w:hAnsi="맑은 고딕"/>
-        </w:rPr>
-        <w:t xml:space="preserve">1. 연구문제</w:t>
+        <w:t xml:space="preserve">하고, 시행할 경우의 명시적 행동기준과 함께 여기 남겨둔다.</w:t>
       </w:r>
     </w:p>
     <w:p>
@@ -10179,8 +10169,44 @@
       <w:r>
         <w:rPr>
           <w:rFonts w:ascii="맑은 고딕" w:cs="맑은 고딕" w:eastAsia="맑은 고딕" w:hAnsi="맑은 고딕"/>
-        </w:rPr>
-        <w:t xml:space="preserve">RQ2-1. 고교 전공은 어떤 직종으로 연결되며, 연결의 강도·분산은 전공별로 어떻게 다른가?</w:t>
+          <w:b/>
+          <w:bCs/>
+        </w:rPr>
+        <w:t xml:space="preserve">GBTM 교차검증</w:t>
+      </w:r>
+      <w:r>
+        <w:rPr>
+          <w:rFonts w:ascii="맑은 고딕" w:cs="맑은 고딕" w:eastAsia="맑은 고딕" w:hAnsi="맑은 고딕"/>
+        </w:rPr>
+        <w:t xml:space="preserve">: 본문 결과와 무관하게 수행하려면, 사전에 "κ&lt;0.4이면 OM-PAM 결과를 그대로 채택하고 GBTM 결과는 보고하지 않는다"처럼 </w:t>
+      </w:r>
+      <w:r>
+        <w:rPr>
+          <w:rFonts w:ascii="맑은 고딕" w:cs="맑은 고딕" w:eastAsia="맑은 고딕" w:hAnsi="맑은 고딕"/>
+          <w:b/>
+          <w:bCs/>
+        </w:rPr>
+        <w:t xml:space="preserve">행동기준을 먼저 정한 뒤</w:t>
+      </w:r>
+      <w:r>
+        <w:rPr>
+          <w:rFonts w:ascii="맑은 고딕" w:cs="맑은 고딕" w:eastAsia="맑은 고딕" w:hAnsi="맑은 고딕"/>
+        </w:rPr>
+        <w:t xml:space="preserve"> 실행한다. 코드는 이전 판(git history 참조)의 </w:t>
+      </w:r>
+      <w:r>
+        <w:rPr>
+          <w:rFonts w:ascii="Consolas" w:cs="Consolas" w:eastAsia="Consolas" w:hAnsi="Consolas"/>
+          <w:sz w:val="19"/>
+          <w:szCs w:val="19"/>
+        </w:rPr>
+        <w:t xml:space="preserve">lcmm::hlme</w:t>
+      </w:r>
+      <w:r>
+        <w:rPr>
+          <w:rFonts w:ascii="맑은 고딕" w:cs="맑은 고딕" w:eastAsia="맑은 고딕" w:hAnsi="맑은 고딕"/>
+        </w:rPr>
+        <w:t xml:space="preserve"> 스켈레톤을 그대로 재사용 가능하다.</w:t>
       </w:r>
     </w:p>
     <w:p>
@@ -10195,8 +10221,101 @@
       <w:r>
         <w:rPr>
           <w:rFonts w:ascii="맑은 고딕" w:cs="맑은 고딕" w:eastAsia="맑은 고딕" w:hAnsi="맑은 고딕"/>
-        </w:rPr>
-        <w:t xml:space="preserve">RQ2-2. 취득이력 간 직종 변경은 어떤 조건에서 발생하는가?</w:t>
+          <w:b/>
+          <w:bCs/>
+        </w:rPr>
+        <w:t xml:space="preserve">다중상태 강도모형</w:t>
+      </w:r>
+      <w:r>
+        <w:rPr>
+          <w:rFonts w:ascii="맑은 고딕" w:cs="맑은 고딕" w:eastAsia="맑은 고딕" w:hAnsi="맑은 고딕"/>
+        </w:rPr>
+        <w:t xml:space="preserve">: 축2(교육-직종 연결)와 결합한 확장분석이 필요해질 경우에만, 상태를 최소한(E/O/교육중 3범주)으로 통합해 후속연구로 수행한다. </w:t>
+      </w:r>
+      <w:r>
+        <w:rPr>
+          <w:rFonts w:ascii="Consolas" w:cs="Consolas" w:eastAsia="Consolas" w:hAnsi="Consolas"/>
+          <w:sz w:val="19"/>
+          <w:szCs w:val="19"/>
+        </w:rPr>
+        <w:t xml:space="preserve">msm</w:t>
+      </w:r>
+      <w:r>
+        <w:rPr>
+          <w:rFonts w:ascii="맑은 고딕" w:cs="맑은 고딕" w:eastAsia="맑은 고딕" w:hAnsi="맑은 고딕"/>
+        </w:rPr>
+        <w:t xml:space="preserve"> 스켈레톤은 부록에 보관한다.</w:t>
+      </w:r>
+    </w:p>
+    <w:p>
+      <w:pPr>
+        <w:pBdr>
+          <w:bottom w:val="single" w:color="999999" w:sz="6"/>
+        </w:pBdr>
+        <w:spacing w:after="300" w:before="100"/>
+      </w:pPr>
+      <w:r>
+        <w:t xml:space="preserve"/>
+      </w:r>
+    </w:p>
+    <w:p>
+      <w:pPr>
+        <w:pStyle w:val="Heading2"/>
+        <w:spacing w:after="160" w:before="300"/>
+      </w:pPr>
+      <w:r>
+        <w:rPr>
+          <w:rFonts w:ascii="맑은 고딕" w:cs="맑은 고딕" w:eastAsia="맑은 고딕" w:hAnsi="맑은 고딕"/>
+        </w:rPr>
+        <w:t xml:space="preserve">V. 분석축 2 — 교육분야-직종-진학 연결</w:t>
+      </w:r>
+    </w:p>
+    <w:p>
+      <w:pPr>
+        <w:pBdr>
+          <w:left w:val="single" w:color="888888" w:sz="12"/>
+        </w:pBdr>
+        <w:shd w:fill="F7F7F7" w:color="auto" w:val="clear"/>
+        <w:spacing w:after="200" w:before="120"/>
+        <w:ind w:left="400"/>
+      </w:pPr>
+      <w:r>
+        <w:rPr>
+          <w:rFonts w:ascii="맑은 고딕" w:cs="맑은 고딕" w:eastAsia="맑은 고딕" w:hAnsi="맑은 고딕"/>
+          <w:i/>
+          <w:iCs/>
+        </w:rPr>
+        <w:t xml:space="preserve">이 장은 </w:t>
+      </w:r>
+      <w:r>
+        <w:rPr>
+          <w:rFonts w:ascii="맑은 고딕" w:cs="맑은 고딕" w:eastAsia="맑은 고딕" w:hAnsi="맑은 고딕"/>
+          <w:b/>
+          <w:bCs/>
+          <w:i/>
+          <w:iCs/>
+        </w:rPr>
+        <w:t xml:space="preserve">서술적 분석</w:t>
+      </w:r>
+      <w:r>
+        <w:rPr>
+          <w:rFonts w:ascii="맑은 고딕" w:cs="맑은 고딕" w:eastAsia="맑은 고딕" w:hAnsi="맑은 고딕"/>
+          <w:i/>
+          <w:iCs/>
+        </w:rPr>
+        <w:t xml:space="preserve">이며 인과관계를 주장하지 않는다. (v2 개정: 진학을 초판의 축3-PSM에서 이 장의 "경로(상태) 비교"로 이동했다 — 근거는 3-2절.)</w:t>
+      </w:r>
+    </w:p>
+    <w:p>
+      <w:pPr>
+        <w:pStyle w:val="Heading3"/>
+        <w:spacing w:after="160" w:before="300"/>
+      </w:pPr>
+      <w:r>
+        <w:rPr>
+          <w:rFonts w:ascii="맑은 고딕" w:cs="맑은 고딕" w:eastAsia="맑은 고딕" w:hAnsi="맑은 고딕"/>
+        </w:rPr>
+        <w:t xml:space="preserve">1. 연구문제</w:t>
       </w:r>
     </w:p>
     <w:p>
@@ -10212,7 +10331,39 @@
         <w:rPr>
           <w:rFonts w:ascii="맑은 고딕" w:cs="맑은 고딕" w:eastAsia="맑은 고딕" w:hAnsi="맑은 고딕"/>
         </w:rPr>
-        <w:t xml:space="preserve">RQ2-3. [예측적] 재학 중 특성으로 축1의 경로유형을 얼마나 예측할 수 있으며, 어떤 특성이 기여하는가?</w:t>
+        <w:t xml:space="preserve">RQ2-1. 고교 교육분야는 어떤 직종으로 연결되며, 연결의 집중·분산 정도는 분야별로 어떻게 다른가?</w:t>
+      </w:r>
+    </w:p>
+    <w:p>
+      <w:pPr>
+        <w:pStyle w:val="ListParagraph"/>
+        <w:numPr>
+          <w:ilvl w:val="0"/>
+          <w:numId w:val="1"/>
+        </w:numPr>
+        <w:spacing w:after="100"/>
+      </w:pPr>
+      <w:r>
+        <w:rPr>
+          <w:rFonts w:ascii="맑은 고딕" w:cs="맑은 고딕" w:eastAsia="맑은 고딕" w:hAnsi="맑은 고딕"/>
+        </w:rPr>
+        <w:t xml:space="preserve">RQ2-2. 취득이력 간 직종 변경은 어떤 조건에서 발생하는가?</w:t>
+      </w:r>
+    </w:p>
+    <w:p>
+      <w:pPr>
+        <w:pStyle w:val="ListParagraph"/>
+        <w:numPr>
+          <w:ilvl w:val="0"/>
+          <w:numId w:val="1"/>
+        </w:numPr>
+        <w:spacing w:after="100"/>
+      </w:pPr>
+      <w:r>
+        <w:rPr>
+          <w:rFonts w:ascii="맑은 고딕" w:cs="맑은 고딕" w:eastAsia="맑은 고딕" w:hAnsi="맑은 고딕"/>
+        </w:rPr>
+        <w:t xml:space="preserve">RQ2-3. 고교 교육분야는 어떤 대학 교육분야로 이어지며, 진학자와 고졸 취업자의 관측된 경로·소득 분포는 어떻게 다른가? (기술적 비교 — 인과효과 아님)</w:t>
       </w:r>
     </w:p>
     <w:p>
@@ -11205,7 +11356,7 @@
                 <w:sz w:val="18"/>
                 <w:szCs w:val="18"/>
               </w:rPr>
-              <w:t xml:space="preserve">1..k* (RF 종속변수)</w:t>
+              <w:t xml:space="preserve">1..k* (참고용, Ⅴ.5절 탐색적 보완에서만 사용)</w:t>
             </w:r>
           </w:p>
         </w:tc>
@@ -11231,7 +11382,7 @@
                 <w:sz w:val="18"/>
                 <w:szCs w:val="18"/>
               </w:rPr>
-              <w:t xml:space="preserve">cert_yn</w:t>
+              <w:t xml:space="preserve">enroll</w:t>
             </w:r>
           </w:p>
         </w:tc>
@@ -11279,7 +11430,7 @@
                 <w:sz w:val="18"/>
                 <w:szCs w:val="18"/>
               </w:rPr>
-              <w:t xml:space="preserve">재학중 자격증 취득 여부</w:t>
+              <w:t xml:space="preserve">졸업 직후 진학 여부</w:t>
             </w:r>
           </w:p>
         </w:tc>
@@ -11303,7 +11454,7 @@
                 <w:sz w:val="18"/>
                 <w:szCs w:val="18"/>
               </w:rPr>
-              <w:t xml:space="preserve">1/0 [반출 확인 필요]</w:t>
+              <w:t xml:space="preserve">1=진학, 0=미진학(고졸 취업자 포함) — 2020·2023만[반출 확인 필요: 2015 진학여부 항목 없음]</w:t>
             </w:r>
           </w:p>
         </w:tc>
@@ -11329,7 +11480,7 @@
                 <w:sz w:val="18"/>
                 <w:szCs w:val="18"/>
               </w:rPr>
-              <w:t xml:space="preserve">apprentice_flag</w:t>
+              <w:t xml:space="preserve">income_year_n</w:t>
             </w:r>
           </w:p>
         </w:tc>
@@ -11353,7 +11504,7 @@
                 <w:sz w:val="18"/>
                 <w:szCs w:val="18"/>
               </w:rPr>
-              <w:t xml:space="preserve">이분</w:t>
+              <w:t xml:space="preserve">순서</w:t>
             </w:r>
           </w:p>
         </w:tc>
@@ -11377,7 +11528,7 @@
                 <w:sz w:val="18"/>
                 <w:szCs w:val="18"/>
               </w:rPr>
-              <w:t xml:space="preserve">도제학교 소속 여부(학교단위)</w:t>
+              <w:t xml:space="preserve">졸업 후 n년차 연간 보수구간</w:t>
             </w:r>
           </w:p>
         </w:tc>
@@ -11401,7 +11552,7 @@
                 <w:sz w:val="18"/>
                 <w:szCs w:val="18"/>
               </w:rPr>
-              <w:t xml:space="preserve">1/0 (축3 마스터 명단 매칭)</w:t>
+              <w:t xml:space="preserve">100만원 단위 구간</w:t>
             </w:r>
           </w:p>
         </w:tc>
@@ -11421,7 +11572,43 @@
         <w:rPr>
           <w:rFonts w:ascii="맑은 고딕" w:cs="맑은 고딕" w:eastAsia="맑은 고딕" w:hAnsi="맑은 고딕"/>
         </w:rPr>
-        <w:t xml:space="preserve">3. 전공-직종 관련성 판정 및 엔트로피 지수</w:t>
+        <w:t xml:space="preserve">3. 고교분야-직종 연결과 엔트로피 지수 (주분석)</w:t>
+      </w:r>
+    </w:p>
+    <w:p>
+      <w:pPr>
+        <w:pBdr>
+          <w:left w:val="single" w:color="888888" w:sz="12"/>
+        </w:pBdr>
+        <w:shd w:fill="F7F7F7" w:color="auto" w:val="clear"/>
+        <w:spacing w:after="200" w:before="120"/>
+        <w:ind w:left="400"/>
+      </w:pPr>
+      <w:r>
+        <w:rPr>
+          <w:rFonts w:ascii="맑은 고딕" w:cs="맑은 고딕" w:eastAsia="맑은 고딕" w:hAnsi="맑은 고딕"/>
+          <w:i/>
+          <w:iCs/>
+        </w:rPr>
+        <w:t xml:space="preserve">v2 개정: 초판은 범주형 관련성 판정(관련/관련가능/무관련)을 주분석으로, 엔트로피를 부록급 "추가 제안"으로 배치했다. 순서를 뒤집는다 — 엔트로피는 연속형·재현가능한 지표인 반면, 범주형 관련성 판정은 KSCED 대분류의 넓은 경계와 판정자 주관에 의존하므로 </w:t>
+      </w:r>
+      <w:r>
+        <w:rPr>
+          <w:rFonts w:ascii="맑은 고딕" w:cs="맑은 고딕" w:eastAsia="맑은 고딕" w:hAnsi="맑은 고딕"/>
+          <w:b/>
+          <w:bCs/>
+          <w:i/>
+          <w:iCs/>
+        </w:rPr>
+        <w:t xml:space="preserve">주분석의 자격을 엔트로피가 갖고, 관련성 판정은 4절로 내려 보조지표화</w:t>
+      </w:r>
+      <w:r>
+        <w:rPr>
+          <w:rFonts w:ascii="맑은 고딕" w:cs="맑은 고딕" w:eastAsia="맑은 고딕" w:hAnsi="맑은 고딕"/>
+          <w:i/>
+          <w:iCs/>
+        </w:rPr>
+        <w:t xml:space="preserve">한다.</w:t>
       </w:r>
     </w:p>
     <w:p>
@@ -11510,7 +11697,7 @@
         <w:rPr>
           <w:rFonts w:ascii="맑은 고딕" w:cs="맑은 고딕" w:eastAsia="맑은 고딕" w:hAnsi="맑은 고딕"/>
         </w:rPr>
-        <w:t xml:space="preserve">이 낮을수록 특정 직종 종속적, 높을수록 범용적 흡수 경로.</w:t>
+        <w:t xml:space="preserve">이 낮을수록 특정 직종 종속적, 높을수록 범용적 흡수 경로(기원·해석은 Ⅱ.10절).</w:t>
       </w:r>
     </w:p>
     <w:p>
@@ -11676,60 +11863,6 @@
     <w:p>
       <w:pPr>
         <w:pBdr>
-          <w:left w:val="single" w:color="CCCCCC" w:sz="4"/>
-          <w:right w:val="single" w:color="CCCCCC" w:sz="4"/>
-        </w:pBdr>
-        <w:shd w:fill="F0F0F0" w:color="auto" w:val="clear"/>
-        <w:spacing w:after="0"/>
-      </w:pPr>
-      <w:r>
-        <w:rPr>
-          <w:rFonts w:ascii="Consolas" w:cs="Consolas" w:eastAsia="Consolas" w:hAnsi="Consolas"/>
-          <w:sz w:val="18"/>
-          <w:szCs w:val="18"/>
-        </w:rPr>
-        <w:t xml:space="preserve"> </w:t>
-      </w:r>
-    </w:p>
-    <w:p>
-      <w:pPr>
-        <w:pBdr>
-          <w:left w:val="single" w:color="CCCCCC" w:sz="4"/>
-          <w:right w:val="single" w:color="CCCCCC" w:sz="4"/>
-        </w:pBdr>
-        <w:shd w:fill="F0F0F0" w:color="auto" w:val="clear"/>
-        <w:spacing w:after="0"/>
-      </w:pPr>
-      <w:r>
-        <w:rPr>
-          <w:rFonts w:ascii="Consolas" w:cs="Consolas" w:eastAsia="Consolas" w:hAnsi="Consolas"/>
-          <w:sz w:val="18"/>
-          <w:szCs w:val="18"/>
-        </w:rPr>
-        <w:t xml:space="preserve">## 판정자 간 일치도(관련성 코딩)</w:t>
-      </w:r>
-    </w:p>
-    <w:p>
-      <w:pPr>
-        <w:pBdr>
-          <w:left w:val="single" w:color="CCCCCC" w:sz="4"/>
-          <w:right w:val="single" w:color="CCCCCC" w:sz="4"/>
-        </w:pBdr>
-        <w:shd w:fill="F0F0F0" w:color="auto" w:val="clear"/>
-        <w:spacing w:after="0"/>
-      </w:pPr>
-      <w:r>
-        <w:rPr>
-          <w:rFonts w:ascii="Consolas" w:cs="Consolas" w:eastAsia="Consolas" w:hAnsi="Consolas"/>
-          <w:sz w:val="18"/>
-          <w:szCs w:val="18"/>
-        </w:rPr>
-        <w:t xml:space="preserve">irr::kappa2(cbind(rater1$field_occ_relate, rater2$field_occ_relate))</w:t>
-      </w:r>
-    </w:p>
-    <w:p>
-      <w:pPr>
-        <w:pBdr>
           <w:bottom w:val="single" w:color="CCCCCC" w:sz="4"/>
           <w:left w:val="single" w:color="CCCCCC" w:sz="4"/>
           <w:right w:val="single" w:color="CCCCCC" w:sz="4"/>
@@ -11755,7 +11888,32 @@
         <w:rPr>
           <w:rFonts w:ascii="맑은 고딕" w:cs="맑은 고딕" w:eastAsia="맑은 고딕" w:hAnsi="맑은 고딕"/>
         </w:rPr>
-        <w:t xml:space="preserve">4. 직종 변경 분석</w:t>
+        <w:t xml:space="preserve">4. 전공-직종 관련성 판정 (보조지표)</w:t>
+      </w:r>
+    </w:p>
+    <w:p>
+      <w:pPr>
+        <w:spacing w:after="200"/>
+      </w:pPr>
+      <w:r>
+        <w:rPr>
+          <w:rFonts w:ascii="맑은 고딕" w:cs="맑은 고딕" w:eastAsia="맑은 고딕" w:hAnsi="맑은 고딕"/>
+        </w:rPr>
+        <w:t xml:space="preserve">한국표준교육분류(KSCED) × 한국고용직업분류(KECO) 판정표(관련/관련가능·혼합/무관련/일반프로그램 비적용/미상, Ⅴ장 원안 Ⅱ장 이론배경 참조)는 </w:t>
+      </w:r>
+      <w:r>
+        <w:rPr>
+          <w:rFonts w:ascii="맑은 고딕" w:cs="맑은 고딕" w:eastAsia="맑은 고딕" w:hAnsi="맑은 고딕"/>
+          <w:b/>
+          <w:bCs/>
+        </w:rPr>
+        <w:t xml:space="preserve">엔트로피 지수의 보조지표</w:t>
+      </w:r>
+      <w:r>
+        <w:rPr>
+          <w:rFonts w:ascii="맑은 고딕" w:cs="맑은 고딕" w:eastAsia="맑은 고딕" w:hAnsi="맑은 고딕"/>
+        </w:rPr>
+        <w:t xml:space="preserve">로만 제시한다. 사전에 합의된 대응표(부록)가 있을 때만 보고하며, 표의 신뢰도를 판정자 간 일치도로 병기한다.</w:t>
       </w:r>
     </w:p>
     <w:p>
@@ -11794,7 +11952,7 @@
           <w:sz w:val="18"/>
           <w:szCs w:val="18"/>
         </w:rPr>
-        <w:t xml:space="preserve">## transition_pairs: person_id, prior_occ, next_occ, prior_loss_reason, wp_size_prior, wp_size_next</w:t>
+        <w:t xml:space="preserve">## 판정자 간 일치도(관련성 코딩)</w:t>
       </w:r>
     </w:p>
     <w:p>
@@ -11812,97 +11970,7 @@
           <w:sz w:val="18"/>
           <w:szCs w:val="18"/>
         </w:rPr>
-        <w:t xml:space="preserve">transition_pairs &lt;- transition_pairs %&gt;%</w:t>
-      </w:r>
-    </w:p>
-    <w:p>
-      <w:pPr>
-        <w:pBdr>
-          <w:left w:val="single" w:color="CCCCCC" w:sz="4"/>
-          <w:right w:val="single" w:color="CCCCCC" w:sz="4"/>
-        </w:pBdr>
-        <w:shd w:fill="F0F0F0" w:color="auto" w:val="clear"/>
-        <w:spacing w:after="0"/>
-      </w:pPr>
-      <w:r>
-        <w:rPr>
-          <w:rFonts w:ascii="Consolas" w:cs="Consolas" w:eastAsia="Consolas" w:hAnsi="Consolas"/>
-          <w:sz w:val="18"/>
-          <w:szCs w:val="18"/>
-        </w:rPr>
-        <w:t xml:space="preserve">  mutate(occ_change = if_else(!is.na(prior_occ) &amp; !is.na(next_occ),</w:t>
-      </w:r>
-    </w:p>
-    <w:p>
-      <w:pPr>
-        <w:pBdr>
-          <w:left w:val="single" w:color="CCCCCC" w:sz="4"/>
-          <w:right w:val="single" w:color="CCCCCC" w:sz="4"/>
-        </w:pBdr>
-        <w:shd w:fill="F0F0F0" w:color="auto" w:val="clear"/>
-        <w:spacing w:after="0"/>
-      </w:pPr>
-      <w:r>
-        <w:rPr>
-          <w:rFonts w:ascii="Consolas" w:cs="Consolas" w:eastAsia="Consolas" w:hAnsi="Consolas"/>
-          <w:sz w:val="18"/>
-          <w:szCs w:val="18"/>
-        </w:rPr>
-        <w:t xml:space="preserve">                               as.integer(prior_occ != next_occ), NA_integer_),</w:t>
-      </w:r>
-    </w:p>
-    <w:p>
-      <w:pPr>
-        <w:pBdr>
-          <w:left w:val="single" w:color="CCCCCC" w:sz="4"/>
-          <w:right w:val="single" w:color="CCCCCC" w:sz="4"/>
-        </w:pBdr>
-        <w:shd w:fill="F0F0F0" w:color="auto" w:val="clear"/>
-        <w:spacing w:after="0"/>
-      </w:pPr>
-      <w:r>
-        <w:rPr>
-          <w:rFonts w:ascii="Consolas" w:cs="Consolas" w:eastAsia="Consolas" w:hAnsi="Consolas"/>
-          <w:sz w:val="18"/>
-          <w:szCs w:val="18"/>
-        </w:rPr>
-        <w:t xml:space="preserve">         size_change = case_when(wp_size_next &gt; wp_size_prior ~ 1L,</w:t>
-      </w:r>
-    </w:p>
-    <w:p>
-      <w:pPr>
-        <w:pBdr>
-          <w:left w:val="single" w:color="CCCCCC" w:sz="4"/>
-          <w:right w:val="single" w:color="CCCCCC" w:sz="4"/>
-        </w:pBdr>
-        <w:shd w:fill="F0F0F0" w:color="auto" w:val="clear"/>
-        <w:spacing w:after="0"/>
-      </w:pPr>
-      <w:r>
-        <w:rPr>
-          <w:rFonts w:ascii="Consolas" w:cs="Consolas" w:eastAsia="Consolas" w:hAnsi="Consolas"/>
-          <w:sz w:val="18"/>
-          <w:szCs w:val="18"/>
-        </w:rPr>
-        <w:t xml:space="preserve">                                  wp_size_next == wp_size_prior ~ 0L,</w:t>
-      </w:r>
-    </w:p>
-    <w:p>
-      <w:pPr>
-        <w:pBdr>
-          <w:left w:val="single" w:color="CCCCCC" w:sz="4"/>
-          <w:right w:val="single" w:color="CCCCCC" w:sz="4"/>
-        </w:pBdr>
-        <w:shd w:fill="F0F0F0" w:color="auto" w:val="clear"/>
-        <w:spacing w:after="0"/>
-      </w:pPr>
-      <w:r>
-        <w:rPr>
-          <w:rFonts w:ascii="Consolas" w:cs="Consolas" w:eastAsia="Consolas" w:hAnsi="Consolas"/>
-          <w:sz w:val="18"/>
-          <w:szCs w:val="18"/>
-        </w:rPr>
-        <w:t xml:space="preserve">                                  wp_size_next &lt; wp_size_prior ~ -1L, TRUE ~ NA_integer_))</w:t>
+        <w:t xml:space="preserve">irr::kappa2(cbind(rater1$field_occ_relate, rater2$field_occ_relate))</w:t>
       </w:r>
     </w:p>
     <w:p>
@@ -11933,7 +12001,185 @@
         <w:rPr>
           <w:rFonts w:ascii="맑은 고딕" w:cs="맑은 고딕" w:eastAsia="맑은 고딕" w:hAnsi="맑은 고딕"/>
         </w:rPr>
-        <w:t xml:space="preserve">5. 예측모형 — Random Forest + SHAP</w:t>
+        <w:t xml:space="preserve">5. 직종 변경 분석</w:t>
+      </w:r>
+    </w:p>
+    <w:p>
+      <w:pPr>
+        <w:pBdr>
+          <w:top w:val="single" w:color="CCCCCC" w:sz="4"/>
+          <w:bottom w:val="single" w:color="CCCCCC" w:sz="4"/>
+          <w:left w:val="single" w:color="CCCCCC" w:sz="4"/>
+          <w:right w:val="single" w:color="CCCCCC" w:sz="4"/>
+        </w:pBdr>
+        <w:shd w:fill="F0F0F0" w:color="auto" w:val="clear"/>
+        <w:spacing w:after="80" w:before="80"/>
+      </w:pPr>
+      <w:r>
+        <w:rPr>
+          <w:rFonts w:ascii="Consolas" w:cs="Consolas" w:eastAsia="Consolas" w:hAnsi="Consolas"/>
+          <w:color w:val="666666"/>
+          <w:sz w:val="16"/>
+          <w:szCs w:val="16"/>
+        </w:rPr>
+        <w:t xml:space="preserve">[r]</w:t>
+      </w:r>
+    </w:p>
+    <w:p>
+      <w:pPr>
+        <w:pBdr>
+          <w:left w:val="single" w:color="CCCCCC" w:sz="4"/>
+          <w:right w:val="single" w:color="CCCCCC" w:sz="4"/>
+        </w:pBdr>
+        <w:shd w:fill="F0F0F0" w:color="auto" w:val="clear"/>
+        <w:spacing w:after="0"/>
+      </w:pPr>
+      <w:r>
+        <w:rPr>
+          <w:rFonts w:ascii="Consolas" w:cs="Consolas" w:eastAsia="Consolas" w:hAnsi="Consolas"/>
+          <w:sz w:val="18"/>
+          <w:szCs w:val="18"/>
+        </w:rPr>
+        <w:t xml:space="preserve">## transition_pairs: person_id, prior_occ, next_occ, prior_loss_reason, wp_size_prior, wp_size_next</w:t>
+      </w:r>
+    </w:p>
+    <w:p>
+      <w:pPr>
+        <w:pBdr>
+          <w:left w:val="single" w:color="CCCCCC" w:sz="4"/>
+          <w:right w:val="single" w:color="CCCCCC" w:sz="4"/>
+        </w:pBdr>
+        <w:shd w:fill="F0F0F0" w:color="auto" w:val="clear"/>
+        <w:spacing w:after="0"/>
+      </w:pPr>
+      <w:r>
+        <w:rPr>
+          <w:rFonts w:ascii="Consolas" w:cs="Consolas" w:eastAsia="Consolas" w:hAnsi="Consolas"/>
+          <w:sz w:val="18"/>
+          <w:szCs w:val="18"/>
+        </w:rPr>
+        <w:t xml:space="preserve">transition_pairs &lt;- transition_pairs %&gt;%</w:t>
+      </w:r>
+    </w:p>
+    <w:p>
+      <w:pPr>
+        <w:pBdr>
+          <w:left w:val="single" w:color="CCCCCC" w:sz="4"/>
+          <w:right w:val="single" w:color="CCCCCC" w:sz="4"/>
+        </w:pBdr>
+        <w:shd w:fill="F0F0F0" w:color="auto" w:val="clear"/>
+        <w:spacing w:after="0"/>
+      </w:pPr>
+      <w:r>
+        <w:rPr>
+          <w:rFonts w:ascii="Consolas" w:cs="Consolas" w:eastAsia="Consolas" w:hAnsi="Consolas"/>
+          <w:sz w:val="18"/>
+          <w:szCs w:val="18"/>
+        </w:rPr>
+        <w:t xml:space="preserve">  mutate(occ_change = if_else(!is.na(prior_occ) &amp; !is.na(next_occ),</w:t>
+      </w:r>
+    </w:p>
+    <w:p>
+      <w:pPr>
+        <w:pBdr>
+          <w:left w:val="single" w:color="CCCCCC" w:sz="4"/>
+          <w:right w:val="single" w:color="CCCCCC" w:sz="4"/>
+        </w:pBdr>
+        <w:shd w:fill="F0F0F0" w:color="auto" w:val="clear"/>
+        <w:spacing w:after="0"/>
+      </w:pPr>
+      <w:r>
+        <w:rPr>
+          <w:rFonts w:ascii="Consolas" w:cs="Consolas" w:eastAsia="Consolas" w:hAnsi="Consolas"/>
+          <w:sz w:val="18"/>
+          <w:szCs w:val="18"/>
+        </w:rPr>
+        <w:t xml:space="preserve">                               as.integer(prior_occ != next_occ), NA_integer_),</w:t>
+      </w:r>
+    </w:p>
+    <w:p>
+      <w:pPr>
+        <w:pBdr>
+          <w:left w:val="single" w:color="CCCCCC" w:sz="4"/>
+          <w:right w:val="single" w:color="CCCCCC" w:sz="4"/>
+        </w:pBdr>
+        <w:shd w:fill="F0F0F0" w:color="auto" w:val="clear"/>
+        <w:spacing w:after="0"/>
+      </w:pPr>
+      <w:r>
+        <w:rPr>
+          <w:rFonts w:ascii="Consolas" w:cs="Consolas" w:eastAsia="Consolas" w:hAnsi="Consolas"/>
+          <w:sz w:val="18"/>
+          <w:szCs w:val="18"/>
+        </w:rPr>
+        <w:t xml:space="preserve">         size_change = case_when(wp_size_next &gt; wp_size_prior ~ 1L,</w:t>
+      </w:r>
+    </w:p>
+    <w:p>
+      <w:pPr>
+        <w:pBdr>
+          <w:left w:val="single" w:color="CCCCCC" w:sz="4"/>
+          <w:right w:val="single" w:color="CCCCCC" w:sz="4"/>
+        </w:pBdr>
+        <w:shd w:fill="F0F0F0" w:color="auto" w:val="clear"/>
+        <w:spacing w:after="0"/>
+      </w:pPr>
+      <w:r>
+        <w:rPr>
+          <w:rFonts w:ascii="Consolas" w:cs="Consolas" w:eastAsia="Consolas" w:hAnsi="Consolas"/>
+          <w:sz w:val="18"/>
+          <w:szCs w:val="18"/>
+        </w:rPr>
+        <w:t xml:space="preserve">                                  wp_size_next == wp_size_prior ~ 0L,</w:t>
+      </w:r>
+    </w:p>
+    <w:p>
+      <w:pPr>
+        <w:pBdr>
+          <w:left w:val="single" w:color="CCCCCC" w:sz="4"/>
+          <w:right w:val="single" w:color="CCCCCC" w:sz="4"/>
+        </w:pBdr>
+        <w:shd w:fill="F0F0F0" w:color="auto" w:val="clear"/>
+        <w:spacing w:after="0"/>
+      </w:pPr>
+      <w:r>
+        <w:rPr>
+          <w:rFonts w:ascii="Consolas" w:cs="Consolas" w:eastAsia="Consolas" w:hAnsi="Consolas"/>
+          <w:sz w:val="18"/>
+          <w:szCs w:val="18"/>
+        </w:rPr>
+        <w:t xml:space="preserve">                                  wp_size_next &lt; wp_size_prior ~ -1L, TRUE ~ NA_integer_))</w:t>
+      </w:r>
+    </w:p>
+    <w:p>
+      <w:pPr>
+        <w:pBdr>
+          <w:bottom w:val="single" w:color="CCCCCC" w:sz="4"/>
+          <w:left w:val="single" w:color="CCCCCC" w:sz="4"/>
+          <w:right w:val="single" w:color="CCCCCC" w:sz="4"/>
+        </w:pBdr>
+        <w:shd w:fill="F0F0F0" w:color="auto" w:val="clear"/>
+        <w:spacing w:after="200"/>
+      </w:pPr>
+      <w:r>
+        <w:rPr>
+          <w:rFonts w:ascii="Consolas" w:cs="Consolas" w:eastAsia="Consolas" w:hAnsi="Consolas"/>
+          <w:sz w:val="4"/>
+          <w:szCs w:val="4"/>
+        </w:rPr>
+        <w:t xml:space="preserve"> </w:t>
+      </w:r>
+    </w:p>
+    <w:p>
+      <w:pPr>
+        <w:pStyle w:val="Heading3"/>
+        <w:spacing w:after="160" w:before="300"/>
+      </w:pPr>
+      <w:r>
+        <w:rPr>
+          <w:rFonts w:ascii="맑은 고딕" w:cs="맑은 고딕" w:eastAsia="맑은 고딕" w:hAnsi="맑은 고딕"/>
+        </w:rPr>
+        <w:t xml:space="preserve">6. 진학 경로 비교 — 기술적 분석 (v2 신설: 축3-PSM에서 이동)</w:t>
       </w:r>
     </w:p>
     <w:p>
@@ -11953,7 +12199,7 @@
           <w:i/>
           <w:iCs/>
         </w:rPr>
-        <w:t xml:space="preserve">caveat.</w:t>
+        <w:t xml:space="preserve">왜 여기로 옮겼는가.</w:t>
       </w:r>
       <w:r>
         <w:rPr>
@@ -11961,324 +12207,79 @@
           <w:i/>
           <w:iCs/>
         </w:rPr>
-        <w:t xml:space="preserve"> SHAP 특성기여도는 "예측 기여도"이며 "인과효과"가 아니다. 결과는 탐색적 정보로만 사용한다.</w:t>
-      </w:r>
-    </w:p>
-    <w:p>
-      <w:pPr>
-        <w:spacing w:after="200"/>
-      </w:pPr>
+        <w:t xml:space="preserve"> 초판은 진학효과를 축3에서 PSM(ATT)으로 추정했다. 그러나 매칭에 필요한 성적·가정배경 대리변수(</w:t>
+      </w:r>
+      <w:r>
+        <w:rPr>
+          <w:rFonts w:ascii="Consolas" w:cs="Consolas" w:eastAsia="Consolas" w:hAnsi="Consolas"/>
+          <w:i/>
+          <w:iCs/>
+          <w:sz w:val="19"/>
+          <w:szCs w:val="19"/>
+        </w:rPr>
+        <w:t xml:space="preserve">gpa_ms</w:t>
+      </w:r>
+      <w:r>
+        <w:rPr>
+          <w:rFonts w:ascii="맑은 고딕" w:cs="맑은 고딕" w:eastAsia="맑은 고딕" w:hAnsi="맑은 고딕"/>
+          <w:i/>
+          <w:iCs/>
+        </w:rPr>
+        <w:t xml:space="preserve">, </w:t>
+      </w:r>
+      <w:r>
+        <w:rPr>
+          <w:rFonts w:ascii="Consolas" w:cs="Consolas" w:eastAsia="Consolas" w:hAnsi="Consolas"/>
+          <w:i/>
+          <w:iCs/>
+          <w:sz w:val="19"/>
+          <w:szCs w:val="19"/>
+        </w:rPr>
+        <w:t xml:space="preserve">hh_proxy</w:t>
+      </w:r>
+      <w:r>
+        <w:rPr>
+          <w:rFonts w:ascii="맑은 고딕" w:cs="맑은 고딕" w:eastAsia="맑은 고딕" w:hAnsi="맑은 고딕"/>
+          <w:i/>
+          <w:iCs/>
+        </w:rPr>
+        <w:t xml:space="preserve">)가 확정 자료요청 항목(Ⅲ.1절, doc2 11.1절)에 없다 — 즉 "확보하면 좋은 변수"가 아니라 </w:t>
+      </w:r>
       <w:r>
         <w:rPr>
           <w:rFonts w:ascii="맑은 고딕" w:cs="맑은 고딕" w:eastAsia="맑은 고딕" w:hAnsi="맑은 고딕"/>
           <w:b/>
           <w:bCs/>
-        </w:rPr>
-        <w:t xml:space="preserve">R 코드 스켈레톤</w:t>
-      </w:r>
-    </w:p>
-    <w:p>
-      <w:pPr>
-        <w:pBdr>
-          <w:top w:val="single" w:color="CCCCCC" w:sz="4"/>
-          <w:bottom w:val="single" w:color="CCCCCC" w:sz="4"/>
-          <w:left w:val="single" w:color="CCCCCC" w:sz="4"/>
-          <w:right w:val="single" w:color="CCCCCC" w:sz="4"/>
-        </w:pBdr>
-        <w:shd w:fill="F0F0F0" w:color="auto" w:val="clear"/>
-        <w:spacing w:after="80" w:before="80"/>
-      </w:pPr>
-      <w:r>
-        <w:rPr>
-          <w:rFonts w:ascii="Consolas" w:cs="Consolas" w:eastAsia="Consolas" w:hAnsi="Consolas"/>
-          <w:color w:val="666666"/>
-          <w:sz w:val="16"/>
-          <w:szCs w:val="16"/>
-        </w:rPr>
-        <w:t xml:space="preserve">[r]</w:t>
-      </w:r>
-    </w:p>
-    <w:p>
-      <w:pPr>
-        <w:pBdr>
-          <w:left w:val="single" w:color="CCCCCC" w:sz="4"/>
-          <w:right w:val="single" w:color="CCCCCC" w:sz="4"/>
-        </w:pBdr>
-        <w:shd w:fill="F0F0F0" w:color="auto" w:val="clear"/>
-        <w:spacing w:after="0"/>
-      </w:pPr>
-      <w:r>
-        <w:rPr>
-          <w:rFonts w:ascii="Consolas" w:cs="Consolas" w:eastAsia="Consolas" w:hAnsi="Consolas"/>
-          <w:sz w:val="18"/>
-          <w:szCs w:val="18"/>
-        </w:rPr>
-        <w:t xml:space="preserve">library(ranger); library(fastshap); library(shapviz)</w:t>
-      </w:r>
-    </w:p>
-    <w:p>
-      <w:pPr>
-        <w:pBdr>
-          <w:left w:val="single" w:color="CCCCCC" w:sz="4"/>
-          <w:right w:val="single" w:color="CCCCCC" w:sz="4"/>
-        </w:pBdr>
-        <w:shd w:fill="F0F0F0" w:color="auto" w:val="clear"/>
-        <w:spacing w:after="0"/>
-      </w:pPr>
-      <w:r>
-        <w:rPr>
-          <w:rFonts w:ascii="Consolas" w:cs="Consolas" w:eastAsia="Consolas" w:hAnsi="Consolas"/>
-          <w:sz w:val="18"/>
-          <w:szCs w:val="18"/>
-        </w:rPr>
-        <w:t xml:space="preserve"> </w:t>
-      </w:r>
-    </w:p>
-    <w:p>
-      <w:pPr>
-        <w:pBdr>
-          <w:left w:val="single" w:color="CCCCCC" w:sz="4"/>
-          <w:right w:val="single" w:color="CCCCCC" w:sz="4"/>
-        </w:pBdr>
-        <w:shd w:fill="F0F0F0" w:color="auto" w:val="clear"/>
-        <w:spacing w:after="0"/>
-      </w:pPr>
-      <w:r>
-        <w:rPr>
-          <w:rFonts w:ascii="Consolas" w:cs="Consolas" w:eastAsia="Consolas" w:hAnsi="Consolas"/>
-          <w:sz w:val="18"/>
-          <w:szCs w:val="18"/>
-        </w:rPr>
-        <w:t xml:space="preserve">predictors &lt;- c("hs_type","hs_field2","hs_sido","sex","cert_yn","apprentice_flag")</w:t>
-      </w:r>
-    </w:p>
-    <w:p>
-      <w:pPr>
-        <w:pBdr>
-          <w:left w:val="single" w:color="CCCCCC" w:sz="4"/>
-          <w:right w:val="single" w:color="CCCCCC" w:sz="4"/>
-        </w:pBdr>
-        <w:shd w:fill="F0F0F0" w:color="auto" w:val="clear"/>
-        <w:spacing w:after="0"/>
-      </w:pPr>
-      <w:r>
-        <w:rPr>
-          <w:rFonts w:ascii="Consolas" w:cs="Consolas" w:eastAsia="Consolas" w:hAnsi="Consolas"/>
-          <w:sz w:val="18"/>
-          <w:szCs w:val="18"/>
-        </w:rPr>
-        <w:t xml:space="preserve">train_df &lt;- panel_wide %&gt;% select(pathway_cluster, all_of(predictors)) %&gt;%</w:t>
-      </w:r>
-    </w:p>
-    <w:p>
-      <w:pPr>
-        <w:pBdr>
-          <w:left w:val="single" w:color="CCCCCC" w:sz="4"/>
-          <w:right w:val="single" w:color="CCCCCC" w:sz="4"/>
-        </w:pBdr>
-        <w:shd w:fill="F0F0F0" w:color="auto" w:val="clear"/>
-        <w:spacing w:after="0"/>
-      </w:pPr>
-      <w:r>
-        <w:rPr>
-          <w:rFonts w:ascii="Consolas" w:cs="Consolas" w:eastAsia="Consolas" w:hAnsi="Consolas"/>
-          <w:sz w:val="18"/>
-          <w:szCs w:val="18"/>
-        </w:rPr>
-        <w:t xml:space="preserve">  mutate(across(where(is.character), as.factor))</w:t>
-      </w:r>
-    </w:p>
-    <w:p>
-      <w:pPr>
-        <w:pBdr>
-          <w:left w:val="single" w:color="CCCCCC" w:sz="4"/>
-          <w:right w:val="single" w:color="CCCCCC" w:sz="4"/>
-        </w:pBdr>
-        <w:shd w:fill="F0F0F0" w:color="auto" w:val="clear"/>
-        <w:spacing w:after="0"/>
-      </w:pPr>
-      <w:r>
-        <w:rPr>
-          <w:rFonts w:ascii="Consolas" w:cs="Consolas" w:eastAsia="Consolas" w:hAnsi="Consolas"/>
-          <w:sz w:val="18"/>
-          <w:szCs w:val="18"/>
-        </w:rPr>
-        <w:t xml:space="preserve"> </w:t>
-      </w:r>
-    </w:p>
-    <w:p>
-      <w:pPr>
-        <w:pBdr>
-          <w:left w:val="single" w:color="CCCCCC" w:sz="4"/>
-          <w:right w:val="single" w:color="CCCCCC" w:sz="4"/>
-        </w:pBdr>
-        <w:shd w:fill="F0F0F0" w:color="auto" w:val="clear"/>
-        <w:spacing w:after="0"/>
-      </w:pPr>
-      <w:r>
-        <w:rPr>
-          <w:rFonts w:ascii="Consolas" w:cs="Consolas" w:eastAsia="Consolas" w:hAnsi="Consolas"/>
-          <w:sz w:val="18"/>
-          <w:szCs w:val="18"/>
-        </w:rPr>
-        <w:t xml:space="preserve">rf_fit &lt;- ranger(pathway_cluster ~ ., data = train_df, probability = TRUE,</w:t>
-      </w:r>
-    </w:p>
-    <w:p>
-      <w:pPr>
-        <w:pBdr>
-          <w:left w:val="single" w:color="CCCCCC" w:sz="4"/>
-          <w:right w:val="single" w:color="CCCCCC" w:sz="4"/>
-        </w:pBdr>
-        <w:shd w:fill="F0F0F0" w:color="auto" w:val="clear"/>
-        <w:spacing w:after="0"/>
-      </w:pPr>
-      <w:r>
-        <w:rPr>
-          <w:rFonts w:ascii="Consolas" w:cs="Consolas" w:eastAsia="Consolas" w:hAnsi="Consolas"/>
-          <w:sz w:val="18"/>
-          <w:szCs w:val="18"/>
-        </w:rPr>
-        <w:t xml:space="preserve">                  num.trees = 2000, importance = "permutation", seed = 1234)</w:t>
-      </w:r>
-    </w:p>
-    <w:p>
-      <w:pPr>
-        <w:pBdr>
-          <w:left w:val="single" w:color="CCCCCC" w:sz="4"/>
-          <w:right w:val="single" w:color="CCCCCC" w:sz="4"/>
-        </w:pBdr>
-        <w:shd w:fill="F0F0F0" w:color="auto" w:val="clear"/>
-        <w:spacing w:after="0"/>
-      </w:pPr>
-      <w:r>
-        <w:rPr>
-          <w:rFonts w:ascii="Consolas" w:cs="Consolas" w:eastAsia="Consolas" w:hAnsi="Consolas"/>
-          <w:sz w:val="18"/>
-          <w:szCs w:val="18"/>
-        </w:rPr>
-        <w:t xml:space="preserve"> </w:t>
-      </w:r>
-    </w:p>
-    <w:p>
-      <w:pPr>
-        <w:pBdr>
-          <w:left w:val="single" w:color="CCCCCC" w:sz="4"/>
-          <w:right w:val="single" w:color="CCCCCC" w:sz="4"/>
-        </w:pBdr>
-        <w:shd w:fill="F0F0F0" w:color="auto" w:val="clear"/>
-        <w:spacing w:after="0"/>
-      </w:pPr>
-      <w:r>
-        <w:rPr>
-          <w:rFonts w:ascii="Consolas" w:cs="Consolas" w:eastAsia="Consolas" w:hAnsi="Consolas"/>
-          <w:sz w:val="18"/>
-          <w:szCs w:val="18"/>
-        </w:rPr>
-        <w:t xml:space="preserve">pred_wrapper &lt;- function(object, newdata) predict(object, data = newdata)$predictions[, 1]</w:t>
-      </w:r>
-    </w:p>
-    <w:p>
-      <w:pPr>
-        <w:pBdr>
-          <w:left w:val="single" w:color="CCCCCC" w:sz="4"/>
-          <w:right w:val="single" w:color="CCCCCC" w:sz="4"/>
-        </w:pBdr>
-        <w:shd w:fill="F0F0F0" w:color="auto" w:val="clear"/>
-        <w:spacing w:after="0"/>
-      </w:pPr>
-      <w:r>
-        <w:rPr>
-          <w:rFonts w:ascii="Consolas" w:cs="Consolas" w:eastAsia="Consolas" w:hAnsi="Consolas"/>
-          <w:sz w:val="18"/>
-          <w:szCs w:val="18"/>
-        </w:rPr>
-        <w:t xml:space="preserve">shap_vals &lt;- fastshap::explain(rf_fit, X = train_df[, predictors],</w:t>
-      </w:r>
-    </w:p>
-    <w:p>
-      <w:pPr>
-        <w:pBdr>
-          <w:left w:val="single" w:color="CCCCCC" w:sz="4"/>
-          <w:right w:val="single" w:color="CCCCCC" w:sz="4"/>
-        </w:pBdr>
-        <w:shd w:fill="F0F0F0" w:color="auto" w:val="clear"/>
-        <w:spacing w:after="0"/>
-      </w:pPr>
-      <w:r>
-        <w:rPr>
-          <w:rFonts w:ascii="Consolas" w:cs="Consolas" w:eastAsia="Consolas" w:hAnsi="Consolas"/>
-          <w:sz w:val="18"/>
-          <w:szCs w:val="18"/>
-        </w:rPr>
-        <w:t xml:space="preserve">                                pred_wrapper = pred_wrapper, nsim = 50)</w:t>
-      </w:r>
-    </w:p>
-    <w:p>
-      <w:pPr>
-        <w:pBdr>
-          <w:left w:val="single" w:color="CCCCCC" w:sz="4"/>
-          <w:right w:val="single" w:color="CCCCCC" w:sz="4"/>
-        </w:pBdr>
-        <w:shd w:fill="F0F0F0" w:color="auto" w:val="clear"/>
-        <w:spacing w:after="0"/>
-      </w:pPr>
-      <w:r>
-        <w:rPr>
-          <w:rFonts w:ascii="Consolas" w:cs="Consolas" w:eastAsia="Consolas" w:hAnsi="Consolas"/>
-          <w:sz w:val="18"/>
-          <w:szCs w:val="18"/>
-        </w:rPr>
-        <w:t xml:space="preserve">sv &lt;- shapviz(shap_vals, X = train_df[, predictors])</w:t>
-      </w:r>
-    </w:p>
-    <w:p>
-      <w:pPr>
-        <w:pBdr>
-          <w:left w:val="single" w:color="CCCCCC" w:sz="4"/>
-          <w:right w:val="single" w:color="CCCCCC" w:sz="4"/>
-        </w:pBdr>
-        <w:shd w:fill="F0F0F0" w:color="auto" w:val="clear"/>
-        <w:spacing w:after="0"/>
-      </w:pPr>
-      <w:r>
-        <w:rPr>
-          <w:rFonts w:ascii="Consolas" w:cs="Consolas" w:eastAsia="Consolas" w:hAnsi="Consolas"/>
-          <w:sz w:val="18"/>
-          <w:szCs w:val="18"/>
-        </w:rPr>
-        <w:t xml:space="preserve">sv_importance(sv, kind = "beeswarm")   # 그림6: SHAP summary plot</w:t>
-      </w:r>
-    </w:p>
-    <w:p>
-      <w:pPr>
-        <w:pBdr>
-          <w:bottom w:val="single" w:color="CCCCCC" w:sz="4"/>
-          <w:left w:val="single" w:color="CCCCCC" w:sz="4"/>
-          <w:right w:val="single" w:color="CCCCCC" w:sz="4"/>
-        </w:pBdr>
-        <w:shd w:fill="F0F0F0" w:color="auto" w:val="clear"/>
-        <w:spacing w:after="200"/>
-      </w:pPr>
-      <w:r>
-        <w:rPr>
-          <w:rFonts w:ascii="Consolas" w:cs="Consolas" w:eastAsia="Consolas" w:hAnsi="Consolas"/>
-          <w:sz w:val="4"/>
-          <w:szCs w:val="4"/>
-        </w:rPr>
-        <w:t xml:space="preserve"> </w:t>
-      </w:r>
-    </w:p>
-    <w:p>
-      <w:pPr>
-        <w:pStyle w:val="Heading3"/>
-        <w:spacing w:after="160" w:before="300"/>
-      </w:pPr>
-      <w:r>
-        <w:rPr>
-          <w:rFonts w:ascii="맑은 고딕" w:cs="맑은 고딕" w:eastAsia="맑은 고딕" w:hAnsi="맑은 고딕"/>
-        </w:rPr>
-        <w:t xml:space="preserve">6. 시각화 계획</w:t>
+          <w:i/>
+          <w:iCs/>
+        </w:rPr>
+        <w:t xml:space="preserve">현재 자료에 존재하지 않는 변수를 전제로 한 인과설계</w:t>
+      </w:r>
+      <w:r>
+        <w:rPr>
+          <w:rFonts w:ascii="맑은 고딕" w:cs="맑은 고딕" w:eastAsia="맑은 고딕" w:hAnsi="맑은 고딕"/>
+          <w:i/>
+          <w:iCs/>
+        </w:rPr>
+        <w:t xml:space="preserve">였다. 진학이라는 선택은 마이스터고-특성화고 비교보다도 성적·가정배경에 더 강하게 좌우되므로, 이 통제변수 없이 "진학효과"를 주장하는 것은 근거가 약하다. 대신 진학을 축2의 관측된 경로(상태) 중 하나로 내려, </w:t>
+      </w:r>
+      <w:r>
+        <w:rPr>
+          <w:rFonts w:ascii="맑은 고딕" w:cs="맑은 고딕" w:eastAsia="맑은 고딕" w:hAnsi="맑은 고딕"/>
+          <w:b/>
+          <w:bCs/>
+          <w:i/>
+          <w:iCs/>
+        </w:rPr>
+        <w:t xml:space="preserve">인과효과를 주장하지 않는 조정된 기술비교</w:t>
+      </w:r>
+      <w:r>
+        <w:rPr>
+          <w:rFonts w:ascii="맑은 고딕" w:cs="맑은 고딕" w:eastAsia="맑은 고딕" w:hAnsi="맑은 고딕"/>
+          <w:i/>
+          <w:iCs/>
+        </w:rPr>
+        <w:t xml:space="preserve">로 재정의한다.</w:t>
       </w:r>
     </w:p>
     <w:p>
@@ -12294,7 +12295,21 @@
         <w:rPr>
           <w:rFonts w:ascii="맑은 고딕" w:cs="맑은 고딕" w:eastAsia="맑은 고딕" w:hAnsi="맑은 고딕"/>
         </w:rPr>
-        <w:t xml:space="preserve">그림4. 고교전공→첫 관찰직종→[진학자] 대학전공→재이동직종 Sankey(3~4단)</w:t>
+        <w:t xml:space="preserve">진학자와 고졸 취업자(5.2절 정의와 동일한 조작정의 유지)의 소득 분포를 </w:t>
+      </w:r>
+      <w:r>
+        <w:rPr>
+          <w:rFonts w:ascii="맑은 고딕" w:cs="맑은 고딕" w:eastAsia="맑은 고딕" w:hAnsi="맑은 고딕"/>
+          <w:b/>
+          <w:bCs/>
+        </w:rPr>
+        <w:t xml:space="preserve">학교유형·전공·지역·성별별로 교차표·상자그림</w:t>
+      </w:r>
+      <w:r>
+        <w:rPr>
+          <w:rFonts w:ascii="맑은 고딕" w:cs="맑은 고딕" w:eastAsia="맑은 고딕" w:hAnsi="맑은 고딕"/>
+        </w:rPr>
+        <w:t xml:space="preserve">으로 병치 제시한다.</w:t>
       </w:r>
     </w:p>
     <w:p>
@@ -12310,21 +12325,21 @@
         <w:rPr>
           <w:rFonts w:ascii="맑은 고딕" w:cs="맑은 고딕" w:eastAsia="맑은 고딕" w:hAnsi="맑은 고딕"/>
         </w:rPr>
-        <w:t xml:space="preserve">그림5. 전공별 </w:t>
-      </w:r>
-      <w:r>
-        <w:rPr>
-          <w:rFonts w:ascii="Cambria Math" w:cs="Cambria Math" w:eastAsia="Cambria Math" w:hAnsi="Cambria Math"/>
-          <w:i/>
-          <w:iCs/>
-        </w:rPr>
-        <w:t xml:space="preserve">H_m</w:t>
-      </w:r>
-      <w:r>
-        <w:rPr>
-          <w:rFonts w:ascii="맑은 고딕" w:cs="맑은 고딕" w:eastAsia="맑은 고딕" w:hAnsi="맑은 고딕"/>
-        </w:rPr>
-        <w:t xml:space="preserve"> 막대그래프(학교유형별)</w:t>
+        <w:t xml:space="preserve">확정 공변량(hs_type, hs_field2, hs_sido, sex)으로 조정한 회귀는 수행하되, 결과는 "ATT"가 아니라 </w:t>
+      </w:r>
+      <w:r>
+        <w:rPr>
+          <w:rFonts w:ascii="맑은 고딕" w:cs="맑은 고딕" w:eastAsia="맑은 고딕" w:hAnsi="맑은 고딕"/>
+          <w:b/>
+          <w:bCs/>
+        </w:rPr>
+        <w:t xml:space="preserve">"관측 특성 통제 후 소득 격차"</w:t>
+      </w:r>
+      <w:r>
+        <w:rPr>
+          <w:rFonts w:ascii="맑은 고딕" w:cs="맑은 고딕" w:eastAsia="맑은 고딕" w:hAnsi="맑은 고딕"/>
+        </w:rPr>
+        <w:t xml:space="preserve">로 명명한다.</w:t>
       </w:r>
     </w:p>
     <w:p>
@@ -12340,7 +12355,489 @@
         <w:rPr>
           <w:rFonts w:ascii="맑은 고딕" w:cs="맑은 고딕" w:eastAsia="맑은 고딕" w:hAnsi="맑은 고딕"/>
         </w:rPr>
-        <w:t xml:space="preserve">그림6. SHAP summary plot</w:t>
+        <w:t xml:space="preserve">선취업-후진학자는 Ⅵ장 초판과 동일하게 진학 시점 우측절단으로 처리한다(측정의 정직성은 유지).</w:t>
+      </w:r>
+    </w:p>
+    <w:p>
+      <w:pPr>
+        <w:pBdr>
+          <w:top w:val="single" w:color="CCCCCC" w:sz="4"/>
+          <w:bottom w:val="single" w:color="CCCCCC" w:sz="4"/>
+          <w:left w:val="single" w:color="CCCCCC" w:sz="4"/>
+          <w:right w:val="single" w:color="CCCCCC" w:sz="4"/>
+        </w:pBdr>
+        <w:shd w:fill="F0F0F0" w:color="auto" w:val="clear"/>
+        <w:spacing w:after="80" w:before="80"/>
+      </w:pPr>
+      <w:r>
+        <w:rPr>
+          <w:rFonts w:ascii="Consolas" w:cs="Consolas" w:eastAsia="Consolas" w:hAnsi="Consolas"/>
+          <w:color w:val="666666"/>
+          <w:sz w:val="16"/>
+          <w:szCs w:val="16"/>
+        </w:rPr>
+        <w:t xml:space="preserve">[r]</w:t>
+      </w:r>
+    </w:p>
+    <w:p>
+      <w:pPr>
+        <w:pBdr>
+          <w:left w:val="single" w:color="CCCCCC" w:sz="4"/>
+          <w:right w:val="single" w:color="CCCCCC" w:sz="4"/>
+        </w:pBdr>
+        <w:shd w:fill="F0F0F0" w:color="auto" w:val="clear"/>
+        <w:spacing w:after="0"/>
+      </w:pPr>
+      <w:r>
+        <w:rPr>
+          <w:rFonts w:ascii="Consolas" w:cs="Consolas" w:eastAsia="Consolas" w:hAnsi="Consolas"/>
+          <w:sz w:val="18"/>
+          <w:szCs w:val="18"/>
+        </w:rPr>
+        <w:t xml:space="preserve">## enroll_df: person_id, cohort, hs_type, hs_field2, hs_sido, sex, enroll, income_year_n</w:t>
+      </w:r>
+    </w:p>
+    <w:p>
+      <w:pPr>
+        <w:pBdr>
+          <w:left w:val="single" w:color="CCCCCC" w:sz="4"/>
+          <w:right w:val="single" w:color="CCCCCC" w:sz="4"/>
+        </w:pBdr>
+        <w:shd w:fill="F0F0F0" w:color="auto" w:val="clear"/>
+        <w:spacing w:after="0"/>
+      </w:pPr>
+      <w:r>
+        <w:rPr>
+          <w:rFonts w:ascii="Consolas" w:cs="Consolas" w:eastAsia="Consolas" w:hAnsi="Consolas"/>
+          <w:sz w:val="18"/>
+          <w:szCs w:val="18"/>
+        </w:rPr>
+        <w:t xml:space="preserve">desc_compare &lt;- enroll_df %&gt;%</w:t>
+      </w:r>
+    </w:p>
+    <w:p>
+      <w:pPr>
+        <w:pBdr>
+          <w:left w:val="single" w:color="CCCCCC" w:sz="4"/>
+          <w:right w:val="single" w:color="CCCCCC" w:sz="4"/>
+        </w:pBdr>
+        <w:shd w:fill="F0F0F0" w:color="auto" w:val="clear"/>
+        <w:spacing w:after="0"/>
+      </w:pPr>
+      <w:r>
+        <w:rPr>
+          <w:rFonts w:ascii="Consolas" w:cs="Consolas" w:eastAsia="Consolas" w:hAnsi="Consolas"/>
+          <w:sz w:val="18"/>
+          <w:szCs w:val="18"/>
+        </w:rPr>
+        <w:t xml:space="preserve">  group_by(cohort, hs_type, enroll) %&gt;%</w:t>
+      </w:r>
+    </w:p>
+    <w:p>
+      <w:pPr>
+        <w:pBdr>
+          <w:left w:val="single" w:color="CCCCCC" w:sz="4"/>
+          <w:right w:val="single" w:color="CCCCCC" w:sz="4"/>
+        </w:pBdr>
+        <w:shd w:fill="F0F0F0" w:color="auto" w:val="clear"/>
+        <w:spacing w:after="0"/>
+      </w:pPr>
+      <w:r>
+        <w:rPr>
+          <w:rFonts w:ascii="Consolas" w:cs="Consolas" w:eastAsia="Consolas" w:hAnsi="Consolas"/>
+          <w:sz w:val="18"/>
+          <w:szCs w:val="18"/>
+        </w:rPr>
+        <w:t xml:space="preserve">  summarise(median_income = median(income_year_3, na.rm = TRUE),</w:t>
+      </w:r>
+    </w:p>
+    <w:p>
+      <w:pPr>
+        <w:pBdr>
+          <w:left w:val="single" w:color="CCCCCC" w:sz="4"/>
+          <w:right w:val="single" w:color="CCCCCC" w:sz="4"/>
+        </w:pBdr>
+        <w:shd w:fill="F0F0F0" w:color="auto" w:val="clear"/>
+        <w:spacing w:after="0"/>
+      </w:pPr>
+      <w:r>
+        <w:rPr>
+          <w:rFonts w:ascii="Consolas" w:cs="Consolas" w:eastAsia="Consolas" w:hAnsi="Consolas"/>
+          <w:sz w:val="18"/>
+          <w:szCs w:val="18"/>
+        </w:rPr>
+        <w:t xml:space="preserve">            n = n(), .groups = "drop")</w:t>
+      </w:r>
+    </w:p>
+    <w:p>
+      <w:pPr>
+        <w:pBdr>
+          <w:left w:val="single" w:color="CCCCCC" w:sz="4"/>
+          <w:right w:val="single" w:color="CCCCCC" w:sz="4"/>
+        </w:pBdr>
+        <w:shd w:fill="F0F0F0" w:color="auto" w:val="clear"/>
+        <w:spacing w:after="0"/>
+      </w:pPr>
+      <w:r>
+        <w:rPr>
+          <w:rFonts w:ascii="Consolas" w:cs="Consolas" w:eastAsia="Consolas" w:hAnsi="Consolas"/>
+          <w:sz w:val="18"/>
+          <w:szCs w:val="18"/>
+        </w:rPr>
+        <w:t xml:space="preserve"> </w:t>
+      </w:r>
+    </w:p>
+    <w:p>
+      <w:pPr>
+        <w:pBdr>
+          <w:left w:val="single" w:color="CCCCCC" w:sz="4"/>
+          <w:right w:val="single" w:color="CCCCCC" w:sz="4"/>
+        </w:pBdr>
+        <w:shd w:fill="F0F0F0" w:color="auto" w:val="clear"/>
+        <w:spacing w:after="0"/>
+      </w:pPr>
+      <w:r>
+        <w:rPr>
+          <w:rFonts w:ascii="Consolas" w:cs="Consolas" w:eastAsia="Consolas" w:hAnsi="Consolas"/>
+          <w:sz w:val="18"/>
+          <w:szCs w:val="18"/>
+        </w:rPr>
+        <w:t xml:space="preserve">## 조정된 격차(인과효과 아님 — 명칭에 유의)</w:t>
+      </w:r>
+    </w:p>
+    <w:p>
+      <w:pPr>
+        <w:pBdr>
+          <w:left w:val="single" w:color="CCCCCC" w:sz="4"/>
+          <w:right w:val="single" w:color="CCCCCC" w:sz="4"/>
+        </w:pBdr>
+        <w:shd w:fill="F0F0F0" w:color="auto" w:val="clear"/>
+        <w:spacing w:after="0"/>
+      </w:pPr>
+      <w:r>
+        <w:rPr>
+          <w:rFonts w:ascii="Consolas" w:cs="Consolas" w:eastAsia="Consolas" w:hAnsi="Consolas"/>
+          <w:sz w:val="18"/>
+          <w:szCs w:val="18"/>
+        </w:rPr>
+        <w:t xml:space="preserve">adj_gap &lt;- lm(income_year_3 ~ enroll + hs_type + hs_field2 + hs_sido + sex, data = enroll_df)</w:t>
+      </w:r>
+    </w:p>
+    <w:p>
+      <w:pPr>
+        <w:pBdr>
+          <w:left w:val="single" w:color="CCCCCC" w:sz="4"/>
+          <w:right w:val="single" w:color="CCCCCC" w:sz="4"/>
+        </w:pBdr>
+        <w:shd w:fill="F0F0F0" w:color="auto" w:val="clear"/>
+        <w:spacing w:after="0"/>
+      </w:pPr>
+      <w:r>
+        <w:rPr>
+          <w:rFonts w:ascii="Consolas" w:cs="Consolas" w:eastAsia="Consolas" w:hAnsi="Consolas"/>
+          <w:sz w:val="18"/>
+          <w:szCs w:val="18"/>
+        </w:rPr>
+        <w:t xml:space="preserve">broom::tidy(adj_gap) %&gt;% filter(term == "enroll")   # "조정된 격차"로 표기, ATT/효과 표현 금지</w:t>
+      </w:r>
+    </w:p>
+    <w:p>
+      <w:pPr>
+        <w:pBdr>
+          <w:bottom w:val="single" w:color="CCCCCC" w:sz="4"/>
+          <w:left w:val="single" w:color="CCCCCC" w:sz="4"/>
+          <w:right w:val="single" w:color="CCCCCC" w:sz="4"/>
+        </w:pBdr>
+        <w:shd w:fill="F0F0F0" w:color="auto" w:val="clear"/>
+        <w:spacing w:after="200"/>
+      </w:pPr>
+      <w:r>
+        <w:rPr>
+          <w:rFonts w:ascii="Consolas" w:cs="Consolas" w:eastAsia="Consolas" w:hAnsi="Consolas"/>
+          <w:sz w:val="4"/>
+          <w:szCs w:val="4"/>
+        </w:rPr>
+        <w:t xml:space="preserve"> </w:t>
+      </w:r>
+    </w:p>
+    <w:p>
+      <w:pPr>
+        <w:pStyle w:val="Heading3"/>
+        <w:spacing w:after="160" w:before="300"/>
+      </w:pPr>
+      <w:r>
+        <w:rPr>
+          <w:rFonts w:ascii="맑은 고딕" w:cs="맑은 고딕" w:eastAsia="맑은 고딕" w:hAnsi="맑은 고딕"/>
+        </w:rPr>
+        <w:t xml:space="preserve">7. 탐색적 보완 (선택적 — 본 보고서 주결과에는 포함하지 않음)</w:t>
+      </w:r>
+    </w:p>
+    <w:p>
+      <w:pPr>
+        <w:pBdr>
+          <w:left w:val="single" w:color="888888" w:sz="12"/>
+        </w:pBdr>
+        <w:shd w:fill="F7F7F7" w:color="auto" w:val="clear"/>
+        <w:spacing w:after="200" w:before="120"/>
+        <w:ind w:left="400"/>
+      </w:pPr>
+      <w:r>
+        <w:rPr>
+          <w:rFonts w:ascii="맑은 고딕" w:cs="맑은 고딕" w:eastAsia="맑은 고딕" w:hAnsi="맑은 고딕"/>
+          <w:i/>
+          <w:iCs/>
+        </w:rPr>
+        <w:t xml:space="preserve">GPT 리뷰 반영: 경로군집(축1 산출물)을 다시 재학중 특성으로 예측하는 RF+SHAP은 "군집을 만든 재료로 군집을 재예측"하는 순환적 성격이 있고, 입력변수(</w:t>
+      </w:r>
+      <w:r>
+        <w:rPr>
+          <w:rFonts w:ascii="Consolas" w:cs="Consolas" w:eastAsia="Consolas" w:hAnsi="Consolas"/>
+          <w:i/>
+          <w:iCs/>
+          <w:sz w:val="19"/>
+          <w:szCs w:val="19"/>
+        </w:rPr>
+        <w:t xml:space="preserve">cert_yn</w:t>
+      </w:r>
+      <w:r>
+        <w:rPr>
+          <w:rFonts w:ascii="맑은 고딕" w:cs="맑은 고딕" w:eastAsia="맑은 고딕" w:hAnsi="맑은 고딕"/>
+          <w:i/>
+          <w:iCs/>
+        </w:rPr>
+        <w:t xml:space="preserve">, </w:t>
+      </w:r>
+      <w:r>
+        <w:rPr>
+          <w:rFonts w:ascii="Consolas" w:cs="Consolas" w:eastAsia="Consolas" w:hAnsi="Consolas"/>
+          <w:i/>
+          <w:iCs/>
+          <w:sz w:val="19"/>
+          <w:szCs w:val="19"/>
+        </w:rPr>
+        <w:t xml:space="preserve">apprentice_flag</w:t>
+      </w:r>
+      <w:r>
+        <w:rPr>
+          <w:rFonts w:ascii="맑은 고딕" w:cs="맑은 고딕" w:eastAsia="맑은 고딕" w:hAnsi="맑은 고딕"/>
+          <w:i/>
+          <w:iCs/>
+        </w:rPr>
+        <w:t xml:space="preserve">) 상당수가 미확정이다. 본문 결과에서 제외하고, 시행할 경우의 코드만 참고용으로 남긴다(비인과 caveat 필수 유지).</w:t>
+      </w:r>
+    </w:p>
+    <w:p>
+      <w:pPr>
+        <w:pBdr>
+          <w:top w:val="single" w:color="CCCCCC" w:sz="4"/>
+          <w:bottom w:val="single" w:color="CCCCCC" w:sz="4"/>
+          <w:left w:val="single" w:color="CCCCCC" w:sz="4"/>
+          <w:right w:val="single" w:color="CCCCCC" w:sz="4"/>
+        </w:pBdr>
+        <w:shd w:fill="F0F0F0" w:color="auto" w:val="clear"/>
+        <w:spacing w:after="80" w:before="80"/>
+      </w:pPr>
+      <w:r>
+        <w:rPr>
+          <w:rFonts w:ascii="Consolas" w:cs="Consolas" w:eastAsia="Consolas" w:hAnsi="Consolas"/>
+          <w:color w:val="666666"/>
+          <w:sz w:val="16"/>
+          <w:szCs w:val="16"/>
+        </w:rPr>
+        <w:t xml:space="preserve">[r]</w:t>
+      </w:r>
+    </w:p>
+    <w:p>
+      <w:pPr>
+        <w:pBdr>
+          <w:left w:val="single" w:color="CCCCCC" w:sz="4"/>
+          <w:right w:val="single" w:color="CCCCCC" w:sz="4"/>
+        </w:pBdr>
+        <w:shd w:fill="F0F0F0" w:color="auto" w:val="clear"/>
+        <w:spacing w:after="0"/>
+      </w:pPr>
+      <w:r>
+        <w:rPr>
+          <w:rFonts w:ascii="Consolas" w:cs="Consolas" w:eastAsia="Consolas" w:hAnsi="Consolas"/>
+          <w:sz w:val="18"/>
+          <w:szCs w:val="18"/>
+        </w:rPr>
+        <w:t xml:space="preserve">library(ranger); library(fastshap); library(shapviz)</w:t>
+      </w:r>
+    </w:p>
+    <w:p>
+      <w:pPr>
+        <w:pBdr>
+          <w:left w:val="single" w:color="CCCCCC" w:sz="4"/>
+          <w:right w:val="single" w:color="CCCCCC" w:sz="4"/>
+        </w:pBdr>
+        <w:shd w:fill="F0F0F0" w:color="auto" w:val="clear"/>
+        <w:spacing w:after="0"/>
+      </w:pPr>
+      <w:r>
+        <w:rPr>
+          <w:rFonts w:ascii="Consolas" w:cs="Consolas" w:eastAsia="Consolas" w:hAnsi="Consolas"/>
+          <w:sz w:val="18"/>
+          <w:szCs w:val="18"/>
+        </w:rPr>
+        <w:t xml:space="preserve">predictors &lt;- c("hs_type","hs_field2","hs_sido","sex","cert_yn","apprentice_flag")</w:t>
+      </w:r>
+    </w:p>
+    <w:p>
+      <w:pPr>
+        <w:pBdr>
+          <w:left w:val="single" w:color="CCCCCC" w:sz="4"/>
+          <w:right w:val="single" w:color="CCCCCC" w:sz="4"/>
+        </w:pBdr>
+        <w:shd w:fill="F0F0F0" w:color="auto" w:val="clear"/>
+        <w:spacing w:after="0"/>
+      </w:pPr>
+      <w:r>
+        <w:rPr>
+          <w:rFonts w:ascii="Consolas" w:cs="Consolas" w:eastAsia="Consolas" w:hAnsi="Consolas"/>
+          <w:sz w:val="18"/>
+          <w:szCs w:val="18"/>
+        </w:rPr>
+        <w:t xml:space="preserve">train_df &lt;- panel_wide %&gt;% select(pathway_cluster, all_of(predictors)) %&gt;%</w:t>
+      </w:r>
+    </w:p>
+    <w:p>
+      <w:pPr>
+        <w:pBdr>
+          <w:left w:val="single" w:color="CCCCCC" w:sz="4"/>
+          <w:right w:val="single" w:color="CCCCCC" w:sz="4"/>
+        </w:pBdr>
+        <w:shd w:fill="F0F0F0" w:color="auto" w:val="clear"/>
+        <w:spacing w:after="0"/>
+      </w:pPr>
+      <w:r>
+        <w:rPr>
+          <w:rFonts w:ascii="Consolas" w:cs="Consolas" w:eastAsia="Consolas" w:hAnsi="Consolas"/>
+          <w:sz w:val="18"/>
+          <w:szCs w:val="18"/>
+        </w:rPr>
+        <w:t xml:space="preserve">  mutate(across(where(is.character), as.factor))</w:t>
+      </w:r>
+    </w:p>
+    <w:p>
+      <w:pPr>
+        <w:pBdr>
+          <w:left w:val="single" w:color="CCCCCC" w:sz="4"/>
+          <w:right w:val="single" w:color="CCCCCC" w:sz="4"/>
+        </w:pBdr>
+        <w:shd w:fill="F0F0F0" w:color="auto" w:val="clear"/>
+        <w:spacing w:after="0"/>
+      </w:pPr>
+      <w:r>
+        <w:rPr>
+          <w:rFonts w:ascii="Consolas" w:cs="Consolas" w:eastAsia="Consolas" w:hAnsi="Consolas"/>
+          <w:sz w:val="18"/>
+          <w:szCs w:val="18"/>
+        </w:rPr>
+        <w:t xml:space="preserve">rf_fit &lt;- ranger(pathway_cluster ~ ., data = train_df, probability = TRUE,</w:t>
+      </w:r>
+    </w:p>
+    <w:p>
+      <w:pPr>
+        <w:pBdr>
+          <w:left w:val="single" w:color="CCCCCC" w:sz="4"/>
+          <w:right w:val="single" w:color="CCCCCC" w:sz="4"/>
+        </w:pBdr>
+        <w:shd w:fill="F0F0F0" w:color="auto" w:val="clear"/>
+        <w:spacing w:after="0"/>
+      </w:pPr>
+      <w:r>
+        <w:rPr>
+          <w:rFonts w:ascii="Consolas" w:cs="Consolas" w:eastAsia="Consolas" w:hAnsi="Consolas"/>
+          <w:sz w:val="18"/>
+          <w:szCs w:val="18"/>
+        </w:rPr>
+        <w:t xml:space="preserve">                  num.trees = 2000, importance = "permutation", seed = 1234)</w:t>
+      </w:r>
+    </w:p>
+    <w:p>
+      <w:pPr>
+        <w:pBdr>
+          <w:left w:val="single" w:color="CCCCCC" w:sz="4"/>
+          <w:right w:val="single" w:color="CCCCCC" w:sz="4"/>
+        </w:pBdr>
+        <w:shd w:fill="F0F0F0" w:color="auto" w:val="clear"/>
+        <w:spacing w:after="0"/>
+      </w:pPr>
+      <w:r>
+        <w:rPr>
+          <w:rFonts w:ascii="Consolas" w:cs="Consolas" w:eastAsia="Consolas" w:hAnsi="Consolas"/>
+          <w:sz w:val="18"/>
+          <w:szCs w:val="18"/>
+        </w:rPr>
+        <w:t xml:space="preserve">pred_wrapper &lt;- function(object, newdata) predict(object, data = newdata)$predictions[, 1]</w:t>
+      </w:r>
+    </w:p>
+    <w:p>
+      <w:pPr>
+        <w:pBdr>
+          <w:left w:val="single" w:color="CCCCCC" w:sz="4"/>
+          <w:right w:val="single" w:color="CCCCCC" w:sz="4"/>
+        </w:pBdr>
+        <w:shd w:fill="F0F0F0" w:color="auto" w:val="clear"/>
+        <w:spacing w:after="0"/>
+      </w:pPr>
+      <w:r>
+        <w:rPr>
+          <w:rFonts w:ascii="Consolas" w:cs="Consolas" w:eastAsia="Consolas" w:hAnsi="Consolas"/>
+          <w:sz w:val="18"/>
+          <w:szCs w:val="18"/>
+        </w:rPr>
+        <w:t xml:space="preserve">shap_vals &lt;- fastshap::explain(rf_fit, X = train_df[, predictors], pred_wrapper = pred_wrapper, nsim = 50)</w:t>
+      </w:r>
+    </w:p>
+    <w:p>
+      <w:pPr>
+        <w:pBdr>
+          <w:left w:val="single" w:color="CCCCCC" w:sz="4"/>
+          <w:right w:val="single" w:color="CCCCCC" w:sz="4"/>
+        </w:pBdr>
+        <w:shd w:fill="F0F0F0" w:color="auto" w:val="clear"/>
+        <w:spacing w:after="0"/>
+      </w:pPr>
+      <w:r>
+        <w:rPr>
+          <w:rFonts w:ascii="Consolas" w:cs="Consolas" w:eastAsia="Consolas" w:hAnsi="Consolas"/>
+          <w:sz w:val="18"/>
+          <w:szCs w:val="18"/>
+        </w:rPr>
+        <w:t xml:space="preserve">shapviz::sv_importance(shapviz::shapviz(shap_vals, X = train_df[, predictors]), kind = "beeswarm")</w:t>
+      </w:r>
+    </w:p>
+    <w:p>
+      <w:pPr>
+        <w:pBdr>
+          <w:bottom w:val="single" w:color="CCCCCC" w:sz="4"/>
+          <w:left w:val="single" w:color="CCCCCC" w:sz="4"/>
+          <w:right w:val="single" w:color="CCCCCC" w:sz="4"/>
+        </w:pBdr>
+        <w:shd w:fill="F0F0F0" w:color="auto" w:val="clear"/>
+        <w:spacing w:after="200"/>
+      </w:pPr>
+      <w:r>
+        <w:rPr>
+          <w:rFonts w:ascii="Consolas" w:cs="Consolas" w:eastAsia="Consolas" w:hAnsi="Consolas"/>
+          <w:sz w:val="4"/>
+          <w:szCs w:val="4"/>
+        </w:rPr>
+        <w:t xml:space="preserve"> </w:t>
+      </w:r>
+    </w:p>
+    <w:p>
+      <w:pPr>
+        <w:pStyle w:val="Heading3"/>
+        <w:spacing w:after="160" w:before="300"/>
+      </w:pPr>
+      <w:r>
+        <w:rPr>
+          <w:rFonts w:ascii="맑은 고딕" w:cs="맑은 고딕" w:eastAsia="맑은 고딕" w:hAnsi="맑은 고딕"/>
+        </w:rPr>
+        <w:t xml:space="preserve">8. 시각화 계획</w:t>
       </w:r>
     </w:p>
     <w:p>
@@ -12356,7 +12853,91 @@
         <w:rPr>
           <w:rFonts w:ascii="맑은 고딕" w:cs="맑은 고딕" w:eastAsia="맑은 고딕" w:hAnsi="맑은 고딕"/>
         </w:rPr>
-        <w:t xml:space="preserve">표2(결과표 양식). 전공×직종 연결표(관련/관련가능/무관련/미상 비율), 코호트별 — [반출 후 숫자만 채움]</w:t>
+        <w:t xml:space="preserve">그림4. 고교전공→첫 관찰직종→대학전공 Sankey(3단, 진학자·비진학자 모두 포함)</w:t>
+      </w:r>
+    </w:p>
+    <w:p>
+      <w:pPr>
+        <w:pStyle w:val="ListParagraph"/>
+        <w:numPr>
+          <w:ilvl w:val="0"/>
+          <w:numId w:val="1"/>
+        </w:numPr>
+        <w:spacing w:after="100"/>
+      </w:pPr>
+      <w:r>
+        <w:rPr>
+          <w:rFonts w:ascii="맑은 고딕" w:cs="맑은 고딕" w:eastAsia="맑은 고딕" w:hAnsi="맑은 고딕"/>
+        </w:rPr>
+        <w:t xml:space="preserve">그림5. 전공별 </w:t>
+      </w:r>
+      <w:r>
+        <w:rPr>
+          <w:rFonts w:ascii="Cambria Math" w:cs="Cambria Math" w:eastAsia="Cambria Math" w:hAnsi="Cambria Math"/>
+          <w:i/>
+          <w:iCs/>
+        </w:rPr>
+        <w:t xml:space="preserve">H_m</w:t>
+      </w:r>
+      <w:r>
+        <w:rPr>
+          <w:rFonts w:ascii="맑은 고딕" w:cs="맑은 고딕" w:eastAsia="맑은 고딕" w:hAnsi="맑은 고딕"/>
+        </w:rPr>
+        <w:t xml:space="preserve"> 막대그래프(학교유형별) — </w:t>
+      </w:r>
+      <w:r>
+        <w:rPr>
+          <w:rFonts w:ascii="맑은 고딕" w:cs="맑은 고딕" w:eastAsia="맑은 고딕" w:hAnsi="맑은 고딕"/>
+          <w:b/>
+          <w:bCs/>
+        </w:rPr>
+        <w:t xml:space="preserve">주 결과 그림</w:t>
+      </w:r>
+    </w:p>
+    <w:p>
+      <w:pPr>
+        <w:pStyle w:val="ListParagraph"/>
+        <w:numPr>
+          <w:ilvl w:val="0"/>
+          <w:numId w:val="1"/>
+        </w:numPr>
+        <w:spacing w:after="100"/>
+      </w:pPr>
+      <w:r>
+        <w:rPr>
+          <w:rFonts w:ascii="맑은 고딕" w:cs="맑은 고딕" w:eastAsia="맑은 고딕" w:hAnsi="맑은 고딕"/>
+        </w:rPr>
+        <w:t xml:space="preserve">그림6. 진학자 vs 고졸취업자 소득 분포 상자그림(학교유형별)</w:t>
+      </w:r>
+    </w:p>
+    <w:p>
+      <w:pPr>
+        <w:pStyle w:val="ListParagraph"/>
+        <w:numPr>
+          <w:ilvl w:val="0"/>
+          <w:numId w:val="1"/>
+        </w:numPr>
+        <w:spacing w:after="100"/>
+      </w:pPr>
+      <w:r>
+        <w:rPr>
+          <w:rFonts w:ascii="맑은 고딕" w:cs="맑은 고딕" w:eastAsia="맑은 고딕" w:hAnsi="맑은 고딕"/>
+        </w:rPr>
+        <w:t xml:space="preserve">표2(결과표 양식). 전공별 도착직종 엔트로피 </w:t>
+      </w:r>
+      <w:r>
+        <w:rPr>
+          <w:rFonts w:ascii="Cambria Math" w:cs="Cambria Math" w:eastAsia="Cambria Math" w:hAnsi="Cambria Math"/>
+          <w:i/>
+          <w:iCs/>
+        </w:rPr>
+        <w:t xml:space="preserve">H_m</w:t>
+      </w:r>
+      <w:r>
+        <w:rPr>
+          <w:rFonts w:ascii="맑은 고딕" w:cs="맑은 고딕" w:eastAsia="맑은 고딕" w:hAnsi="맑은 고딕"/>
+        </w:rPr>
+        <w:t xml:space="preserve">, 코호트별 — [반출 후 숫자만 채움]</w:t>
       </w:r>
     </w:p>
     <w:p>
@@ -12379,7 +12960,7 @@
         <w:rPr>
           <w:rFonts w:ascii="맑은 고딕" w:cs="맑은 고딕" w:eastAsia="맑은 고딕" w:hAnsi="맑은 고딕"/>
         </w:rPr>
-        <w:t xml:space="preserve">VI. 분석축 3 — 정책·제도 효과의 준실험적 분석</w:t>
+        <w:t xml:space="preserve">VI. 분석축 3 — 정책학교(도제학교) 비교</w:t>
       </w:r>
     </w:p>
     <w:p>
@@ -12399,7 +12980,7 @@
           <w:i/>
           <w:iCs/>
         </w:rPr>
-        <w:t xml:space="preserve">이 장 전체는 인과추론이다.</w:t>
+        <w:t xml:space="preserve">이 장은 단계적 인과추론이다.</w:t>
       </w:r>
       <w:r>
         <w:rPr>
@@ -12407,7 +12988,43 @@
           <w:i/>
           <w:iCs/>
         </w:rPr>
-        <w:t xml:space="preserve"> 추정치를 "효과(effect)"로 명명하며, 각 하위분석마다 식별가정·위협요인·대응방법을 명시한다.</w:t>
+        <w:t xml:space="preserve"> 초판은 진학효과(PSM)·마이스터고효과(PSM)·도제학교효과(DiD) 세 하위분석을 모두 "이 장 전체는 인과추론이다"로 묶어 시작했다. v2는 이를 정정한다: 진학은 확정변수 부족으로 Ⅴ장(서술적)으로 이동했고, 마이스터고 비교는 같은 이유로 이번 라운드에서 제외해 Ⅷ장의 확장과제(RD 확보 시)로 미뤘다. 이 장에 남은 것은 </w:t>
+      </w:r>
+      <w:r>
+        <w:rPr>
+          <w:rFonts w:ascii="맑은 고딕" w:cs="맑은 고딕" w:eastAsia="맑은 고딕" w:hAnsi="맑은 고딕"/>
+          <w:b/>
+          <w:bCs/>
+          <w:i/>
+          <w:iCs/>
+        </w:rPr>
+        <w:t xml:space="preserve">도제학교 비교 하나</w:t>
+      </w:r>
+      <w:r>
+        <w:rPr>
+          <w:rFonts w:ascii="맑은 고딕" w:cs="맑은 고딕" w:eastAsia="맑은 고딕" w:hAnsi="맑은 고딕"/>
+          <w:i/>
+          <w:iCs/>
+        </w:rPr>
+        <w:t xml:space="preserve">이며, 이마저도 방법(ATT, Callaway–Sant'Anna, honestDiD)을 먼저 제시하지 않고 </w:t>
+      </w:r>
+      <w:r>
+        <w:rPr>
+          <w:rFonts w:ascii="맑은 고딕" w:cs="맑은 고딕" w:eastAsia="맑은 고딕" w:hAnsi="맑은 고딕"/>
+          <w:b/>
+          <w:bCs/>
+          <w:i/>
+          <w:iCs/>
+        </w:rPr>
+        <w:t xml:space="preserve">식별조건이 실제로 충족되는지를 먼저 검토한 뒤, 충족되는 만큼만 인과추론 도구를 적용</w:t>
+      </w:r>
+      <w:r>
+        <w:rPr>
+          <w:rFonts w:ascii="맑은 고딕" w:cs="맑은 고딕" w:eastAsia="맑은 고딕" w:hAnsi="맑은 고딕"/>
+          <w:i/>
+          <w:iCs/>
+        </w:rPr>
+        <w:t xml:space="preserve">하는 4단계로 순서를 바꾼다.</w:t>
       </w:r>
     </w:p>
     <w:p>
@@ -12419,7 +13036,7 @@
         <w:rPr>
           <w:rFonts w:ascii="맑은 고딕" w:cs="맑은 고딕" w:eastAsia="맑은 고딕" w:hAnsi="맑은 고딕"/>
         </w:rPr>
-        <w:t xml:space="preserve">1. 방법론 개념 및 공통 수식</w:t>
+        <w:t xml:space="preserve">1. 방법론 개념</w:t>
       </w:r>
     </w:p>
     <w:p>
@@ -12430,7 +13047,7 @@
         <w:rPr>
           <w:rFonts w:ascii="맑은 고딕" w:cs="맑은 고딕" w:eastAsia="맑은 고딕" w:hAnsi="맑은 고딕"/>
         </w:rPr>
-        <w:t xml:space="preserve">반사실 구조: 개인 </w:t>
+        <w:t xml:space="preserve">반사실 구조: 개인·학교 </w:t>
       </w:r>
       <w:r>
         <w:rPr>
@@ -12486,7 +13103,52 @@
         <w:rPr>
           <w:rFonts w:ascii="맑은 고딕" w:cs="맑은 고딕" w:eastAsia="맑은 고딕" w:hAnsi="맑은 고딕"/>
         </w:rPr>
-        <w:t xml:space="preserve">.</w:t>
+        <w:t xml:space="preserve">. DiD의 핵심 가정은 평행추세(parallel trends)와 무예측(no anticipation)이며, 필요 데이터는 처치 전·후 결과값이 처치·비교 집단 모두에 있어야 한다는 것이다(Ⅱ.8절 이론배경 참조). PSM(비혼입+겹침 가정)은 Ⅱ.7절·Ⅴ.6절에서 다루며, 이 장에서는 이미 존재하는 학교단위 처치배정(도제학교 지정)에 DiD를 적용하는 문제만 다룬다.</w:t>
+      </w:r>
+    </w:p>
+    <w:p>
+      <w:pPr>
+        <w:pStyle w:val="Heading3"/>
+        <w:spacing w:after="160" w:before="300"/>
+      </w:pPr>
+      <w:r>
+        <w:rPr>
+          <w:rFonts w:ascii="맑은 고딕" w:cs="맑은 고딕" w:eastAsia="맑은 고딕" w:hAnsi="맑은 고딕"/>
+        </w:rPr>
+        <w:t xml:space="preserve">2. 도제학교 비교 — 4단계 설계</w:t>
+      </w:r>
+    </w:p>
+    <w:p>
+      <w:pPr>
+        <w:spacing w:after="200"/>
+      </w:pPr>
+      <w:r>
+        <w:rPr>
+          <w:rFonts w:ascii="맑은 고딕" w:cs="맑은 고딕" w:eastAsia="맑은 고딕" w:hAnsi="맑은 고딕"/>
+          <w:b/>
+          <w:bCs/>
+        </w:rPr>
+        <w:t xml:space="preserve">2단계 구성의 근거.</w:t>
+      </w:r>
+      <w:r>
+        <w:rPr>
+          <w:rFonts w:ascii="맑은 고딕" w:cs="맑은 고딕" w:eastAsia="맑은 고딕" w:hAnsi="맑은 고딕"/>
+        </w:rPr>
+        <w:t xml:space="preserve"> GPT 리뷰가 지적한 6개 미해결 질문(① 학교전체가 처치단위인가, ② 실제 참여학생 구분 가능한가, ③ 정책 전 코호트가 충분한가, ④ 사전추세를 볼 수 있는가, ⑤ 비무작위 선정을 얼마나 다룰 수 있는가, ⑥ 중복사업 학교를 어떻게 처리하는가) 중 ①②⑤⑥은 이미 설계에 반영되어 있었으나(아래 표), 이를 </w:t>
+      </w:r>
+      <w:r>
+        <w:rPr>
+          <w:rFonts w:ascii="맑은 고딕" w:cs="맑은 고딕" w:eastAsia="맑은 고딕" w:hAnsi="맑은 고딕"/>
+          <w:b/>
+          <w:bCs/>
+        </w:rPr>
+        <w:t xml:space="preserve">본문에서 방법론 코드보다 먼저 보여주지 않은 것 자체가 문제</w:t>
+      </w:r>
+      <w:r>
+        <w:rPr>
+          <w:rFonts w:ascii="맑은 고딕" w:cs="맑은 고딕" w:eastAsia="맑은 고딕" w:hAnsi="맑은 고딕"/>
+        </w:rPr>
+        <w:t xml:space="preserve">였다. 4단계로 순서를 바꿔 이 우려에 먼저 답한다.</w:t>
       </w:r>
     </w:p>
     <w:tbl>
@@ -12534,7 +13196,7 @@
                 <w:sz w:val="18"/>
                 <w:szCs w:val="18"/>
               </w:rPr>
-              <w:t xml:space="preserve"/>
+              <w:t xml:space="preserve">GPT의 미해결 질문</w:t>
             </w:r>
           </w:p>
         </w:tc>
@@ -12562,7 +13224,7 @@
                 <w:sz w:val="18"/>
                 <w:szCs w:val="18"/>
               </w:rPr>
-              <w:t xml:space="preserve">PSM</w:t>
+              <w:t xml:space="preserve">본 설계의 대응</w:t>
             </w:r>
           </w:p>
         </w:tc>
@@ -12590,7 +13252,7 @@
                 <w:sz w:val="18"/>
                 <w:szCs w:val="18"/>
               </w:rPr>
-              <w:t xml:space="preserve">DiD</w:t>
+              <w:t xml:space="preserve">위치</w:t>
             </w:r>
           </w:p>
         </w:tc>
@@ -12616,7 +13278,7 @@
                 <w:sz w:val="18"/>
                 <w:szCs w:val="18"/>
               </w:rPr>
-              <w:t xml:space="preserve">교란 제거 방식</w:t>
+              <w:t xml:space="preserve">① 학교 전체가 처치단위인가</w:t>
             </w:r>
           </w:p>
         </w:tc>
@@ -12640,7 +13302,7 @@
                 <w:sz w:val="18"/>
                 <w:szCs w:val="18"/>
               </w:rPr>
-              <w:t xml:space="preserve">관측 특성이 비슷한 사람끼리 비교</w:t>
+              <w:t xml:space="preserve">그렇다 — 개인식별 불가로 학교단위 ITT로 확정, 하한으로 해석</w:t>
             </w:r>
           </w:p>
         </w:tc>
@@ -12664,7 +13326,7 @@
                 <w:sz w:val="18"/>
                 <w:szCs w:val="18"/>
               </w:rPr>
-              <w:t xml:space="preserve">각 집단의 시간에 따른 변화량을 비교</w:t>
+              <w:t xml:space="preserve">2.2단계</w:t>
             </w:r>
           </w:p>
         </w:tc>
@@ -12690,7 +13352,7 @@
                 <w:sz w:val="18"/>
                 <w:szCs w:val="18"/>
               </w:rPr>
-              <w:t xml:space="preserve">핵심 가정</w:t>
+              <w:t xml:space="preserve">② 실제 참여학생 구분 가능한가</w:t>
             </w:r>
           </w:p>
         </w:tc>
@@ -12714,17 +13376,7 @@
                 <w:sz w:val="18"/>
                 <w:szCs w:val="18"/>
               </w:rPr>
-              <w:t xml:space="preserve">비혼입(unconfoundedness) + 겹침(overlap): </w:t>
-            </w:r>
-            <w:r>
-              <w:rPr>
-                <w:rFonts w:ascii="Cambria Math" w:cs="Cambria Math" w:eastAsia="Cambria Math" w:hAnsi="Cambria Math"/>
-                <w:i/>
-                <w:iCs/>
-                <w:sz w:val="18"/>
-                <w:szCs w:val="18"/>
-              </w:rPr>
-              <w:t xml:space="preserve">0&lt;P(D=1\mid X)&lt;1</w:t>
+              <w:t xml:space="preserve">불가능(재학중 고용보험 이력 미제공) — Bloom(1984) 보정식으로 TOT 근사만 참고 제시</w:t>
             </w:r>
           </w:p>
         </w:tc>
@@ -12748,7 +13400,7 @@
                 <w:sz w:val="18"/>
                 <w:szCs w:val="18"/>
               </w:rPr>
-              <w:t xml:space="preserve">평행추세 + 무예측</w:t>
+              <w:t xml:space="preserve">2.4·2.5단계</w:t>
             </w:r>
           </w:p>
         </w:tc>
@@ -12774,7 +13426,7 @@
                 <w:sz w:val="18"/>
                 <w:szCs w:val="18"/>
               </w:rPr>
-              <w:t xml:space="preserve">필요 데이터</w:t>
+              <w:t xml:space="preserve">③ 정책 전 코호트가 충분한가</w:t>
             </w:r>
           </w:p>
         </w:tc>
@@ -12795,10 +13447,20 @@
             <w:r>
               <w:rPr>
                 <w:rFonts w:ascii="맑은 고딕" w:cs="맑은 고딕" w:eastAsia="맑은 고딕" w:hAnsi="맑은 고딕"/>
-                <w:sz w:val="18"/>
-                <w:szCs w:val="18"/>
-              </w:rPr>
-              <w:t xml:space="preserve">처치 전 특성 + 결과(단일 시점 가능)</w:t>
+                <w:b/>
+                <w:bCs/>
+                <w:sz w:val="18"/>
+                <w:szCs w:val="18"/>
+              </w:rPr>
+              <w:t xml:space="preserve">아니다 — 2015 단 하나뿐.</w:t>
+            </w:r>
+            <w:r>
+              <w:rPr>
+                <w:rFonts w:ascii="맑은 고딕" w:cs="맑은 고딕" w:eastAsia="맑은 고딕" w:hAnsi="맑은 고딕"/>
+                <w:sz w:val="18"/>
+                <w:szCs w:val="18"/>
+              </w:rPr>
+              <w:t xml:space="preserve"> 이 한계는 숨기지 않고 전제로 명시</w:t>
             </w:r>
           </w:p>
         </w:tc>
@@ -12822,7 +13484,229 @@
                 <w:sz w:val="18"/>
                 <w:szCs w:val="18"/>
               </w:rPr>
-              <w:t xml:space="preserve">처치 전·후 결과값이 양쪽 집단 모두에 필요</w:t>
+              <w:t xml:space="preserve">2.1단계</w:t>
+            </w:r>
+          </w:p>
+        </w:tc>
+      </w:tr>
+      <w:tr>
+        <w:tc>
+          <w:tcPr>
+            <w:tcW w:type="dxa" w:w="3166"/>
+            <w:tcMar>
+              <w:top w:type="dxa" w:w="60"/>
+              <w:left w:type="dxa" w:w="100"/>
+              <w:bottom w:type="dxa" w:w="60"/>
+              <w:right w:type="dxa" w:w="100"/>
+            </w:tcMar>
+          </w:tcPr>
+          <w:p>
+            <w:pPr>
+              <w:spacing w:after="0"/>
+            </w:pPr>
+            <w:r>
+              <w:rPr>
+                <w:rFonts w:ascii="맑은 고딕" w:cs="맑은 고딕" w:eastAsia="맑은 고딕" w:hAnsi="맑은 고딕"/>
+                <w:sz w:val="18"/>
+                <w:szCs w:val="18"/>
+              </w:rPr>
+              <w:t xml:space="preserve">④ 사전추세를 볼 수 있는가</w:t>
+            </w:r>
+          </w:p>
+        </w:tc>
+        <w:tc>
+          <w:tcPr>
+            <w:tcW w:type="dxa" w:w="3166"/>
+            <w:tcMar>
+              <w:top w:type="dxa" w:w="60"/>
+              <w:left w:type="dxa" w:w="100"/>
+              <w:bottom w:type="dxa" w:w="60"/>
+              <w:right w:type="dxa" w:w="100"/>
+            </w:tcMar>
+          </w:tcPr>
+          <w:p>
+            <w:pPr>
+              <w:spacing w:after="0"/>
+            </w:pPr>
+            <w:r>
+              <w:rPr>
+                <w:rFonts w:ascii="맑은 고딕" w:cs="맑은 고딕" w:eastAsia="맑은 고딕" w:hAnsi="맑은 고딕"/>
+                <w:sz w:val="18"/>
+                <w:szCs w:val="18"/>
+              </w:rPr>
+              <w:t xml:space="preserve">볼 수 없다 — 그래서 honestDiD로 "검정 불가능함"을 정량적으로 우회</w:t>
+            </w:r>
+          </w:p>
+        </w:tc>
+        <w:tc>
+          <w:tcPr>
+            <w:tcW w:type="dxa" w:w="3166"/>
+            <w:tcMar>
+              <w:top w:type="dxa" w:w="60"/>
+              <w:left w:type="dxa" w:w="100"/>
+              <w:bottom w:type="dxa" w:w="60"/>
+              <w:right w:type="dxa" w:w="100"/>
+            </w:tcMar>
+          </w:tcPr>
+          <w:p>
+            <w:pPr>
+              <w:spacing w:after="0"/>
+            </w:pPr>
+            <w:r>
+              <w:rPr>
+                <w:rFonts w:ascii="맑은 고딕" w:cs="맑은 고딕" w:eastAsia="맑은 고딕" w:hAnsi="맑은 고딕"/>
+                <w:sz w:val="18"/>
+                <w:szCs w:val="18"/>
+              </w:rPr>
+              <w:t xml:space="preserve">2.4단계</w:t>
+            </w:r>
+          </w:p>
+        </w:tc>
+      </w:tr>
+      <w:tr>
+        <w:tc>
+          <w:tcPr>
+            <w:tcW w:type="dxa" w:w="3166"/>
+            <w:tcMar>
+              <w:top w:type="dxa" w:w="60"/>
+              <w:left w:type="dxa" w:w="100"/>
+              <w:bottom w:type="dxa" w:w="60"/>
+              <w:right w:type="dxa" w:w="100"/>
+            </w:tcMar>
+          </w:tcPr>
+          <w:p>
+            <w:pPr>
+              <w:spacing w:after="0"/>
+            </w:pPr>
+            <w:r>
+              <w:rPr>
+                <w:rFonts w:ascii="맑은 고딕" w:cs="맑은 고딕" w:eastAsia="맑은 고딕" w:hAnsi="맑은 고딕"/>
+                <w:sz w:val="18"/>
+                <w:szCs w:val="18"/>
+              </w:rPr>
+              <w:t xml:space="preserve">⑤ 비무작위 선정을 얼마나 다루는가</w:t>
+            </w:r>
+          </w:p>
+        </w:tc>
+        <w:tc>
+          <w:tcPr>
+            <w:tcW w:type="dxa" w:w="3166"/>
+            <w:tcMar>
+              <w:top w:type="dxa" w:w="60"/>
+              <w:left w:type="dxa" w:w="100"/>
+              <w:bottom w:type="dxa" w:w="60"/>
+              <w:right w:type="dxa" w:w="100"/>
+            </w:tcMar>
+          </w:tcPr>
+          <w:p>
+            <w:pPr>
+              <w:spacing w:after="0"/>
+            </w:pPr>
+            <w:r>
+              <w:rPr>
+                <w:rFonts w:ascii="맑은 고딕" w:cs="맑은 고딕" w:eastAsia="맑은 고딕" w:hAnsi="맑은 고딕"/>
+                <w:sz w:val="18"/>
+                <w:szCs w:val="18"/>
+              </w:rPr>
+              <w:t xml:space="preserve">학교특성 매칭(조건부 DiD)으로 관측가능한 선정편의만 통제, 미관측 동기·의지는 한계로 명시</w:t>
+            </w:r>
+          </w:p>
+        </w:tc>
+        <w:tc>
+          <w:tcPr>
+            <w:tcW w:type="dxa" w:w="3166"/>
+            <w:tcMar>
+              <w:top w:type="dxa" w:w="60"/>
+              <w:left w:type="dxa" w:w="100"/>
+              <w:bottom w:type="dxa" w:w="60"/>
+              <w:right w:type="dxa" w:w="100"/>
+            </w:tcMar>
+          </w:tcPr>
+          <w:p>
+            <w:pPr>
+              <w:spacing w:after="0"/>
+            </w:pPr>
+            <w:r>
+              <w:rPr>
+                <w:rFonts w:ascii="맑은 고딕" w:cs="맑은 고딕" w:eastAsia="맑은 고딕" w:hAnsi="맑은 고딕"/>
+                <w:sz w:val="18"/>
+                <w:szCs w:val="18"/>
+              </w:rPr>
+              <w:t xml:space="preserve">2.3~2.4단계</w:t>
+            </w:r>
+          </w:p>
+        </w:tc>
+      </w:tr>
+      <w:tr>
+        <w:tc>
+          <w:tcPr>
+            <w:tcW w:type="dxa" w:w="3166"/>
+            <w:tcMar>
+              <w:top w:type="dxa" w:w="60"/>
+              <w:left w:type="dxa" w:w="100"/>
+              <w:bottom w:type="dxa" w:w="60"/>
+              <w:right w:type="dxa" w:w="100"/>
+            </w:tcMar>
+          </w:tcPr>
+          <w:p>
+            <w:pPr>
+              <w:spacing w:after="0"/>
+            </w:pPr>
+            <w:r>
+              <w:rPr>
+                <w:rFonts w:ascii="맑은 고딕" w:cs="맑은 고딕" w:eastAsia="맑은 고딕" w:hAnsi="맑은 고딕"/>
+                <w:sz w:val="18"/>
+                <w:szCs w:val="18"/>
+              </w:rPr>
+              <w:t xml:space="preserve">⑥ 중복사업 학교 처리</w:t>
+            </w:r>
+          </w:p>
+        </w:tc>
+        <w:tc>
+          <w:tcPr>
+            <w:tcW w:type="dxa" w:w="3166"/>
+            <w:tcMar>
+              <w:top w:type="dxa" w:w="60"/>
+              <w:left w:type="dxa" w:w="100"/>
+              <w:bottom w:type="dxa" w:w="60"/>
+              <w:right w:type="dxa" w:w="100"/>
+            </w:tcMar>
+          </w:tcPr>
+          <w:p>
+            <w:pPr>
+              <w:spacing w:after="0"/>
+            </w:pPr>
+            <w:r>
+              <w:rPr>
+                <w:rFonts w:ascii="맑은 고딕" w:cs="맑은 고딕" w:eastAsia="맑은 고딕" w:hAnsi="맑은 고딕"/>
+                <w:sz w:val="18"/>
+                <w:szCs w:val="18"/>
+              </w:rPr>
+              <w:t xml:space="preserve">매칭변수에 중기부 인력양성사업·마이스터고 지정여부 포함</w:t>
+            </w:r>
+          </w:p>
+        </w:tc>
+        <w:tc>
+          <w:tcPr>
+            <w:tcW w:type="dxa" w:w="3166"/>
+            <w:tcMar>
+              <w:top w:type="dxa" w:w="60"/>
+              <w:left w:type="dxa" w:w="100"/>
+              <w:bottom w:type="dxa" w:w="60"/>
+              <w:right w:type="dxa" w:w="100"/>
+            </w:tcMar>
+          </w:tcPr>
+          <w:p>
+            <w:pPr>
+              <w:spacing w:after="0"/>
+            </w:pPr>
+            <w:r>
+              <w:rPr>
+                <w:rFonts w:ascii="맑은 고딕" w:cs="맑은 고딕" w:eastAsia="맑은 고딕" w:hAnsi="맑은 고딕"/>
+                <w:sz w:val="18"/>
+                <w:szCs w:val="18"/>
+              </w:rPr>
+              <w:t xml:space="preserve">2.2~2.4단계</w:t>
             </w:r>
           </w:p>
         </w:tc>
@@ -12835,14 +13719,48 @@
     </w:p>
     <w:p>
       <w:pPr>
-        <w:pStyle w:val="Heading3"/>
-        <w:spacing w:after="160" w:before="300"/>
-      </w:pPr>
-      <w:r>
-        <w:rPr>
-          <w:rFonts w:ascii="맑은 고딕" w:cs="맑은 고딕" w:eastAsia="맑은 고딕" w:hAnsi="맑은 고딕"/>
-        </w:rPr>
-        <w:t xml:space="preserve">2. 하위분석 A — 진학효과 (PSM)</w:t>
+        <w:spacing w:after="200"/>
+      </w:pPr>
+      <w:r>
+        <w:rPr>
+          <w:rFonts w:ascii="맑은 고딕" w:cs="맑은 고딕" w:eastAsia="맑은 고딕" w:hAnsi="맑은 고딕"/>
+          <w:b/>
+          <w:bCs/>
+        </w:rPr>
+        <w:t xml:space="preserve">2.1 (1단계) 매칭 가능성 검토.</w:t>
+      </w:r>
+      <w:r>
+        <w:rPr>
+          <w:rFonts w:ascii="맑은 고딕" w:cs="맑은 고딕" w:eastAsia="맑은 고딕" w:hAnsi="맑은 고딕"/>
+        </w:rPr>
+        <w:t xml:space="preserve"> 산학일체형 도제학교(2014.11 1차 9개교 → 2015·2016·2017 확대, 2026.9 기준 약 194개교 마스터 명단 확보)를 후보 정책으로 확정한 근거: DiD가 성립하려면 (a) 학교단위로 선정되고, (b) 도입시점이 2015 졸업(전)과 2020 졸업(후) 사이에 있으며, (c) 선정학교 명단이 확보되어야 한다. 마이스터고(2010년 시작, 2015 졸업생이 이미 "후")·협약형 특성화고(2024년 시작, 세 코호트 모두 "전")·NCS 교육과정과 현장실습 개편(전국 동시 적용, 비교집단 없음)은 이 기준을 충족하지 못한다. 중소기업 특성화고 인력양성사업(2008년 시작, 2015년 이전 대부분 학교가 이미 참여 중)은 처치집단이 작고 개입강도가 짧으며 도제학교와 상당수 중복되므로, 도제 분석이 성립한 뒤 동일 마스터 구조로 견고성 분석(같은 방향의 결과가 나오는지)으로만 병행한다. </w:t>
+      </w:r>
+      <w:r>
+        <w:rPr>
+          <w:rFonts w:ascii="맑은 고딕" w:cs="맑은 고딕" w:eastAsia="맑은 고딕" w:hAnsi="맑은 고딕"/>
+          <w:b/>
+          <w:bCs/>
+        </w:rPr>
+        <w:t xml:space="preserve">결론: 매칭은 가능하나, 사전시점이 2015 하나뿐이라는 제약을 안고 시작한다.</w:t>
+      </w:r>
+    </w:p>
+    <w:p>
+      <w:pPr>
+        <w:spacing w:after="200"/>
+      </w:pPr>
+      <w:r>
+        <w:rPr>
+          <w:rFonts w:ascii="맑은 고딕" w:cs="맑은 고딕" w:eastAsia="맑은 고딕" w:hAnsi="맑은 고딕"/>
+          <w:b/>
+          <w:bCs/>
+        </w:rPr>
+        <w:t xml:space="preserve">2.2 (2단계) 노출변수 구축.</w:t>
+      </w:r>
+      <w:r>
+        <w:rPr>
+          <w:rFonts w:ascii="맑은 고딕" w:cs="맑은 고딕" w:eastAsia="맑은 고딕" w:hAnsi="맑은 고딕"/>
+        </w:rPr>
+        <w:t xml:space="preserve"> 2015 졸업생은 재학 중 도제 미운영(전원 "전"), 2020 졸업생은 도제반 시기(2018–2019) 운영 중이던 160개교, 2023 졸업생은 도제반 시기(2021–2022) 운영 중이던 133개교를 "후"로 판정한다.</w:t>
       </w:r>
     </w:p>
     <w:p>
@@ -13014,7 +13932,7 @@
                 <w:sz w:val="18"/>
                 <w:szCs w:val="18"/>
               </w:rPr>
-              <w:t xml:space="preserve">enroll</w:t>
+              <w:t xml:space="preserve">apprentice_school</w:t>
             </w:r>
           </w:p>
         </w:tc>
@@ -13062,7 +13980,7 @@
                 <w:sz w:val="18"/>
                 <w:szCs w:val="18"/>
               </w:rPr>
-              <w:t xml:space="preserve">처치: 졸업 직후 진학 여부</w:t>
+              <w:t xml:space="preserve">학교의 도제학교 지정 여부(처치)</w:t>
             </w:r>
           </w:p>
         </w:tc>
@@ -13086,7 +14004,7 @@
                 <w:sz w:val="18"/>
                 <w:szCs w:val="18"/>
               </w:rPr>
-              <w:t xml:space="preserve">1=진학, 0=고졸취업(비교집단)</w:t>
+              <w:t xml:space="preserve">1/0, 마스터 명단(194개교) 매칭</w:t>
             </w:r>
           </w:p>
         </w:tc>
@@ -13112,7 +14030,7 @@
                 <w:sz w:val="18"/>
                 <w:szCs w:val="18"/>
               </w:rPr>
-              <w:t xml:space="preserve">gpa_ms</w:t>
+              <w:t xml:space="preserve">first_treat</w:t>
             </w:r>
           </w:p>
         </w:tc>
@@ -13136,7 +14054,7 @@
                 <w:sz w:val="18"/>
                 <w:szCs w:val="18"/>
               </w:rPr>
-              <w:t xml:space="preserve">연속</w:t>
+              <w:t xml:space="preserve">정수</w:t>
             </w:r>
           </w:p>
         </w:tc>
@@ -13160,7 +14078,7 @@
                 <w:sz w:val="18"/>
                 <w:szCs w:val="18"/>
               </w:rPr>
-              <w:t xml:space="preserve">성적 대리변수 [반출 확인 필요]</w:t>
+              <w:t xml:space="preserve">처치 개시연도(미처치=0)</w:t>
             </w:r>
           </w:p>
         </w:tc>
@@ -13184,7 +14102,7 @@
                 <w:sz w:val="18"/>
                 <w:szCs w:val="18"/>
               </w:rPr>
-              <w:t xml:space="preserve">KRIVET(2022) 중3 내신 상응 항목</w:t>
+              <w:t xml:space="preserve">2015/2016/2017/0</w:t>
             </w:r>
           </w:p>
         </w:tc>
@@ -13210,7 +14128,7 @@
                 <w:sz w:val="18"/>
                 <w:szCs w:val="18"/>
               </w:rPr>
-              <w:t xml:space="preserve">hh_proxy</w:t>
+              <w:t xml:space="preserve">apprentice_intensity</w:t>
             </w:r>
           </w:p>
         </w:tc>
@@ -13234,7 +14152,7 @@
                 <w:sz w:val="18"/>
                 <w:szCs w:val="18"/>
               </w:rPr>
-              <w:t xml:space="preserve">연속/명목</w:t>
+              <w:t xml:space="preserve">연속</w:t>
             </w:r>
           </w:p>
         </w:tc>
@@ -13258,7 +14176,7 @@
                 <w:sz w:val="18"/>
                 <w:szCs w:val="18"/>
               </w:rPr>
-              <w:t xml:space="preserve">가정배경 대리변수 [반출 확인 필요]</w:t>
+              <w:t xml:space="preserve">처치강도(학습기업 수)</w:t>
             </w:r>
           </w:p>
         </w:tc>
@@ -13282,7 +14200,7 @@
                 <w:sz w:val="18"/>
                 <w:szCs w:val="18"/>
               </w:rPr>
-              <w:t xml:space="preserve">교육급여·급식비 지원이력 등</w:t>
+              <w:t xml:space="preserve">고용24 과정 수</w:t>
             </w:r>
           </w:p>
         </w:tc>
@@ -13308,7 +14226,39 @@
                 <w:sz w:val="18"/>
                 <w:szCs w:val="18"/>
               </w:rPr>
-              <w:t xml:space="preserve">fieldtrip_yn</w:t>
+              <w:t xml:space="preserve">school_size</w:t>
+            </w:r>
+            <w:r>
+              <w:rPr>
+                <w:rFonts w:ascii="맑은 고딕" w:cs="맑은 고딕" w:eastAsia="맑은 고딕" w:hAnsi="맑은 고딕"/>
+                <w:sz w:val="18"/>
+                <w:szCs w:val="18"/>
+              </w:rPr>
+              <w:t xml:space="preserve">, </w:t>
+            </w:r>
+            <w:r>
+              <w:rPr>
+                <w:rFonts w:ascii="Consolas" w:cs="Consolas" w:eastAsia="Consolas" w:hAnsi="Consolas"/>
+                <w:sz w:val="18"/>
+                <w:szCs w:val="18"/>
+              </w:rPr>
+              <w:t xml:space="preserve">hs_field_mix</w:t>
+            </w:r>
+            <w:r>
+              <w:rPr>
+                <w:rFonts w:ascii="맑은 고딕" w:cs="맑은 고딕" w:eastAsia="맑은 고딕" w:hAnsi="맑은 고딕"/>
+                <w:sz w:val="18"/>
+                <w:szCs w:val="18"/>
+              </w:rPr>
+              <w:t xml:space="preserve">, </w:t>
+            </w:r>
+            <w:r>
+              <w:rPr>
+                <w:rFonts w:ascii="Consolas" w:cs="Consolas" w:eastAsia="Consolas" w:hAnsi="Consolas"/>
+                <w:sz w:val="18"/>
+                <w:szCs w:val="18"/>
+              </w:rPr>
+              <w:t xml:space="preserve">baseline_emp_rate</w:t>
             </w:r>
           </w:p>
         </w:tc>
@@ -13332,7 +14282,7 @@
                 <w:sz w:val="18"/>
                 <w:szCs w:val="18"/>
               </w:rPr>
-              <w:t xml:space="preserve">이분</w:t>
+              <w:t xml:space="preserve">연속</w:t>
             </w:r>
           </w:p>
         </w:tc>
@@ -13356,7 +14306,7 @@
                 <w:sz w:val="18"/>
                 <w:szCs w:val="18"/>
               </w:rPr>
-              <w:t xml:space="preserve">현장실습 참여 여부 [반출 확인 필요]</w:t>
+              <w:t xml:space="preserve">매칭변수: 학교규모·계열구성비·2015년 취업률</w:t>
             </w:r>
           </w:p>
         </w:tc>
@@ -13380,7 +14330,7 @@
                 <w:sz w:val="18"/>
                 <w:szCs w:val="18"/>
               </w:rPr>
-              <w:t xml:space="preserve">1/0</w:t>
+              <w:t xml:space="preserve">—</w:t>
             </w:r>
           </w:p>
         </w:tc>
@@ -13406,7 +14356,7 @@
                 <w:sz w:val="18"/>
                 <w:szCs w:val="18"/>
               </w:rPr>
-              <w:t xml:space="preserve">income_year_n</w:t>
+              <w:t xml:space="preserve">sme_program_yn</w:t>
             </w:r>
           </w:p>
         </w:tc>
@@ -13430,7 +14380,7 @@
                 <w:sz w:val="18"/>
                 <w:szCs w:val="18"/>
               </w:rPr>
-              <w:t xml:space="preserve">순서</w:t>
+              <w:t xml:space="preserve">이분</w:t>
             </w:r>
           </w:p>
         </w:tc>
@@ -13454,7 +14404,7 @@
                 <w:sz w:val="18"/>
                 <w:szCs w:val="18"/>
               </w:rPr>
-              <w:t xml:space="preserve">졸업 후 n년차 연간 보수구간</w:t>
+              <w:t xml:space="preserve">중소기업 인력양성사업 참여여부</w:t>
             </w:r>
           </w:p>
         </w:tc>
@@ -13478,7 +14428,7 @@
                 <w:sz w:val="18"/>
                 <w:szCs w:val="18"/>
               </w:rPr>
-              <w:t xml:space="preserve">100만원 단위 구간(doc1 표8 기준)</w:t>
+              <w:t xml:space="preserve">1/0</w:t>
             </w:r>
           </w:p>
         </w:tc>
@@ -13504,7 +14454,7 @@
                 <w:sz w:val="18"/>
                 <w:szCs w:val="18"/>
               </w:rPr>
-              <w:t xml:space="preserve">ps_score</w:t>
+              <w:t xml:space="preserve">meister_yn</w:t>
             </w:r>
           </w:p>
         </w:tc>
@@ -13528,7 +14478,7 @@
                 <w:sz w:val="18"/>
                 <w:szCs w:val="18"/>
               </w:rPr>
-              <w:t xml:space="preserve">연속</w:t>
+              <w:t xml:space="preserve">이분</w:t>
             </w:r>
           </w:p>
         </w:tc>
@@ -13552,7 +14502,7 @@
                 <w:sz w:val="18"/>
                 <w:szCs w:val="18"/>
               </w:rPr>
-              <w:t xml:space="preserve">추정 성향점수</w:t>
+              <w:t xml:space="preserve">마이스터고 지정여부</w:t>
             </w:r>
           </w:p>
         </w:tc>
@@ -13576,7 +14526,7 @@
                 <w:sz w:val="18"/>
                 <w:szCs w:val="18"/>
               </w:rPr>
-              <w:t xml:space="preserve">로지스틱 예측확률</w:t>
+              <w:t xml:space="preserve">1/0</w:t>
             </w:r>
           </w:p>
         </w:tc>
@@ -13602,7 +14552,7 @@
                 <w:sz w:val="18"/>
                 <w:szCs w:val="18"/>
               </w:rPr>
-              <w:t xml:space="preserve">matched_weight</w:t>
+              <w:t xml:space="preserve">Y</w:t>
             </w:r>
           </w:p>
         </w:tc>
@@ -13650,7 +14600,7 @@
                 <w:sz w:val="18"/>
                 <w:szCs w:val="18"/>
               </w:rPr>
-              <w:t xml:space="preserve">매칭/IPTW 가중치</w:t>
+              <w:t xml:space="preserve">결과변수(졸업 후 취업률 또는 평균소득, 학교단위 집계)</w:t>
             </w:r>
           </w:p>
         </w:tc>
@@ -13674,7 +14624,7 @@
                 <w:sz w:val="18"/>
                 <w:szCs w:val="18"/>
               </w:rPr>
-              <w:t xml:space="preserve">≥0</w:t>
+              <w:t xml:space="preserve">—</w:t>
             </w:r>
           </w:p>
         </w:tc>
@@ -13695,54 +14645,27 @@
           <w:b/>
           <w:bCs/>
         </w:rPr>
-        <w:t xml:space="preserve">모형식.</w:t>
-      </w:r>
-      <w:r>
-        <w:rPr>
-          <w:rFonts w:ascii="맑은 고딕" w:cs="맑은 고딕" w:eastAsia="맑은 고딕" w:hAnsi="맑은 고딕"/>
-        </w:rPr>
-        <w:t xml:space="preserve"> 로지스틱 성향점수모형: </w:t>
-      </w:r>
-      <w:r>
-        <w:rPr>
-          <w:rFonts w:ascii="Cambria Math" w:cs="Cambria Math" w:eastAsia="Cambria Math" w:hAnsi="Cambria Math"/>
-          <w:i/>
-          <w:iCs/>
-        </w:rPr>
-        <w:t xml:space="preserve">\text{logit}\,P(\text{enroll}_i=1)=\alpha+\beta_1 \text{gpa\_ms}_i+\beta_2 \text{hs\_field2}_i+\beta_3 \text{hs\_type}_i+\beta_4 \text{hs\_sido}_i+\beta_5 \text{cert\_yn}_i+\beta_6 \text{fieldtrip\_yn}_i+\beta_7 \text{hh\_proxy}_i</w:t>
-      </w:r>
-      <w:r>
-        <w:rPr>
-          <w:rFonts w:ascii="맑은 고딕" w:cs="맑은 고딕" w:eastAsia="맑은 고딕" w:hAnsi="맑은 고딕"/>
-        </w:rPr>
-        <w:t xml:space="preserve">. 결과모형(매칭 표본 내): </w:t>
-      </w:r>
-      <w:r>
-        <w:rPr>
-          <w:rFonts w:ascii="Cambria Math" w:cs="Cambria Math" w:eastAsia="Cambria Math" w:hAnsi="Cambria Math"/>
-          <w:i/>
-          <w:iCs/>
-        </w:rPr>
-        <w:t xml:space="preserve">\text{income\_year\_n}_i=\gamma_0+\gamma_1 \text{enroll}_i+\epsilon_i</w:t>
-      </w:r>
-      <w:r>
-        <w:rPr>
-          <w:rFonts w:ascii="맑은 고딕" w:cs="맑은 고딕" w:eastAsia="맑은 고딕" w:hAnsi="맑은 고딕"/>
-        </w:rPr>
-        <w:t xml:space="preserve"> (매칭/IPTW 가중치 적용).</w:t>
-      </w:r>
-    </w:p>
-    <w:p>
-      <w:pPr>
-        <w:spacing w:after="200"/>
-      </w:pPr>
+        <w:t xml:space="preserve">2.3 (3단계) 기술적 전후비교 — 회귀 이전에 눈으로 먼저 본다.</w:t>
+      </w:r>
+      <w:r>
+        <w:rPr>
+          <w:rFonts w:ascii="맑은 고딕" w:cs="맑은 고딕" w:eastAsia="맑은 고딕" w:hAnsi="맑은 고딕"/>
+        </w:rPr>
+        <w:t xml:space="preserve"> 매칭·이질성강건 추정으로 바로 들어가지 않고, 도제/비도제 학교의 2015(전) 대비 2020·2023(후) 결과 격차를 </w:t>
+      </w:r>
       <w:r>
         <w:rPr>
           <w:rFonts w:ascii="맑은 고딕" w:cs="맑은 고딕" w:eastAsia="맑은 고딕" w:hAnsi="맑은 고딕"/>
           <w:b/>
           <w:bCs/>
         </w:rPr>
-        <w:t xml:space="preserve">R 코드 스켈레톤</w:t>
+        <w:t xml:space="preserve">회귀모형 없이 먼저 기술</w:t>
+      </w:r>
+      <w:r>
+        <w:rPr>
+          <w:rFonts w:ascii="맑은 고딕" w:cs="맑은 고딕" w:eastAsia="맑은 고딕" w:hAnsi="맑은 고딕"/>
+        </w:rPr>
+        <w:t xml:space="preserve">한다. 이 단계의 목적은 두 가지다 — (a) 4단계 회귀 결과가 나왔을 때 "복잡한 모형이 만들어낸 결과"가 아니라 "raw 데이터에서도 보이는 패턴"인지 대조할 기준선을 미리 확보하고, (b) 만약 이 단순비교조차 방향이 불안정하면(예: 표본이 너무 작거나 학교 간 편차가 커서 신뢰구간이 0을 크게 포함하면) 4단계로 진행하지 않고 "식별조건 미충족"으로 결론짓는다.</w:t>
       </w:r>
     </w:p>
     <w:p>
@@ -13781,7 +14704,7 @@
           <w:sz w:val="18"/>
           <w:szCs w:val="18"/>
         </w:rPr>
-        <w:t xml:space="preserve">library(MatchIt); library(cobalt); library(WeightIt); library(rbounds)</w:t>
+        <w:t xml:space="preserve">## school_panel: school_id, year, Y, apprentice_school</w:t>
       </w:r>
     </w:p>
     <w:p>
@@ -13799,7 +14722,7 @@
           <w:sz w:val="18"/>
           <w:szCs w:val="18"/>
         </w:rPr>
-        <w:t xml:space="preserve"> </w:t>
+        <w:t xml:space="preserve">desc_prepost &lt;- school_panel %&gt;%</w:t>
       </w:r>
     </w:p>
     <w:p>
@@ -13817,7 +14740,7 @@
           <w:sz w:val="18"/>
           <w:szCs w:val="18"/>
         </w:rPr>
-        <w:t xml:space="preserve">ps_formula &lt;- enroll ~ gpa_ms + hs_field2 + hs_type + hs_sido + cert_yn + fieldtrip_yn + hh_proxy</w:t>
+        <w:t xml:space="preserve">  filter(year %in% c(2015, 2020, 2023)) %&gt;%</w:t>
       </w:r>
     </w:p>
     <w:p>
@@ -13835,7 +14758,7 @@
           <w:sz w:val="18"/>
           <w:szCs w:val="18"/>
         </w:rPr>
-        <w:t xml:space="preserve"> </w:t>
+        <w:t xml:space="preserve">  group_by(apprentice_school, year) %&gt;%</w:t>
       </w:r>
     </w:p>
     <w:p>
@@ -13853,7 +14776,7 @@
           <w:sz w:val="18"/>
           <w:szCs w:val="18"/>
         </w:rPr>
-        <w:t xml:space="preserve">m_out &lt;- matchit(ps_formula, data = psm_df, method = "nearest", distance = "glm",</w:t>
+        <w:t xml:space="preserve">  summarise(mean_Y = mean(Y, na.rm = TRUE), sd_Y = sd(Y, na.rm = TRUE), n_schools = n(), .groups = "drop")</w:t>
       </w:r>
     </w:p>
     <w:p>
@@ -13871,7 +14794,7 @@
           <w:sz w:val="18"/>
           <w:szCs w:val="18"/>
         </w:rPr>
-        <w:t xml:space="preserve">                  caliper = 0.2, std.caliper = TRUE, ratio = 1)</w:t>
+        <w:t xml:space="preserve"> </w:t>
       </w:r>
     </w:p>
     <w:p>
@@ -13889,7 +14812,7 @@
           <w:sz w:val="18"/>
           <w:szCs w:val="18"/>
         </w:rPr>
-        <w:t xml:space="preserve">summary(m_out)</w:t>
+        <w:t xml:space="preserve">## 단순 2x2 격차 (회귀 없이)</w:t>
       </w:r>
     </w:p>
     <w:p>
@@ -13907,7 +14830,7 @@
           <w:sz w:val="18"/>
           <w:szCs w:val="18"/>
         </w:rPr>
-        <w:t xml:space="preserve">love.plot(m_out, stats = "mean.diffs", threshold = 0.1, abs = TRUE)   # 그림7-보조: 균형진단</w:t>
+        <w:t xml:space="preserve">naive_gap &lt;- desc_prepost %&gt;%</w:t>
       </w:r>
     </w:p>
     <w:p>
@@ -13925,7 +14848,7 @@
           <w:sz w:val="18"/>
           <w:szCs w:val="18"/>
         </w:rPr>
-        <w:t xml:space="preserve">matched_df &lt;- match.data(m_out)</w:t>
+        <w:t xml:space="preserve">  pivot_wider(names_from = year, values_from = mean_Y, names_prefix = "y") %&gt;%</w:t>
       </w:r>
     </w:p>
     <w:p>
@@ -13943,259 +14866,7 @@
           <w:sz w:val="18"/>
           <w:szCs w:val="18"/>
         </w:rPr>
-        <w:t xml:space="preserve"> </w:t>
-      </w:r>
-    </w:p>
-    <w:p>
-      <w:pPr>
-        <w:pBdr>
-          <w:left w:val="single" w:color="CCCCCC" w:sz="4"/>
-          <w:right w:val="single" w:color="CCCCCC" w:sz="4"/>
-        </w:pBdr>
-        <w:shd w:fill="F0F0F0" w:color="auto" w:val="clear"/>
-        <w:spacing w:after="0"/>
-      </w:pPr>
-      <w:r>
-        <w:rPr>
-          <w:rFonts w:ascii="Consolas" w:cs="Consolas" w:eastAsia="Consolas" w:hAnsi="Consolas"/>
-          <w:sz w:val="18"/>
-          <w:szCs w:val="18"/>
-        </w:rPr>
-        <w:t xml:space="preserve">## 연차별 ATT (n = 1..5)</w:t>
-      </w:r>
-    </w:p>
-    <w:p>
-      <w:pPr>
-        <w:pBdr>
-          <w:left w:val="single" w:color="CCCCCC" w:sz="4"/>
-          <w:right w:val="single" w:color="CCCCCC" w:sz="4"/>
-        </w:pBdr>
-        <w:shd w:fill="F0F0F0" w:color="auto" w:val="clear"/>
-        <w:spacing w:after="0"/>
-      </w:pPr>
-      <w:r>
-        <w:rPr>
-          <w:rFonts w:ascii="Consolas" w:cs="Consolas" w:eastAsia="Consolas" w:hAnsi="Consolas"/>
-          <w:sz w:val="18"/>
-          <w:szCs w:val="18"/>
-        </w:rPr>
-        <w:t xml:space="preserve">att_by_year &lt;- map_dfr(1:5, function(n) {</w:t>
-      </w:r>
-    </w:p>
-    <w:p>
-      <w:pPr>
-        <w:pBdr>
-          <w:left w:val="single" w:color="CCCCCC" w:sz="4"/>
-          <w:right w:val="single" w:color="CCCCCC" w:sz="4"/>
-        </w:pBdr>
-        <w:shd w:fill="F0F0F0" w:color="auto" w:val="clear"/>
-        <w:spacing w:after="0"/>
-      </w:pPr>
-      <w:r>
-        <w:rPr>
-          <w:rFonts w:ascii="Consolas" w:cs="Consolas" w:eastAsia="Consolas" w:hAnsi="Consolas"/>
-          <w:sz w:val="18"/>
-          <w:szCs w:val="18"/>
-        </w:rPr>
-        <w:t xml:space="preserve">  yvar &lt;- paste0("income_year_", n)</w:t>
-      </w:r>
-    </w:p>
-    <w:p>
-      <w:pPr>
-        <w:pBdr>
-          <w:left w:val="single" w:color="CCCCCC" w:sz="4"/>
-          <w:right w:val="single" w:color="CCCCCC" w:sz="4"/>
-        </w:pBdr>
-        <w:shd w:fill="F0F0F0" w:color="auto" w:val="clear"/>
-        <w:spacing w:after="0"/>
-      </w:pPr>
-      <w:r>
-        <w:rPr>
-          <w:rFonts w:ascii="Consolas" w:cs="Consolas" w:eastAsia="Consolas" w:hAnsi="Consolas"/>
-          <w:sz w:val="18"/>
-          <w:szCs w:val="18"/>
-        </w:rPr>
-        <w:t xml:space="preserve">  fit &lt;- lm(reformulate("enroll", response = yvar), data = matched_df, weights = weights)</w:t>
-      </w:r>
-    </w:p>
-    <w:p>
-      <w:pPr>
-        <w:pBdr>
-          <w:left w:val="single" w:color="CCCCCC" w:sz="4"/>
-          <w:right w:val="single" w:color="CCCCCC" w:sz="4"/>
-        </w:pBdr>
-        <w:shd w:fill="F0F0F0" w:color="auto" w:val="clear"/>
-        <w:spacing w:after="0"/>
-      </w:pPr>
-      <w:r>
-        <w:rPr>
-          <w:rFonts w:ascii="Consolas" w:cs="Consolas" w:eastAsia="Consolas" w:hAnsi="Consolas"/>
-          <w:sz w:val="18"/>
-          <w:szCs w:val="18"/>
-        </w:rPr>
-        <w:t xml:space="preserve">  broom::tidy(fit) %&gt;% filter(term == "enroll") %&gt;% mutate(year = n)</w:t>
-      </w:r>
-    </w:p>
-    <w:p>
-      <w:pPr>
-        <w:pBdr>
-          <w:left w:val="single" w:color="CCCCCC" w:sz="4"/>
-          <w:right w:val="single" w:color="CCCCCC" w:sz="4"/>
-        </w:pBdr>
-        <w:shd w:fill="F0F0F0" w:color="auto" w:val="clear"/>
-        <w:spacing w:after="0"/>
-      </w:pPr>
-      <w:r>
-        <w:rPr>
-          <w:rFonts w:ascii="Consolas" w:cs="Consolas" w:eastAsia="Consolas" w:hAnsi="Consolas"/>
-          <w:sz w:val="18"/>
-          <w:szCs w:val="18"/>
-        </w:rPr>
-        <w:t xml:space="preserve">})</w:t>
-      </w:r>
-    </w:p>
-    <w:p>
-      <w:pPr>
-        <w:pBdr>
-          <w:left w:val="single" w:color="CCCCCC" w:sz="4"/>
-          <w:right w:val="single" w:color="CCCCCC" w:sz="4"/>
-        </w:pBdr>
-        <w:shd w:fill="F0F0F0" w:color="auto" w:val="clear"/>
-        <w:spacing w:after="0"/>
-      </w:pPr>
-      <w:r>
-        <w:rPr>
-          <w:rFonts w:ascii="Consolas" w:cs="Consolas" w:eastAsia="Consolas" w:hAnsi="Consolas"/>
-          <w:sz w:val="18"/>
-          <w:szCs w:val="18"/>
-        </w:rPr>
-        <w:t xml:space="preserve"> </w:t>
-      </w:r>
-    </w:p>
-    <w:p>
-      <w:pPr>
-        <w:pBdr>
-          <w:left w:val="single" w:color="CCCCCC" w:sz="4"/>
-          <w:right w:val="single" w:color="CCCCCC" w:sz="4"/>
-        </w:pBdr>
-        <w:shd w:fill="F0F0F0" w:color="auto" w:val="clear"/>
-        <w:spacing w:after="0"/>
-      </w:pPr>
-      <w:r>
-        <w:rPr>
-          <w:rFonts w:ascii="Consolas" w:cs="Consolas" w:eastAsia="Consolas" w:hAnsi="Consolas"/>
-          <w:sz w:val="18"/>
-          <w:szCs w:val="18"/>
-        </w:rPr>
-        <w:t xml:space="preserve">## IPTW 교차확인</w:t>
-      </w:r>
-    </w:p>
-    <w:p>
-      <w:pPr>
-        <w:pBdr>
-          <w:left w:val="single" w:color="CCCCCC" w:sz="4"/>
-          <w:right w:val="single" w:color="CCCCCC" w:sz="4"/>
-        </w:pBdr>
-        <w:shd w:fill="F0F0F0" w:color="auto" w:val="clear"/>
-        <w:spacing w:after="0"/>
-      </w:pPr>
-      <w:r>
-        <w:rPr>
-          <w:rFonts w:ascii="Consolas" w:cs="Consolas" w:eastAsia="Consolas" w:hAnsi="Consolas"/>
-          <w:sz w:val="18"/>
-          <w:szCs w:val="18"/>
-        </w:rPr>
-        <w:t xml:space="preserve">w_out &lt;- weightit(ps_formula, data = psm_df, method = "glm", estimand = "ATT")</w:t>
-      </w:r>
-    </w:p>
-    <w:p>
-      <w:pPr>
-        <w:pBdr>
-          <w:left w:val="single" w:color="CCCCCC" w:sz="4"/>
-          <w:right w:val="single" w:color="CCCCCC" w:sz="4"/>
-        </w:pBdr>
-        <w:shd w:fill="F0F0F0" w:color="auto" w:val="clear"/>
-        <w:spacing w:after="0"/>
-      </w:pPr>
-      <w:r>
-        <w:rPr>
-          <w:rFonts w:ascii="Consolas" w:cs="Consolas" w:eastAsia="Consolas" w:hAnsi="Consolas"/>
-          <w:sz w:val="18"/>
-          <w:szCs w:val="18"/>
-        </w:rPr>
-        <w:t xml:space="preserve">lm_iptw &lt;- lm(income_year_3 ~ enroll, data = psm_df, weights = w_out$weights)</w:t>
-      </w:r>
-    </w:p>
-    <w:p>
-      <w:pPr>
-        <w:pBdr>
-          <w:left w:val="single" w:color="CCCCCC" w:sz="4"/>
-          <w:right w:val="single" w:color="CCCCCC" w:sz="4"/>
-        </w:pBdr>
-        <w:shd w:fill="F0F0F0" w:color="auto" w:val="clear"/>
-        <w:spacing w:after="0"/>
-      </w:pPr>
-      <w:r>
-        <w:rPr>
-          <w:rFonts w:ascii="Consolas" w:cs="Consolas" w:eastAsia="Consolas" w:hAnsi="Consolas"/>
-          <w:sz w:val="18"/>
-          <w:szCs w:val="18"/>
-        </w:rPr>
-        <w:t xml:space="preserve"> </w:t>
-      </w:r>
-    </w:p>
-    <w:p>
-      <w:pPr>
-        <w:pBdr>
-          <w:left w:val="single" w:color="CCCCCC" w:sz="4"/>
-          <w:right w:val="single" w:color="CCCCCC" w:sz="4"/>
-        </w:pBdr>
-        <w:shd w:fill="F0F0F0" w:color="auto" w:val="clear"/>
-        <w:spacing w:after="0"/>
-      </w:pPr>
-      <w:r>
-        <w:rPr>
-          <w:rFonts w:ascii="Consolas" w:cs="Consolas" w:eastAsia="Consolas" w:hAnsi="Consolas"/>
-          <w:sz w:val="18"/>
-          <w:szCs w:val="18"/>
-        </w:rPr>
-        <w:t xml:space="preserve">## Rosenbaum bounds (미측정 교란 민감도)</w:t>
-      </w:r>
-    </w:p>
-    <w:p>
-      <w:pPr>
-        <w:pBdr>
-          <w:left w:val="single" w:color="CCCCCC" w:sz="4"/>
-          <w:right w:val="single" w:color="CCCCCC" w:sz="4"/>
-        </w:pBdr>
-        <w:shd w:fill="F0F0F0" w:color="auto" w:val="clear"/>
-        <w:spacing w:after="0"/>
-      </w:pPr>
-      <w:r>
-        <w:rPr>
-          <w:rFonts w:ascii="Consolas" w:cs="Consolas" w:eastAsia="Consolas" w:hAnsi="Consolas"/>
-          <w:sz w:val="18"/>
-          <w:szCs w:val="18"/>
-        </w:rPr>
-        <w:t xml:space="preserve">psens(matched_df$income_year_3[matched_df$enroll == 1],</w:t>
-      </w:r>
-    </w:p>
-    <w:p>
-      <w:pPr>
-        <w:pBdr>
-          <w:left w:val="single" w:color="CCCCCC" w:sz="4"/>
-          <w:right w:val="single" w:color="CCCCCC" w:sz="4"/>
-        </w:pBdr>
-        <w:shd w:fill="F0F0F0" w:color="auto" w:val="clear"/>
-        <w:spacing w:after="0"/>
-      </w:pPr>
-      <w:r>
-        <w:rPr>
-          <w:rFonts w:ascii="Consolas" w:cs="Consolas" w:eastAsia="Consolas" w:hAnsi="Consolas"/>
-          <w:sz w:val="18"/>
-          <w:szCs w:val="18"/>
-        </w:rPr>
-        <w:t xml:space="preserve">      matched_df$income_year_3[matched_df$enroll == 0], Gamma = 2, GammaInc = 0.1)</w:t>
+        <w:t xml:space="preserve">  mutate(gap_2020 = (y2020 - y2015), gap_2023 = (y2023 - y2015))</w:t>
       </w:r>
     </w:p>
     <w:p>
@@ -14227,119 +14898,27 @@
           <w:b/>
           <w:bCs/>
         </w:rPr>
-        <w:t xml:space="preserve">시간가변 처리 — 선취업-후진학자.</w:t>
-      </w:r>
-      <w:r>
-        <w:rPr>
-          <w:rFonts w:ascii="맑은 고딕" w:cs="맑은 고딕" w:eastAsia="맑은 고딕" w:hAnsi="맑은 고딕"/>
-        </w:rPr>
-        <w:t xml:space="preserve"> 주분석: 진학 시점에서 우측절단. 민감도: 포함/제외 이분법.</w:t>
-      </w:r>
-    </w:p>
-    <w:p>
-      <w:pPr>
-        <w:pBdr>
-          <w:top w:val="single" w:color="CCCCCC" w:sz="4"/>
-          <w:bottom w:val="single" w:color="CCCCCC" w:sz="4"/>
-          <w:left w:val="single" w:color="CCCCCC" w:sz="4"/>
-          <w:right w:val="single" w:color="CCCCCC" w:sz="4"/>
-        </w:pBdr>
-        <w:shd w:fill="F0F0F0" w:color="auto" w:val="clear"/>
-        <w:spacing w:after="80" w:before="80"/>
-      </w:pPr>
-      <w:r>
-        <w:rPr>
-          <w:rFonts w:ascii="Consolas" w:cs="Consolas" w:eastAsia="Consolas" w:hAnsi="Consolas"/>
-          <w:color w:val="666666"/>
-          <w:sz w:val="16"/>
-          <w:szCs w:val="16"/>
-        </w:rPr>
-        <w:t xml:space="preserve">[r]</w:t>
-      </w:r>
-    </w:p>
-    <w:p>
-      <w:pPr>
-        <w:pBdr>
-          <w:left w:val="single" w:color="CCCCCC" w:sz="4"/>
-          <w:right w:val="single" w:color="CCCCCC" w:sz="4"/>
-        </w:pBdr>
-        <w:shd w:fill="F0F0F0" w:color="auto" w:val="clear"/>
-        <w:spacing w:after="0"/>
-      </w:pPr>
-      <w:r>
-        <w:rPr>
-          <w:rFonts w:ascii="Consolas" w:cs="Consolas" w:eastAsia="Consolas" w:hAnsi="Consolas"/>
-          <w:sz w:val="18"/>
-          <w:szCs w:val="18"/>
-        </w:rPr>
-        <w:t xml:space="preserve">psm_df &lt;- psm_df %&gt;%</w:t>
-      </w:r>
-    </w:p>
-    <w:p>
-      <w:pPr>
-        <w:pBdr>
-          <w:left w:val="single" w:color="CCCCCC" w:sz="4"/>
-          <w:right w:val="single" w:color="CCCCCC" w:sz="4"/>
-        </w:pBdr>
-        <w:shd w:fill="F0F0F0" w:color="auto" w:val="clear"/>
-        <w:spacing w:after="0"/>
-      </w:pPr>
-      <w:r>
-        <w:rPr>
-          <w:rFonts w:ascii="Consolas" w:cs="Consolas" w:eastAsia="Consolas" w:hAnsi="Consolas"/>
-          <w:sz w:val="18"/>
-          <w:szCs w:val="18"/>
-        </w:rPr>
-        <w:t xml:space="preserve">  mutate(income_year_n_censored = if_else(!is.na(late_enroll_year) &amp; year_idx &gt;= late_enroll_year,</w:t>
-      </w:r>
-    </w:p>
-    <w:p>
-      <w:pPr>
-        <w:pBdr>
-          <w:left w:val="single" w:color="CCCCCC" w:sz="4"/>
-          <w:right w:val="single" w:color="CCCCCC" w:sz="4"/>
-        </w:pBdr>
-        <w:shd w:fill="F0F0F0" w:color="auto" w:val="clear"/>
-        <w:spacing w:after="0"/>
-      </w:pPr>
-      <w:r>
-        <w:rPr>
-          <w:rFonts w:ascii="Consolas" w:cs="Consolas" w:eastAsia="Consolas" w:hAnsi="Consolas"/>
-          <w:sz w:val="18"/>
-          <w:szCs w:val="18"/>
-        </w:rPr>
-        <w:t xml:space="preserve">                                           NA_real_, income_year_n))</w:t>
-      </w:r>
-    </w:p>
-    <w:p>
-      <w:pPr>
-        <w:pBdr>
-          <w:bottom w:val="single" w:color="CCCCCC" w:sz="4"/>
-          <w:left w:val="single" w:color="CCCCCC" w:sz="4"/>
-          <w:right w:val="single" w:color="CCCCCC" w:sz="4"/>
-        </w:pBdr>
-        <w:shd w:fill="F0F0F0" w:color="auto" w:val="clear"/>
-        <w:spacing w:after="200"/>
-      </w:pPr>
-      <w:r>
-        <w:rPr>
-          <w:rFonts w:ascii="Consolas" w:cs="Consolas" w:eastAsia="Consolas" w:hAnsi="Consolas"/>
-          <w:sz w:val="4"/>
-          <w:szCs w:val="4"/>
+        <w:t xml:space="preserve">진행 판단 기준.</w:t>
+      </w:r>
+      <w:r>
+        <w:rPr>
+          <w:rFonts w:ascii="맑은 고딕" w:cs="맑은 고딕" w:eastAsia="맑은 고딕" w:hAnsi="맑은 고딕"/>
         </w:rPr>
         <w:t xml:space="preserve"> </w:t>
       </w:r>
-    </w:p>
-    <w:p>
-      <w:pPr>
-        <w:pStyle w:val="Heading3"/>
-        <w:spacing w:after="160" w:before="300"/>
-      </w:pPr>
-      <w:r>
-        <w:rPr>
-          <w:rFonts w:ascii="맑은 고딕" w:cs="맑은 고딕" w:eastAsia="맑은 고딕" w:hAnsi="맑은 고딕"/>
-        </w:rPr>
-        <w:t xml:space="preserve">3. 하위분석 B — 도제학교 효과 (조건부 DiD)</w:t>
+      <w:r>
+        <w:rPr>
+          <w:rFonts w:ascii="Consolas" w:cs="Consolas" w:eastAsia="Consolas" w:hAnsi="Consolas"/>
+          <w:sz w:val="19"/>
+          <w:szCs w:val="19"/>
+        </w:rPr>
+        <w:t xml:space="preserve">naive_gap</w:t>
+      </w:r>
+      <w:r>
+        <w:rPr>
+          <w:rFonts w:ascii="맑은 고딕" w:cs="맑은 고딕" w:eastAsia="맑은 고딕" w:hAnsi="맑은 고딕"/>
+        </w:rPr>
+        <w:t xml:space="preserve">의 도제-비도제 격차 방향이 두 시점(2020, 2023)에서 일관되고, 학교별 분산이 과도하지 않으면(경험적으로 학교간 표준편차가 격차 크기의 3배를 넘지 않으면) 4단계로 진행한다. 그렇지 않으면 이 절에서 멈추고 "정책학교와 비교학교의 raw 격차 자체가 불안정하여 회귀 기반 추정으로 나아가지 않는다"고 명시한다.</w:t>
       </w:r>
     </w:p>
     <w:p>
@@ -14352,905 +14931,8 @@
           <w:b/>
           <w:bCs/>
         </w:rPr>
-        <w:t xml:space="preserve">3.1 정책 및 처치집단 정의.</w:t>
-      </w:r>
-      <w:r>
-        <w:rPr>
-          <w:rFonts w:ascii="맑은 고딕" w:cs="맑은 고딕" w:eastAsia="맑은 고딕" w:hAnsi="맑은 고딕"/>
-        </w:rPr>
-        <w:t xml:space="preserve"> 산학일체형 도제학교(2014.11 1차 9개교 → 2015·2016·2017 확대, 2026.9 기준 약 194개교 마스터 명단 확보)를 처치로 정의한다. 2015 졸업생은 재학 중 도제 미운영(전원 "전"), 2020 졸업생은 도제반 시기(2018–2019) 운영 중이던 160개교, 2023 졸업생은 도제반 시기(2021–2022) 운영 중이던 133개교를 "후"로 판정한다.</w:t>
-      </w:r>
-    </w:p>
-    <w:p>
-      <w:pPr>
-        <w:spacing w:after="200"/>
-      </w:pPr>
-      <w:r>
-        <w:rPr>
-          <w:rFonts w:ascii="맑은 고딕" w:cs="맑은 고딕" w:eastAsia="맑은 고딕" w:hAnsi="맑은 고딕"/>
-          <w:b/>
-          <w:bCs/>
-        </w:rPr>
-        <w:t xml:space="preserve">3.2 후보 정책 선별 기준과 도제학교를 선택한 이유.</w:t>
-      </w:r>
-      <w:r>
-        <w:rPr>
-          <w:rFonts w:ascii="맑은 고딕" w:cs="맑은 고딕" w:eastAsia="맑은 고딕" w:hAnsi="맑은 고딕"/>
-        </w:rPr>
-        <w:t xml:space="preserve"> DiD가 성립하려면 (a) 학교단위로 선정되고, (b) 도입시점이 2015 졸업(전)과 2020 졸업(후) 사이에 있으며, (c) 선정학교 명단이 확보되어야 한다. 마이스터고(2010년 시작, 2015 졸업생이 이미 "후")·협약형 특성화고(2024년 시작, 세 코호트 모두 "전")·NCS 교육과정과 현장실습 개편(전국 동시 적용, 비교집단 없음)은 이 기준을 충족하지 못한다. 중소기업 특성화고 인력양성사업(2008년 시작, 2015년 이전 대부분 학교가 이미 참여 중)은 처치집단이 작고 개입강도가 짧으며 도제학교와 상당수 중복되므로, 도제 분석이 성립한 뒤 동일 마스터 구조로 견고성 분석(같은 방향의 결과가 나오는지)으로만 병행한다.</w:t>
-      </w:r>
-    </w:p>
-    <w:p>
-      <w:pPr>
-        <w:spacing w:after="200"/>
-      </w:pPr>
-      <w:r>
-        <w:rPr>
-          <w:rFonts w:ascii="맑은 고딕" w:cs="맑은 고딕" w:eastAsia="맑은 고딕" w:hAnsi="맑은 고딕"/>
-          <w:b/>
-          <w:bCs/>
-        </w:rPr>
-        <w:t xml:space="preserve">변수정의표</w:t>
-      </w:r>
-    </w:p>
-    <w:tbl>
-      <w:tblPr>
-        <w:tblW w:type="dxa" w:w="9500"/>
-        <w:tblBorders>
-          <w:top w:val="single" w:color="auto" w:sz="4"/>
-          <w:left w:val="single" w:color="auto" w:sz="4"/>
-          <w:bottom w:val="single" w:color="auto" w:sz="4"/>
-          <w:right w:val="single" w:color="auto" w:sz="4"/>
-          <w:insideH w:val="single" w:color="auto" w:sz="4"/>
-          <w:insideV w:val="single" w:color="auto" w:sz="4"/>
-        </w:tblBorders>
-      </w:tblPr>
-      <w:tblGrid>
-        <w:gridCol w:w="2375"/>
-        <w:gridCol w:w="2375"/>
-        <w:gridCol w:w="2375"/>
-        <w:gridCol w:w="2375"/>
-      </w:tblGrid>
-      <w:tr>
-        <w:trPr>
-          <w:tblHeader/>
-        </w:trPr>
-        <w:tc>
-          <w:tcPr>
-            <w:tcW w:type="dxa" w:w="2375"/>
-            <w:shd w:fill="2F3B52" w:color="auto" w:val="clear"/>
-            <w:tcMar>
-              <w:top w:type="dxa" w:w="60"/>
-              <w:left w:type="dxa" w:w="100"/>
-              <w:bottom w:type="dxa" w:w="60"/>
-              <w:right w:type="dxa" w:w="100"/>
-            </w:tcMar>
-          </w:tcPr>
-          <w:p>
-            <w:pPr>
-              <w:spacing w:after="0"/>
-            </w:pPr>
-            <w:r>
-              <w:rPr>
-                <w:rFonts w:ascii="맑은 고딕" w:cs="맑은 고딕" w:eastAsia="맑은 고딕" w:hAnsi="맑은 고딕"/>
-                <w:b/>
-                <w:bCs/>
-                <w:color w:val="FFFFFF"/>
-                <w:sz w:val="18"/>
-                <w:szCs w:val="18"/>
-              </w:rPr>
-              <w:t xml:space="preserve">변수명(작업용)</w:t>
-            </w:r>
-          </w:p>
-        </w:tc>
-        <w:tc>
-          <w:tcPr>
-            <w:tcW w:type="dxa" w:w="2375"/>
-            <w:shd w:fill="2F3B52" w:color="auto" w:val="clear"/>
-            <w:tcMar>
-              <w:top w:type="dxa" w:w="60"/>
-              <w:left w:type="dxa" w:w="100"/>
-              <w:bottom w:type="dxa" w:w="60"/>
-              <w:right w:type="dxa" w:w="100"/>
-            </w:tcMar>
-          </w:tcPr>
-          <w:p>
-            <w:pPr>
-              <w:spacing w:after="0"/>
-            </w:pPr>
-            <w:r>
-              <w:rPr>
-                <w:rFonts w:ascii="맑은 고딕" w:cs="맑은 고딕" w:eastAsia="맑은 고딕" w:hAnsi="맑은 고딕"/>
-                <w:b/>
-                <w:bCs/>
-                <w:color w:val="FFFFFF"/>
-                <w:sz w:val="18"/>
-                <w:szCs w:val="18"/>
-              </w:rPr>
-              <w:t xml:space="preserve">유형</w:t>
-            </w:r>
-          </w:p>
-        </w:tc>
-        <w:tc>
-          <w:tcPr>
-            <w:tcW w:type="dxa" w:w="2375"/>
-            <w:shd w:fill="2F3B52" w:color="auto" w:val="clear"/>
-            <w:tcMar>
-              <w:top w:type="dxa" w:w="60"/>
-              <w:left w:type="dxa" w:w="100"/>
-              <w:bottom w:type="dxa" w:w="60"/>
-              <w:right w:type="dxa" w:w="100"/>
-            </w:tcMar>
-          </w:tcPr>
-          <w:p>
-            <w:pPr>
-              <w:spacing w:after="0"/>
-            </w:pPr>
-            <w:r>
-              <w:rPr>
-                <w:rFonts w:ascii="맑은 고딕" w:cs="맑은 고딕" w:eastAsia="맑은 고딕" w:hAnsi="맑은 고딕"/>
-                <w:b/>
-                <w:bCs/>
-                <w:color w:val="FFFFFF"/>
-                <w:sz w:val="18"/>
-                <w:szCs w:val="18"/>
-              </w:rPr>
-              <w:t xml:space="preserve">정의</w:t>
-            </w:r>
-          </w:p>
-        </w:tc>
-        <w:tc>
-          <w:tcPr>
-            <w:tcW w:type="dxa" w:w="2375"/>
-            <w:shd w:fill="2F3B52" w:color="auto" w:val="clear"/>
-            <w:tcMar>
-              <w:top w:type="dxa" w:w="60"/>
-              <w:left w:type="dxa" w:w="100"/>
-              <w:bottom w:type="dxa" w:w="60"/>
-              <w:right w:type="dxa" w:w="100"/>
-            </w:tcMar>
-          </w:tcPr>
-          <w:p>
-            <w:pPr>
-              <w:spacing w:after="0"/>
-            </w:pPr>
-            <w:r>
-              <w:rPr>
-                <w:rFonts w:ascii="맑은 고딕" w:cs="맑은 고딕" w:eastAsia="맑은 고딕" w:hAnsi="맑은 고딕"/>
-                <w:b/>
-                <w:bCs/>
-                <w:color w:val="FFFFFF"/>
-                <w:sz w:val="18"/>
-                <w:szCs w:val="18"/>
-              </w:rPr>
-              <w:t xml:space="preserve">코드·범위</w:t>
-            </w:r>
-          </w:p>
-        </w:tc>
-      </w:tr>
-      <w:tr>
-        <w:tc>
-          <w:tcPr>
-            <w:tcW w:type="dxa" w:w="2375"/>
-            <w:tcMar>
-              <w:top w:type="dxa" w:w="60"/>
-              <w:left w:type="dxa" w:w="100"/>
-              <w:bottom w:type="dxa" w:w="60"/>
-              <w:right w:type="dxa" w:w="100"/>
-            </w:tcMar>
-          </w:tcPr>
-          <w:p>
-            <w:pPr>
-              <w:spacing w:after="0"/>
-            </w:pPr>
-            <w:r>
-              <w:rPr>
-                <w:rFonts w:ascii="Consolas" w:cs="Consolas" w:eastAsia="Consolas" w:hAnsi="Consolas"/>
-                <w:sz w:val="18"/>
-                <w:szCs w:val="18"/>
-              </w:rPr>
-              <w:t xml:space="preserve">apprentice_school</w:t>
-            </w:r>
-          </w:p>
-        </w:tc>
-        <w:tc>
-          <w:tcPr>
-            <w:tcW w:type="dxa" w:w="2375"/>
-            <w:tcMar>
-              <w:top w:type="dxa" w:w="60"/>
-              <w:left w:type="dxa" w:w="100"/>
-              <w:bottom w:type="dxa" w:w="60"/>
-              <w:right w:type="dxa" w:w="100"/>
-            </w:tcMar>
-          </w:tcPr>
-          <w:p>
-            <w:pPr>
-              <w:spacing w:after="0"/>
-            </w:pPr>
-            <w:r>
-              <w:rPr>
-                <w:rFonts w:ascii="맑은 고딕" w:cs="맑은 고딕" w:eastAsia="맑은 고딕" w:hAnsi="맑은 고딕"/>
-                <w:sz w:val="18"/>
-                <w:szCs w:val="18"/>
-              </w:rPr>
-              <w:t xml:space="preserve">이분</w:t>
-            </w:r>
-          </w:p>
-        </w:tc>
-        <w:tc>
-          <w:tcPr>
-            <w:tcW w:type="dxa" w:w="2375"/>
-            <w:tcMar>
-              <w:top w:type="dxa" w:w="60"/>
-              <w:left w:type="dxa" w:w="100"/>
-              <w:bottom w:type="dxa" w:w="60"/>
-              <w:right w:type="dxa" w:w="100"/>
-            </w:tcMar>
-          </w:tcPr>
-          <w:p>
-            <w:pPr>
-              <w:spacing w:after="0"/>
-            </w:pPr>
-            <w:r>
-              <w:rPr>
-                <w:rFonts w:ascii="맑은 고딕" w:cs="맑은 고딕" w:eastAsia="맑은 고딕" w:hAnsi="맑은 고딕"/>
-                <w:sz w:val="18"/>
-                <w:szCs w:val="18"/>
-              </w:rPr>
-              <w:t xml:space="preserve">학교의 도제학교 지정 여부(처치)</w:t>
-            </w:r>
-          </w:p>
-        </w:tc>
-        <w:tc>
-          <w:tcPr>
-            <w:tcW w:type="dxa" w:w="2375"/>
-            <w:tcMar>
-              <w:top w:type="dxa" w:w="60"/>
-              <w:left w:type="dxa" w:w="100"/>
-              <w:bottom w:type="dxa" w:w="60"/>
-              <w:right w:type="dxa" w:w="100"/>
-            </w:tcMar>
-          </w:tcPr>
-          <w:p>
-            <w:pPr>
-              <w:spacing w:after="0"/>
-            </w:pPr>
-            <w:r>
-              <w:rPr>
-                <w:rFonts w:ascii="맑은 고딕" w:cs="맑은 고딕" w:eastAsia="맑은 고딕" w:hAnsi="맑은 고딕"/>
-                <w:sz w:val="18"/>
-                <w:szCs w:val="18"/>
-              </w:rPr>
-              <w:t xml:space="preserve">1/0, 마스터 명단(194개교) 매칭</w:t>
-            </w:r>
-          </w:p>
-        </w:tc>
-      </w:tr>
-      <w:tr>
-        <w:tc>
-          <w:tcPr>
-            <w:tcW w:type="dxa" w:w="2375"/>
-            <w:tcMar>
-              <w:top w:type="dxa" w:w="60"/>
-              <w:left w:type="dxa" w:w="100"/>
-              <w:bottom w:type="dxa" w:w="60"/>
-              <w:right w:type="dxa" w:w="100"/>
-            </w:tcMar>
-          </w:tcPr>
-          <w:p>
-            <w:pPr>
-              <w:spacing w:after="0"/>
-            </w:pPr>
-            <w:r>
-              <w:rPr>
-                <w:rFonts w:ascii="Consolas" w:cs="Consolas" w:eastAsia="Consolas" w:hAnsi="Consolas"/>
-                <w:sz w:val="18"/>
-                <w:szCs w:val="18"/>
-              </w:rPr>
-              <w:t xml:space="preserve">first_treat</w:t>
-            </w:r>
-          </w:p>
-        </w:tc>
-        <w:tc>
-          <w:tcPr>
-            <w:tcW w:type="dxa" w:w="2375"/>
-            <w:tcMar>
-              <w:top w:type="dxa" w:w="60"/>
-              <w:left w:type="dxa" w:w="100"/>
-              <w:bottom w:type="dxa" w:w="60"/>
-              <w:right w:type="dxa" w:w="100"/>
-            </w:tcMar>
-          </w:tcPr>
-          <w:p>
-            <w:pPr>
-              <w:spacing w:after="0"/>
-            </w:pPr>
-            <w:r>
-              <w:rPr>
-                <w:rFonts w:ascii="맑은 고딕" w:cs="맑은 고딕" w:eastAsia="맑은 고딕" w:hAnsi="맑은 고딕"/>
-                <w:sz w:val="18"/>
-                <w:szCs w:val="18"/>
-              </w:rPr>
-              <w:t xml:space="preserve">정수</w:t>
-            </w:r>
-          </w:p>
-        </w:tc>
-        <w:tc>
-          <w:tcPr>
-            <w:tcW w:type="dxa" w:w="2375"/>
-            <w:tcMar>
-              <w:top w:type="dxa" w:w="60"/>
-              <w:left w:type="dxa" w:w="100"/>
-              <w:bottom w:type="dxa" w:w="60"/>
-              <w:right w:type="dxa" w:w="100"/>
-            </w:tcMar>
-          </w:tcPr>
-          <w:p>
-            <w:pPr>
-              <w:spacing w:after="0"/>
-            </w:pPr>
-            <w:r>
-              <w:rPr>
-                <w:rFonts w:ascii="맑은 고딕" w:cs="맑은 고딕" w:eastAsia="맑은 고딕" w:hAnsi="맑은 고딕"/>
-                <w:sz w:val="18"/>
-                <w:szCs w:val="18"/>
-              </w:rPr>
-              <w:t xml:space="preserve">처치 개시연도(미처치=0)</w:t>
-            </w:r>
-          </w:p>
-        </w:tc>
-        <w:tc>
-          <w:tcPr>
-            <w:tcW w:type="dxa" w:w="2375"/>
-            <w:tcMar>
-              <w:top w:type="dxa" w:w="60"/>
-              <w:left w:type="dxa" w:w="100"/>
-              <w:bottom w:type="dxa" w:w="60"/>
-              <w:right w:type="dxa" w:w="100"/>
-            </w:tcMar>
-          </w:tcPr>
-          <w:p>
-            <w:pPr>
-              <w:spacing w:after="0"/>
-            </w:pPr>
-            <w:r>
-              <w:rPr>
-                <w:rFonts w:ascii="맑은 고딕" w:cs="맑은 고딕" w:eastAsia="맑은 고딕" w:hAnsi="맑은 고딕"/>
-                <w:sz w:val="18"/>
-                <w:szCs w:val="18"/>
-              </w:rPr>
-              <w:t xml:space="preserve">2015/2016/2017/0</w:t>
-            </w:r>
-          </w:p>
-        </w:tc>
-      </w:tr>
-      <w:tr>
-        <w:tc>
-          <w:tcPr>
-            <w:tcW w:type="dxa" w:w="2375"/>
-            <w:tcMar>
-              <w:top w:type="dxa" w:w="60"/>
-              <w:left w:type="dxa" w:w="100"/>
-              <w:bottom w:type="dxa" w:w="60"/>
-              <w:right w:type="dxa" w:w="100"/>
-            </w:tcMar>
-          </w:tcPr>
-          <w:p>
-            <w:pPr>
-              <w:spacing w:after="0"/>
-            </w:pPr>
-            <w:r>
-              <w:rPr>
-                <w:rFonts w:ascii="Consolas" w:cs="Consolas" w:eastAsia="Consolas" w:hAnsi="Consolas"/>
-                <w:sz w:val="18"/>
-                <w:szCs w:val="18"/>
-              </w:rPr>
-              <w:t xml:space="preserve">apprentice_intensity</w:t>
-            </w:r>
-          </w:p>
-        </w:tc>
-        <w:tc>
-          <w:tcPr>
-            <w:tcW w:type="dxa" w:w="2375"/>
-            <w:tcMar>
-              <w:top w:type="dxa" w:w="60"/>
-              <w:left w:type="dxa" w:w="100"/>
-              <w:bottom w:type="dxa" w:w="60"/>
-              <w:right w:type="dxa" w:w="100"/>
-            </w:tcMar>
-          </w:tcPr>
-          <w:p>
-            <w:pPr>
-              <w:spacing w:after="0"/>
-            </w:pPr>
-            <w:r>
-              <w:rPr>
-                <w:rFonts w:ascii="맑은 고딕" w:cs="맑은 고딕" w:eastAsia="맑은 고딕" w:hAnsi="맑은 고딕"/>
-                <w:sz w:val="18"/>
-                <w:szCs w:val="18"/>
-              </w:rPr>
-              <w:t xml:space="preserve">연속</w:t>
-            </w:r>
-          </w:p>
-        </w:tc>
-        <w:tc>
-          <w:tcPr>
-            <w:tcW w:type="dxa" w:w="2375"/>
-            <w:tcMar>
-              <w:top w:type="dxa" w:w="60"/>
-              <w:left w:type="dxa" w:w="100"/>
-              <w:bottom w:type="dxa" w:w="60"/>
-              <w:right w:type="dxa" w:w="100"/>
-            </w:tcMar>
-          </w:tcPr>
-          <w:p>
-            <w:pPr>
-              <w:spacing w:after="0"/>
-            </w:pPr>
-            <w:r>
-              <w:rPr>
-                <w:rFonts w:ascii="맑은 고딕" w:cs="맑은 고딕" w:eastAsia="맑은 고딕" w:hAnsi="맑은 고딕"/>
-                <w:sz w:val="18"/>
-                <w:szCs w:val="18"/>
-              </w:rPr>
-              <w:t xml:space="preserve">처치강도(학습기업 수)</w:t>
-            </w:r>
-          </w:p>
-        </w:tc>
-        <w:tc>
-          <w:tcPr>
-            <w:tcW w:type="dxa" w:w="2375"/>
-            <w:tcMar>
-              <w:top w:type="dxa" w:w="60"/>
-              <w:left w:type="dxa" w:w="100"/>
-              <w:bottom w:type="dxa" w:w="60"/>
-              <w:right w:type="dxa" w:w="100"/>
-            </w:tcMar>
-          </w:tcPr>
-          <w:p>
-            <w:pPr>
-              <w:spacing w:after="0"/>
-            </w:pPr>
-            <w:r>
-              <w:rPr>
-                <w:rFonts w:ascii="맑은 고딕" w:cs="맑은 고딕" w:eastAsia="맑은 고딕" w:hAnsi="맑은 고딕"/>
-                <w:sz w:val="18"/>
-                <w:szCs w:val="18"/>
-              </w:rPr>
-              <w:t xml:space="preserve">고용24 과정 수</w:t>
-            </w:r>
-          </w:p>
-        </w:tc>
-      </w:tr>
-      <w:tr>
-        <w:tc>
-          <w:tcPr>
-            <w:tcW w:type="dxa" w:w="2375"/>
-            <w:tcMar>
-              <w:top w:type="dxa" w:w="60"/>
-              <w:left w:type="dxa" w:w="100"/>
-              <w:bottom w:type="dxa" w:w="60"/>
-              <w:right w:type="dxa" w:w="100"/>
-            </w:tcMar>
-          </w:tcPr>
-          <w:p>
-            <w:pPr>
-              <w:spacing w:after="0"/>
-            </w:pPr>
-            <w:r>
-              <w:rPr>
-                <w:rFonts w:ascii="Consolas" w:cs="Consolas" w:eastAsia="Consolas" w:hAnsi="Consolas"/>
-                <w:sz w:val="18"/>
-                <w:szCs w:val="18"/>
-              </w:rPr>
-              <w:t xml:space="preserve">school_size</w:t>
-            </w:r>
-            <w:r>
-              <w:rPr>
-                <w:rFonts w:ascii="맑은 고딕" w:cs="맑은 고딕" w:eastAsia="맑은 고딕" w:hAnsi="맑은 고딕"/>
-                <w:sz w:val="18"/>
-                <w:szCs w:val="18"/>
-              </w:rPr>
-              <w:t xml:space="preserve">, </w:t>
-            </w:r>
-            <w:r>
-              <w:rPr>
-                <w:rFonts w:ascii="Consolas" w:cs="Consolas" w:eastAsia="Consolas" w:hAnsi="Consolas"/>
-                <w:sz w:val="18"/>
-                <w:szCs w:val="18"/>
-              </w:rPr>
-              <w:t xml:space="preserve">hs_field_mix</w:t>
-            </w:r>
-            <w:r>
-              <w:rPr>
-                <w:rFonts w:ascii="맑은 고딕" w:cs="맑은 고딕" w:eastAsia="맑은 고딕" w:hAnsi="맑은 고딕"/>
-                <w:sz w:val="18"/>
-                <w:szCs w:val="18"/>
-              </w:rPr>
-              <w:t xml:space="preserve">, </w:t>
-            </w:r>
-            <w:r>
-              <w:rPr>
-                <w:rFonts w:ascii="Consolas" w:cs="Consolas" w:eastAsia="Consolas" w:hAnsi="Consolas"/>
-                <w:sz w:val="18"/>
-                <w:szCs w:val="18"/>
-              </w:rPr>
-              <w:t xml:space="preserve">baseline_emp_rate</w:t>
-            </w:r>
-          </w:p>
-        </w:tc>
-        <w:tc>
-          <w:tcPr>
-            <w:tcW w:type="dxa" w:w="2375"/>
-            <w:tcMar>
-              <w:top w:type="dxa" w:w="60"/>
-              <w:left w:type="dxa" w:w="100"/>
-              <w:bottom w:type="dxa" w:w="60"/>
-              <w:right w:type="dxa" w:w="100"/>
-            </w:tcMar>
-          </w:tcPr>
-          <w:p>
-            <w:pPr>
-              <w:spacing w:after="0"/>
-            </w:pPr>
-            <w:r>
-              <w:rPr>
-                <w:rFonts w:ascii="맑은 고딕" w:cs="맑은 고딕" w:eastAsia="맑은 고딕" w:hAnsi="맑은 고딕"/>
-                <w:sz w:val="18"/>
-                <w:szCs w:val="18"/>
-              </w:rPr>
-              <w:t xml:space="preserve">연속</w:t>
-            </w:r>
-          </w:p>
-        </w:tc>
-        <w:tc>
-          <w:tcPr>
-            <w:tcW w:type="dxa" w:w="2375"/>
-            <w:tcMar>
-              <w:top w:type="dxa" w:w="60"/>
-              <w:left w:type="dxa" w:w="100"/>
-              <w:bottom w:type="dxa" w:w="60"/>
-              <w:right w:type="dxa" w:w="100"/>
-            </w:tcMar>
-          </w:tcPr>
-          <w:p>
-            <w:pPr>
-              <w:spacing w:after="0"/>
-            </w:pPr>
-            <w:r>
-              <w:rPr>
-                <w:rFonts w:ascii="맑은 고딕" w:cs="맑은 고딕" w:eastAsia="맑은 고딕" w:hAnsi="맑은 고딕"/>
-                <w:sz w:val="18"/>
-                <w:szCs w:val="18"/>
-              </w:rPr>
-              <w:t xml:space="preserve">매칭변수: 학교규모·계열구성비·2015년 취업률</w:t>
-            </w:r>
-          </w:p>
-        </w:tc>
-        <w:tc>
-          <w:tcPr>
-            <w:tcW w:type="dxa" w:w="2375"/>
-            <w:tcMar>
-              <w:top w:type="dxa" w:w="60"/>
-              <w:left w:type="dxa" w:w="100"/>
-              <w:bottom w:type="dxa" w:w="60"/>
-              <w:right w:type="dxa" w:w="100"/>
-            </w:tcMar>
-          </w:tcPr>
-          <w:p>
-            <w:pPr>
-              <w:spacing w:after="0"/>
-            </w:pPr>
-            <w:r>
-              <w:rPr>
-                <w:rFonts w:ascii="맑은 고딕" w:cs="맑은 고딕" w:eastAsia="맑은 고딕" w:hAnsi="맑은 고딕"/>
-                <w:sz w:val="18"/>
-                <w:szCs w:val="18"/>
-              </w:rPr>
-              <w:t xml:space="preserve">—</w:t>
-            </w:r>
-          </w:p>
-        </w:tc>
-      </w:tr>
-      <w:tr>
-        <w:tc>
-          <w:tcPr>
-            <w:tcW w:type="dxa" w:w="2375"/>
-            <w:tcMar>
-              <w:top w:type="dxa" w:w="60"/>
-              <w:left w:type="dxa" w:w="100"/>
-              <w:bottom w:type="dxa" w:w="60"/>
-              <w:right w:type="dxa" w:w="100"/>
-            </w:tcMar>
-          </w:tcPr>
-          <w:p>
-            <w:pPr>
-              <w:spacing w:after="0"/>
-            </w:pPr>
-            <w:r>
-              <w:rPr>
-                <w:rFonts w:ascii="Consolas" w:cs="Consolas" w:eastAsia="Consolas" w:hAnsi="Consolas"/>
-                <w:sz w:val="18"/>
-                <w:szCs w:val="18"/>
-              </w:rPr>
-              <w:t xml:space="preserve">sme_program_yn</w:t>
-            </w:r>
-          </w:p>
-        </w:tc>
-        <w:tc>
-          <w:tcPr>
-            <w:tcW w:type="dxa" w:w="2375"/>
-            <w:tcMar>
-              <w:top w:type="dxa" w:w="60"/>
-              <w:left w:type="dxa" w:w="100"/>
-              <w:bottom w:type="dxa" w:w="60"/>
-              <w:right w:type="dxa" w:w="100"/>
-            </w:tcMar>
-          </w:tcPr>
-          <w:p>
-            <w:pPr>
-              <w:spacing w:after="0"/>
-            </w:pPr>
-            <w:r>
-              <w:rPr>
-                <w:rFonts w:ascii="맑은 고딕" w:cs="맑은 고딕" w:eastAsia="맑은 고딕" w:hAnsi="맑은 고딕"/>
-                <w:sz w:val="18"/>
-                <w:szCs w:val="18"/>
-              </w:rPr>
-              <w:t xml:space="preserve">이분</w:t>
-            </w:r>
-          </w:p>
-        </w:tc>
-        <w:tc>
-          <w:tcPr>
-            <w:tcW w:type="dxa" w:w="2375"/>
-            <w:tcMar>
-              <w:top w:type="dxa" w:w="60"/>
-              <w:left w:type="dxa" w:w="100"/>
-              <w:bottom w:type="dxa" w:w="60"/>
-              <w:right w:type="dxa" w:w="100"/>
-            </w:tcMar>
-          </w:tcPr>
-          <w:p>
-            <w:pPr>
-              <w:spacing w:after="0"/>
-            </w:pPr>
-            <w:r>
-              <w:rPr>
-                <w:rFonts w:ascii="맑은 고딕" w:cs="맑은 고딕" w:eastAsia="맑은 고딕" w:hAnsi="맑은 고딕"/>
-                <w:sz w:val="18"/>
-                <w:szCs w:val="18"/>
-              </w:rPr>
-              <w:t xml:space="preserve">중소기업 인력양성사업 참여여부</w:t>
-            </w:r>
-          </w:p>
-        </w:tc>
-        <w:tc>
-          <w:tcPr>
-            <w:tcW w:type="dxa" w:w="2375"/>
-            <w:tcMar>
-              <w:top w:type="dxa" w:w="60"/>
-              <w:left w:type="dxa" w:w="100"/>
-              <w:bottom w:type="dxa" w:w="60"/>
-              <w:right w:type="dxa" w:w="100"/>
-            </w:tcMar>
-          </w:tcPr>
-          <w:p>
-            <w:pPr>
-              <w:spacing w:after="0"/>
-            </w:pPr>
-            <w:r>
-              <w:rPr>
-                <w:rFonts w:ascii="맑은 고딕" w:cs="맑은 고딕" w:eastAsia="맑은 고딕" w:hAnsi="맑은 고딕"/>
-                <w:sz w:val="18"/>
-                <w:szCs w:val="18"/>
-              </w:rPr>
-              <w:t xml:space="preserve">1/0</w:t>
-            </w:r>
-          </w:p>
-        </w:tc>
-      </w:tr>
-      <w:tr>
-        <w:tc>
-          <w:tcPr>
-            <w:tcW w:type="dxa" w:w="2375"/>
-            <w:tcMar>
-              <w:top w:type="dxa" w:w="60"/>
-              <w:left w:type="dxa" w:w="100"/>
-              <w:bottom w:type="dxa" w:w="60"/>
-              <w:right w:type="dxa" w:w="100"/>
-            </w:tcMar>
-          </w:tcPr>
-          <w:p>
-            <w:pPr>
-              <w:spacing w:after="0"/>
-            </w:pPr>
-            <w:r>
-              <w:rPr>
-                <w:rFonts w:ascii="Consolas" w:cs="Consolas" w:eastAsia="Consolas" w:hAnsi="Consolas"/>
-                <w:sz w:val="18"/>
-                <w:szCs w:val="18"/>
-              </w:rPr>
-              <w:t xml:space="preserve">meister_yn</w:t>
-            </w:r>
-          </w:p>
-        </w:tc>
-        <w:tc>
-          <w:tcPr>
-            <w:tcW w:type="dxa" w:w="2375"/>
-            <w:tcMar>
-              <w:top w:type="dxa" w:w="60"/>
-              <w:left w:type="dxa" w:w="100"/>
-              <w:bottom w:type="dxa" w:w="60"/>
-              <w:right w:type="dxa" w:w="100"/>
-            </w:tcMar>
-          </w:tcPr>
-          <w:p>
-            <w:pPr>
-              <w:spacing w:after="0"/>
-            </w:pPr>
-            <w:r>
-              <w:rPr>
-                <w:rFonts w:ascii="맑은 고딕" w:cs="맑은 고딕" w:eastAsia="맑은 고딕" w:hAnsi="맑은 고딕"/>
-                <w:sz w:val="18"/>
-                <w:szCs w:val="18"/>
-              </w:rPr>
-              <w:t xml:space="preserve">이분</w:t>
-            </w:r>
-          </w:p>
-        </w:tc>
-        <w:tc>
-          <w:tcPr>
-            <w:tcW w:type="dxa" w:w="2375"/>
-            <w:tcMar>
-              <w:top w:type="dxa" w:w="60"/>
-              <w:left w:type="dxa" w:w="100"/>
-              <w:bottom w:type="dxa" w:w="60"/>
-              <w:right w:type="dxa" w:w="100"/>
-            </w:tcMar>
-          </w:tcPr>
-          <w:p>
-            <w:pPr>
-              <w:spacing w:after="0"/>
-            </w:pPr>
-            <w:r>
-              <w:rPr>
-                <w:rFonts w:ascii="맑은 고딕" w:cs="맑은 고딕" w:eastAsia="맑은 고딕" w:hAnsi="맑은 고딕"/>
-                <w:sz w:val="18"/>
-                <w:szCs w:val="18"/>
-              </w:rPr>
-              <w:t xml:space="preserve">마이스터고 지정여부</w:t>
-            </w:r>
-          </w:p>
-        </w:tc>
-        <w:tc>
-          <w:tcPr>
-            <w:tcW w:type="dxa" w:w="2375"/>
-            <w:tcMar>
-              <w:top w:type="dxa" w:w="60"/>
-              <w:left w:type="dxa" w:w="100"/>
-              <w:bottom w:type="dxa" w:w="60"/>
-              <w:right w:type="dxa" w:w="100"/>
-            </w:tcMar>
-          </w:tcPr>
-          <w:p>
-            <w:pPr>
-              <w:spacing w:after="0"/>
-            </w:pPr>
-            <w:r>
-              <w:rPr>
-                <w:rFonts w:ascii="맑은 고딕" w:cs="맑은 고딕" w:eastAsia="맑은 고딕" w:hAnsi="맑은 고딕"/>
-                <w:sz w:val="18"/>
-                <w:szCs w:val="18"/>
-              </w:rPr>
-              <w:t xml:space="preserve">1/0</w:t>
-            </w:r>
-          </w:p>
-        </w:tc>
-      </w:tr>
-      <w:tr>
-        <w:tc>
-          <w:tcPr>
-            <w:tcW w:type="dxa" w:w="2375"/>
-            <w:tcMar>
-              <w:top w:type="dxa" w:w="60"/>
-              <w:left w:type="dxa" w:w="100"/>
-              <w:bottom w:type="dxa" w:w="60"/>
-              <w:right w:type="dxa" w:w="100"/>
-            </w:tcMar>
-          </w:tcPr>
-          <w:p>
-            <w:pPr>
-              <w:spacing w:after="0"/>
-            </w:pPr>
-            <w:r>
-              <w:rPr>
-                <w:rFonts w:ascii="Consolas" w:cs="Consolas" w:eastAsia="Consolas" w:hAnsi="Consolas"/>
-                <w:sz w:val="18"/>
-                <w:szCs w:val="18"/>
-              </w:rPr>
-              <w:t xml:space="preserve">Y</w:t>
-            </w:r>
-          </w:p>
-        </w:tc>
-        <w:tc>
-          <w:tcPr>
-            <w:tcW w:type="dxa" w:w="2375"/>
-            <w:tcMar>
-              <w:top w:type="dxa" w:w="60"/>
-              <w:left w:type="dxa" w:w="100"/>
-              <w:bottom w:type="dxa" w:w="60"/>
-              <w:right w:type="dxa" w:w="100"/>
-            </w:tcMar>
-          </w:tcPr>
-          <w:p>
-            <w:pPr>
-              <w:spacing w:after="0"/>
-            </w:pPr>
-            <w:r>
-              <w:rPr>
-                <w:rFonts w:ascii="맑은 고딕" w:cs="맑은 고딕" w:eastAsia="맑은 고딕" w:hAnsi="맑은 고딕"/>
-                <w:sz w:val="18"/>
-                <w:szCs w:val="18"/>
-              </w:rPr>
-              <w:t xml:space="preserve">연속</w:t>
-            </w:r>
-          </w:p>
-        </w:tc>
-        <w:tc>
-          <w:tcPr>
-            <w:tcW w:type="dxa" w:w="2375"/>
-            <w:tcMar>
-              <w:top w:type="dxa" w:w="60"/>
-              <w:left w:type="dxa" w:w="100"/>
-              <w:bottom w:type="dxa" w:w="60"/>
-              <w:right w:type="dxa" w:w="100"/>
-            </w:tcMar>
-          </w:tcPr>
-          <w:p>
-            <w:pPr>
-              <w:spacing w:after="0"/>
-            </w:pPr>
-            <w:r>
-              <w:rPr>
-                <w:rFonts w:ascii="맑은 고딕" w:cs="맑은 고딕" w:eastAsia="맑은 고딕" w:hAnsi="맑은 고딕"/>
-                <w:sz w:val="18"/>
-                <w:szCs w:val="18"/>
-              </w:rPr>
-              <w:t xml:space="preserve">결과변수(졸업 후 취업률 또는 평균소득, 학교단위 집계)</w:t>
-            </w:r>
-          </w:p>
-        </w:tc>
-        <w:tc>
-          <w:tcPr>
-            <w:tcW w:type="dxa" w:w="2375"/>
-            <w:tcMar>
-              <w:top w:type="dxa" w:w="60"/>
-              <w:left w:type="dxa" w:w="100"/>
-              <w:bottom w:type="dxa" w:w="60"/>
-              <w:right w:type="dxa" w:w="100"/>
-            </w:tcMar>
-          </w:tcPr>
-          <w:p>
-            <w:pPr>
-              <w:spacing w:after="0"/>
-            </w:pPr>
-            <w:r>
-              <w:rPr>
-                <w:rFonts w:ascii="맑은 고딕" w:cs="맑은 고딕" w:eastAsia="맑은 고딕" w:hAnsi="맑은 고딕"/>
-                <w:sz w:val="18"/>
-                <w:szCs w:val="18"/>
-              </w:rPr>
-              <w:t xml:space="preserve">—</w:t>
-            </w:r>
-          </w:p>
-        </w:tc>
-      </w:tr>
-    </w:tbl>
-    <w:p>
-      <w:pPr>
-        <w:spacing w:after="160"/>
-      </w:pPr>
+        <w:t xml:space="preserve">2.4 (4단계, 식별조건 충족 시) 조건부 DiD.</w:t>
+      </w:r>
     </w:p>
     <w:p>
       <w:pPr>
@@ -15407,7 +15089,7 @@
           <w:b/>
           <w:bCs/>
         </w:rPr>
-        <w:t xml:space="preserve">3.5 처치 희석 문제와 그 처리.</w:t>
+        <w:t xml:space="preserve">처치 희석 문제와 그 처리.</w:t>
       </w:r>
       <w:r>
         <w:rPr>
@@ -15426,7 +15108,7 @@
           <w:b/>
           <w:bCs/>
         </w:rPr>
-        <w:t xml:space="preserve">3.6 평행추세 위협과 대응.</w:t>
+        <w:t xml:space="preserve">평행추세 위협과 대응.</w:t>
       </w:r>
       <w:r>
         <w:rPr>
@@ -15544,7 +15226,7 @@
           <w:i/>
           <w:iCs/>
         </w:rPr>
-        <w:t xml:space="preserve">3.7 비교집단 오염 주의.</w:t>
+        <w:t xml:space="preserve">비교집단 오염 주의.</w:t>
       </w:r>
       <w:r>
         <w:rPr>
@@ -16139,7 +15821,7 @@
         <w:rPr>
           <w:rFonts w:ascii="맑은 고딕" w:cs="맑은 고딕" w:eastAsia="맑은 고딕" w:hAnsi="맑은 고딕"/>
         </w:rPr>
-        <w:t xml:space="preserve">3.9 결과 해석 가이드 — ATT(g,t)를 어떻게 읽을 것인가</w:t>
+        <w:t xml:space="preserve">2.5 결과 해석 가이드 — ATT(g,t)를 어떻게 읽을 것인가</w:t>
       </w:r>
     </w:p>
     <w:p>
@@ -16672,7 +16354,7 @@
         <w:rPr>
           <w:rFonts w:ascii="맑은 고딕" w:cs="맑은 고딕" w:eastAsia="맑은 고딕" w:hAnsi="맑은 고딕"/>
         </w:rPr>
-        <w:t xml:space="preserve">다. 도제반 참여 학생은 학교당 8~20% 수준이므로(3.5절), 실제 참여자 효과(effect on the treated, TOT)에 대한 근사값이 필요하면 Bloom(1984)의 no-show 보정 공식을 참고 인용한다:</w:t>
+        <w:t xml:space="preserve">다. 도제반 참여 학생은 학교당 8~20% 수준이므로(2.4절 "처치 희석 문제"), 실제 참여자 효과(effect on the treated, TOT)에 대한 근사값이 필요하면 Bloom(1984)의 no-show 보정 공식을 참고 인용한다:</w:t>
       </w:r>
     </w:p>
     <w:p>
@@ -16858,7 +16540,7 @@
         <w:rPr>
           <w:rFonts w:ascii="맑은 고딕" w:cs="맑은 고딕" w:eastAsia="맑은 고딕" w:hAnsi="맑은 고딕"/>
         </w:rPr>
-        <w:t xml:space="preserve"> 위 제약으로 인해 도제학교 DiD는 </w:t>
+        <w:t xml:space="preserve"> 도제학교 DiD는 축3의 유일한 정식 인과분석이지만, 보고서 전체에서는 축1(고용이행경로, 표5 "본 연구의 주축")이 메인이고 이 분석은 </w:t>
       </w:r>
       <w:r>
         <w:rPr>
@@ -16866,13 +16548,13 @@
           <w:b/>
           <w:bCs/>
         </w:rPr>
-        <w:t xml:space="preserve">보조·탐색 분석</w:t>
-      </w:r>
-      <w:r>
-        <w:rPr>
-          <w:rFonts w:ascii="맑은 고딕" w:cs="맑은 고딕" w:eastAsia="맑은 고딕" w:hAnsi="맑은 고딕"/>
-        </w:rPr>
-        <w:t xml:space="preserve">으로 위치시킨다. 발표에서는 하위분석 A(진학효과 PSM)를 주 결과로 제시하고, 본 분석은 점추정치보다 (2)의 그룹×시점 이질성 해석과 (3)의 </w:t>
+        <w:t xml:space="preserve">보조·확장 분석</w:t>
+      </w:r>
+      <w:r>
+        <w:rPr>
+          <w:rFonts w:ascii="맑은 고딕" w:cs="맑은 고딕" w:eastAsia="맑은 고딕" w:hAnsi="맑은 고딕"/>
+        </w:rPr>
+        <w:t xml:space="preserve">으로 위치시킨다. 발표에서는 점추정치보다 (2)의 그룹×시점 이질성 해석과 (3)의 </w:t>
       </w:r>
       <w:r>
         <w:rPr>
@@ -16886,7 +16568,7 @@
         <w:rPr>
           <w:rFonts w:ascii="맑은 고딕" w:cs="맑은 고딕" w:eastAsia="맑은 고딕" w:hAnsi="맑은 고딕"/>
         </w:rPr>
-        <w:t xml:space="preserve">을 헤드라인 지표로 제시한다.</w:t>
+        <w:t xml:space="preserve">을 헤드라인 지표로 제시하며, 2.3단계(기술적 전후비교)에서 진행 기준을 충족하지 못하면 4단계 결과 자체를 본문에 신지 않고 "식별조건 미충족으로 원자료 기술비교까지만 제시한다"로 대체한다.</w:t>
       </w:r>
     </w:p>
     <w:p>
@@ -16898,7 +16580,7 @@
         <w:rPr>
           <w:rFonts w:ascii="맑은 고딕" w:cs="맑은 고딕" w:eastAsia="맑은 고딕" w:hAnsi="맑은 고딕"/>
         </w:rPr>
-        <w:t xml:space="preserve">4. 하위분석 C — 마이스터고 효과 (PSM)</w:t>
+        <w:t xml:space="preserve">3. 제외한 확장 과제 — 마이스터고 효과, 진학효과의 향후 강화 경로</w:t>
       </w:r>
     </w:p>
     <w:p>
@@ -16909,7 +16591,26 @@
         <w:rPr>
           <w:rFonts w:ascii="맑은 고딕" w:cs="맑은 고딕" w:eastAsia="맑은 고딕" w:hAnsi="맑은 고딕"/>
         </w:rPr>
-        <w:t xml:space="preserve">KRIVET(2022) 매칭변수 체계를 기준점으로 삼아 축3-A와 동일한 코드 구조(</w:t>
+        <w:t xml:space="preserve">초판의 "하위분석 A(진학효과 PSM)"·"하위분석 C(마이스터고 PSM)"는 이번 보고서에서 제외했다. 사유와 향후 경로는 다음과 같다.</w:t>
+      </w:r>
+    </w:p>
+    <w:p>
+      <w:pPr>
+        <w:spacing w:after="200"/>
+      </w:pPr>
+      <w:r>
+        <w:rPr>
+          <w:rFonts w:ascii="맑은 고딕" w:cs="맑은 고딕" w:eastAsia="맑은 고딕" w:hAnsi="맑은 고딕"/>
+          <w:b/>
+          <w:bCs/>
+        </w:rPr>
+        <w:t xml:space="preserve">진학효과(제외).</w:t>
+      </w:r>
+      <w:r>
+        <w:rPr>
+          <w:rFonts w:ascii="맑은 고딕" w:cs="맑은 고딕" w:eastAsia="맑은 고딕" w:hAnsi="맑은 고딕"/>
+        </w:rPr>
+        <w:t xml:space="preserve"> Ⅴ.6절로 이동해 조정된 기술비교로 재정의했다(사유: 매칭에 필요한 성적·가정배경 대리변수가 확정 자료요청 항목에 없음). 향후 KEDI·NEIS에 학업성취·가구소득 관련 항목을 추가 요청해 확보하면, Ⅴ.6절의 </w:t>
       </w:r>
       <w:r>
         <w:rPr>
@@ -16917,83 +16618,46 @@
           <w:sz w:val="19"/>
           <w:szCs w:val="19"/>
         </w:rPr>
-        <w:t xml:space="preserve">matchit</w:t>
-      </w:r>
-      <w:r>
-        <w:rPr>
-          <w:rFonts w:ascii="맑은 고딕" w:cs="맑은 고딕" w:eastAsia="맑은 고딕" w:hAnsi="맑은 고딕"/>
-        </w:rPr>
-        <w:t xml:space="preserve"> → </w:t>
-      </w:r>
-      <w:r>
-        <w:rPr>
-          <w:rFonts w:ascii="Consolas" w:cs="Consolas" w:eastAsia="Consolas" w:hAnsi="Consolas"/>
-          <w:sz w:val="19"/>
-          <w:szCs w:val="19"/>
-        </w:rPr>
-        <w:t xml:space="preserve">love.plot</w:t>
-      </w:r>
-      <w:r>
-        <w:rPr>
-          <w:rFonts w:ascii="맑은 고딕" w:cs="맑은 고딕" w:eastAsia="맑은 고딕" w:hAnsi="맑은 고딕"/>
-        </w:rPr>
-        <w:t xml:space="preserve"> → </w:t>
-      </w:r>
-      <w:r>
-        <w:rPr>
-          <w:rFonts w:ascii="Consolas" w:cs="Consolas" w:eastAsia="Consolas" w:hAnsi="Consolas"/>
-          <w:sz w:val="19"/>
-          <w:szCs w:val="19"/>
-        </w:rPr>
-        <w:t xml:space="preserve">matched_data</w:t>
-      </w:r>
-      <w:r>
-        <w:rPr>
-          <w:rFonts w:ascii="맑은 고딕" w:cs="맑은 고딕" w:eastAsia="맑은 고딕" w:hAnsi="맑은 고딕"/>
-        </w:rPr>
-        <w:t xml:space="preserve"> → 연차별 ATT)를 </w:t>
-      </w:r>
-      <w:r>
-        <w:rPr>
-          <w:rFonts w:ascii="Consolas" w:cs="Consolas" w:eastAsia="Consolas" w:hAnsi="Consolas"/>
-          <w:sz w:val="19"/>
-          <w:szCs w:val="19"/>
-        </w:rPr>
-        <w:t xml:space="preserve">enroll</w:t>
-      </w:r>
-      <w:r>
-        <w:rPr>
-          <w:rFonts w:ascii="맑은 고딕" w:cs="맑은 고딕" w:eastAsia="맑은 고딕" w:hAnsi="맑은 고딕"/>
-        </w:rPr>
-        <w:t xml:space="preserve"> 대신 </w:t>
-      </w:r>
-      <w:r>
-        <w:rPr>
-          <w:rFonts w:ascii="Consolas" w:cs="Consolas" w:eastAsia="Consolas" w:hAnsi="Consolas"/>
-          <w:sz w:val="19"/>
-          <w:szCs w:val="19"/>
-        </w:rPr>
-        <w:t xml:space="preserve">meister_yn</w:t>
-      </w:r>
-      <w:r>
-        <w:rPr>
-          <w:rFonts w:ascii="맑은 고딕" w:cs="맑은 고딕" w:eastAsia="맑은 고딕" w:hAnsi="맑은 고딕"/>
-        </w:rPr>
-        <w:t xml:space="preserve">을 처치로 재사용한다. </w:t>
-      </w:r>
+        <w:t xml:space="preserve">lm(income ~ enroll + ...)</w:t>
+      </w:r>
+      <w:r>
+        <w:rPr>
+          <w:rFonts w:ascii="맑은 고딕" w:cs="맑은 고딕" w:eastAsia="맑은 고딕" w:hAnsi="맑은 고딕"/>
+        </w:rPr>
+        <w:t xml:space="preserve"> 조정회귀를 PSM ATT로 재상향할 수 있다 — 이는 Ⅷ장의 확장과제로 남긴다.</w:t>
+      </w:r>
+    </w:p>
+    <w:p>
+      <w:pPr>
+        <w:spacing w:after="200"/>
+      </w:pPr>
       <w:r>
         <w:rPr>
           <w:rFonts w:ascii="맑은 고딕" w:cs="맑은 고딕" w:eastAsia="맑은 고딕" w:hAnsi="맑은 고딕"/>
           <w:b/>
           <w:bCs/>
         </w:rPr>
-        <w:t xml:space="preserve">[반출 확인 필요]</w:t>
-      </w:r>
-      <w:r>
-        <w:rPr>
-          <w:rFonts w:ascii="맑은 고딕" w:cs="맑은 고딕" w:eastAsia="맑은 고딕" w:hAnsi="맑은 고딕"/>
-        </w:rPr>
-        <w:t xml:space="preserve"> 입학전형 커트라인 점수가 확보되면 다음 RD 설계로 상향한다.</w:t>
+        <w:t xml:space="preserve">마이스터고효과(제외).</w:t>
+      </w:r>
+      <w:r>
+        <w:rPr>
+          <w:rFonts w:ascii="맑은 고딕" w:cs="맑은 고딕" w:eastAsia="맑은 고딕" w:hAnsi="맑은 고딕"/>
+        </w:rPr>
+        <w:t xml:space="preserve"> 같은 이유(성적·가정배경 대리변수 부재)로 PSM을 이번 보고서의 정식 분석에서 제외한다. 마이스터고-특성화고 비교는 진학보다도 더 강한 자기선택(입학전형 자체가 성적 기반 선발)이 걸려 있어, 확정 공변량(학교유형·전공·지역·성별)만으로 매칭하는 것은 KRIVET(2022)이 겪은 잔여불균형 문제를 그대로 재현할 위험이 크다. 대신 </w:t>
+      </w:r>
+      <w:r>
+        <w:rPr>
+          <w:rFonts w:ascii="맑은 고딕" w:cs="맑은 고딕" w:eastAsia="맑은 고딕" w:hAnsi="맑은 고딕"/>
+          <w:b/>
+          <w:bCs/>
+        </w:rPr>
+        <w:t xml:space="preserve">입학전형 커트라인 점수가 확보되면 회귀불연속설계(RD)로 전환</w:t>
+      </w:r>
+      <w:r>
+        <w:rPr>
+          <w:rFonts w:ascii="맑은 고딕" w:cs="맑은 고딕" w:eastAsia="맑은 고딕" w:hAnsi="맑은 고딕"/>
+        </w:rPr>
+        <w:t xml:space="preserve">하는 것을 확장과제로 제안한다 — RD는 불연속점 근방의 국소적 연속성만 가정하므로 PSM처럼 광범위한 능력·배경 통제가 필요하지 않아 이 비판에서 상대적으로 자유롭다.</w:t>
       </w:r>
     </w:p>
     <w:p>
@@ -17032,7 +16696,7 @@
           <w:sz w:val="18"/>
           <w:szCs w:val="18"/>
         </w:rPr>
-        <w:t xml:space="preserve">## RD 설계(커트라인 점수 확보 시)</w:t>
+        <w:t xml:space="preserve">## RD 설계(입학전형 커트라인 점수 확보 시 — 확장과제, 이번 보고서 범위 밖)</w:t>
       </w:r>
     </w:p>
     <w:p>
@@ -17117,7 +16781,7 @@
         <w:rPr>
           <w:rFonts w:ascii="맑은 고딕" w:cs="맑은 고딕" w:eastAsia="맑은 고딕" w:hAnsi="맑은 고딕"/>
         </w:rPr>
-        <w:t xml:space="preserve">5. 시각화 계획</w:t>
+        <w:t xml:space="preserve">4. 시각화 계획</w:t>
       </w:r>
     </w:p>
     <w:p>
@@ -17133,7 +16797,35 @@
         <w:rPr>
           <w:rFonts w:ascii="맑은 고딕" w:cs="맑은 고딕" w:eastAsia="맑은 고딕" w:hAnsi="맑은 고딕"/>
         </w:rPr>
-        <w:t xml:space="preserve">그림7. 성향점수 분포 중첩도(진학효과·마이스터고효과)</w:t>
+        <w:t xml:space="preserve">그림7. 도제/비도제 학교 2015→2020→2023 평균 </w:t>
+      </w:r>
+      <w:r>
+        <w:rPr>
+          <w:rFonts w:ascii="Cambria Math" w:cs="Cambria Math" w:eastAsia="Cambria Math" w:hAnsi="Cambria Math"/>
+          <w:i/>
+          <w:iCs/>
+        </w:rPr>
+        <w:t xml:space="preserve">Y</w:t>
+      </w:r>
+      <w:r>
+        <w:rPr>
+          <w:rFonts w:ascii="맑은 고딕" w:cs="맑은 고딕" w:eastAsia="맑은 고딕" w:hAnsi="맑은 고딕"/>
+        </w:rPr>
+        <w:t xml:space="preserve"> 추이 막대·선그림(2.3단계 기술적 전후비교, </w:t>
+      </w:r>
+      <w:r>
+        <w:rPr>
+          <w:rFonts w:ascii="맑은 고딕" w:cs="맑은 고딕" w:eastAsia="맑은 고딕" w:hAnsi="맑은 고딕"/>
+          <w:b/>
+          <w:bCs/>
+        </w:rPr>
+        <w:t xml:space="preserve">본 장의 1차 결과 그림</w:t>
+      </w:r>
+      <w:r>
+        <w:rPr>
+          <w:rFonts w:ascii="맑은 고딕" w:cs="맑은 고딕" w:eastAsia="맑은 고딕" w:hAnsi="맑은 고딕"/>
+        </w:rPr>
+        <w:t xml:space="preserve">)</w:t>
       </w:r>
     </w:p>
     <w:p>
@@ -17149,7 +16841,7 @@
         <w:rPr>
           <w:rFonts w:ascii="맑은 고딕" w:cs="맑은 고딕" w:eastAsia="맑은 고딕" w:hAnsi="맑은 고딕"/>
         </w:rPr>
-        <w:t xml:space="preserve">그림8. Love plot(매칭 전후 표준화차이)</w:t>
+        <w:t xml:space="preserve">그림8. Love plot(2.4단계 조건부 DiD 매칭 균형진단, 4단계 도달 시)</w:t>
       </w:r>
     </w:p>
     <w:p>
@@ -17165,7 +16857,7 @@
         <w:rPr>
           <w:rFonts w:ascii="맑은 고딕" w:cs="맑은 고딕" w:eastAsia="맑은 고딕" w:hAnsi="맑은 고딕"/>
         </w:rPr>
-        <w:t xml:space="preserve">그림9. Callaway–Sant'Anna event-study plot(도제학교효과)</w:t>
+        <w:t xml:space="preserve">그림9. Callaway–Sant'Anna event-study plot(4단계 도달 시)</w:t>
       </w:r>
     </w:p>
     <w:p>
@@ -17181,7 +16873,7 @@
         <w:rPr>
           <w:rFonts w:ascii="맑은 고딕" w:cs="맑은 고딕" w:eastAsia="맑은 고딕" w:hAnsi="맑은 고딕"/>
         </w:rPr>
-        <w:t xml:space="preserve">그림10. honestDiD 민감도 경계</w:t>
+        <w:t xml:space="preserve">그림10. honestDiD 민감도 경계(4단계 도달 시)</w:t>
       </w:r>
     </w:p>
     <w:p>
@@ -17197,171 +16889,35 @@
         <w:rPr>
           <w:rFonts w:ascii="맑은 고딕" w:cs="맑은 고딕" w:eastAsia="맑은 고딕" w:hAnsi="맑은 고딕"/>
         </w:rPr>
-        <w:t xml:space="preserve">그림11. 코호트·서브그룹별 ATT forest plot(세 하위분석 종합)</w:t>
-      </w:r>
-    </w:p>
-    <w:p>
-      <w:pPr>
-        <w:pStyle w:val="ListParagraph"/>
-        <w:numPr>
-          <w:ilvl w:val="0"/>
-          <w:numId w:val="1"/>
-        </w:numPr>
-        <w:spacing w:after="100"/>
-      </w:pPr>
-      <w:r>
-        <w:rPr>
-          <w:rFonts w:ascii="맑은 고딕" w:cs="맑은 고딕" w:eastAsia="맑은 고딕" w:hAnsi="맑은 고딕"/>
-        </w:rPr>
-        <w:t xml:space="preserve">표3(결과표 양식). 하위분석별 ATT·95%CI·매칭표본수·균형진단 요약 — [반출 후 숫자만 채움]</w:t>
-      </w:r>
-    </w:p>
-    <w:p>
-      <w:pPr>
-        <w:pBdr>
-          <w:top w:val="single" w:color="CCCCCC" w:sz="4"/>
-          <w:bottom w:val="single" w:color="CCCCCC" w:sz="4"/>
-          <w:left w:val="single" w:color="CCCCCC" w:sz="4"/>
-          <w:right w:val="single" w:color="CCCCCC" w:sz="4"/>
-        </w:pBdr>
-        <w:shd w:fill="F0F0F0" w:color="auto" w:val="clear"/>
-        <w:spacing w:after="80" w:before="80"/>
-      </w:pPr>
-      <w:r>
-        <w:rPr>
-          <w:rFonts w:ascii="Consolas" w:cs="Consolas" w:eastAsia="Consolas" w:hAnsi="Consolas"/>
-          <w:color w:val="666666"/>
-          <w:sz w:val="16"/>
-          <w:szCs w:val="16"/>
-        </w:rPr>
-        <w:t xml:space="preserve">[r]</w:t>
-      </w:r>
-    </w:p>
-    <w:p>
-      <w:pPr>
-        <w:pBdr>
-          <w:left w:val="single" w:color="CCCCCC" w:sz="4"/>
-          <w:right w:val="single" w:color="CCCCCC" w:sz="4"/>
-        </w:pBdr>
-        <w:shd w:fill="F0F0F0" w:color="auto" w:val="clear"/>
-        <w:spacing w:after="0"/>
-      </w:pPr>
-      <w:r>
-        <w:rPr>
-          <w:rFonts w:ascii="Consolas" w:cs="Consolas" w:eastAsia="Consolas" w:hAnsi="Consolas"/>
-          <w:sz w:val="18"/>
-          <w:szCs w:val="18"/>
-        </w:rPr>
-        <w:t xml:space="preserve">## forest plot 원자료 통합 예시</w:t>
-      </w:r>
-    </w:p>
-    <w:p>
-      <w:pPr>
-        <w:pBdr>
-          <w:left w:val="single" w:color="CCCCCC" w:sz="4"/>
-          <w:right w:val="single" w:color="CCCCCC" w:sz="4"/>
-        </w:pBdr>
-        <w:shd w:fill="F0F0F0" w:color="auto" w:val="clear"/>
-        <w:spacing w:after="0"/>
-      </w:pPr>
-      <w:r>
-        <w:rPr>
-          <w:rFonts w:ascii="Consolas" w:cs="Consolas" w:eastAsia="Consolas" w:hAnsi="Consolas"/>
-          <w:sz w:val="18"/>
-          <w:szCs w:val="18"/>
-        </w:rPr>
-        <w:t xml:space="preserve">forest_src &lt;- bind_rows(</w:t>
-      </w:r>
-    </w:p>
-    <w:p>
-      <w:pPr>
-        <w:pBdr>
-          <w:left w:val="single" w:color="CCCCCC" w:sz="4"/>
-          <w:right w:val="single" w:color="CCCCCC" w:sz="4"/>
-        </w:pBdr>
-        <w:shd w:fill="F0F0F0" w:color="auto" w:val="clear"/>
-        <w:spacing w:after="0"/>
-      </w:pPr>
-      <w:r>
-        <w:rPr>
-          <w:rFonts w:ascii="Consolas" w:cs="Consolas" w:eastAsia="Consolas" w:hAnsi="Consolas"/>
-          <w:sz w:val="18"/>
-          <w:szCs w:val="18"/>
-        </w:rPr>
-        <w:t xml:space="preserve">  att_by_year %&gt;% mutate(analysis = "진학효과"),</w:t>
-      </w:r>
-    </w:p>
-    <w:p>
-      <w:pPr>
-        <w:pBdr>
-          <w:left w:val="single" w:color="CCCCCC" w:sz="4"/>
-          <w:right w:val="single" w:color="CCCCCC" w:sz="4"/>
-        </w:pBdr>
-        <w:shd w:fill="F0F0F0" w:color="auto" w:val="clear"/>
-        <w:spacing w:after="0"/>
-      </w:pPr>
-      <w:r>
-        <w:rPr>
-          <w:rFonts w:ascii="Consolas" w:cs="Consolas" w:eastAsia="Consolas" w:hAnsi="Consolas"/>
-          <w:sz w:val="18"/>
-          <w:szCs w:val="18"/>
-        </w:rPr>
-        <w:t xml:space="preserve">  meister_att %&gt;% mutate(analysis = "마이스터고효과"),</w:t>
-      </w:r>
-    </w:p>
-    <w:p>
-      <w:pPr>
-        <w:pBdr>
-          <w:left w:val="single" w:color="CCCCCC" w:sz="4"/>
-          <w:right w:val="single" w:color="CCCCCC" w:sz="4"/>
-        </w:pBdr>
-        <w:shd w:fill="F0F0F0" w:color="auto" w:val="clear"/>
-        <w:spacing w:after="0"/>
-      </w:pPr>
-      <w:r>
-        <w:rPr>
-          <w:rFonts w:ascii="Consolas" w:cs="Consolas" w:eastAsia="Consolas" w:hAnsi="Consolas"/>
-          <w:sz w:val="18"/>
-          <w:szCs w:val="18"/>
-        </w:rPr>
-        <w:t xml:space="preserve">  agg_es$att.egt %&gt;% as_tibble() %&gt;% mutate(analysis = "도제학교효과(event-time)")</w:t>
-      </w:r>
-    </w:p>
-    <w:p>
-      <w:pPr>
-        <w:pBdr>
-          <w:left w:val="single" w:color="CCCCCC" w:sz="4"/>
-          <w:right w:val="single" w:color="CCCCCC" w:sz="4"/>
-        </w:pBdr>
-        <w:shd w:fill="F0F0F0" w:color="auto" w:val="clear"/>
-        <w:spacing w:after="0"/>
-      </w:pPr>
-      <w:r>
-        <w:rPr>
-          <w:rFonts w:ascii="Consolas" w:cs="Consolas" w:eastAsia="Consolas" w:hAnsi="Consolas"/>
-          <w:sz w:val="18"/>
-          <w:szCs w:val="18"/>
-        </w:rPr>
-        <w:t xml:space="preserve">)</w:t>
-      </w:r>
-    </w:p>
-    <w:p>
-      <w:pPr>
-        <w:pBdr>
-          <w:bottom w:val="single" w:color="CCCCCC" w:sz="4"/>
-          <w:left w:val="single" w:color="CCCCCC" w:sz="4"/>
-          <w:right w:val="single" w:color="CCCCCC" w:sz="4"/>
-        </w:pBdr>
-        <w:shd w:fill="F0F0F0" w:color="auto" w:val="clear"/>
-        <w:spacing w:after="200"/>
-      </w:pPr>
-      <w:r>
-        <w:rPr>
-          <w:rFonts w:ascii="Consolas" w:cs="Consolas" w:eastAsia="Consolas" w:hAnsi="Consolas"/>
-          <w:sz w:val="4"/>
-          <w:szCs w:val="4"/>
-        </w:rPr>
-        <w:t xml:space="preserve"> </w:t>
+        <w:t xml:space="preserve">표3(결과표 양식). 도제/비도제 학교 시점별 평균 </w:t>
+      </w:r>
+      <w:r>
+        <w:rPr>
+          <w:rFonts w:ascii="Cambria Math" w:cs="Cambria Math" w:eastAsia="Cambria Math" w:hAnsi="Cambria Math"/>
+          <w:i/>
+          <w:iCs/>
+        </w:rPr>
+        <w:t xml:space="preserve">Y</w:t>
+      </w:r>
+      <w:r>
+        <w:rPr>
+          <w:rFonts w:ascii="맑은 고딕" w:cs="맑은 고딕" w:eastAsia="맑은 고딕" w:hAnsi="맑은 고딕"/>
+        </w:rPr>
+        <w:t xml:space="preserve">·격차, (4단계 도달 시) ATT(g,t)·95%CI·</w:t>
+      </w:r>
+      <w:r>
+        <w:rPr>
+          <w:rFonts w:ascii="Cambria Math" w:cs="Cambria Math" w:eastAsia="Cambria Math" w:hAnsi="Cambria Math"/>
+          <w:i/>
+          <w:iCs/>
+        </w:rPr>
+        <w:t xml:space="preserve">\bar M</w:t>
+      </w:r>
+      <w:r>
+        <w:rPr>
+          <w:rFonts w:ascii="맑은 고딕" w:cs="맑은 고딕" w:eastAsia="맑은 고딕" w:hAnsi="맑은 고딕"/>
+        </w:rPr>
+        <w:t xml:space="preserve"> — [반출 후 숫자만 채움]</w:t>
       </w:r>
     </w:p>
     <w:p>
@@ -17389,7 +16945,7 @@
           <w:i/>
           <w:iCs/>
         </w:rPr>
-        <w:t xml:space="preserve"> 이 장에서는 Sankey를 사용하지 않는다. 인과효과 추정치는 "차이"이므로 분포중첩·러브플롯·event-study·forest plot이 표준이다.</w:t>
+        <w:t xml:space="preserve"> 이 장에서는 Sankey를 사용하지 않는다. 인과효과 추정치는 "차이"이므로 막대·선그림·러브플롯·event-study가 표준이다.</w:t>
       </w:r>
     </w:p>
     <w:p>
@@ -17714,7 +17270,7 @@
                 <w:sz w:val="18"/>
                 <w:szCs w:val="18"/>
               </w:rPr>
-              <w:t xml:space="preserve">ASW·ARI, GBTM과의 교차검증 일치도(κ)</w:t>
+              <w:t xml:space="preserve">ASW·ARI(반복표본), 가입량 이외 구분 여부</w:t>
             </w:r>
           </w:p>
         </w:tc>
@@ -17764,7 +17320,7 @@
                 <w:sz w:val="18"/>
                 <w:szCs w:val="18"/>
               </w:rPr>
-              <w:t xml:space="preserve">사건사·다중상태(축1)</w:t>
+              <w:t xml:space="preserve">사건사(축1)</w:t>
             </w:r>
           </w:p>
         </w:tc>
@@ -17838,7 +17394,7 @@
                 <w:sz w:val="18"/>
                 <w:szCs w:val="18"/>
               </w:rPr>
-              <w:t xml:space="preserve">전공·직종(축2)</w:t>
+              <w:t xml:space="preserve">교육분야·직종(축2)</w:t>
             </w:r>
           </w:p>
         </w:tc>
@@ -17862,7 +17418,7 @@
                 <w:sz w:val="18"/>
                 <w:szCs w:val="18"/>
               </w:rPr>
-              <w:t xml:space="preserve">판정자 일치(κ), SHAP은 예측력 지표로만</w:t>
+              <w:t xml:space="preserve">엔트로피 산출의 유효 표본·판정자 일치(κ, 보조지표)</w:t>
             </w:r>
           </w:p>
         </w:tc>
@@ -17886,7 +17442,7 @@
                 <w:sz w:val="18"/>
                 <w:szCs w:val="18"/>
               </w:rPr>
-              <w:t xml:space="preserve">관련성과 실제 적합성 구분, 인과 해석 금지 명시</w:t>
+              <w:t xml:space="preserve">주지표(엔트로피)와 보조지표(관련성)를 표에서 구분 표시</w:t>
             </w:r>
           </w:p>
         </w:tc>
@@ -17912,7 +17468,7 @@
                 <w:sz w:val="18"/>
                 <w:szCs w:val="18"/>
               </w:rPr>
-              <w:t xml:space="preserve">PSM(축3-A,C)</w:t>
+              <w:t xml:space="preserve">진학 기술비교(축2)</w:t>
             </w:r>
           </w:p>
         </w:tc>
@@ -17936,7 +17492,7 @@
                 <w:sz w:val="18"/>
                 <w:szCs w:val="18"/>
               </w:rPr>
-              <w:t xml:space="preserve">균형진단(표준화차이&lt;0.1), 겹침, Rosenbaum bounds</w:t>
+              <w:t xml:space="preserve">조정회귀의 R², 공변량 결측 비율</w:t>
             </w:r>
           </w:p>
         </w:tc>
@@ -17960,7 +17516,7 @@
                 <w:sz w:val="18"/>
                 <w:szCs w:val="18"/>
               </w:rPr>
-              <w:t xml:space="preserve">t검정·c-통계량은 균형진단에 미사용</w:t>
+              <w:t xml:space="preserve">"ATT/효과" 표현 금지, "조정된 격차"로만 표기</w:t>
             </w:r>
           </w:p>
         </w:tc>
@@ -17986,7 +17542,7 @@
                 <w:sz w:val="18"/>
                 <w:szCs w:val="18"/>
               </w:rPr>
-              <w:t xml:space="preserve">DiD(축3-B)</w:t>
+              <w:t xml:space="preserve">도제학교 DiD(축3)</w:t>
             </w:r>
           </w:p>
         </w:tc>
@@ -18010,7 +17566,7 @@
                 <w:sz w:val="18"/>
                 <w:szCs w:val="18"/>
               </w:rPr>
-              <w:t xml:space="preserve">평행추세 미검정 명시, honestDiD 민감도, staggered 대응</w:t>
+              <w:t xml:space="preserve">2.3단계 진행기준 충족 여부, 균형진단, honestDiD</w:t>
             </w:r>
           </w:p>
         </w:tc>
@@ -18034,7 +17590,7 @@
                 <w:sz w:val="18"/>
                 <w:szCs w:val="18"/>
               </w:rPr>
-              <w:t xml:space="preserve">점추정치보다 민감도 한계값 우선 보고</w:t>
+              <w:t xml:space="preserve">4단계 도달 실패 시 2.3단계 기술비교까지만 보고</w:t>
             </w:r>
           </w:p>
         </w:tc>
@@ -18086,7 +17642,7 @@
         <w:rPr>
           <w:rFonts w:ascii="맑은 고딕" w:cs="맑은 고딕" w:eastAsia="맑은 고딕" w:hAnsi="맑은 고딕"/>
         </w:rPr>
-        <w:t xml:space="preserve">고용이행경로(축1)</w:t>
+        <w:t xml:space="preserve">고용이행경로(축1, 본 연구의 주축)</w:t>
       </w:r>
     </w:p>
     <w:p>
@@ -18102,7 +17658,7 @@
         <w:rPr>
           <w:rFonts w:ascii="맑은 고딕" w:cs="맑은 고딕" w:eastAsia="맑은 고딕" w:hAnsi="맑은 고딕"/>
         </w:rPr>
-        <w:t xml:space="preserve">전공-직종 연계·이동(축2)</w:t>
+        <w:t xml:space="preserve">교육분야-직종-진학 연결(축2)</w:t>
       </w:r>
     </w:p>
     <w:p>
@@ -18118,7 +17674,7 @@
         <w:rPr>
           <w:rFonts w:ascii="맑은 고딕" w:cs="맑은 고딕" w:eastAsia="맑은 고딕" w:hAnsi="맑은 고딕"/>
         </w:rPr>
-        <w:t xml:space="preserve">정책·제도 효과(축3-A/B/C)</w:t>
+        <w:t xml:space="preserve">정책학교(도제학교) 비교(축3) — 4단계 중 도달한 단계까지만 보고</w:t>
       </w:r>
     </w:p>
     <w:p>
@@ -18134,7 +17690,7 @@
         <w:rPr>
           <w:rFonts w:ascii="맑은 고딕" w:cs="맑은 고딕" w:eastAsia="맑은 고딕" w:hAnsi="맑은 고딕"/>
         </w:rPr>
-        <w:t xml:space="preserve">결론 및 정책제언 — 서술적 결과(축1·2)와 인과추론 결과(축3)를 혼동하지 않도록 절을 분리</w:t>
+        <w:t xml:space="preserve">결론 및 정책제언 — 서술적 결과(축1·2)와 준실험 결과(축3)를 혼동하지 않도록 절을 분리</w:t>
       </w:r>
     </w:p>
     <w:p>
@@ -18189,7 +17745,7 @@
         <w:rPr>
           <w:rFonts w:ascii="맑은 고딕" w:cs="맑은 고딕" w:eastAsia="맑은 고딕" w:hAnsi="맑은 고딕"/>
         </w:rPr>
-        <w:t xml:space="preserve">[반출 확인 필요] 재학 중 고용보험 이력(NEIS 학급코드 대안 포함)</w:t>
+        <w:t xml:space="preserve">[반출 확인 필요] 재학 중 고용보험 이력(NEIS 학급코드 대안 포함) — 확보 시 도제학교 분석을 개인단위 삼중비교로 격상 가능</w:t>
       </w:r>
     </w:p>
     <w:p>
@@ -18205,63 +17761,7 @@
         <w:rPr>
           <w:rFonts w:ascii="맑은 고딕" w:cs="맑은 고딕" w:eastAsia="맑은 고딕" w:hAnsi="맑은 고딕"/>
         </w:rPr>
-        <w:t xml:space="preserve">[반출 확인 필요] </w:t>
-      </w:r>
-      <w:r>
-        <w:rPr>
-          <w:rFonts w:ascii="Consolas" w:cs="Consolas" w:eastAsia="Consolas" w:hAnsi="Consolas"/>
-          <w:sz w:val="19"/>
-          <w:szCs w:val="19"/>
-        </w:rPr>
-        <w:t xml:space="preserve">gpa_ms</w:t>
-      </w:r>
-      <w:r>
-        <w:rPr>
-          <w:rFonts w:ascii="맑은 고딕" w:cs="맑은 고딕" w:eastAsia="맑은 고딕" w:hAnsi="맑은 고딕"/>
-        </w:rPr>
-        <w:t xml:space="preserve">, </w:t>
-      </w:r>
-      <w:r>
-        <w:rPr>
-          <w:rFonts w:ascii="Consolas" w:cs="Consolas" w:eastAsia="Consolas" w:hAnsi="Consolas"/>
-          <w:sz w:val="19"/>
-          <w:szCs w:val="19"/>
-        </w:rPr>
-        <w:t xml:space="preserve">hh_proxy</w:t>
-      </w:r>
-      <w:r>
-        <w:rPr>
-          <w:rFonts w:ascii="맑은 고딕" w:cs="맑은 고딕" w:eastAsia="맑은 고딕" w:hAnsi="맑은 고딕"/>
-        </w:rPr>
-        <w:t xml:space="preserve">, </w:t>
-      </w:r>
-      <w:r>
-        <w:rPr>
-          <w:rFonts w:ascii="Consolas" w:cs="Consolas" w:eastAsia="Consolas" w:hAnsi="Consolas"/>
-          <w:sz w:val="19"/>
-          <w:szCs w:val="19"/>
-        </w:rPr>
-        <w:t xml:space="preserve">cert_yn</w:t>
-      </w:r>
-      <w:r>
-        <w:rPr>
-          <w:rFonts w:ascii="맑은 고딕" w:cs="맑은 고딕" w:eastAsia="맑은 고딕" w:hAnsi="맑은 고딕"/>
-        </w:rPr>
-        <w:t xml:space="preserve">, </w:t>
-      </w:r>
-      <w:r>
-        <w:rPr>
-          <w:rFonts w:ascii="Consolas" w:cs="Consolas" w:eastAsia="Consolas" w:hAnsi="Consolas"/>
-          <w:sz w:val="19"/>
-          <w:szCs w:val="19"/>
-        </w:rPr>
-        <w:t xml:space="preserve">fieldtrip_yn</w:t>
-      </w:r>
-      <w:r>
-        <w:rPr>
-          <w:rFonts w:ascii="맑은 고딕" w:cs="맑은 고딕" w:eastAsia="맑은 고딕" w:hAnsi="맑은 고딕"/>
-        </w:rPr>
-        <w:t xml:space="preserve"> 등 PSM 매칭변수의 실제 확보 가능 항목</w:t>
+        <w:t xml:space="preserve">[확장과제] 학업성취(중3 내신 등)·가구소득 대리변수 추가 확보 — 확보 시 Ⅴ.6절 진학 기술비교를 PSM ATT로, Ⅵ.3절 마이스터고 비교를 정식 분석으로 재상향</w:t>
       </w:r>
     </w:p>
     <w:p>
@@ -18277,7 +17777,7 @@
         <w:rPr>
           <w:rFonts w:ascii="맑은 고딕" w:cs="맑은 고딕" w:eastAsia="맑은 고딕" w:hAnsi="맑은 고딕"/>
         </w:rPr>
-        <w:t xml:space="preserve">[수집 예정] 중소기업 특성화고 인력양성사업·2016 학생비중확대사업 선정교 명단</w:t>
+        <w:t xml:space="preserve">[확장과제] 마이스터고 입학전형 커트라인 점수 확보 가능성 — 확보 시 마이스터고 비교를 PSM 대신 RD로 설계(성적·배경 전반의 통제가 불필요해 식별이 더 강함)</w:t>
       </w:r>
     </w:p>
     <w:p>
@@ -18293,7 +17793,7 @@
         <w:rPr>
           <w:rFonts w:ascii="맑은 고딕" w:cs="맑은 고딕" w:eastAsia="맑은 고딕" w:hAnsi="맑은 고딕"/>
         </w:rPr>
-        <w:t xml:space="preserve">[수집 예정] KESS 학교기본정보(학교코드 포함), 학교별 시계열 취업률(2014–2023)</w:t>
+        <w:t xml:space="preserve">[수집 예정] 중소기업 특성화고 인력양성사업·2016 학생비중확대사업 선정교 명단 — 도제학교 DiD 견고성 분석 및 비교집단 오염 통제용</w:t>
       </w:r>
     </w:p>
     <w:p>
@@ -18309,7 +17809,23 @@
         <w:rPr>
           <w:rFonts w:ascii="맑은 고딕" w:cs="맑은 고딕" w:eastAsia="맑은 고딕" w:hAnsi="맑은 고딕"/>
         </w:rPr>
-        <w:t xml:space="preserve">[확인 필요] 마이스터고 입학전형 커트라인 점수 확보 가능성(RD 설계 상향 여부)</w:t>
+        <w:t xml:space="preserve">[수집 예정] KESS 학교기본정보(학교코드 포함), 학교별 시계열 취업률(2014–2023)</w:t>
+      </w:r>
+    </w:p>
+    <w:p>
+      <w:pPr>
+        <w:pStyle w:val="ListParagraph"/>
+        <w:numPr>
+          <w:ilvl w:val="0"/>
+          <w:numId w:val="1"/>
+        </w:numPr>
+        <w:spacing w:after="100"/>
+      </w:pPr>
+      <w:r>
+        <w:rPr>
+          <w:rFonts w:ascii="맑은 고딕" w:cs="맑은 고딕" w:eastAsia="맑은 고딕" w:hAnsi="맑은 고딕"/>
+        </w:rPr>
+        <w:t xml:space="preserve">[후속연구] GBTM 교차검증, 다중상태모형, RF+SHAP — Ⅳ.7·Ⅴ.7절에 코드 보관, 본 보고서 범위 밖</w:t>
       </w:r>
     </w:p>
     <w:p>

--- a/연구설계_및_분석계획서_전면개정판.docx
+++ b/연구설계_및_분석계획서_전면개정판.docx
@@ -9928,7 +9928,21 @@
         <w:rPr>
           <w:rFonts w:ascii="맑은 고딕" w:cs="맑은 고딕" w:eastAsia="맑은 고딕" w:hAnsi="맑은 고딕"/>
         </w:rPr>
-        <w:t xml:space="preserve">그림1. 코호트×학교유형별 고용상태전이 Sankey (졸업→6→12→24→36개월; 원자료: 월별 E/O 상태전환표. 교육구간은 하단 보조 트랙으로 병치, Ⅲ.3절 참조)</w:t>
+        <w:t xml:space="preserve">그림1. 학교유형별 소형다중구성(small multiples) 고용상태전이 Sankey 3개 패널(마이스터고/특성화고/일반고 직업반, 코호트별로 별도 발행) — 졸업→6→12→24→36개월; 원자료: 월별 E/O 상태전환표. </w:t>
+      </w:r>
+      <w:r>
+        <w:rPr>
+          <w:rFonts w:ascii="맑은 고딕" w:cs="맑은 고딕" w:eastAsia="맑은 고딕" w:hAnsi="맑은 고딕"/>
+          <w:b/>
+          <w:bCs/>
+        </w:rPr>
+        <w:t xml:space="preserve">단일 통합 Sankey로 풀링하지 않는다</w:t>
+      </w:r>
+      <w:r>
+        <w:rPr>
+          <w:rFonts w:ascii="맑은 고딕" w:cs="맑은 고딕" w:eastAsia="맑은 고딕" w:hAnsi="맑은 고딕"/>
+        </w:rPr>
+        <w:t xml:space="preserve"> — 리본 색을 상태(E/O)와 학교유형 두 정체성에 동시에 쓰면 식별이 무너지므로, 학교유형은 패널 분리로, 상태는 색으로 각각 한 가지 역할만 맡긴다. 교육구간은 각 패널 하단 보조 트랙으로 병치(Ⅲ.3절 참조)</w:t>
       </w:r>
     </w:p>
     <w:p>
@@ -12284,6 +12298,1857 @@
     </w:p>
     <w:p>
       <w:pPr>
+        <w:spacing w:after="200"/>
+      </w:pPr>
+      <w:r>
+        <w:rPr>
+          <w:rFonts w:ascii="맑은 고딕" w:cs="맑은 고딕" w:eastAsia="맑은 고딕" w:hAnsi="맑은 고딕"/>
+          <w:b/>
+          <w:bCs/>
+        </w:rPr>
+        <w:t xml:space="preserve">6.1 진학 경로 분류 전처리 (Sankey·소득비교 공통 전제).</w:t>
+      </w:r>
+      <w:r>
+        <w:rPr>
+          <w:rFonts w:ascii="맑은 고딕" w:cs="맑은 고딕" w:eastAsia="맑은 고딕" w:hAnsi="맑은 고딕"/>
+        </w:rPr>
+        <w:t xml:space="preserve"> 그림4(Sankey)·그림6(소득비교) 모두 "모든 사람이 첫 직종을 갖는다"는 암묵적 가정 위에 만들면 안 된다. 취업이력·진학이력의 유무·순서로 먼저 </w:t>
+      </w:r>
+      <w:r>
+        <w:rPr>
+          <w:rFonts w:ascii="맑은 고딕" w:cs="맑은 고딕" w:eastAsia="맑은 고딕" w:hAnsi="맑은 고딕"/>
+          <w:b/>
+          <w:bCs/>
+        </w:rPr>
+        <w:t xml:space="preserve">상호배타적 4개 경로유형</w:t>
+      </w:r>
+      <w:r>
+        <w:rPr>
+          <w:rFonts w:ascii="맑은 고딕" w:cs="맑은 고딕" w:eastAsia="맑은 고딕" w:hAnsi="맑은 고딕"/>
+        </w:rPr>
+        <w:t xml:space="preserve">을 확정한 뒤에만 두 그림을 구성한다.</w:t>
+      </w:r>
+    </w:p>
+    <w:tbl>
+      <w:tblPr>
+        <w:tblW w:type="dxa" w:w="9500"/>
+        <w:tblBorders>
+          <w:top w:val="single" w:color="auto" w:sz="4"/>
+          <w:left w:val="single" w:color="auto" w:sz="4"/>
+          <w:bottom w:val="single" w:color="auto" w:sz="4"/>
+          <w:right w:val="single" w:color="auto" w:sz="4"/>
+          <w:insideH w:val="single" w:color="auto" w:sz="4"/>
+          <w:insideV w:val="single" w:color="auto" w:sz="4"/>
+        </w:tblBorders>
+      </w:tblPr>
+      <w:tblGrid>
+        <w:gridCol w:w="2375"/>
+        <w:gridCol w:w="2375"/>
+        <w:gridCol w:w="2375"/>
+        <w:gridCol w:w="2375"/>
+      </w:tblGrid>
+      <w:tr>
+        <w:trPr>
+          <w:tblHeader/>
+        </w:trPr>
+        <w:tc>
+          <w:tcPr>
+            <w:tcW w:type="dxa" w:w="2375"/>
+            <w:shd w:fill="2F3B52" w:color="auto" w:val="clear"/>
+            <w:tcMar>
+              <w:top w:type="dxa" w:w="60"/>
+              <w:left w:type="dxa" w:w="100"/>
+              <w:bottom w:type="dxa" w:w="60"/>
+              <w:right w:type="dxa" w:w="100"/>
+            </w:tcMar>
+          </w:tcPr>
+          <w:p>
+            <w:pPr>
+              <w:spacing w:after="0"/>
+            </w:pPr>
+            <w:r>
+              <w:rPr>
+                <w:rFonts w:ascii="맑은 고딕" w:cs="맑은 고딕" w:eastAsia="맑은 고딕" w:hAnsi="맑은 고딕"/>
+                <w:b/>
+                <w:bCs/>
+                <w:color w:val="FFFFFF"/>
+                <w:sz w:val="18"/>
+                <w:szCs w:val="18"/>
+              </w:rPr>
+              <w:t xml:space="preserve">경로유형</w:t>
+            </w:r>
+          </w:p>
+        </w:tc>
+        <w:tc>
+          <w:tcPr>
+            <w:tcW w:type="dxa" w:w="2375"/>
+            <w:shd w:fill="2F3B52" w:color="auto" w:val="clear"/>
+            <w:tcMar>
+              <w:top w:type="dxa" w:w="60"/>
+              <w:left w:type="dxa" w:w="100"/>
+              <w:bottom w:type="dxa" w:w="60"/>
+              <w:right w:type="dxa" w:w="100"/>
+            </w:tcMar>
+          </w:tcPr>
+          <w:p>
+            <w:pPr>
+              <w:spacing w:after="0"/>
+            </w:pPr>
+            <w:r>
+              <w:rPr>
+                <w:rFonts w:ascii="맑은 고딕" w:cs="맑은 고딕" w:eastAsia="맑은 고딕" w:hAnsi="맑은 고딕"/>
+                <w:b/>
+                <w:bCs/>
+                <w:color w:val="FFFFFF"/>
+                <w:sz w:val="18"/>
+                <w:szCs w:val="18"/>
+              </w:rPr>
+              <w:t xml:space="preserve">정의(사건 순서 기준)</w:t>
+            </w:r>
+          </w:p>
+        </w:tc>
+        <w:tc>
+          <w:tcPr>
+            <w:tcW w:type="dxa" w:w="2375"/>
+            <w:shd w:fill="2F3B52" w:color="auto" w:val="clear"/>
+            <w:tcMar>
+              <w:top w:type="dxa" w:w="60"/>
+              <w:left w:type="dxa" w:w="100"/>
+              <w:bottom w:type="dxa" w:w="60"/>
+              <w:right w:type="dxa" w:w="100"/>
+            </w:tcMar>
+          </w:tcPr>
+          <w:p>
+            <w:pPr>
+              <w:spacing w:after="0"/>
+            </w:pPr>
+            <w:r>
+              <w:rPr>
+                <w:rFonts w:ascii="맑은 고딕" w:cs="맑은 고딕" w:eastAsia="맑은 고딕" w:hAnsi="맑은 고딕"/>
+                <w:b/>
+                <w:bCs/>
+                <w:color w:val="FFFFFF"/>
+                <w:sz w:val="18"/>
+                <w:szCs w:val="18"/>
+              </w:rPr>
+              <w:t xml:space="preserve">Sankey 2단("첫 직종") 노드</w:t>
+            </w:r>
+          </w:p>
+        </w:tc>
+        <w:tc>
+          <w:tcPr>
+            <w:tcW w:type="dxa" w:w="2375"/>
+            <w:shd w:fill="2F3B52" w:color="auto" w:val="clear"/>
+            <w:tcMar>
+              <w:top w:type="dxa" w:w="60"/>
+              <w:left w:type="dxa" w:w="100"/>
+              <w:bottom w:type="dxa" w:w="60"/>
+              <w:right w:type="dxa" w:w="100"/>
+            </w:tcMar>
+          </w:tcPr>
+          <w:p>
+            <w:pPr>
+              <w:spacing w:after="0"/>
+            </w:pPr>
+            <w:r>
+              <w:rPr>
+                <w:rFonts w:ascii="맑은 고딕" w:cs="맑은 고딕" w:eastAsia="맑은 고딕" w:hAnsi="맑은 고딕"/>
+                <w:b/>
+                <w:bCs/>
+                <w:color w:val="FFFFFF"/>
+                <w:sz w:val="18"/>
+                <w:szCs w:val="18"/>
+              </w:rPr>
+              <w:t xml:space="preserve">Sankey 3단("진학경로") 노드</w:t>
+            </w:r>
+          </w:p>
+        </w:tc>
+      </w:tr>
+      <w:tr>
+        <w:tc>
+          <w:tcPr>
+            <w:tcW w:type="dxa" w:w="2375"/>
+            <w:tcMar>
+              <w:top w:type="dxa" w:w="60"/>
+              <w:left w:type="dxa" w:w="100"/>
+              <w:bottom w:type="dxa" w:w="60"/>
+              <w:right w:type="dxa" w:w="100"/>
+            </w:tcMar>
+          </w:tcPr>
+          <w:p>
+            <w:pPr>
+              <w:spacing w:after="0"/>
+            </w:pPr>
+            <w:r>
+              <w:rPr>
+                <w:rFonts w:ascii="맑은 고딕" w:cs="맑은 고딕" w:eastAsia="맑은 고딕" w:hAnsi="맑은 고딕"/>
+                <w:sz w:val="18"/>
+                <w:szCs w:val="18"/>
+              </w:rPr>
+              <w:t xml:space="preserve">직행취업형</w:t>
+            </w:r>
+          </w:p>
+        </w:tc>
+        <w:tc>
+          <w:tcPr>
+            <w:tcW w:type="dxa" w:w="2375"/>
+            <w:tcMar>
+              <w:top w:type="dxa" w:w="60"/>
+              <w:left w:type="dxa" w:w="100"/>
+              <w:bottom w:type="dxa" w:w="60"/>
+              <w:right w:type="dxa" w:w="100"/>
+            </w:tcMar>
+          </w:tcPr>
+          <w:p>
+            <w:pPr>
+              <w:spacing w:after="0"/>
+            </w:pPr>
+            <w:r>
+              <w:rPr>
+                <w:rFonts w:ascii="Consolas" w:cs="Consolas" w:eastAsia="Consolas" w:hAnsi="Consolas"/>
+                <w:sz w:val="18"/>
+                <w:szCs w:val="18"/>
+              </w:rPr>
+              <w:t xml:space="preserve">E_start</w:t>
+            </w:r>
+            <w:r>
+              <w:rPr>
+                <w:rFonts w:ascii="맑은 고딕" w:cs="맑은 고딕" w:eastAsia="맑은 고딕" w:hAnsi="맑은 고딕"/>
+                <w:sz w:val="18"/>
+                <w:szCs w:val="18"/>
+              </w:rPr>
+              <w:t xml:space="preserve"> 있음, </w:t>
+            </w:r>
+            <w:r>
+              <w:rPr>
+                <w:rFonts w:ascii="Consolas" w:cs="Consolas" w:eastAsia="Consolas" w:hAnsi="Consolas"/>
+                <w:sz w:val="18"/>
+                <w:szCs w:val="18"/>
+              </w:rPr>
+              <w:t xml:space="preserve">enroll_date</w:t>
+            </w:r>
+            <w:r>
+              <w:rPr>
+                <w:rFonts w:ascii="맑은 고딕" w:cs="맑은 고딕" w:eastAsia="맑은 고딕" w:hAnsi="맑은 고딕"/>
+                <w:sz w:val="18"/>
+                <w:szCs w:val="18"/>
+              </w:rPr>
+              <w:t xml:space="preserve"> 없음</w:t>
+            </w:r>
+          </w:p>
+        </w:tc>
+        <w:tc>
+          <w:tcPr>
+            <w:tcW w:type="dxa" w:w="2375"/>
+            <w:tcMar>
+              <w:top w:type="dxa" w:w="60"/>
+              <w:left w:type="dxa" w:w="100"/>
+              <w:bottom w:type="dxa" w:w="60"/>
+              <w:right w:type="dxa" w:w="100"/>
+            </w:tcMar>
+          </w:tcPr>
+          <w:p>
+            <w:pPr>
+              <w:spacing w:after="0"/>
+            </w:pPr>
+            <w:r>
+              <w:rPr>
+                <w:rFonts w:ascii="맑은 고딕" w:cs="맑은 고딕" w:eastAsia="맑은 고딕" w:hAnsi="맑은 고딕"/>
+                <w:sz w:val="18"/>
+                <w:szCs w:val="18"/>
+              </w:rPr>
+              <w:t xml:space="preserve">실제 </w:t>
+            </w:r>
+            <w:r>
+              <w:rPr>
+                <w:rFonts w:ascii="Consolas" w:cs="Consolas" w:eastAsia="Consolas" w:hAnsi="Consolas"/>
+                <w:sz w:val="18"/>
+                <w:szCs w:val="18"/>
+              </w:rPr>
+              <w:t xml:space="preserve">occ_code</w:t>
+            </w:r>
+          </w:p>
+        </w:tc>
+        <w:tc>
+          <w:tcPr>
+            <w:tcW w:type="dxa" w:w="2375"/>
+            <w:tcMar>
+              <w:top w:type="dxa" w:w="60"/>
+              <w:left w:type="dxa" w:w="100"/>
+              <w:bottom w:type="dxa" w:w="60"/>
+              <w:right w:type="dxa" w:w="100"/>
+            </w:tcMar>
+          </w:tcPr>
+          <w:p>
+            <w:pPr>
+              <w:spacing w:after="0"/>
+            </w:pPr>
+            <w:r>
+              <w:rPr>
+                <w:rFonts w:ascii="맑은 고딕" w:cs="맑은 고딕" w:eastAsia="맑은 고딕" w:hAnsi="맑은 고딕"/>
+                <w:sz w:val="18"/>
+                <w:szCs w:val="18"/>
+              </w:rPr>
+              <w:t xml:space="preserve">고졸취업 유지</w:t>
+            </w:r>
+          </w:p>
+        </w:tc>
+      </w:tr>
+      <w:tr>
+        <w:tc>
+          <w:tcPr>
+            <w:tcW w:type="dxa" w:w="2375"/>
+            <w:tcMar>
+              <w:top w:type="dxa" w:w="60"/>
+              <w:left w:type="dxa" w:w="100"/>
+              <w:bottom w:type="dxa" w:w="60"/>
+              <w:right w:type="dxa" w:w="100"/>
+            </w:tcMar>
+          </w:tcPr>
+          <w:p>
+            <w:pPr>
+              <w:spacing w:after="0"/>
+            </w:pPr>
+            <w:r>
+              <w:rPr>
+                <w:rFonts w:ascii="맑은 고딕" w:cs="맑은 고딕" w:eastAsia="맑은 고딕" w:hAnsi="맑은 고딕"/>
+                <w:sz w:val="18"/>
+                <w:szCs w:val="18"/>
+              </w:rPr>
+              <w:t xml:space="preserve">선취업후진학형</w:t>
+            </w:r>
+          </w:p>
+        </w:tc>
+        <w:tc>
+          <w:tcPr>
+            <w:tcW w:type="dxa" w:w="2375"/>
+            <w:tcMar>
+              <w:top w:type="dxa" w:w="60"/>
+              <w:left w:type="dxa" w:w="100"/>
+              <w:bottom w:type="dxa" w:w="60"/>
+              <w:right w:type="dxa" w:w="100"/>
+            </w:tcMar>
+          </w:tcPr>
+          <w:p>
+            <w:pPr>
+              <w:spacing w:after="0"/>
+            </w:pPr>
+            <w:r>
+              <w:rPr>
+                <w:rFonts w:ascii="Consolas" w:cs="Consolas" w:eastAsia="Consolas" w:hAnsi="Consolas"/>
+                <w:sz w:val="18"/>
+                <w:szCs w:val="18"/>
+              </w:rPr>
+              <w:t xml:space="preserve">E_start</w:t>
+            </w:r>
+            <w:r>
+              <w:rPr>
+                <w:rFonts w:ascii="맑은 고딕" w:cs="맑은 고딕" w:eastAsia="맑은 고딕" w:hAnsi="맑은 고딕"/>
+                <w:sz w:val="18"/>
+                <w:szCs w:val="18"/>
+              </w:rPr>
+              <w:t xml:space="preserve"> 있고 </w:t>
+            </w:r>
+            <w:r>
+              <w:rPr>
+                <w:rFonts w:ascii="Consolas" w:cs="Consolas" w:eastAsia="Consolas" w:hAnsi="Consolas"/>
+                <w:sz w:val="18"/>
+                <w:szCs w:val="18"/>
+              </w:rPr>
+              <w:t xml:space="preserve">E_start &lt; enroll_date</w:t>
+            </w:r>
+          </w:p>
+        </w:tc>
+        <w:tc>
+          <w:tcPr>
+            <w:tcW w:type="dxa" w:w="2375"/>
+            <w:tcMar>
+              <w:top w:type="dxa" w:w="60"/>
+              <w:left w:type="dxa" w:w="100"/>
+              <w:bottom w:type="dxa" w:w="60"/>
+              <w:right w:type="dxa" w:w="100"/>
+            </w:tcMar>
+          </w:tcPr>
+          <w:p>
+            <w:pPr>
+              <w:spacing w:after="0"/>
+            </w:pPr>
+            <w:r>
+              <w:rPr>
+                <w:rFonts w:ascii="맑은 고딕" w:cs="맑은 고딕" w:eastAsia="맑은 고딕" w:hAnsi="맑은 고딕"/>
+                <w:sz w:val="18"/>
+                <w:szCs w:val="18"/>
+              </w:rPr>
+              <w:t xml:space="preserve">실제 </w:t>
+            </w:r>
+            <w:r>
+              <w:rPr>
+                <w:rFonts w:ascii="Consolas" w:cs="Consolas" w:eastAsia="Consolas" w:hAnsi="Consolas"/>
+                <w:sz w:val="18"/>
+                <w:szCs w:val="18"/>
+              </w:rPr>
+              <w:t xml:space="preserve">occ_code</w:t>
+            </w:r>
+            <w:r>
+              <w:rPr>
+                <w:rFonts w:ascii="맑은 고딕" w:cs="맑은 고딕" w:eastAsia="맑은 고딕" w:hAnsi="맑은 고딕"/>
+                <w:sz w:val="18"/>
+                <w:szCs w:val="18"/>
+              </w:rPr>
+              <w:t xml:space="preserve">(진학 전 직종이므로 유효)</w:t>
+            </w:r>
+          </w:p>
+        </w:tc>
+        <w:tc>
+          <w:tcPr>
+            <w:tcW w:type="dxa" w:w="2375"/>
+            <w:tcMar>
+              <w:top w:type="dxa" w:w="60"/>
+              <w:left w:type="dxa" w:w="100"/>
+              <w:bottom w:type="dxa" w:w="60"/>
+              <w:right w:type="dxa" w:w="100"/>
+            </w:tcMar>
+          </w:tcPr>
+          <w:p>
+            <w:pPr>
+              <w:spacing w:after="0"/>
+            </w:pPr>
+            <w:r>
+              <w:rPr>
+                <w:rFonts w:ascii="맑은 고딕" w:cs="맑은 고딕" w:eastAsia="맑은 고딕" w:hAnsi="맑은 고딕"/>
+                <w:sz w:val="18"/>
+                <w:szCs w:val="18"/>
+              </w:rPr>
+              <w:t xml:space="preserve">동일/타계열 진학(고교–대학 KSCED 비교)</w:t>
+            </w:r>
+          </w:p>
+        </w:tc>
+      </w:tr>
+      <w:tr>
+        <w:tc>
+          <w:tcPr>
+            <w:tcW w:type="dxa" w:w="2375"/>
+            <w:tcMar>
+              <w:top w:type="dxa" w:w="60"/>
+              <w:left w:type="dxa" w:w="100"/>
+              <w:bottom w:type="dxa" w:w="60"/>
+              <w:right w:type="dxa" w:w="100"/>
+            </w:tcMar>
+          </w:tcPr>
+          <w:p>
+            <w:pPr>
+              <w:spacing w:after="0"/>
+            </w:pPr>
+            <w:r>
+              <w:rPr>
+                <w:rFonts w:ascii="맑은 고딕" w:cs="맑은 고딕" w:eastAsia="맑은 고딕" w:hAnsi="맑은 고딕"/>
+                <w:sz w:val="18"/>
+                <w:szCs w:val="18"/>
+              </w:rPr>
+              <w:t xml:space="preserve">즉시진학형(선학습형)</w:t>
+            </w:r>
+          </w:p>
+        </w:tc>
+        <w:tc>
+          <w:tcPr>
+            <w:tcW w:type="dxa" w:w="2375"/>
+            <w:tcMar>
+              <w:top w:type="dxa" w:w="60"/>
+              <w:left w:type="dxa" w:w="100"/>
+              <w:bottom w:type="dxa" w:w="60"/>
+              <w:right w:type="dxa" w:w="100"/>
+            </w:tcMar>
+          </w:tcPr>
+          <w:p>
+            <w:pPr>
+              <w:spacing w:after="0"/>
+            </w:pPr>
+            <w:r>
+              <w:rPr>
+                <w:rFonts w:ascii="Consolas" w:cs="Consolas" w:eastAsia="Consolas" w:hAnsi="Consolas"/>
+                <w:sz w:val="18"/>
+                <w:szCs w:val="18"/>
+              </w:rPr>
+              <w:t xml:space="preserve">enroll_date</w:t>
+            </w:r>
+            <w:r>
+              <w:rPr>
+                <w:rFonts w:ascii="맑은 고딕" w:cs="맑은 고딕" w:eastAsia="맑은 고딕" w:hAnsi="맑은 고딕"/>
+                <w:sz w:val="18"/>
+                <w:szCs w:val="18"/>
+              </w:rPr>
+              <w:t xml:space="preserve"> 있고 (</w:t>
+            </w:r>
+            <w:r>
+              <w:rPr>
+                <w:rFonts w:ascii="Consolas" w:cs="Consolas" w:eastAsia="Consolas" w:hAnsi="Consolas"/>
+                <w:sz w:val="18"/>
+                <w:szCs w:val="18"/>
+              </w:rPr>
+              <w:t xml:space="preserve">E_start</w:t>
+            </w:r>
+            <w:r>
+              <w:rPr>
+                <w:rFonts w:ascii="맑은 고딕" w:cs="맑은 고딕" w:eastAsia="맑은 고딕" w:hAnsi="맑은 고딕"/>
+                <w:sz w:val="18"/>
+                <w:szCs w:val="18"/>
+              </w:rPr>
+              <w:t xml:space="preserve"> 없음 또는 </w:t>
+            </w:r>
+            <w:r>
+              <w:rPr>
+                <w:rFonts w:ascii="Consolas" w:cs="Consolas" w:eastAsia="Consolas" w:hAnsi="Consolas"/>
+                <w:sz w:val="18"/>
+                <w:szCs w:val="18"/>
+              </w:rPr>
+              <w:t xml:space="preserve">E_start ≥ enroll_date</w:t>
+            </w:r>
+            <w:r>
+              <w:rPr>
+                <w:rFonts w:ascii="맑은 고딕" w:cs="맑은 고딕" w:eastAsia="맑은 고딕" w:hAnsi="맑은 고딕"/>
+                <w:sz w:val="18"/>
+                <w:szCs w:val="18"/>
+              </w:rPr>
+              <w:t xml:space="preserve">)</w:t>
+            </w:r>
+          </w:p>
+        </w:tc>
+        <w:tc>
+          <w:tcPr>
+            <w:tcW w:type="dxa" w:w="2375"/>
+            <w:tcMar>
+              <w:top w:type="dxa" w:w="60"/>
+              <w:left w:type="dxa" w:w="100"/>
+              <w:bottom w:type="dxa" w:w="60"/>
+              <w:right w:type="dxa" w:w="100"/>
+            </w:tcMar>
+          </w:tcPr>
+          <w:p>
+            <w:pPr>
+              <w:spacing w:after="0"/>
+            </w:pPr>
+            <w:r>
+              <w:rPr>
+                <w:rFonts w:ascii="맑은 고딕" w:cs="맑은 고딕" w:eastAsia="맑은 고딕" w:hAnsi="맑은 고딕"/>
+                <w:b/>
+                <w:bCs/>
+                <w:sz w:val="18"/>
+                <w:szCs w:val="18"/>
+              </w:rPr>
+              <w:t xml:space="preserve">"직행진학(취업이력없음)"</w:t>
+            </w:r>
+            <w:r>
+              <w:rPr>
+                <w:rFonts w:ascii="맑은 고딕" w:cs="맑은 고딕" w:eastAsia="맑은 고딕" w:hAnsi="맑은 고딕"/>
+                <w:sz w:val="18"/>
+                <w:szCs w:val="18"/>
+              </w:rPr>
+              <w:t xml:space="preserve">(별도 노드)</w:t>
+            </w:r>
+          </w:p>
+        </w:tc>
+        <w:tc>
+          <w:tcPr>
+            <w:tcW w:type="dxa" w:w="2375"/>
+            <w:tcMar>
+              <w:top w:type="dxa" w:w="60"/>
+              <w:left w:type="dxa" w:w="100"/>
+              <w:bottom w:type="dxa" w:w="60"/>
+              <w:right w:type="dxa" w:w="100"/>
+            </w:tcMar>
+          </w:tcPr>
+          <w:p>
+            <w:pPr>
+              <w:spacing w:after="0"/>
+            </w:pPr>
+            <w:r>
+              <w:rPr>
+                <w:rFonts w:ascii="맑은 고딕" w:cs="맑은 고딕" w:eastAsia="맑은 고딕" w:hAnsi="맑은 고딕"/>
+                <w:sz w:val="18"/>
+                <w:szCs w:val="18"/>
+              </w:rPr>
+              <w:t xml:space="preserve">동일/타계열 진학</w:t>
+            </w:r>
+          </w:p>
+        </w:tc>
+      </w:tr>
+      <w:tr>
+        <w:tc>
+          <w:tcPr>
+            <w:tcW w:type="dxa" w:w="2375"/>
+            <w:tcMar>
+              <w:top w:type="dxa" w:w="60"/>
+              <w:left w:type="dxa" w:w="100"/>
+              <w:bottom w:type="dxa" w:w="60"/>
+              <w:right w:type="dxa" w:w="100"/>
+            </w:tcMar>
+          </w:tcPr>
+          <w:p>
+            <w:pPr>
+              <w:spacing w:after="0"/>
+            </w:pPr>
+            <w:r>
+              <w:rPr>
+                <w:rFonts w:ascii="맑은 고딕" w:cs="맑은 고딕" w:eastAsia="맑은 고딕" w:hAnsi="맑은 고딕"/>
+                <w:sz w:val="18"/>
+                <w:szCs w:val="18"/>
+              </w:rPr>
+              <w:t xml:space="preserve">미관측 지속형</w:t>
+            </w:r>
+          </w:p>
+        </w:tc>
+        <w:tc>
+          <w:tcPr>
+            <w:tcW w:type="dxa" w:w="2375"/>
+            <w:tcMar>
+              <w:top w:type="dxa" w:w="60"/>
+              <w:left w:type="dxa" w:w="100"/>
+              <w:bottom w:type="dxa" w:w="60"/>
+              <w:right w:type="dxa" w:w="100"/>
+            </w:tcMar>
+          </w:tcPr>
+          <w:p>
+            <w:pPr>
+              <w:spacing w:after="0"/>
+            </w:pPr>
+            <w:r>
+              <w:rPr>
+                <w:rFonts w:ascii="Consolas" w:cs="Consolas" w:eastAsia="Consolas" w:hAnsi="Consolas"/>
+                <w:sz w:val="18"/>
+                <w:szCs w:val="18"/>
+              </w:rPr>
+              <w:t xml:space="preserve">E_start</w:t>
+            </w:r>
+            <w:r>
+              <w:rPr>
+                <w:rFonts w:ascii="맑은 고딕" w:cs="맑은 고딕" w:eastAsia="맑은 고딕" w:hAnsi="맑은 고딕"/>
+                <w:sz w:val="18"/>
+                <w:szCs w:val="18"/>
+              </w:rPr>
+              <w:t xml:space="preserve">·</w:t>
+            </w:r>
+            <w:r>
+              <w:rPr>
+                <w:rFonts w:ascii="Consolas" w:cs="Consolas" w:eastAsia="Consolas" w:hAnsi="Consolas"/>
+                <w:sz w:val="18"/>
+                <w:szCs w:val="18"/>
+              </w:rPr>
+              <w:t xml:space="preserve">enroll_date</w:t>
+            </w:r>
+            <w:r>
+              <w:rPr>
+                <w:rFonts w:ascii="맑은 고딕" w:cs="맑은 고딕" w:eastAsia="맑은 고딕" w:hAnsi="맑은 고딕"/>
+                <w:sz w:val="18"/>
+                <w:szCs w:val="18"/>
+              </w:rPr>
+              <w:t xml:space="preserve"> 모두 없음</w:t>
+            </w:r>
+          </w:p>
+        </w:tc>
+        <w:tc>
+          <w:tcPr>
+            <w:tcW w:type="dxa" w:w="2375"/>
+            <w:tcMar>
+              <w:top w:type="dxa" w:w="60"/>
+              <w:left w:type="dxa" w:w="100"/>
+              <w:bottom w:type="dxa" w:w="60"/>
+              <w:right w:type="dxa" w:w="100"/>
+            </w:tcMar>
+          </w:tcPr>
+          <w:p>
+            <w:pPr>
+              <w:spacing w:after="0"/>
+            </w:pPr>
+            <w:r>
+              <w:rPr>
+                <w:rFonts w:ascii="맑은 고딕" w:cs="맑은 고딕" w:eastAsia="맑은 고딕" w:hAnsi="맑은 고딕"/>
+                <w:b/>
+                <w:bCs/>
+                <w:sz w:val="18"/>
+                <w:szCs w:val="18"/>
+              </w:rPr>
+              <w:t xml:space="preserve">"미관측 지속"</w:t>
+            </w:r>
+            <w:r>
+              <w:rPr>
+                <w:rFonts w:ascii="맑은 고딕" w:cs="맑은 고딕" w:eastAsia="맑은 고딕" w:hAnsi="맑은 고딕"/>
+                <w:sz w:val="18"/>
+                <w:szCs w:val="18"/>
+              </w:rPr>
+              <w:t xml:space="preserve">(별도 노드)</w:t>
+            </w:r>
+          </w:p>
+        </w:tc>
+        <w:tc>
+          <w:tcPr>
+            <w:tcW w:type="dxa" w:w="2375"/>
+            <w:tcMar>
+              <w:top w:type="dxa" w:w="60"/>
+              <w:left w:type="dxa" w:w="100"/>
+              <w:bottom w:type="dxa" w:w="60"/>
+              <w:right w:type="dxa" w:w="100"/>
+            </w:tcMar>
+          </w:tcPr>
+          <w:p>
+            <w:pPr>
+              <w:spacing w:after="0"/>
+            </w:pPr>
+            <w:r>
+              <w:rPr>
+                <w:rFonts w:ascii="맑은 고딕" w:cs="맑은 고딕" w:eastAsia="맑은 고딕" w:hAnsi="맑은 고딕"/>
+                <w:sz w:val="18"/>
+                <w:szCs w:val="18"/>
+              </w:rPr>
+              <w:t xml:space="preserve">미관측 지속(그대로 통과)</w:t>
+            </w:r>
+          </w:p>
+        </w:tc>
+      </w:tr>
+    </w:tbl>
+    <w:p>
+      <w:pPr>
+        <w:spacing w:after="160"/>
+      </w:pPr>
+    </w:p>
+    <w:p>
+      <w:pPr>
+        <w:pBdr>
+          <w:top w:val="single" w:color="CCCCCC" w:sz="4"/>
+          <w:bottom w:val="single" w:color="CCCCCC" w:sz="4"/>
+          <w:left w:val="single" w:color="CCCCCC" w:sz="4"/>
+          <w:right w:val="single" w:color="CCCCCC" w:sz="4"/>
+        </w:pBdr>
+        <w:shd w:fill="F0F0F0" w:color="auto" w:val="clear"/>
+        <w:spacing w:after="80" w:before="80"/>
+      </w:pPr>
+      <w:r>
+        <w:rPr>
+          <w:rFonts w:ascii="Consolas" w:cs="Consolas" w:eastAsia="Consolas" w:hAnsi="Consolas"/>
+          <w:color w:val="666666"/>
+          <w:sz w:val="16"/>
+          <w:szCs w:val="16"/>
+        </w:rPr>
+        <w:t xml:space="preserve">[r]</w:t>
+      </w:r>
+    </w:p>
+    <w:p>
+      <w:pPr>
+        <w:pBdr>
+          <w:left w:val="single" w:color="CCCCCC" w:sz="4"/>
+          <w:right w:val="single" w:color="CCCCCC" w:sz="4"/>
+        </w:pBdr>
+        <w:shd w:fill="F0F0F0" w:color="auto" w:val="clear"/>
+        <w:spacing w:after="0"/>
+      </w:pPr>
+      <w:r>
+        <w:rPr>
+          <w:rFonts w:ascii="Consolas" w:cs="Consolas" w:eastAsia="Consolas" w:hAnsi="Consolas"/>
+          <w:sz w:val="18"/>
+          <w:szCs w:val="18"/>
+        </w:rPr>
+        <w:t xml:space="preserve">## person_events: person_id, hs_field2, E_start(첫 고용보험 취득일), enroll_date, occ_code, college_field2</w:t>
+      </w:r>
+    </w:p>
+    <w:p>
+      <w:pPr>
+        <w:pBdr>
+          <w:left w:val="single" w:color="CCCCCC" w:sz="4"/>
+          <w:right w:val="single" w:color="CCCCCC" w:sz="4"/>
+        </w:pBdr>
+        <w:shd w:fill="F0F0F0" w:color="auto" w:val="clear"/>
+        <w:spacing w:after="0"/>
+      </w:pPr>
+      <w:r>
+        <w:rPr>
+          <w:rFonts w:ascii="Consolas" w:cs="Consolas" w:eastAsia="Consolas" w:hAnsi="Consolas"/>
+          <w:sz w:val="18"/>
+          <w:szCs w:val="18"/>
+        </w:rPr>
+        <w:t xml:space="preserve">person_events &lt;- person_events %&gt;%</w:t>
+      </w:r>
+    </w:p>
+    <w:p>
+      <w:pPr>
+        <w:pBdr>
+          <w:left w:val="single" w:color="CCCCCC" w:sz="4"/>
+          <w:right w:val="single" w:color="CCCCCC" w:sz="4"/>
+        </w:pBdr>
+        <w:shd w:fill="F0F0F0" w:color="auto" w:val="clear"/>
+        <w:spacing w:after="0"/>
+      </w:pPr>
+      <w:r>
+        <w:rPr>
+          <w:rFonts w:ascii="Consolas" w:cs="Consolas" w:eastAsia="Consolas" w:hAnsi="Consolas"/>
+          <w:sz w:val="18"/>
+          <w:szCs w:val="18"/>
+        </w:rPr>
+        <w:t xml:space="preserve">  mutate(pathway = case_when(</w:t>
+      </w:r>
+    </w:p>
+    <w:p>
+      <w:pPr>
+        <w:pBdr>
+          <w:left w:val="single" w:color="CCCCCC" w:sz="4"/>
+          <w:right w:val="single" w:color="CCCCCC" w:sz="4"/>
+        </w:pBdr>
+        <w:shd w:fill="F0F0F0" w:color="auto" w:val="clear"/>
+        <w:spacing w:after="0"/>
+      </w:pPr>
+      <w:r>
+        <w:rPr>
+          <w:rFonts w:ascii="Consolas" w:cs="Consolas" w:eastAsia="Consolas" w:hAnsi="Consolas"/>
+          <w:sz w:val="18"/>
+          <w:szCs w:val="18"/>
+        </w:rPr>
+        <w:t xml:space="preserve">    is.na(E_start) &amp; is.na(enroll_date) ~ "미관측지속",</w:t>
+      </w:r>
+    </w:p>
+    <w:p>
+      <w:pPr>
+        <w:pBdr>
+          <w:left w:val="single" w:color="CCCCCC" w:sz="4"/>
+          <w:right w:val="single" w:color="CCCCCC" w:sz="4"/>
+        </w:pBdr>
+        <w:shd w:fill="F0F0F0" w:color="auto" w:val="clear"/>
+        <w:spacing w:after="0"/>
+      </w:pPr>
+      <w:r>
+        <w:rPr>
+          <w:rFonts w:ascii="Consolas" w:cs="Consolas" w:eastAsia="Consolas" w:hAnsi="Consolas"/>
+          <w:sz w:val="18"/>
+          <w:szCs w:val="18"/>
+        </w:rPr>
+        <w:t xml:space="preserve">    !is.na(enroll_date) &amp; (is.na(E_start) | E_start &gt;= enroll_date) ~ "즉시진학",</w:t>
+      </w:r>
+    </w:p>
+    <w:p>
+      <w:pPr>
+        <w:pBdr>
+          <w:left w:val="single" w:color="CCCCCC" w:sz="4"/>
+          <w:right w:val="single" w:color="CCCCCC" w:sz="4"/>
+        </w:pBdr>
+        <w:shd w:fill="F0F0F0" w:color="auto" w:val="clear"/>
+        <w:spacing w:after="0"/>
+      </w:pPr>
+      <w:r>
+        <w:rPr>
+          <w:rFonts w:ascii="Consolas" w:cs="Consolas" w:eastAsia="Consolas" w:hAnsi="Consolas"/>
+          <w:sz w:val="18"/>
+          <w:szCs w:val="18"/>
+        </w:rPr>
+        <w:t xml:space="preserve">    !is.na(E_start) &amp; is.na(enroll_date) ~ "직행취업",</w:t>
+      </w:r>
+    </w:p>
+    <w:p>
+      <w:pPr>
+        <w:pBdr>
+          <w:left w:val="single" w:color="CCCCCC" w:sz="4"/>
+          <w:right w:val="single" w:color="CCCCCC" w:sz="4"/>
+        </w:pBdr>
+        <w:shd w:fill="F0F0F0" w:color="auto" w:val="clear"/>
+        <w:spacing w:after="0"/>
+      </w:pPr>
+      <w:r>
+        <w:rPr>
+          <w:rFonts w:ascii="Consolas" w:cs="Consolas" w:eastAsia="Consolas" w:hAnsi="Consolas"/>
+          <w:sz w:val="18"/>
+          <w:szCs w:val="18"/>
+        </w:rPr>
+        <w:t xml:space="preserve">    !is.na(E_start) &amp; E_start &lt; enroll_date ~ "선취업후진학",</w:t>
+      </w:r>
+    </w:p>
+    <w:p>
+      <w:pPr>
+        <w:pBdr>
+          <w:left w:val="single" w:color="CCCCCC" w:sz="4"/>
+          <w:right w:val="single" w:color="CCCCCC" w:sz="4"/>
+        </w:pBdr>
+        <w:shd w:fill="F0F0F0" w:color="auto" w:val="clear"/>
+        <w:spacing w:after="0"/>
+      </w:pPr>
+      <w:r>
+        <w:rPr>
+          <w:rFonts w:ascii="Consolas" w:cs="Consolas" w:eastAsia="Consolas" w:hAnsi="Consolas"/>
+          <w:sz w:val="18"/>
+          <w:szCs w:val="18"/>
+        </w:rPr>
+        <w:t xml:space="preserve">    TRUE ~ NA_character_</w:t>
+      </w:r>
+    </w:p>
+    <w:p>
+      <w:pPr>
+        <w:pBdr>
+          <w:left w:val="single" w:color="CCCCCC" w:sz="4"/>
+          <w:right w:val="single" w:color="CCCCCC" w:sz="4"/>
+        </w:pBdr>
+        <w:shd w:fill="F0F0F0" w:color="auto" w:val="clear"/>
+        <w:spacing w:after="0"/>
+      </w:pPr>
+      <w:r>
+        <w:rPr>
+          <w:rFonts w:ascii="Consolas" w:cs="Consolas" w:eastAsia="Consolas" w:hAnsi="Consolas"/>
+          <w:sz w:val="18"/>
+          <w:szCs w:val="18"/>
+        </w:rPr>
+        <w:t xml:space="preserve">  ))</w:t>
+      </w:r>
+    </w:p>
+    <w:p>
+      <w:pPr>
+        <w:pBdr>
+          <w:left w:val="single" w:color="CCCCCC" w:sz="4"/>
+          <w:right w:val="single" w:color="CCCCCC" w:sz="4"/>
+        </w:pBdr>
+        <w:shd w:fill="F0F0F0" w:color="auto" w:val="clear"/>
+        <w:spacing w:after="0"/>
+      </w:pPr>
+      <w:r>
+        <w:rPr>
+          <w:rFonts w:ascii="Consolas" w:cs="Consolas" w:eastAsia="Consolas" w:hAnsi="Consolas"/>
+          <w:sz w:val="18"/>
+          <w:szCs w:val="18"/>
+        </w:rPr>
+        <w:t xml:space="preserve"> </w:t>
+      </w:r>
+    </w:p>
+    <w:p>
+      <w:pPr>
+        <w:pBdr>
+          <w:left w:val="single" w:color="CCCCCC" w:sz="4"/>
+          <w:right w:val="single" w:color="CCCCCC" w:sz="4"/>
+        </w:pBdr>
+        <w:shd w:fill="F0F0F0" w:color="auto" w:val="clear"/>
+        <w:spacing w:after="0"/>
+      </w:pPr>
+      <w:r>
+        <w:rPr>
+          <w:rFonts w:ascii="Consolas" w:cs="Consolas" w:eastAsia="Consolas" w:hAnsi="Consolas"/>
+          <w:sz w:val="18"/>
+          <w:szCs w:val="18"/>
+        </w:rPr>
+        <w:t xml:space="preserve">## 2단 노드 값: occ_code는 직행취업·선취업후진학에서만 유효값 사용</w:t>
+      </w:r>
+    </w:p>
+    <w:p>
+      <w:pPr>
+        <w:pBdr>
+          <w:left w:val="single" w:color="CCCCCC" w:sz="4"/>
+          <w:right w:val="single" w:color="CCCCCC" w:sz="4"/>
+        </w:pBdr>
+        <w:shd w:fill="F0F0F0" w:color="auto" w:val="clear"/>
+        <w:spacing w:after="0"/>
+      </w:pPr>
+      <w:r>
+        <w:rPr>
+          <w:rFonts w:ascii="Consolas" w:cs="Consolas" w:eastAsia="Consolas" w:hAnsi="Consolas"/>
+          <w:sz w:val="18"/>
+          <w:szCs w:val="18"/>
+        </w:rPr>
+        <w:t xml:space="preserve">sankey_stage2 &lt;- person_events %&gt;%</w:t>
+      </w:r>
+    </w:p>
+    <w:p>
+      <w:pPr>
+        <w:pBdr>
+          <w:left w:val="single" w:color="CCCCCC" w:sz="4"/>
+          <w:right w:val="single" w:color="CCCCCC" w:sz="4"/>
+        </w:pBdr>
+        <w:shd w:fill="F0F0F0" w:color="auto" w:val="clear"/>
+        <w:spacing w:after="0"/>
+      </w:pPr>
+      <w:r>
+        <w:rPr>
+          <w:rFonts w:ascii="Consolas" w:cs="Consolas" w:eastAsia="Consolas" w:hAnsi="Consolas"/>
+          <w:sz w:val="18"/>
+          <w:szCs w:val="18"/>
+        </w:rPr>
+        <w:t xml:space="preserve">  mutate(node2 = case_when(</w:t>
+      </w:r>
+    </w:p>
+    <w:p>
+      <w:pPr>
+        <w:pBdr>
+          <w:left w:val="single" w:color="CCCCCC" w:sz="4"/>
+          <w:right w:val="single" w:color="CCCCCC" w:sz="4"/>
+        </w:pBdr>
+        <w:shd w:fill="F0F0F0" w:color="auto" w:val="clear"/>
+        <w:spacing w:after="0"/>
+      </w:pPr>
+      <w:r>
+        <w:rPr>
+          <w:rFonts w:ascii="Consolas" w:cs="Consolas" w:eastAsia="Consolas" w:hAnsi="Consolas"/>
+          <w:sz w:val="18"/>
+          <w:szCs w:val="18"/>
+        </w:rPr>
+        <w:t xml:space="preserve">    pathway %in% c("직행취업","선취업후진학") ~ occ_group,   # 공통 직종 비교군</w:t>
+      </w:r>
+    </w:p>
+    <w:p>
+      <w:pPr>
+        <w:pBdr>
+          <w:left w:val="single" w:color="CCCCCC" w:sz="4"/>
+          <w:right w:val="single" w:color="CCCCCC" w:sz="4"/>
+        </w:pBdr>
+        <w:shd w:fill="F0F0F0" w:color="auto" w:val="clear"/>
+        <w:spacing w:after="0"/>
+      </w:pPr>
+      <w:r>
+        <w:rPr>
+          <w:rFonts w:ascii="Consolas" w:cs="Consolas" w:eastAsia="Consolas" w:hAnsi="Consolas"/>
+          <w:sz w:val="18"/>
+          <w:szCs w:val="18"/>
+        </w:rPr>
+        <w:t xml:space="preserve">    pathway == "즉시진학" ~ "직행진학(취업이력없음)",</w:t>
+      </w:r>
+    </w:p>
+    <w:p>
+      <w:pPr>
+        <w:pBdr>
+          <w:left w:val="single" w:color="CCCCCC" w:sz="4"/>
+          <w:right w:val="single" w:color="CCCCCC" w:sz="4"/>
+        </w:pBdr>
+        <w:shd w:fill="F0F0F0" w:color="auto" w:val="clear"/>
+        <w:spacing w:after="0"/>
+      </w:pPr>
+      <w:r>
+        <w:rPr>
+          <w:rFonts w:ascii="Consolas" w:cs="Consolas" w:eastAsia="Consolas" w:hAnsi="Consolas"/>
+          <w:sz w:val="18"/>
+          <w:szCs w:val="18"/>
+        </w:rPr>
+        <w:t xml:space="preserve">    pathway == "미관측지속" ~ "미관측 지속"</w:t>
+      </w:r>
+    </w:p>
+    <w:p>
+      <w:pPr>
+        <w:pBdr>
+          <w:left w:val="single" w:color="CCCCCC" w:sz="4"/>
+          <w:right w:val="single" w:color="CCCCCC" w:sz="4"/>
+        </w:pBdr>
+        <w:shd w:fill="F0F0F0" w:color="auto" w:val="clear"/>
+        <w:spacing w:after="0"/>
+      </w:pPr>
+      <w:r>
+        <w:rPr>
+          <w:rFonts w:ascii="Consolas" w:cs="Consolas" w:eastAsia="Consolas" w:hAnsi="Consolas"/>
+          <w:sz w:val="18"/>
+          <w:szCs w:val="18"/>
+        </w:rPr>
+        <w:t xml:space="preserve">  ))</w:t>
+      </w:r>
+    </w:p>
+    <w:p>
+      <w:pPr>
+        <w:pBdr>
+          <w:left w:val="single" w:color="CCCCCC" w:sz="4"/>
+          <w:right w:val="single" w:color="CCCCCC" w:sz="4"/>
+        </w:pBdr>
+        <w:shd w:fill="F0F0F0" w:color="auto" w:val="clear"/>
+        <w:spacing w:after="0"/>
+      </w:pPr>
+      <w:r>
+        <w:rPr>
+          <w:rFonts w:ascii="Consolas" w:cs="Consolas" w:eastAsia="Consolas" w:hAnsi="Consolas"/>
+          <w:sz w:val="18"/>
+          <w:szCs w:val="18"/>
+        </w:rPr>
+        <w:t xml:space="preserve"> </w:t>
+      </w:r>
+    </w:p>
+    <w:p>
+      <w:pPr>
+        <w:pBdr>
+          <w:left w:val="single" w:color="CCCCCC" w:sz="4"/>
+          <w:right w:val="single" w:color="CCCCCC" w:sz="4"/>
+        </w:pBdr>
+        <w:shd w:fill="F0F0F0" w:color="auto" w:val="clear"/>
+        <w:spacing w:after="0"/>
+      </w:pPr>
+      <w:r>
+        <w:rPr>
+          <w:rFonts w:ascii="Consolas" w:cs="Consolas" w:eastAsia="Consolas" w:hAnsi="Consolas"/>
+          <w:sz w:val="18"/>
+          <w:szCs w:val="18"/>
+        </w:rPr>
+        <w:t xml:space="preserve">## 3단 노드 값: 고교-대학 KSCED 비교는 진학 관련 두 유형에서만 수행</w:t>
+      </w:r>
+    </w:p>
+    <w:p>
+      <w:pPr>
+        <w:pBdr>
+          <w:left w:val="single" w:color="CCCCCC" w:sz="4"/>
+          <w:right w:val="single" w:color="CCCCCC" w:sz="4"/>
+        </w:pBdr>
+        <w:shd w:fill="F0F0F0" w:color="auto" w:val="clear"/>
+        <w:spacing w:after="0"/>
+      </w:pPr>
+      <w:r>
+        <w:rPr>
+          <w:rFonts w:ascii="Consolas" w:cs="Consolas" w:eastAsia="Consolas" w:hAnsi="Consolas"/>
+          <w:sz w:val="18"/>
+          <w:szCs w:val="18"/>
+        </w:rPr>
+        <w:t xml:space="preserve">sankey_stage3 &lt;- sankey_stage2 %&gt;%</w:t>
+      </w:r>
+    </w:p>
+    <w:p>
+      <w:pPr>
+        <w:pBdr>
+          <w:left w:val="single" w:color="CCCCCC" w:sz="4"/>
+          <w:right w:val="single" w:color="CCCCCC" w:sz="4"/>
+        </w:pBdr>
+        <w:shd w:fill="F0F0F0" w:color="auto" w:val="clear"/>
+        <w:spacing w:after="0"/>
+      </w:pPr>
+      <w:r>
+        <w:rPr>
+          <w:rFonts w:ascii="Consolas" w:cs="Consolas" w:eastAsia="Consolas" w:hAnsi="Consolas"/>
+          <w:sz w:val="18"/>
+          <w:szCs w:val="18"/>
+        </w:rPr>
+        <w:t xml:space="preserve">  mutate(node3 = case_when(</w:t>
+      </w:r>
+    </w:p>
+    <w:p>
+      <w:pPr>
+        <w:pBdr>
+          <w:left w:val="single" w:color="CCCCCC" w:sz="4"/>
+          <w:right w:val="single" w:color="CCCCCC" w:sz="4"/>
+        </w:pBdr>
+        <w:shd w:fill="F0F0F0" w:color="auto" w:val="clear"/>
+        <w:spacing w:after="0"/>
+      </w:pPr>
+      <w:r>
+        <w:rPr>
+          <w:rFonts w:ascii="Consolas" w:cs="Consolas" w:eastAsia="Consolas" w:hAnsi="Consolas"/>
+          <w:sz w:val="18"/>
+          <w:szCs w:val="18"/>
+        </w:rPr>
+        <w:t xml:space="preserve">    pathway == "직행취업" ~ "고졸취업 유지",</w:t>
+      </w:r>
+    </w:p>
+    <w:p>
+      <w:pPr>
+        <w:pBdr>
+          <w:left w:val="single" w:color="CCCCCC" w:sz="4"/>
+          <w:right w:val="single" w:color="CCCCCC" w:sz="4"/>
+        </w:pBdr>
+        <w:shd w:fill="F0F0F0" w:color="auto" w:val="clear"/>
+        <w:spacing w:after="0"/>
+      </w:pPr>
+      <w:r>
+        <w:rPr>
+          <w:rFonts w:ascii="Consolas" w:cs="Consolas" w:eastAsia="Consolas" w:hAnsi="Consolas"/>
+          <w:sz w:val="18"/>
+          <w:szCs w:val="18"/>
+        </w:rPr>
+        <w:t xml:space="preserve">    pathway == "미관측지속" ~ "미관측 지속",</w:t>
+      </w:r>
+    </w:p>
+    <w:p>
+      <w:pPr>
+        <w:pBdr>
+          <w:left w:val="single" w:color="CCCCCC" w:sz="4"/>
+          <w:right w:val="single" w:color="CCCCCC" w:sz="4"/>
+        </w:pBdr>
+        <w:shd w:fill="F0F0F0" w:color="auto" w:val="clear"/>
+        <w:spacing w:after="0"/>
+      </w:pPr>
+      <w:r>
+        <w:rPr>
+          <w:rFonts w:ascii="Consolas" w:cs="Consolas" w:eastAsia="Consolas" w:hAnsi="Consolas"/>
+          <w:sz w:val="18"/>
+          <w:szCs w:val="18"/>
+        </w:rPr>
+        <w:t xml:space="preserve">    pathway %in% c("선취업후진학","즉시진학") &amp; hs_field2 == college_field2 ~ "동일계열 진학",</w:t>
+      </w:r>
+    </w:p>
+    <w:p>
+      <w:pPr>
+        <w:pBdr>
+          <w:left w:val="single" w:color="CCCCCC" w:sz="4"/>
+          <w:right w:val="single" w:color="CCCCCC" w:sz="4"/>
+        </w:pBdr>
+        <w:shd w:fill="F0F0F0" w:color="auto" w:val="clear"/>
+        <w:spacing w:after="0"/>
+      </w:pPr>
+      <w:r>
+        <w:rPr>
+          <w:rFonts w:ascii="Consolas" w:cs="Consolas" w:eastAsia="Consolas" w:hAnsi="Consolas"/>
+          <w:sz w:val="18"/>
+          <w:szCs w:val="18"/>
+        </w:rPr>
+        <w:t xml:space="preserve">    pathway %in% c("선취업후진학","즉시진학") &amp; hs_field2 != college_field2 ~ "타계열 진학",</w:t>
+      </w:r>
+    </w:p>
+    <w:p>
+      <w:pPr>
+        <w:pBdr>
+          <w:left w:val="single" w:color="CCCCCC" w:sz="4"/>
+          <w:right w:val="single" w:color="CCCCCC" w:sz="4"/>
+        </w:pBdr>
+        <w:shd w:fill="F0F0F0" w:color="auto" w:val="clear"/>
+        <w:spacing w:after="0"/>
+      </w:pPr>
+      <w:r>
+        <w:rPr>
+          <w:rFonts w:ascii="Consolas" w:cs="Consolas" w:eastAsia="Consolas" w:hAnsi="Consolas"/>
+          <w:sz w:val="18"/>
+          <w:szCs w:val="18"/>
+        </w:rPr>
+        <w:t xml:space="preserve">    TRUE ~ "판정불가"</w:t>
+      </w:r>
+    </w:p>
+    <w:p>
+      <w:pPr>
+        <w:pBdr>
+          <w:left w:val="single" w:color="CCCCCC" w:sz="4"/>
+          <w:right w:val="single" w:color="CCCCCC" w:sz="4"/>
+        </w:pBdr>
+        <w:shd w:fill="F0F0F0" w:color="auto" w:val="clear"/>
+        <w:spacing w:after="0"/>
+      </w:pPr>
+      <w:r>
+        <w:rPr>
+          <w:rFonts w:ascii="Consolas" w:cs="Consolas" w:eastAsia="Consolas" w:hAnsi="Consolas"/>
+          <w:sz w:val="18"/>
+          <w:szCs w:val="18"/>
+        </w:rPr>
+        <w:t xml:space="preserve">  ))</w:t>
+      </w:r>
+    </w:p>
+    <w:p>
+      <w:pPr>
+        <w:pBdr>
+          <w:bottom w:val="single" w:color="CCCCCC" w:sz="4"/>
+          <w:left w:val="single" w:color="CCCCCC" w:sz="4"/>
+          <w:right w:val="single" w:color="CCCCCC" w:sz="4"/>
+        </w:pBdr>
+        <w:shd w:fill="F0F0F0" w:color="auto" w:val="clear"/>
+        <w:spacing w:after="200"/>
+      </w:pPr>
+      <w:r>
+        <w:rPr>
+          <w:rFonts w:ascii="Consolas" w:cs="Consolas" w:eastAsia="Consolas" w:hAnsi="Consolas"/>
+          <w:sz w:val="4"/>
+          <w:szCs w:val="4"/>
+        </w:rPr>
+        <w:t xml:space="preserve"> </w:t>
+      </w:r>
+    </w:p>
+    <w:p>
+      <w:pPr>
+        <w:pBdr>
+          <w:left w:val="single" w:color="888888" w:sz="12"/>
+        </w:pBdr>
+        <w:shd w:fill="F7F7F7" w:color="auto" w:val="clear"/>
+        <w:spacing w:after="200" w:before="120"/>
+        <w:ind w:left="400"/>
+      </w:pPr>
+      <w:r>
+        <w:rPr>
+          <w:rFonts w:ascii="맑은 고딕" w:cs="맑은 고딕" w:eastAsia="맑은 고딕" w:hAnsi="맑은 고딕"/>
+          <w:b/>
+          <w:bCs/>
+          <w:i/>
+          <w:iCs/>
+        </w:rPr>
+        <w:t xml:space="preserve">왜 이렇게 해야 하는가.</w:t>
+      </w:r>
+      <w:r>
+        <w:rPr>
+          <w:rFonts w:ascii="맑은 고딕" w:cs="맑은 고딕" w:eastAsia="맑은 고딕" w:hAnsi="맑은 고딕"/>
+          <w:i/>
+          <w:iCs/>
+        </w:rPr>
+        <w:t xml:space="preserve"> occ_code가 없는 사람(즉시진학형·미관측지속형)을 억지로 직종 노드에 채우거나 조용히 빠뜨리면, 도표의 흐름 폭이 실제보다 "성공적으로 보이는" 방향으로 왜곡된다(생존자 편향과 같은 성격의 문제). N을 매 단계 보존하는 것이 Sankey 전처리의 최우선 원칙이다.  </w:t>
+      </w:r>
+      <w:r>
+        <w:rPr>
+          <w:rFonts w:ascii="맑은 고딕" w:cs="맑은 고딕" w:eastAsia="맑은 고딕" w:hAnsi="맑은 고딕"/>
+          <w:b/>
+          <w:bCs/>
+          <w:i/>
+          <w:iCs/>
+        </w:rPr>
+        <w:t xml:space="preserve">[자료제약 — 코호트별 신뢰도 차이]</w:t>
+      </w:r>
+      <w:r>
+        <w:rPr>
+          <w:rFonts w:ascii="맑은 고딕" w:cs="맑은 고딕" w:eastAsia="맑은 고딕" w:hAnsi="맑은 고딕"/>
+          <w:i/>
+          <w:iCs/>
+        </w:rPr>
+        <w:t xml:space="preserve"> Ⅲ.2절 표에 따르면 2020 코호트의 교육이력은 "2023–2025년 교육기록과 그 기록에서 식별되는 이전 교육구간"만 제공되므로, 2020~2022년 사이에 진학한 사례의 </w:t>
+      </w:r>
+      <w:r>
+        <w:rPr>
+          <w:rFonts w:ascii="Consolas" w:cs="Consolas" w:eastAsia="Consolas" w:hAnsi="Consolas"/>
+          <w:i/>
+          <w:iCs/>
+          <w:sz w:val="19"/>
+          <w:szCs w:val="19"/>
+        </w:rPr>
+        <w:t xml:space="preserve">enroll_date</w:t>
+      </w:r>
+      <w:r>
+        <w:rPr>
+          <w:rFonts w:ascii="맑은 고딕" w:cs="맑은 고딕" w:eastAsia="맑은 고딕" w:hAnsi="맑은 고딕"/>
+          <w:i/>
+          <w:iCs/>
+        </w:rPr>
+        <w:t xml:space="preserve"> 판정이 불완전할 수 있다. 이 경우 실제로는 즉시진학형·선취업후진학형인 사람이 미관측지속형으로 잘못 분류될 위험이 있다. </w:t>
+      </w:r>
+      <w:r>
+        <w:rPr>
+          <w:rFonts w:ascii="맑은 고딕" w:cs="맑은 고딕" w:eastAsia="맑은 고딕" w:hAnsi="맑은 고딕"/>
+          <w:b/>
+          <w:bCs/>
+          <w:i/>
+          <w:iCs/>
+        </w:rPr>
+        <w:t xml:space="preserve">2020 코호트의 "즉시진학형" 규모는 과소추정 가능성</w:t>
+      </w:r>
+      <w:r>
+        <w:rPr>
+          <w:rFonts w:ascii="맑은 고딕" w:cs="맑은 고딕" w:eastAsia="맑은 고딕" w:hAnsi="맑은 고딕"/>
+          <w:i/>
+          <w:iCs/>
+        </w:rPr>
+        <w:t xml:space="preserve">을 그림 캡션에 명시하고, 2023 코호트(교육이력 동시 포착)를 기준값으로 우선 제시한다.</w:t>
+      </w:r>
+    </w:p>
+    <w:p>
+      <w:pPr>
+        <w:spacing w:after="200"/>
+      </w:pPr>
+      <w:r>
+        <w:rPr>
+          <w:rFonts w:ascii="맑은 고딕" w:cs="맑은 고딕" w:eastAsia="맑은 고딕" w:hAnsi="맑은 고딕"/>
+          <w:b/>
+          <w:bCs/>
+        </w:rPr>
+        <w:t xml:space="preserve">6.2 소득비교(그림6)에서의 동일 원칙.</w:t>
+      </w:r>
+      <w:r>
+        <w:rPr>
+          <w:rFonts w:ascii="맑은 고딕" w:cs="맑은 고딕" w:eastAsia="맑은 고딕" w:hAnsi="맑은 고딕"/>
+        </w:rPr>
+        <w:t xml:space="preserve"> 진학자와 고졸 취업자(5.2절 정의와 동일한 조작정의 유지)의 소득 분포를 </w:t>
+      </w:r>
+      <w:r>
+        <w:rPr>
+          <w:rFonts w:ascii="맑은 고딕" w:cs="맑은 고딕" w:eastAsia="맑은 고딕" w:hAnsi="맑은 고딕"/>
+          <w:b/>
+          <w:bCs/>
+        </w:rPr>
+        <w:t xml:space="preserve">학교유형·전공·지역·성별별로 교차표·상자그림</w:t>
+      </w:r>
+      <w:r>
+        <w:rPr>
+          <w:rFonts w:ascii="맑은 고딕" w:cs="맑은 고딕" w:eastAsia="맑은 고딕" w:hAnsi="맑은 고딕"/>
+        </w:rPr>
+        <w:t xml:space="preserve">으로 병치 제시한다. 확정 공변량(hs_type, hs_field2, hs_sido, sex)으로 조정한 회귀는 수행하되, 결과는 "ATT"가 아니라 </w:t>
+      </w:r>
+      <w:r>
+        <w:rPr>
+          <w:rFonts w:ascii="맑은 고딕" w:cs="맑은 고딕" w:eastAsia="맑은 고딕" w:hAnsi="맑은 고딕"/>
+          <w:b/>
+          <w:bCs/>
+        </w:rPr>
+        <w:t xml:space="preserve">"관측 특성 통제 후 소득 격차"</w:t>
+      </w:r>
+      <w:r>
+        <w:rPr>
+          <w:rFonts w:ascii="맑은 고딕" w:cs="맑은 고딕" w:eastAsia="맑은 고딕" w:hAnsi="맑은 고딕"/>
+        </w:rPr>
+        <w:t xml:space="preserve">로 명명한다. 선취업-후진학자는 진학 시점 우측절단으로 처리한다(측정의 정직성은 유지). 미관측지속형은 소득 자체가 없으므로 이 비교의 분모에서 제외하고 제외 비율을 별도 보고한다.</w:t>
+      </w:r>
+    </w:p>
+    <w:p>
+      <w:pPr>
+        <w:pBdr>
+          <w:top w:val="single" w:color="CCCCCC" w:sz="4"/>
+          <w:bottom w:val="single" w:color="CCCCCC" w:sz="4"/>
+          <w:left w:val="single" w:color="CCCCCC" w:sz="4"/>
+          <w:right w:val="single" w:color="CCCCCC" w:sz="4"/>
+        </w:pBdr>
+        <w:shd w:fill="F0F0F0" w:color="auto" w:val="clear"/>
+        <w:spacing w:after="80" w:before="80"/>
+      </w:pPr>
+      <w:r>
+        <w:rPr>
+          <w:rFonts w:ascii="Consolas" w:cs="Consolas" w:eastAsia="Consolas" w:hAnsi="Consolas"/>
+          <w:color w:val="666666"/>
+          <w:sz w:val="16"/>
+          <w:szCs w:val="16"/>
+        </w:rPr>
+        <w:t xml:space="preserve">[r]</w:t>
+      </w:r>
+    </w:p>
+    <w:p>
+      <w:pPr>
+        <w:pBdr>
+          <w:left w:val="single" w:color="CCCCCC" w:sz="4"/>
+          <w:right w:val="single" w:color="CCCCCC" w:sz="4"/>
+        </w:pBdr>
+        <w:shd w:fill="F0F0F0" w:color="auto" w:val="clear"/>
+        <w:spacing w:after="0"/>
+      </w:pPr>
+      <w:r>
+        <w:rPr>
+          <w:rFonts w:ascii="Consolas" w:cs="Consolas" w:eastAsia="Consolas" w:hAnsi="Consolas"/>
+          <w:sz w:val="18"/>
+          <w:szCs w:val="18"/>
+        </w:rPr>
+        <w:t xml:space="preserve">## enroll_df: person_id, cohort, hs_type, hs_field2, hs_sido, sex, enroll, income_year_n</w:t>
+      </w:r>
+    </w:p>
+    <w:p>
+      <w:pPr>
+        <w:pBdr>
+          <w:left w:val="single" w:color="CCCCCC" w:sz="4"/>
+          <w:right w:val="single" w:color="CCCCCC" w:sz="4"/>
+        </w:pBdr>
+        <w:shd w:fill="F0F0F0" w:color="auto" w:val="clear"/>
+        <w:spacing w:after="0"/>
+      </w:pPr>
+      <w:r>
+        <w:rPr>
+          <w:rFonts w:ascii="Consolas" w:cs="Consolas" w:eastAsia="Consolas" w:hAnsi="Consolas"/>
+          <w:sz w:val="18"/>
+          <w:szCs w:val="18"/>
+        </w:rPr>
+        <w:t xml:space="preserve">desc_compare &lt;- enroll_df %&gt;%</w:t>
+      </w:r>
+    </w:p>
+    <w:p>
+      <w:pPr>
+        <w:pBdr>
+          <w:left w:val="single" w:color="CCCCCC" w:sz="4"/>
+          <w:right w:val="single" w:color="CCCCCC" w:sz="4"/>
+        </w:pBdr>
+        <w:shd w:fill="F0F0F0" w:color="auto" w:val="clear"/>
+        <w:spacing w:after="0"/>
+      </w:pPr>
+      <w:r>
+        <w:rPr>
+          <w:rFonts w:ascii="Consolas" w:cs="Consolas" w:eastAsia="Consolas" w:hAnsi="Consolas"/>
+          <w:sz w:val="18"/>
+          <w:szCs w:val="18"/>
+        </w:rPr>
+        <w:t xml:space="preserve">  group_by(cohort, hs_type, enroll) %&gt;%</w:t>
+      </w:r>
+    </w:p>
+    <w:p>
+      <w:pPr>
+        <w:pBdr>
+          <w:left w:val="single" w:color="CCCCCC" w:sz="4"/>
+          <w:right w:val="single" w:color="CCCCCC" w:sz="4"/>
+        </w:pBdr>
+        <w:shd w:fill="F0F0F0" w:color="auto" w:val="clear"/>
+        <w:spacing w:after="0"/>
+      </w:pPr>
+      <w:r>
+        <w:rPr>
+          <w:rFonts w:ascii="Consolas" w:cs="Consolas" w:eastAsia="Consolas" w:hAnsi="Consolas"/>
+          <w:sz w:val="18"/>
+          <w:szCs w:val="18"/>
+        </w:rPr>
+        <w:t xml:space="preserve">  summarise(median_income = median(income_year_3, na.rm = TRUE),</w:t>
+      </w:r>
+    </w:p>
+    <w:p>
+      <w:pPr>
+        <w:pBdr>
+          <w:left w:val="single" w:color="CCCCCC" w:sz="4"/>
+          <w:right w:val="single" w:color="CCCCCC" w:sz="4"/>
+        </w:pBdr>
+        <w:shd w:fill="F0F0F0" w:color="auto" w:val="clear"/>
+        <w:spacing w:after="0"/>
+      </w:pPr>
+      <w:r>
+        <w:rPr>
+          <w:rFonts w:ascii="Consolas" w:cs="Consolas" w:eastAsia="Consolas" w:hAnsi="Consolas"/>
+          <w:sz w:val="18"/>
+          <w:szCs w:val="18"/>
+        </w:rPr>
+        <w:t xml:space="preserve">            n = n(), .groups = "drop")</w:t>
+      </w:r>
+    </w:p>
+    <w:p>
+      <w:pPr>
+        <w:pBdr>
+          <w:left w:val="single" w:color="CCCCCC" w:sz="4"/>
+          <w:right w:val="single" w:color="CCCCCC" w:sz="4"/>
+        </w:pBdr>
+        <w:shd w:fill="F0F0F0" w:color="auto" w:val="clear"/>
+        <w:spacing w:after="0"/>
+      </w:pPr>
+      <w:r>
+        <w:rPr>
+          <w:rFonts w:ascii="Consolas" w:cs="Consolas" w:eastAsia="Consolas" w:hAnsi="Consolas"/>
+          <w:sz w:val="18"/>
+          <w:szCs w:val="18"/>
+        </w:rPr>
+        <w:t xml:space="preserve"> </w:t>
+      </w:r>
+    </w:p>
+    <w:p>
+      <w:pPr>
+        <w:pBdr>
+          <w:left w:val="single" w:color="CCCCCC" w:sz="4"/>
+          <w:right w:val="single" w:color="CCCCCC" w:sz="4"/>
+        </w:pBdr>
+        <w:shd w:fill="F0F0F0" w:color="auto" w:val="clear"/>
+        <w:spacing w:after="0"/>
+      </w:pPr>
+      <w:r>
+        <w:rPr>
+          <w:rFonts w:ascii="Consolas" w:cs="Consolas" w:eastAsia="Consolas" w:hAnsi="Consolas"/>
+          <w:sz w:val="18"/>
+          <w:szCs w:val="18"/>
+        </w:rPr>
+        <w:t xml:space="preserve">## 조정된 격차(인과효과 아님 — 명칭에 유의)</w:t>
+      </w:r>
+    </w:p>
+    <w:p>
+      <w:pPr>
+        <w:pBdr>
+          <w:left w:val="single" w:color="CCCCCC" w:sz="4"/>
+          <w:right w:val="single" w:color="CCCCCC" w:sz="4"/>
+        </w:pBdr>
+        <w:shd w:fill="F0F0F0" w:color="auto" w:val="clear"/>
+        <w:spacing w:after="0"/>
+      </w:pPr>
+      <w:r>
+        <w:rPr>
+          <w:rFonts w:ascii="Consolas" w:cs="Consolas" w:eastAsia="Consolas" w:hAnsi="Consolas"/>
+          <w:sz w:val="18"/>
+          <w:szCs w:val="18"/>
+        </w:rPr>
+        <w:t xml:space="preserve">adj_gap &lt;- lm(income_year_3 ~ enroll + hs_type + hs_field2 + hs_sido + sex, data = enroll_df)</w:t>
+      </w:r>
+    </w:p>
+    <w:p>
+      <w:pPr>
+        <w:pBdr>
+          <w:left w:val="single" w:color="CCCCCC" w:sz="4"/>
+          <w:right w:val="single" w:color="CCCCCC" w:sz="4"/>
+        </w:pBdr>
+        <w:shd w:fill="F0F0F0" w:color="auto" w:val="clear"/>
+        <w:spacing w:after="0"/>
+      </w:pPr>
+      <w:r>
+        <w:rPr>
+          <w:rFonts w:ascii="Consolas" w:cs="Consolas" w:eastAsia="Consolas" w:hAnsi="Consolas"/>
+          <w:sz w:val="18"/>
+          <w:szCs w:val="18"/>
+        </w:rPr>
+        <w:t xml:space="preserve">broom::tidy(adj_gap) %&gt;% filter(term == "enroll")   # "조정된 격차"로 표기, ATT/효과 표현 금지</w:t>
+      </w:r>
+    </w:p>
+    <w:p>
+      <w:pPr>
+        <w:pBdr>
+          <w:bottom w:val="single" w:color="CCCCCC" w:sz="4"/>
+          <w:left w:val="single" w:color="CCCCCC" w:sz="4"/>
+          <w:right w:val="single" w:color="CCCCCC" w:sz="4"/>
+        </w:pBdr>
+        <w:shd w:fill="F0F0F0" w:color="auto" w:val="clear"/>
+        <w:spacing w:after="200"/>
+      </w:pPr>
+      <w:r>
+        <w:rPr>
+          <w:rFonts w:ascii="Consolas" w:cs="Consolas" w:eastAsia="Consolas" w:hAnsi="Consolas"/>
+          <w:sz w:val="4"/>
+          <w:szCs w:val="4"/>
+        </w:rPr>
+        <w:t xml:space="preserve"> </w:t>
+      </w:r>
+    </w:p>
+    <w:p>
+      <w:pPr>
+        <w:pStyle w:val="Heading3"/>
+        <w:spacing w:after="160" w:before="300"/>
+      </w:pPr>
+      <w:r>
+        <w:rPr>
+          <w:rFonts w:ascii="맑은 고딕" w:cs="맑은 고딕" w:eastAsia="맑은 고딕" w:hAnsi="맑은 고딕"/>
+        </w:rPr>
+        <w:t xml:space="preserve">7. 탐색적 보완 (선택적 — 본 보고서 주결과에는 포함하지 않음)</w:t>
+      </w:r>
+    </w:p>
+    <w:p>
+      <w:pPr>
+        <w:pBdr>
+          <w:left w:val="single" w:color="888888" w:sz="12"/>
+        </w:pBdr>
+        <w:shd w:fill="F7F7F7" w:color="auto" w:val="clear"/>
+        <w:spacing w:after="200" w:before="120"/>
+        <w:ind w:left="400"/>
+      </w:pPr>
+      <w:r>
+        <w:rPr>
+          <w:rFonts w:ascii="맑은 고딕" w:cs="맑은 고딕" w:eastAsia="맑은 고딕" w:hAnsi="맑은 고딕"/>
+          <w:i/>
+          <w:iCs/>
+        </w:rPr>
+        <w:t xml:space="preserve">GPT 리뷰 반영: 경로군집(축1 산출물)을 다시 재학중 특성으로 예측하는 RF+SHAP은 "군집을 만든 재료로 군집을 재예측"하는 순환적 성격이 있고, 입력변수(</w:t>
+      </w:r>
+      <w:r>
+        <w:rPr>
+          <w:rFonts w:ascii="Consolas" w:cs="Consolas" w:eastAsia="Consolas" w:hAnsi="Consolas"/>
+          <w:i/>
+          <w:iCs/>
+          <w:sz w:val="19"/>
+          <w:szCs w:val="19"/>
+        </w:rPr>
+        <w:t xml:space="preserve">cert_yn</w:t>
+      </w:r>
+      <w:r>
+        <w:rPr>
+          <w:rFonts w:ascii="맑은 고딕" w:cs="맑은 고딕" w:eastAsia="맑은 고딕" w:hAnsi="맑은 고딕"/>
+          <w:i/>
+          <w:iCs/>
+        </w:rPr>
+        <w:t xml:space="preserve">, </w:t>
+      </w:r>
+      <w:r>
+        <w:rPr>
+          <w:rFonts w:ascii="Consolas" w:cs="Consolas" w:eastAsia="Consolas" w:hAnsi="Consolas"/>
+          <w:i/>
+          <w:iCs/>
+          <w:sz w:val="19"/>
+          <w:szCs w:val="19"/>
+        </w:rPr>
+        <w:t xml:space="preserve">apprentice_flag</w:t>
+      </w:r>
+      <w:r>
+        <w:rPr>
+          <w:rFonts w:ascii="맑은 고딕" w:cs="맑은 고딕" w:eastAsia="맑은 고딕" w:hAnsi="맑은 고딕"/>
+          <w:i/>
+          <w:iCs/>
+        </w:rPr>
+        <w:t xml:space="preserve">) 상당수가 미확정이다. 본문 결과에서 제외하고, 시행할 경우의 코드만 참고용으로 남긴다(비인과 caveat 필수 유지).</w:t>
+      </w:r>
+    </w:p>
+    <w:p>
+      <w:pPr>
+        <w:pBdr>
+          <w:top w:val="single" w:color="CCCCCC" w:sz="4"/>
+          <w:bottom w:val="single" w:color="CCCCCC" w:sz="4"/>
+          <w:left w:val="single" w:color="CCCCCC" w:sz="4"/>
+          <w:right w:val="single" w:color="CCCCCC" w:sz="4"/>
+        </w:pBdr>
+        <w:shd w:fill="F0F0F0" w:color="auto" w:val="clear"/>
+        <w:spacing w:after="80" w:before="80"/>
+      </w:pPr>
+      <w:r>
+        <w:rPr>
+          <w:rFonts w:ascii="Consolas" w:cs="Consolas" w:eastAsia="Consolas" w:hAnsi="Consolas"/>
+          <w:color w:val="666666"/>
+          <w:sz w:val="16"/>
+          <w:szCs w:val="16"/>
+        </w:rPr>
+        <w:t xml:space="preserve">[r]</w:t>
+      </w:r>
+    </w:p>
+    <w:p>
+      <w:pPr>
+        <w:pBdr>
+          <w:left w:val="single" w:color="CCCCCC" w:sz="4"/>
+          <w:right w:val="single" w:color="CCCCCC" w:sz="4"/>
+        </w:pBdr>
+        <w:shd w:fill="F0F0F0" w:color="auto" w:val="clear"/>
+        <w:spacing w:after="0"/>
+      </w:pPr>
+      <w:r>
+        <w:rPr>
+          <w:rFonts w:ascii="Consolas" w:cs="Consolas" w:eastAsia="Consolas" w:hAnsi="Consolas"/>
+          <w:sz w:val="18"/>
+          <w:szCs w:val="18"/>
+        </w:rPr>
+        <w:t xml:space="preserve">library(ranger); library(fastshap); library(shapviz)</w:t>
+      </w:r>
+    </w:p>
+    <w:p>
+      <w:pPr>
+        <w:pBdr>
+          <w:left w:val="single" w:color="CCCCCC" w:sz="4"/>
+          <w:right w:val="single" w:color="CCCCCC" w:sz="4"/>
+        </w:pBdr>
+        <w:shd w:fill="F0F0F0" w:color="auto" w:val="clear"/>
+        <w:spacing w:after="0"/>
+      </w:pPr>
+      <w:r>
+        <w:rPr>
+          <w:rFonts w:ascii="Consolas" w:cs="Consolas" w:eastAsia="Consolas" w:hAnsi="Consolas"/>
+          <w:sz w:val="18"/>
+          <w:szCs w:val="18"/>
+        </w:rPr>
+        <w:t xml:space="preserve">predictors &lt;- c("hs_type","hs_field2","hs_sido","sex","cert_yn","apprentice_flag")</w:t>
+      </w:r>
+    </w:p>
+    <w:p>
+      <w:pPr>
+        <w:pBdr>
+          <w:left w:val="single" w:color="CCCCCC" w:sz="4"/>
+          <w:right w:val="single" w:color="CCCCCC" w:sz="4"/>
+        </w:pBdr>
+        <w:shd w:fill="F0F0F0" w:color="auto" w:val="clear"/>
+        <w:spacing w:after="0"/>
+      </w:pPr>
+      <w:r>
+        <w:rPr>
+          <w:rFonts w:ascii="Consolas" w:cs="Consolas" w:eastAsia="Consolas" w:hAnsi="Consolas"/>
+          <w:sz w:val="18"/>
+          <w:szCs w:val="18"/>
+        </w:rPr>
+        <w:t xml:space="preserve">train_df &lt;- panel_wide %&gt;% select(pathway_cluster, all_of(predictors)) %&gt;%</w:t>
+      </w:r>
+    </w:p>
+    <w:p>
+      <w:pPr>
+        <w:pBdr>
+          <w:left w:val="single" w:color="CCCCCC" w:sz="4"/>
+          <w:right w:val="single" w:color="CCCCCC" w:sz="4"/>
+        </w:pBdr>
+        <w:shd w:fill="F0F0F0" w:color="auto" w:val="clear"/>
+        <w:spacing w:after="0"/>
+      </w:pPr>
+      <w:r>
+        <w:rPr>
+          <w:rFonts w:ascii="Consolas" w:cs="Consolas" w:eastAsia="Consolas" w:hAnsi="Consolas"/>
+          <w:sz w:val="18"/>
+          <w:szCs w:val="18"/>
+        </w:rPr>
+        <w:t xml:space="preserve">  mutate(across(where(is.character), as.factor))</w:t>
+      </w:r>
+    </w:p>
+    <w:p>
+      <w:pPr>
+        <w:pBdr>
+          <w:left w:val="single" w:color="CCCCCC" w:sz="4"/>
+          <w:right w:val="single" w:color="CCCCCC" w:sz="4"/>
+        </w:pBdr>
+        <w:shd w:fill="F0F0F0" w:color="auto" w:val="clear"/>
+        <w:spacing w:after="0"/>
+      </w:pPr>
+      <w:r>
+        <w:rPr>
+          <w:rFonts w:ascii="Consolas" w:cs="Consolas" w:eastAsia="Consolas" w:hAnsi="Consolas"/>
+          <w:sz w:val="18"/>
+          <w:szCs w:val="18"/>
+        </w:rPr>
+        <w:t xml:space="preserve">rf_fit &lt;- ranger(pathway_cluster ~ ., data = train_df, probability = TRUE,</w:t>
+      </w:r>
+    </w:p>
+    <w:p>
+      <w:pPr>
+        <w:pBdr>
+          <w:left w:val="single" w:color="CCCCCC" w:sz="4"/>
+          <w:right w:val="single" w:color="CCCCCC" w:sz="4"/>
+        </w:pBdr>
+        <w:shd w:fill="F0F0F0" w:color="auto" w:val="clear"/>
+        <w:spacing w:after="0"/>
+      </w:pPr>
+      <w:r>
+        <w:rPr>
+          <w:rFonts w:ascii="Consolas" w:cs="Consolas" w:eastAsia="Consolas" w:hAnsi="Consolas"/>
+          <w:sz w:val="18"/>
+          <w:szCs w:val="18"/>
+        </w:rPr>
+        <w:t xml:space="preserve">                  num.trees = 2000, importance = "permutation", seed = 1234)</w:t>
+      </w:r>
+    </w:p>
+    <w:p>
+      <w:pPr>
+        <w:pBdr>
+          <w:left w:val="single" w:color="CCCCCC" w:sz="4"/>
+          <w:right w:val="single" w:color="CCCCCC" w:sz="4"/>
+        </w:pBdr>
+        <w:shd w:fill="F0F0F0" w:color="auto" w:val="clear"/>
+        <w:spacing w:after="0"/>
+      </w:pPr>
+      <w:r>
+        <w:rPr>
+          <w:rFonts w:ascii="Consolas" w:cs="Consolas" w:eastAsia="Consolas" w:hAnsi="Consolas"/>
+          <w:sz w:val="18"/>
+          <w:szCs w:val="18"/>
+        </w:rPr>
+        <w:t xml:space="preserve">pred_wrapper &lt;- function(object, newdata) predict(object, data = newdata)$predictions[, 1]</w:t>
+      </w:r>
+    </w:p>
+    <w:p>
+      <w:pPr>
+        <w:pBdr>
+          <w:left w:val="single" w:color="CCCCCC" w:sz="4"/>
+          <w:right w:val="single" w:color="CCCCCC" w:sz="4"/>
+        </w:pBdr>
+        <w:shd w:fill="F0F0F0" w:color="auto" w:val="clear"/>
+        <w:spacing w:after="0"/>
+      </w:pPr>
+      <w:r>
+        <w:rPr>
+          <w:rFonts w:ascii="Consolas" w:cs="Consolas" w:eastAsia="Consolas" w:hAnsi="Consolas"/>
+          <w:sz w:val="18"/>
+          <w:szCs w:val="18"/>
+        </w:rPr>
+        <w:t xml:space="preserve">shap_vals &lt;- fastshap::explain(rf_fit, X = train_df[, predictors], pred_wrapper = pred_wrapper, nsim = 50)</w:t>
+      </w:r>
+    </w:p>
+    <w:p>
+      <w:pPr>
+        <w:pBdr>
+          <w:left w:val="single" w:color="CCCCCC" w:sz="4"/>
+          <w:right w:val="single" w:color="CCCCCC" w:sz="4"/>
+        </w:pBdr>
+        <w:shd w:fill="F0F0F0" w:color="auto" w:val="clear"/>
+        <w:spacing w:after="0"/>
+      </w:pPr>
+      <w:r>
+        <w:rPr>
+          <w:rFonts w:ascii="Consolas" w:cs="Consolas" w:eastAsia="Consolas" w:hAnsi="Consolas"/>
+          <w:sz w:val="18"/>
+          <w:szCs w:val="18"/>
+        </w:rPr>
+        <w:t xml:space="preserve">shapviz::sv_importance(shapviz::shapviz(shap_vals, X = train_df[, predictors]), kind = "beeswarm")</w:t>
+      </w:r>
+    </w:p>
+    <w:p>
+      <w:pPr>
+        <w:pBdr>
+          <w:bottom w:val="single" w:color="CCCCCC" w:sz="4"/>
+          <w:left w:val="single" w:color="CCCCCC" w:sz="4"/>
+          <w:right w:val="single" w:color="CCCCCC" w:sz="4"/>
+        </w:pBdr>
+        <w:shd w:fill="F0F0F0" w:color="auto" w:val="clear"/>
+        <w:spacing w:after="200"/>
+      </w:pPr>
+      <w:r>
+        <w:rPr>
+          <w:rFonts w:ascii="Consolas" w:cs="Consolas" w:eastAsia="Consolas" w:hAnsi="Consolas"/>
+          <w:sz w:val="4"/>
+          <w:szCs w:val="4"/>
+        </w:rPr>
+        <w:t xml:space="preserve"> </w:t>
+      </w:r>
+    </w:p>
+    <w:p>
+      <w:pPr>
+        <w:pStyle w:val="Heading3"/>
+        <w:spacing w:after="160" w:before="300"/>
+      </w:pPr>
+      <w:r>
+        <w:rPr>
+          <w:rFonts w:ascii="맑은 고딕" w:cs="맑은 고딕" w:eastAsia="맑은 고딕" w:hAnsi="맑은 고딕"/>
+        </w:rPr>
+        <w:t xml:space="preserve">8. 시각화 계획</w:t>
+      </w:r>
+    </w:p>
+    <w:p>
+      <w:pPr>
         <w:pStyle w:val="ListParagraph"/>
         <w:numPr>
           <w:ilvl w:val="0"/>
@@ -12295,565 +14160,7 @@
         <w:rPr>
           <w:rFonts w:ascii="맑은 고딕" w:cs="맑은 고딕" w:eastAsia="맑은 고딕" w:hAnsi="맑은 고딕"/>
         </w:rPr>
-        <w:t xml:space="preserve">진학자와 고졸 취업자(5.2절 정의와 동일한 조작정의 유지)의 소득 분포를 </w:t>
-      </w:r>
-      <w:r>
-        <w:rPr>
-          <w:rFonts w:ascii="맑은 고딕" w:cs="맑은 고딕" w:eastAsia="맑은 고딕" w:hAnsi="맑은 고딕"/>
-          <w:b/>
-          <w:bCs/>
-        </w:rPr>
-        <w:t xml:space="preserve">학교유형·전공·지역·성별별로 교차표·상자그림</w:t>
-      </w:r>
-      <w:r>
-        <w:rPr>
-          <w:rFonts w:ascii="맑은 고딕" w:cs="맑은 고딕" w:eastAsia="맑은 고딕" w:hAnsi="맑은 고딕"/>
-        </w:rPr>
-        <w:t xml:space="preserve">으로 병치 제시한다.</w:t>
-      </w:r>
-    </w:p>
-    <w:p>
-      <w:pPr>
-        <w:pStyle w:val="ListParagraph"/>
-        <w:numPr>
-          <w:ilvl w:val="0"/>
-          <w:numId w:val="1"/>
-        </w:numPr>
-        <w:spacing w:after="100"/>
-      </w:pPr>
-      <w:r>
-        <w:rPr>
-          <w:rFonts w:ascii="맑은 고딕" w:cs="맑은 고딕" w:eastAsia="맑은 고딕" w:hAnsi="맑은 고딕"/>
-        </w:rPr>
-        <w:t xml:space="preserve">확정 공변량(hs_type, hs_field2, hs_sido, sex)으로 조정한 회귀는 수행하되, 결과는 "ATT"가 아니라 </w:t>
-      </w:r>
-      <w:r>
-        <w:rPr>
-          <w:rFonts w:ascii="맑은 고딕" w:cs="맑은 고딕" w:eastAsia="맑은 고딕" w:hAnsi="맑은 고딕"/>
-          <w:b/>
-          <w:bCs/>
-        </w:rPr>
-        <w:t xml:space="preserve">"관측 특성 통제 후 소득 격차"</w:t>
-      </w:r>
-      <w:r>
-        <w:rPr>
-          <w:rFonts w:ascii="맑은 고딕" w:cs="맑은 고딕" w:eastAsia="맑은 고딕" w:hAnsi="맑은 고딕"/>
-        </w:rPr>
-        <w:t xml:space="preserve">로 명명한다.</w:t>
-      </w:r>
-    </w:p>
-    <w:p>
-      <w:pPr>
-        <w:pStyle w:val="ListParagraph"/>
-        <w:numPr>
-          <w:ilvl w:val="0"/>
-          <w:numId w:val="1"/>
-        </w:numPr>
-        <w:spacing w:after="100"/>
-      </w:pPr>
-      <w:r>
-        <w:rPr>
-          <w:rFonts w:ascii="맑은 고딕" w:cs="맑은 고딕" w:eastAsia="맑은 고딕" w:hAnsi="맑은 고딕"/>
-        </w:rPr>
-        <w:t xml:space="preserve">선취업-후진학자는 Ⅵ장 초판과 동일하게 진학 시점 우측절단으로 처리한다(측정의 정직성은 유지).</w:t>
-      </w:r>
-    </w:p>
-    <w:p>
-      <w:pPr>
-        <w:pBdr>
-          <w:top w:val="single" w:color="CCCCCC" w:sz="4"/>
-          <w:bottom w:val="single" w:color="CCCCCC" w:sz="4"/>
-          <w:left w:val="single" w:color="CCCCCC" w:sz="4"/>
-          <w:right w:val="single" w:color="CCCCCC" w:sz="4"/>
-        </w:pBdr>
-        <w:shd w:fill="F0F0F0" w:color="auto" w:val="clear"/>
-        <w:spacing w:after="80" w:before="80"/>
-      </w:pPr>
-      <w:r>
-        <w:rPr>
-          <w:rFonts w:ascii="Consolas" w:cs="Consolas" w:eastAsia="Consolas" w:hAnsi="Consolas"/>
-          <w:color w:val="666666"/>
-          <w:sz w:val="16"/>
-          <w:szCs w:val="16"/>
-        </w:rPr>
-        <w:t xml:space="preserve">[r]</w:t>
-      </w:r>
-    </w:p>
-    <w:p>
-      <w:pPr>
-        <w:pBdr>
-          <w:left w:val="single" w:color="CCCCCC" w:sz="4"/>
-          <w:right w:val="single" w:color="CCCCCC" w:sz="4"/>
-        </w:pBdr>
-        <w:shd w:fill="F0F0F0" w:color="auto" w:val="clear"/>
-        <w:spacing w:after="0"/>
-      </w:pPr>
-      <w:r>
-        <w:rPr>
-          <w:rFonts w:ascii="Consolas" w:cs="Consolas" w:eastAsia="Consolas" w:hAnsi="Consolas"/>
-          <w:sz w:val="18"/>
-          <w:szCs w:val="18"/>
-        </w:rPr>
-        <w:t xml:space="preserve">## enroll_df: person_id, cohort, hs_type, hs_field2, hs_sido, sex, enroll, income_year_n</w:t>
-      </w:r>
-    </w:p>
-    <w:p>
-      <w:pPr>
-        <w:pBdr>
-          <w:left w:val="single" w:color="CCCCCC" w:sz="4"/>
-          <w:right w:val="single" w:color="CCCCCC" w:sz="4"/>
-        </w:pBdr>
-        <w:shd w:fill="F0F0F0" w:color="auto" w:val="clear"/>
-        <w:spacing w:after="0"/>
-      </w:pPr>
-      <w:r>
-        <w:rPr>
-          <w:rFonts w:ascii="Consolas" w:cs="Consolas" w:eastAsia="Consolas" w:hAnsi="Consolas"/>
-          <w:sz w:val="18"/>
-          <w:szCs w:val="18"/>
-        </w:rPr>
-        <w:t xml:space="preserve">desc_compare &lt;- enroll_df %&gt;%</w:t>
-      </w:r>
-    </w:p>
-    <w:p>
-      <w:pPr>
-        <w:pBdr>
-          <w:left w:val="single" w:color="CCCCCC" w:sz="4"/>
-          <w:right w:val="single" w:color="CCCCCC" w:sz="4"/>
-        </w:pBdr>
-        <w:shd w:fill="F0F0F0" w:color="auto" w:val="clear"/>
-        <w:spacing w:after="0"/>
-      </w:pPr>
-      <w:r>
-        <w:rPr>
-          <w:rFonts w:ascii="Consolas" w:cs="Consolas" w:eastAsia="Consolas" w:hAnsi="Consolas"/>
-          <w:sz w:val="18"/>
-          <w:szCs w:val="18"/>
-        </w:rPr>
-        <w:t xml:space="preserve">  group_by(cohort, hs_type, enroll) %&gt;%</w:t>
-      </w:r>
-    </w:p>
-    <w:p>
-      <w:pPr>
-        <w:pBdr>
-          <w:left w:val="single" w:color="CCCCCC" w:sz="4"/>
-          <w:right w:val="single" w:color="CCCCCC" w:sz="4"/>
-        </w:pBdr>
-        <w:shd w:fill="F0F0F0" w:color="auto" w:val="clear"/>
-        <w:spacing w:after="0"/>
-      </w:pPr>
-      <w:r>
-        <w:rPr>
-          <w:rFonts w:ascii="Consolas" w:cs="Consolas" w:eastAsia="Consolas" w:hAnsi="Consolas"/>
-          <w:sz w:val="18"/>
-          <w:szCs w:val="18"/>
-        </w:rPr>
-        <w:t xml:space="preserve">  summarise(median_income = median(income_year_3, na.rm = TRUE),</w:t>
-      </w:r>
-    </w:p>
-    <w:p>
-      <w:pPr>
-        <w:pBdr>
-          <w:left w:val="single" w:color="CCCCCC" w:sz="4"/>
-          <w:right w:val="single" w:color="CCCCCC" w:sz="4"/>
-        </w:pBdr>
-        <w:shd w:fill="F0F0F0" w:color="auto" w:val="clear"/>
-        <w:spacing w:after="0"/>
-      </w:pPr>
-      <w:r>
-        <w:rPr>
-          <w:rFonts w:ascii="Consolas" w:cs="Consolas" w:eastAsia="Consolas" w:hAnsi="Consolas"/>
-          <w:sz w:val="18"/>
-          <w:szCs w:val="18"/>
-        </w:rPr>
-        <w:t xml:space="preserve">            n = n(), .groups = "drop")</w:t>
-      </w:r>
-    </w:p>
-    <w:p>
-      <w:pPr>
-        <w:pBdr>
-          <w:left w:val="single" w:color="CCCCCC" w:sz="4"/>
-          <w:right w:val="single" w:color="CCCCCC" w:sz="4"/>
-        </w:pBdr>
-        <w:shd w:fill="F0F0F0" w:color="auto" w:val="clear"/>
-        <w:spacing w:after="0"/>
-      </w:pPr>
-      <w:r>
-        <w:rPr>
-          <w:rFonts w:ascii="Consolas" w:cs="Consolas" w:eastAsia="Consolas" w:hAnsi="Consolas"/>
-          <w:sz w:val="18"/>
-          <w:szCs w:val="18"/>
-        </w:rPr>
-        <w:t xml:space="preserve"> </w:t>
-      </w:r>
-    </w:p>
-    <w:p>
-      <w:pPr>
-        <w:pBdr>
-          <w:left w:val="single" w:color="CCCCCC" w:sz="4"/>
-          <w:right w:val="single" w:color="CCCCCC" w:sz="4"/>
-        </w:pBdr>
-        <w:shd w:fill="F0F0F0" w:color="auto" w:val="clear"/>
-        <w:spacing w:after="0"/>
-      </w:pPr>
-      <w:r>
-        <w:rPr>
-          <w:rFonts w:ascii="Consolas" w:cs="Consolas" w:eastAsia="Consolas" w:hAnsi="Consolas"/>
-          <w:sz w:val="18"/>
-          <w:szCs w:val="18"/>
-        </w:rPr>
-        <w:t xml:space="preserve">## 조정된 격차(인과효과 아님 — 명칭에 유의)</w:t>
-      </w:r>
-    </w:p>
-    <w:p>
-      <w:pPr>
-        <w:pBdr>
-          <w:left w:val="single" w:color="CCCCCC" w:sz="4"/>
-          <w:right w:val="single" w:color="CCCCCC" w:sz="4"/>
-        </w:pBdr>
-        <w:shd w:fill="F0F0F0" w:color="auto" w:val="clear"/>
-        <w:spacing w:after="0"/>
-      </w:pPr>
-      <w:r>
-        <w:rPr>
-          <w:rFonts w:ascii="Consolas" w:cs="Consolas" w:eastAsia="Consolas" w:hAnsi="Consolas"/>
-          <w:sz w:val="18"/>
-          <w:szCs w:val="18"/>
-        </w:rPr>
-        <w:t xml:space="preserve">adj_gap &lt;- lm(income_year_3 ~ enroll + hs_type + hs_field2 + hs_sido + sex, data = enroll_df)</w:t>
-      </w:r>
-    </w:p>
-    <w:p>
-      <w:pPr>
-        <w:pBdr>
-          <w:left w:val="single" w:color="CCCCCC" w:sz="4"/>
-          <w:right w:val="single" w:color="CCCCCC" w:sz="4"/>
-        </w:pBdr>
-        <w:shd w:fill="F0F0F0" w:color="auto" w:val="clear"/>
-        <w:spacing w:after="0"/>
-      </w:pPr>
-      <w:r>
-        <w:rPr>
-          <w:rFonts w:ascii="Consolas" w:cs="Consolas" w:eastAsia="Consolas" w:hAnsi="Consolas"/>
-          <w:sz w:val="18"/>
-          <w:szCs w:val="18"/>
-        </w:rPr>
-        <w:t xml:space="preserve">broom::tidy(adj_gap) %&gt;% filter(term == "enroll")   # "조정된 격차"로 표기, ATT/효과 표현 금지</w:t>
-      </w:r>
-    </w:p>
-    <w:p>
-      <w:pPr>
-        <w:pBdr>
-          <w:bottom w:val="single" w:color="CCCCCC" w:sz="4"/>
-          <w:left w:val="single" w:color="CCCCCC" w:sz="4"/>
-          <w:right w:val="single" w:color="CCCCCC" w:sz="4"/>
-        </w:pBdr>
-        <w:shd w:fill="F0F0F0" w:color="auto" w:val="clear"/>
-        <w:spacing w:after="200"/>
-      </w:pPr>
-      <w:r>
-        <w:rPr>
-          <w:rFonts w:ascii="Consolas" w:cs="Consolas" w:eastAsia="Consolas" w:hAnsi="Consolas"/>
-          <w:sz w:val="4"/>
-          <w:szCs w:val="4"/>
-        </w:rPr>
-        <w:t xml:space="preserve"> </w:t>
-      </w:r>
-    </w:p>
-    <w:p>
-      <w:pPr>
-        <w:pStyle w:val="Heading3"/>
-        <w:spacing w:after="160" w:before="300"/>
-      </w:pPr>
-      <w:r>
-        <w:rPr>
-          <w:rFonts w:ascii="맑은 고딕" w:cs="맑은 고딕" w:eastAsia="맑은 고딕" w:hAnsi="맑은 고딕"/>
-        </w:rPr>
-        <w:t xml:space="preserve">7. 탐색적 보완 (선택적 — 본 보고서 주결과에는 포함하지 않음)</w:t>
-      </w:r>
-    </w:p>
-    <w:p>
-      <w:pPr>
-        <w:pBdr>
-          <w:left w:val="single" w:color="888888" w:sz="12"/>
-        </w:pBdr>
-        <w:shd w:fill="F7F7F7" w:color="auto" w:val="clear"/>
-        <w:spacing w:after="200" w:before="120"/>
-        <w:ind w:left="400"/>
-      </w:pPr>
-      <w:r>
-        <w:rPr>
-          <w:rFonts w:ascii="맑은 고딕" w:cs="맑은 고딕" w:eastAsia="맑은 고딕" w:hAnsi="맑은 고딕"/>
-          <w:i/>
-          <w:iCs/>
-        </w:rPr>
-        <w:t xml:space="preserve">GPT 리뷰 반영: 경로군집(축1 산출물)을 다시 재학중 특성으로 예측하는 RF+SHAP은 "군집을 만든 재료로 군집을 재예측"하는 순환적 성격이 있고, 입력변수(</w:t>
-      </w:r>
-      <w:r>
-        <w:rPr>
-          <w:rFonts w:ascii="Consolas" w:cs="Consolas" w:eastAsia="Consolas" w:hAnsi="Consolas"/>
-          <w:i/>
-          <w:iCs/>
-          <w:sz w:val="19"/>
-          <w:szCs w:val="19"/>
-        </w:rPr>
-        <w:t xml:space="preserve">cert_yn</w:t>
-      </w:r>
-      <w:r>
-        <w:rPr>
-          <w:rFonts w:ascii="맑은 고딕" w:cs="맑은 고딕" w:eastAsia="맑은 고딕" w:hAnsi="맑은 고딕"/>
-          <w:i/>
-          <w:iCs/>
-        </w:rPr>
-        <w:t xml:space="preserve">, </w:t>
-      </w:r>
-      <w:r>
-        <w:rPr>
-          <w:rFonts w:ascii="Consolas" w:cs="Consolas" w:eastAsia="Consolas" w:hAnsi="Consolas"/>
-          <w:i/>
-          <w:iCs/>
-          <w:sz w:val="19"/>
-          <w:szCs w:val="19"/>
-        </w:rPr>
-        <w:t xml:space="preserve">apprentice_flag</w:t>
-      </w:r>
-      <w:r>
-        <w:rPr>
-          <w:rFonts w:ascii="맑은 고딕" w:cs="맑은 고딕" w:eastAsia="맑은 고딕" w:hAnsi="맑은 고딕"/>
-          <w:i/>
-          <w:iCs/>
-        </w:rPr>
-        <w:t xml:space="preserve">) 상당수가 미확정이다. 본문 결과에서 제외하고, 시행할 경우의 코드만 참고용으로 남긴다(비인과 caveat 필수 유지).</w:t>
-      </w:r>
-    </w:p>
-    <w:p>
-      <w:pPr>
-        <w:pBdr>
-          <w:top w:val="single" w:color="CCCCCC" w:sz="4"/>
-          <w:bottom w:val="single" w:color="CCCCCC" w:sz="4"/>
-          <w:left w:val="single" w:color="CCCCCC" w:sz="4"/>
-          <w:right w:val="single" w:color="CCCCCC" w:sz="4"/>
-        </w:pBdr>
-        <w:shd w:fill="F0F0F0" w:color="auto" w:val="clear"/>
-        <w:spacing w:after="80" w:before="80"/>
-      </w:pPr>
-      <w:r>
-        <w:rPr>
-          <w:rFonts w:ascii="Consolas" w:cs="Consolas" w:eastAsia="Consolas" w:hAnsi="Consolas"/>
-          <w:color w:val="666666"/>
-          <w:sz w:val="16"/>
-          <w:szCs w:val="16"/>
-        </w:rPr>
-        <w:t xml:space="preserve">[r]</w:t>
-      </w:r>
-    </w:p>
-    <w:p>
-      <w:pPr>
-        <w:pBdr>
-          <w:left w:val="single" w:color="CCCCCC" w:sz="4"/>
-          <w:right w:val="single" w:color="CCCCCC" w:sz="4"/>
-        </w:pBdr>
-        <w:shd w:fill="F0F0F0" w:color="auto" w:val="clear"/>
-        <w:spacing w:after="0"/>
-      </w:pPr>
-      <w:r>
-        <w:rPr>
-          <w:rFonts w:ascii="Consolas" w:cs="Consolas" w:eastAsia="Consolas" w:hAnsi="Consolas"/>
-          <w:sz w:val="18"/>
-          <w:szCs w:val="18"/>
-        </w:rPr>
-        <w:t xml:space="preserve">library(ranger); library(fastshap); library(shapviz)</w:t>
-      </w:r>
-    </w:p>
-    <w:p>
-      <w:pPr>
-        <w:pBdr>
-          <w:left w:val="single" w:color="CCCCCC" w:sz="4"/>
-          <w:right w:val="single" w:color="CCCCCC" w:sz="4"/>
-        </w:pBdr>
-        <w:shd w:fill="F0F0F0" w:color="auto" w:val="clear"/>
-        <w:spacing w:after="0"/>
-      </w:pPr>
-      <w:r>
-        <w:rPr>
-          <w:rFonts w:ascii="Consolas" w:cs="Consolas" w:eastAsia="Consolas" w:hAnsi="Consolas"/>
-          <w:sz w:val="18"/>
-          <w:szCs w:val="18"/>
-        </w:rPr>
-        <w:t xml:space="preserve">predictors &lt;- c("hs_type","hs_field2","hs_sido","sex","cert_yn","apprentice_flag")</w:t>
-      </w:r>
-    </w:p>
-    <w:p>
-      <w:pPr>
-        <w:pBdr>
-          <w:left w:val="single" w:color="CCCCCC" w:sz="4"/>
-          <w:right w:val="single" w:color="CCCCCC" w:sz="4"/>
-        </w:pBdr>
-        <w:shd w:fill="F0F0F0" w:color="auto" w:val="clear"/>
-        <w:spacing w:after="0"/>
-      </w:pPr>
-      <w:r>
-        <w:rPr>
-          <w:rFonts w:ascii="Consolas" w:cs="Consolas" w:eastAsia="Consolas" w:hAnsi="Consolas"/>
-          <w:sz w:val="18"/>
-          <w:szCs w:val="18"/>
-        </w:rPr>
-        <w:t xml:space="preserve">train_df &lt;- panel_wide %&gt;% select(pathway_cluster, all_of(predictors)) %&gt;%</w:t>
-      </w:r>
-    </w:p>
-    <w:p>
-      <w:pPr>
-        <w:pBdr>
-          <w:left w:val="single" w:color="CCCCCC" w:sz="4"/>
-          <w:right w:val="single" w:color="CCCCCC" w:sz="4"/>
-        </w:pBdr>
-        <w:shd w:fill="F0F0F0" w:color="auto" w:val="clear"/>
-        <w:spacing w:after="0"/>
-      </w:pPr>
-      <w:r>
-        <w:rPr>
-          <w:rFonts w:ascii="Consolas" w:cs="Consolas" w:eastAsia="Consolas" w:hAnsi="Consolas"/>
-          <w:sz w:val="18"/>
-          <w:szCs w:val="18"/>
-        </w:rPr>
-        <w:t xml:space="preserve">  mutate(across(where(is.character), as.factor))</w:t>
-      </w:r>
-    </w:p>
-    <w:p>
-      <w:pPr>
-        <w:pBdr>
-          <w:left w:val="single" w:color="CCCCCC" w:sz="4"/>
-          <w:right w:val="single" w:color="CCCCCC" w:sz="4"/>
-        </w:pBdr>
-        <w:shd w:fill="F0F0F0" w:color="auto" w:val="clear"/>
-        <w:spacing w:after="0"/>
-      </w:pPr>
-      <w:r>
-        <w:rPr>
-          <w:rFonts w:ascii="Consolas" w:cs="Consolas" w:eastAsia="Consolas" w:hAnsi="Consolas"/>
-          <w:sz w:val="18"/>
-          <w:szCs w:val="18"/>
-        </w:rPr>
-        <w:t xml:space="preserve">rf_fit &lt;- ranger(pathway_cluster ~ ., data = train_df, probability = TRUE,</w:t>
-      </w:r>
-    </w:p>
-    <w:p>
-      <w:pPr>
-        <w:pBdr>
-          <w:left w:val="single" w:color="CCCCCC" w:sz="4"/>
-          <w:right w:val="single" w:color="CCCCCC" w:sz="4"/>
-        </w:pBdr>
-        <w:shd w:fill="F0F0F0" w:color="auto" w:val="clear"/>
-        <w:spacing w:after="0"/>
-      </w:pPr>
-      <w:r>
-        <w:rPr>
-          <w:rFonts w:ascii="Consolas" w:cs="Consolas" w:eastAsia="Consolas" w:hAnsi="Consolas"/>
-          <w:sz w:val="18"/>
-          <w:szCs w:val="18"/>
-        </w:rPr>
-        <w:t xml:space="preserve">                  num.trees = 2000, importance = "permutation", seed = 1234)</w:t>
-      </w:r>
-    </w:p>
-    <w:p>
-      <w:pPr>
-        <w:pBdr>
-          <w:left w:val="single" w:color="CCCCCC" w:sz="4"/>
-          <w:right w:val="single" w:color="CCCCCC" w:sz="4"/>
-        </w:pBdr>
-        <w:shd w:fill="F0F0F0" w:color="auto" w:val="clear"/>
-        <w:spacing w:after="0"/>
-      </w:pPr>
-      <w:r>
-        <w:rPr>
-          <w:rFonts w:ascii="Consolas" w:cs="Consolas" w:eastAsia="Consolas" w:hAnsi="Consolas"/>
-          <w:sz w:val="18"/>
-          <w:szCs w:val="18"/>
-        </w:rPr>
-        <w:t xml:space="preserve">pred_wrapper &lt;- function(object, newdata) predict(object, data = newdata)$predictions[, 1]</w:t>
-      </w:r>
-    </w:p>
-    <w:p>
-      <w:pPr>
-        <w:pBdr>
-          <w:left w:val="single" w:color="CCCCCC" w:sz="4"/>
-          <w:right w:val="single" w:color="CCCCCC" w:sz="4"/>
-        </w:pBdr>
-        <w:shd w:fill="F0F0F0" w:color="auto" w:val="clear"/>
-        <w:spacing w:after="0"/>
-      </w:pPr>
-      <w:r>
-        <w:rPr>
-          <w:rFonts w:ascii="Consolas" w:cs="Consolas" w:eastAsia="Consolas" w:hAnsi="Consolas"/>
-          <w:sz w:val="18"/>
-          <w:szCs w:val="18"/>
-        </w:rPr>
-        <w:t xml:space="preserve">shap_vals &lt;- fastshap::explain(rf_fit, X = train_df[, predictors], pred_wrapper = pred_wrapper, nsim = 50)</w:t>
-      </w:r>
-    </w:p>
-    <w:p>
-      <w:pPr>
-        <w:pBdr>
-          <w:left w:val="single" w:color="CCCCCC" w:sz="4"/>
-          <w:right w:val="single" w:color="CCCCCC" w:sz="4"/>
-        </w:pBdr>
-        <w:shd w:fill="F0F0F0" w:color="auto" w:val="clear"/>
-        <w:spacing w:after="0"/>
-      </w:pPr>
-      <w:r>
-        <w:rPr>
-          <w:rFonts w:ascii="Consolas" w:cs="Consolas" w:eastAsia="Consolas" w:hAnsi="Consolas"/>
-          <w:sz w:val="18"/>
-          <w:szCs w:val="18"/>
-        </w:rPr>
-        <w:t xml:space="preserve">shapviz::sv_importance(shapviz::shapviz(shap_vals, X = train_df[, predictors]), kind = "beeswarm")</w:t>
-      </w:r>
-    </w:p>
-    <w:p>
-      <w:pPr>
-        <w:pBdr>
-          <w:bottom w:val="single" w:color="CCCCCC" w:sz="4"/>
-          <w:left w:val="single" w:color="CCCCCC" w:sz="4"/>
-          <w:right w:val="single" w:color="CCCCCC" w:sz="4"/>
-        </w:pBdr>
-        <w:shd w:fill="F0F0F0" w:color="auto" w:val="clear"/>
-        <w:spacing w:after="200"/>
-      </w:pPr>
-      <w:r>
-        <w:rPr>
-          <w:rFonts w:ascii="Consolas" w:cs="Consolas" w:eastAsia="Consolas" w:hAnsi="Consolas"/>
-          <w:sz w:val="4"/>
-          <w:szCs w:val="4"/>
-        </w:rPr>
-        <w:t xml:space="preserve"> </w:t>
-      </w:r>
-    </w:p>
-    <w:p>
-      <w:pPr>
-        <w:pStyle w:val="Heading3"/>
-        <w:spacing w:after="160" w:before="300"/>
-      </w:pPr>
-      <w:r>
-        <w:rPr>
-          <w:rFonts w:ascii="맑은 고딕" w:cs="맑은 고딕" w:eastAsia="맑은 고딕" w:hAnsi="맑은 고딕"/>
-        </w:rPr>
-        <w:t xml:space="preserve">8. 시각화 계획</w:t>
-      </w:r>
-    </w:p>
-    <w:p>
-      <w:pPr>
-        <w:pStyle w:val="ListParagraph"/>
-        <w:numPr>
-          <w:ilvl w:val="0"/>
-          <w:numId w:val="1"/>
-        </w:numPr>
-        <w:spacing w:after="100"/>
-      </w:pPr>
-      <w:r>
-        <w:rPr>
-          <w:rFonts w:ascii="맑은 고딕" w:cs="맑은 고딕" w:eastAsia="맑은 고딕" w:hAnsi="맑은 고딕"/>
-        </w:rPr>
-        <w:t xml:space="preserve">그림4. 고교전공→첫 관찰직종→대학전공 Sankey(3단, 진학자·비진학자 모두 포함)</w:t>
+        <w:t xml:space="preserve">그림4. 고교전공→첫 관찰상태(직종 4~5개 범주 + "직행진학(취업이력없음)" + "미관측 지속")→진학경로 Sankey(3단, 6.1절 전처리 기준. N을 매 단계 보존 — 취업이력 없는 사람을 조용히 빠뜨리지 않음)</w:t>
       </w:r>
     </w:p>
     <w:p>

--- a/연구설계_및_분석계획서_전면개정판.docx
+++ b/연구설계_및_분석계획서_전면개정판.docx
@@ -9942,7 +9942,35 @@
         <w:rPr>
           <w:rFonts w:ascii="맑은 고딕" w:cs="맑은 고딕" w:eastAsia="맑은 고딕" w:hAnsi="맑은 고딕"/>
         </w:rPr>
-        <w:t xml:space="preserve"> — 리본 색을 상태(E/O)와 학교유형 두 정체성에 동시에 쓰면 식별이 무너지므로, 학교유형은 패널 분리로, 상태는 색으로 각각 한 가지 역할만 맡긴다. 교육구간은 각 패널 하단 보조 트랙으로 병치(Ⅲ.3절 참조)</w:t>
+        <w:t xml:space="preserve"> — 리본 색을 상태(E/O)와 학교유형 두 정체성에 동시에 쓰면 식별이 무너지므로, 학교유형은 패널 분리로, 상태는 색으로 각각 한 가지 역할만 맡긴다. </w:t>
+      </w:r>
+      <w:r>
+        <w:rPr>
+          <w:rFonts w:ascii="맑은 고딕" w:cs="맑은 고딕" w:eastAsia="맑은 고딕" w:hAnsi="맑은 고딕"/>
+          <w:b/>
+          <w:bCs/>
+        </w:rPr>
+        <w:t xml:space="preserve">교육구간은 각 패널 하단에 독립된 누적막대 트랙으로 병치한다</w:t>
+      </w:r>
+      <w:r>
+        <w:rPr>
+          <w:rFonts w:ascii="맑은 고딕" w:cs="맑은 고딕" w:eastAsia="맑은 고딕" w:hAnsi="맑은 고딕"/>
+        </w:rPr>
+        <w:t xml:space="preserve">(Sankey 흐름에 합치지 않음, Ⅲ.3절): 같은 5개 시점(기준일·6·12·24·36개월)에서 </w:t>
+      </w:r>
+      <w:r>
+        <w:rPr>
+          <w:rFonts w:ascii="Consolas" w:cs="Consolas" w:eastAsia="Consolas" w:hAnsi="Consolas"/>
+          <w:sz w:val="19"/>
+          <w:szCs w:val="19"/>
+        </w:rPr>
+        <w:t xml:space="preserve">college_type</w:t>
+      </w:r>
+      <w:r>
+        <w:rPr>
+          <w:rFonts w:ascii="맑은 고딕" w:cs="맑은 고딕" w:eastAsia="맑은 고딕" w:hAnsi="맑은 고딕"/>
+        </w:rPr>
+        <w:t xml:space="preserve">(전문대/일반대/원격대·기타) 구성비를 전체 N 대비 비율로 쌓아 그린다. 고용과 재학은 상호배타적이지 않으므로(선취업후진학형은 동시에 E이면서 재학 중일 수 있음) 이 트랙의 분모는 항상 코호트 전체 N이며, 상단 Sankey의 E/O 분모와 독립적으로 집계한다.</w:t>
       </w:r>
     </w:p>
     <w:p>
